--- a/Theory of DSA World File/1111 DSA NITS Day Wise Classes .docx
+++ b/Theory of DSA World File/1111 DSA NITS Day Wise Classes .docx
@@ -24885,7 +24885,7 @@
     <w:p>
       <w:r>
         <w:pict w14:anchorId="5427C0F2">
-          <v:rect id="_x0000_i1213" style="width:0;height:1.5pt" o:hralign="center" o:hrstd="t" o:hr="t" fillcolor="#a0a0a0" stroked="f"/>
+          <v:rect id="_x0000_i1147" style="width:0;height:1.5pt" o:hralign="center" o:hrstd="t" o:hr="t" fillcolor="#a0a0a0" stroked="f"/>
         </w:pict>
       </w:r>
     </w:p>
@@ -25063,7 +25063,7 @@
     <w:p>
       <w:r>
         <w:pict w14:anchorId="1421DE81">
-          <v:rect id="_x0000_i1214" style="width:0;height:1.5pt" o:hralign="center" o:hrstd="t" o:hr="t" fillcolor="#a0a0a0" stroked="f"/>
+          <v:rect id="_x0000_i1148" style="width:0;height:1.5pt" o:hralign="center" o:hrstd="t" o:hr="t" fillcolor="#a0a0a0" stroked="f"/>
         </w:pict>
       </w:r>
     </w:p>
@@ -25485,7 +25485,7 @@
     <w:p>
       <w:r>
         <w:pict w14:anchorId="7261C57D">
-          <v:rect id="_x0000_i1215" style="width:0;height:1.5pt" o:hralign="center" o:hrstd="t" o:hr="t" fillcolor="#a0a0a0" stroked="f"/>
+          <v:rect id="_x0000_i1149" style="width:0;height:1.5pt" o:hralign="center" o:hrstd="t" o:hr="t" fillcolor="#a0a0a0" stroked="f"/>
         </w:pict>
       </w:r>
     </w:p>
@@ -25645,7 +25645,7 @@
     <w:p>
       <w:r>
         <w:pict w14:anchorId="2BE24951">
-          <v:rect id="_x0000_i1216" style="width:0;height:1.5pt" o:hralign="center" o:hrstd="t" o:hr="t" fillcolor="#a0a0a0" stroked="f"/>
+          <v:rect id="_x0000_i1150" style="width:0;height:1.5pt" o:hralign="center" o:hrstd="t" o:hr="t" fillcolor="#a0a0a0" stroked="f"/>
         </w:pict>
       </w:r>
     </w:p>
@@ -25817,7 +25817,7 @@
     <w:p>
       <w:r>
         <w:pict w14:anchorId="23237A79">
-          <v:rect id="_x0000_i1217" style="width:0;height:1.5pt" o:hralign="center" o:hrstd="t" o:hr="t" fillcolor="#a0a0a0" stroked="f"/>
+          <v:rect id="_x0000_i1151" style="width:0;height:1.5pt" o:hralign="center" o:hrstd="t" o:hr="t" fillcolor="#a0a0a0" stroked="f"/>
         </w:pict>
       </w:r>
     </w:p>
@@ -26217,7 +26217,7 @@
     <w:p>
       <w:r>
         <w:pict w14:anchorId="231E49D4">
-          <v:rect id="_x0000_i1218" style="width:0;height:1.5pt" o:hralign="center" o:hrstd="t" o:hr="t" fillcolor="#a0a0a0" stroked="f"/>
+          <v:rect id="_x0000_i1152" style="width:0;height:1.5pt" o:hralign="center" o:hrstd="t" o:hr="t" fillcolor="#a0a0a0" stroked="f"/>
         </w:pict>
       </w:r>
     </w:p>
@@ -26431,7 +26431,7 @@
     <w:p>
       <w:r>
         <w:pict w14:anchorId="5C0303A2">
-          <v:rect id="_x0000_i1219" style="width:0;height:1.5pt" o:hralign="center" o:hrstd="t" o:hr="t" fillcolor="#a0a0a0" stroked="f"/>
+          <v:rect id="_x0000_i1153" style="width:0;height:1.5pt" o:hralign="center" o:hrstd="t" o:hr="t" fillcolor="#a0a0a0" stroked="f"/>
         </w:pict>
       </w:r>
     </w:p>
@@ -26559,7 +26559,7 @@
     <w:p>
       <w:r>
         <w:pict w14:anchorId="7AAF51D6">
-          <v:rect id="_x0000_i1220" style="width:0;height:1.5pt" o:hralign="center" o:hrstd="t" o:hr="t" fillcolor="#a0a0a0" stroked="f"/>
+          <v:rect id="_x0000_i1154" style="width:0;height:1.5pt" o:hralign="center" o:hrstd="t" o:hr="t" fillcolor="#a0a0a0" stroked="f"/>
         </w:pict>
       </w:r>
     </w:p>
@@ -26922,7 +26922,7 @@
     <w:p>
       <w:r>
         <w:pict w14:anchorId="32E385D7">
-          <v:rect id="_x0000_i1221" style="width:0;height:1.5pt" o:hralign="center" o:hrstd="t" o:hr="t" fillcolor="#a0a0a0" stroked="f"/>
+          <v:rect id="_x0000_i1155" style="width:0;height:1.5pt" o:hralign="center" o:hrstd="t" o:hr="t" fillcolor="#a0a0a0" stroked="f"/>
         </w:pict>
       </w:r>
     </w:p>
@@ -27085,7 +27085,7 @@
     <w:p>
       <w:r>
         <w:pict w14:anchorId="5D924FC3">
-          <v:rect id="_x0000_i1222" style="width:0;height:1.5pt" o:hralign="center" o:hrstd="t" o:hr="t" fillcolor="#a0a0a0" stroked="f"/>
+          <v:rect id="_x0000_i1156" style="width:0;height:1.5pt" o:hralign="center" o:hrstd="t" o:hr="t" fillcolor="#a0a0a0" stroked="f"/>
         </w:pict>
       </w:r>
     </w:p>
@@ -27242,7 +27242,7 @@
     <w:p>
       <w:r>
         <w:pict w14:anchorId="510AD0B1">
-          <v:rect id="_x0000_i1223" style="width:0;height:1.5pt" o:hralign="center" o:hrstd="t" o:hr="t" fillcolor="#a0a0a0" stroked="f"/>
+          <v:rect id="_x0000_i1157" style="width:0;height:1.5pt" o:hralign="center" o:hrstd="t" o:hr="t" fillcolor="#a0a0a0" stroked="f"/>
         </w:pict>
       </w:r>
     </w:p>
@@ -28348,7 +28348,7 @@
     <w:p>
       <w:r>
         <w:pict w14:anchorId="4794CB79">
-          <v:rect id="_x0000_i1289" style="width:0;height:1.5pt" o:hralign="center" o:hrstd="t" o:hr="t" fillcolor="#a0a0a0" stroked="f"/>
+          <v:rect id="_x0000_i1158" style="width:0;height:1.5pt" o:hralign="center" o:hrstd="t" o:hr="t" fillcolor="#a0a0a0" stroked="f"/>
         </w:pict>
       </w:r>
     </w:p>
@@ -28700,7 +28700,7 @@
       <w:r>
         <w:lastRenderedPageBreak/>
         <w:pict w14:anchorId="324EB374">
-          <v:rect id="_x0000_i1290" style="width:0;height:1.5pt" o:hralign="center" o:hrstd="t" o:hr="t" fillcolor="#a0a0a0" stroked="f"/>
+          <v:rect id="_x0000_i1159" style="width:0;height:1.5pt" o:hralign="center" o:hrstd="t" o:hr="t" fillcolor="#a0a0a0" stroked="f"/>
         </w:pict>
       </w:r>
     </w:p>
@@ -29058,7 +29058,7 @@
     <w:p>
       <w:r>
         <w:pict w14:anchorId="10474275">
-          <v:rect id="_x0000_i1291" style="width:0;height:1.5pt" o:hralign="center" o:hrstd="t" o:hr="t" fillcolor="#a0a0a0" stroked="f"/>
+          <v:rect id="_x0000_i1160" style="width:0;height:1.5pt" o:hralign="center" o:hrstd="t" o:hr="t" fillcolor="#a0a0a0" stroked="f"/>
         </w:pict>
       </w:r>
     </w:p>
@@ -29253,7 +29253,7 @@
     <w:p>
       <w:r>
         <w:pict w14:anchorId="18CD49C3">
-          <v:rect id="_x0000_i1292" style="width:0;height:1.5pt" o:hralign="center" o:hrstd="t" o:hr="t" fillcolor="#a0a0a0" stroked="f"/>
+          <v:rect id="_x0000_i1161" style="width:0;height:1.5pt" o:hralign="center" o:hrstd="t" o:hr="t" fillcolor="#a0a0a0" stroked="f"/>
         </w:pict>
       </w:r>
     </w:p>
@@ -29567,7 +29567,7 @@
     <w:p>
       <w:r>
         <w:pict w14:anchorId="16938DB7">
-          <v:rect id="_x0000_i1293" style="width:0;height:1.5pt" o:hralign="center" o:hrstd="t" o:hr="t" fillcolor="#a0a0a0" stroked="f"/>
+          <v:rect id="_x0000_i1162" style="width:0;height:1.5pt" o:hralign="center" o:hrstd="t" o:hr="t" fillcolor="#a0a0a0" stroked="f"/>
         </w:pict>
       </w:r>
     </w:p>
@@ -29662,7 +29662,7 @@
     <w:p>
       <w:r>
         <w:pict w14:anchorId="35B07116">
-          <v:rect id="_x0000_i1294" style="width:0;height:1.5pt" o:hralign="center" o:hrstd="t" o:hr="t" fillcolor="#a0a0a0" stroked="f"/>
+          <v:rect id="_x0000_i1163" style="width:0;height:1.5pt" o:hralign="center" o:hrstd="t" o:hr="t" fillcolor="#a0a0a0" stroked="f"/>
         </w:pict>
       </w:r>
     </w:p>
@@ -29862,7 +29862,7 @@
     <w:p>
       <w:r>
         <w:pict w14:anchorId="4CEF1708">
-          <v:rect id="_x0000_i1295" style="width:0;height:1.5pt" o:hralign="center" o:hrstd="t" o:hr="t" fillcolor="#a0a0a0" stroked="f"/>
+          <v:rect id="_x0000_i1164" style="width:0;height:1.5pt" o:hralign="center" o:hrstd="t" o:hr="t" fillcolor="#a0a0a0" stroked="f"/>
         </w:pict>
       </w:r>
     </w:p>
@@ -30036,7 +30036,7 @@
     <w:p>
       <w:r>
         <w:pict w14:anchorId="0B537709">
-          <v:rect id="_x0000_i1296" style="width:0;height:1.5pt" o:hralign="center" o:hrstd="t" o:hr="t" fillcolor="#a0a0a0" stroked="f"/>
+          <v:rect id="_x0000_i1165" style="width:0;height:1.5pt" o:hralign="center" o:hrstd="t" o:hr="t" fillcolor="#a0a0a0" stroked="f"/>
         </w:pict>
       </w:r>
     </w:p>
@@ -30373,7 +30373,7 @@
     <w:p>
       <w:r>
         <w:pict w14:anchorId="1C0A41AE">
-          <v:rect id="_x0000_i1297" style="width:0;height:1.5pt" o:hralign="center" o:hrstd="t" o:hr="t" fillcolor="#a0a0a0" stroked="f"/>
+          <v:rect id="_x0000_i1166" style="width:0;height:1.5pt" o:hralign="center" o:hrstd="t" o:hr="t" fillcolor="#a0a0a0" stroked="f"/>
         </w:pict>
       </w:r>
     </w:p>
@@ -30515,9 +30515,3768 @@
     </w:p>
     <w:p>
       <w:r>
-        <w:t xml:space="preserve"> arguments</w:t>
-      </w:r>
-    </w:p>
+        <w:t xml:space="preserve"> </w:t>
+      </w:r>
+      <w:r>
+        <w:t>A</w:t>
+      </w:r>
+      <w:r>
+        <w:t>rguments</w:t>
+      </w:r>
+    </w:p>
+    <w:p>
+      <w:pPr>
+        <w:rPr>
+          <w:b/>
+          <w:bCs/>
+          <w:sz w:val="44"/>
+          <w:szCs w:val="44"/>
+        </w:rPr>
+      </w:pPr>
+      <w:r>
+        <w:rPr>
+          <w:rFonts w:ascii="Segoe UI Emoji" w:hAnsi="Segoe UI Emoji" w:cs="Segoe UI Emoji"/>
+          <w:b/>
+          <w:bCs/>
+          <w:sz w:val="44"/>
+          <w:szCs w:val="44"/>
+        </w:rPr>
+        <w:t>🚀</w:t>
+      </w:r>
+      <w:r>
+        <w:rPr>
+          <w:b/>
+          <w:bCs/>
+          <w:sz w:val="44"/>
+          <w:szCs w:val="44"/>
+        </w:rPr>
+        <w:t xml:space="preserve"> </w:t>
+      </w:r>
+      <w:r>
+        <w:rPr>
+          <w:b/>
+          <w:bCs/>
+          <w:color w:val="EE0000"/>
+          <w:sz w:val="44"/>
+          <w:szCs w:val="44"/>
+        </w:rPr>
+        <w:t>Day 16 — Functions + Introduction to Binary Search</w:t>
+      </w:r>
+    </w:p>
+    <w:p>
+      <w:r>
+        <w:t xml:space="preserve">Excellent. </w:t>
+      </w:r>
+      <w:r>
+        <w:rPr>
+          <w:b/>
+          <w:bCs/>
+        </w:rPr>
+        <w:t>Day 15 is completed</w:t>
+      </w:r>
+      <w:r>
+        <w:t>, so today we move forward—not back to basic calculator-style practice.</w:t>
+      </w:r>
+    </w:p>
+    <w:p>
+      <w:r>
+        <w:t xml:space="preserve">Your roadmap places </w:t>
+      </w:r>
+      <w:r>
+        <w:rPr>
+          <w:b/>
+          <w:bCs/>
+        </w:rPr>
+        <w:t>Day 15–16 under Function Basics &amp; Reusability</w:t>
+      </w:r>
+      <w:r>
+        <w:t xml:space="preserve">, and today we’ll strengthen functions while introducing </w:t>
+      </w:r>
+      <w:r>
+        <w:rPr>
+          <w:b/>
+          <w:bCs/>
+        </w:rPr>
+        <w:t>Binary Search as your first major searching algorithm</w:t>
+      </w:r>
+      <w:r>
+        <w:t xml:space="preserve">. </w:t>
+      </w:r>
+    </w:p>
+    <w:p>
+      <w:pPr>
+        <w:rPr>
+          <w:b/>
+          <w:bCs/>
+        </w:rPr>
+      </w:pPr>
+      <w:r>
+        <w:rPr>
+          <w:rFonts w:ascii="Segoe UI Emoji" w:hAnsi="Segoe UI Emoji" w:cs="Segoe UI Emoji"/>
+          <w:b/>
+          <w:bCs/>
+        </w:rPr>
+        <w:t>🎯</w:t>
+      </w:r>
+      <w:r>
+        <w:rPr>
+          <w:b/>
+          <w:bCs/>
+        </w:rPr>
+        <w:t xml:space="preserve"> Day 16 Goals</w:t>
+      </w:r>
+    </w:p>
+    <w:p>
+      <w:r>
+        <w:t>By the end of today, you should understand:</w:t>
+      </w:r>
+    </w:p>
+    <w:p>
+      <w:pPr>
+        <w:rPr>
+          <w:b/>
+          <w:bCs/>
+        </w:rPr>
+      </w:pPr>
+      <w:r>
+        <w:rPr>
+          <w:b/>
+          <w:bCs/>
+        </w:rPr>
+        <w:t>Part A — Stronger Functions</w:t>
+      </w:r>
+    </w:p>
+    <w:p>
+      <w:pPr>
+        <w:numPr>
+          <w:ilvl w:val="0"/>
+          <w:numId w:val="39"/>
+        </w:numPr>
+      </w:pPr>
+      <w:r>
+        <w:t xml:space="preserve">Passing arrays to functions </w:t>
+      </w:r>
+    </w:p>
+    <w:p>
+      <w:pPr>
+        <w:numPr>
+          <w:ilvl w:val="0"/>
+          <w:numId w:val="39"/>
+        </w:numPr>
+      </w:pPr>
+      <w:r>
+        <w:t xml:space="preserve">Passing array size correctly </w:t>
+      </w:r>
+    </w:p>
+    <w:p>
+      <w:pPr>
+        <w:numPr>
+          <w:ilvl w:val="0"/>
+          <w:numId w:val="39"/>
+        </w:numPr>
+      </w:pPr>
+      <w:r>
+        <w:t xml:space="preserve">Returning a value vs modifying the original array </w:t>
+      </w:r>
+    </w:p>
+    <w:p>
+      <w:pPr>
+        <w:numPr>
+          <w:ilvl w:val="0"/>
+          <w:numId w:val="39"/>
+        </w:numPr>
+      </w:pPr>
+      <w:r>
+        <w:t xml:space="preserve">Designing small reusable functions </w:t>
+      </w:r>
+    </w:p>
+    <w:p>
+      <w:pPr>
+        <w:numPr>
+          <w:ilvl w:val="0"/>
+          <w:numId w:val="39"/>
+        </w:numPr>
+      </w:pPr>
+      <w:r>
+        <w:t xml:space="preserve">Combining multiple functions in one program </w:t>
+      </w:r>
+    </w:p>
+    <w:p>
+      <w:pPr>
+        <w:rPr>
+          <w:b/>
+          <w:bCs/>
+        </w:rPr>
+      </w:pPr>
+      <w:r>
+        <w:rPr>
+          <w:b/>
+          <w:bCs/>
+        </w:rPr>
+        <w:lastRenderedPageBreak/>
+        <w:t>Part B — DSA Introduction</w:t>
+      </w:r>
+    </w:p>
+    <w:p>
+      <w:pPr>
+        <w:numPr>
+          <w:ilvl w:val="0"/>
+          <w:numId w:val="40"/>
+        </w:numPr>
+      </w:pPr>
+      <w:r>
+        <w:t xml:space="preserve">Why Linear Search is </w:t>
+      </w:r>
+      <w:r>
+        <w:rPr>
+          <w:b/>
+          <w:bCs/>
+        </w:rPr>
+        <w:t>O(n)</w:t>
+      </w:r>
+      <w:r>
+        <w:t xml:space="preserve"> </w:t>
+      </w:r>
+    </w:p>
+    <w:p>
+      <w:pPr>
+        <w:numPr>
+          <w:ilvl w:val="0"/>
+          <w:numId w:val="40"/>
+        </w:numPr>
+      </w:pPr>
+      <w:r>
+        <w:t xml:space="preserve">What Binary Search is </w:t>
+      </w:r>
+    </w:p>
+    <w:p>
+      <w:pPr>
+        <w:numPr>
+          <w:ilvl w:val="0"/>
+          <w:numId w:val="40"/>
+        </w:numPr>
+      </w:pPr>
+      <w:r>
+        <w:t xml:space="preserve">Why Binary Search requires a </w:t>
+      </w:r>
+      <w:r>
+        <w:rPr>
+          <w:b/>
+          <w:bCs/>
+        </w:rPr>
+        <w:t>sorted array</w:t>
+      </w:r>
+      <w:r>
+        <w:t xml:space="preserve"> </w:t>
+      </w:r>
+    </w:p>
+    <w:p>
+      <w:pPr>
+        <w:numPr>
+          <w:ilvl w:val="0"/>
+          <w:numId w:val="40"/>
+        </w:numPr>
+      </w:pPr>
+      <w:r>
+        <w:t xml:space="preserve">Why Binary Search is </w:t>
+      </w:r>
+      <w:proofErr w:type="gramStart"/>
+      <w:r>
+        <w:rPr>
+          <w:b/>
+          <w:bCs/>
+        </w:rPr>
+        <w:t>O(</w:t>
+      </w:r>
+      <w:proofErr w:type="gramEnd"/>
+      <w:r>
+        <w:rPr>
+          <w:b/>
+          <w:bCs/>
+        </w:rPr>
+        <w:t>log n)</w:t>
+      </w:r>
+      <w:r>
+        <w:t xml:space="preserve"> </w:t>
+      </w:r>
+    </w:p>
+    <w:p>
+      <w:pPr>
+        <w:numPr>
+          <w:ilvl w:val="0"/>
+          <w:numId w:val="40"/>
+        </w:numPr>
+      </w:pPr>
+      <w:r>
+        <w:t xml:space="preserve">Writing Binary Search manually </w:t>
+      </w:r>
+    </w:p>
+    <w:p>
+      <w:pPr>
+        <w:numPr>
+          <w:ilvl w:val="0"/>
+          <w:numId w:val="40"/>
+        </w:numPr>
+      </w:pPr>
+      <w:r>
+        <w:t xml:space="preserve">Solving Binary Search problems </w:t>
+      </w:r>
+    </w:p>
+    <w:p>
+      <w:r>
+        <w:pict w14:anchorId="41744328">
+          <v:rect id="_x0000_i1251" style="width:0;height:1.5pt" o:hralign="center" o:hrstd="t" o:hr="t" fillcolor="#a0a0a0" stroked="f"/>
+        </w:pict>
+      </w:r>
+    </w:p>
+    <w:p>
+      <w:pPr>
+        <w:rPr>
+          <w:b/>
+          <w:bCs/>
+        </w:rPr>
+      </w:pPr>
+      <w:r>
+        <w:rPr>
+          <w:rFonts w:ascii="Segoe UI Emoji" w:hAnsi="Segoe UI Emoji" w:cs="Segoe UI Emoji"/>
+          <w:b/>
+          <w:bCs/>
+        </w:rPr>
+        <w:t>🧩</w:t>
+      </w:r>
+      <w:r>
+        <w:rPr>
+          <w:b/>
+          <w:bCs/>
+        </w:rPr>
+        <w:t xml:space="preserve"> Part 1 — Arrays and Functions</w:t>
+      </w:r>
+    </w:p>
+    <w:p>
+      <w:r>
+        <w:t>You already used functions like:</w:t>
+      </w:r>
+    </w:p>
+    <w:p>
+      <w:r>
+        <w:t xml:space="preserve">int </w:t>
+      </w:r>
+      <w:proofErr w:type="spellStart"/>
+      <w:proofErr w:type="gramStart"/>
+      <w:r>
+        <w:t>findSum</w:t>
+      </w:r>
+      <w:proofErr w:type="spellEnd"/>
+      <w:r>
+        <w:t>(</w:t>
+      </w:r>
+      <w:proofErr w:type="gramEnd"/>
+      <w:r>
+        <w:t xml:space="preserve">int </w:t>
+      </w:r>
+      <w:proofErr w:type="spellStart"/>
+      <w:proofErr w:type="gramStart"/>
+      <w:r>
+        <w:t>arr</w:t>
+      </w:r>
+      <w:proofErr w:type="spellEnd"/>
+      <w:r>
+        <w:t>[</w:t>
+      </w:r>
+      <w:proofErr w:type="gramEnd"/>
+      <w:r>
+        <w:t>], int n)</w:t>
+      </w:r>
+    </w:p>
+    <w:p>
+      <w:r>
+        <w:t>Let's properly understand what is happening.</w:t>
+      </w:r>
+    </w:p>
+    <w:p>
+      <w:r>
+        <w:t>#include &lt;iostream&gt;</w:t>
+      </w:r>
+    </w:p>
+    <w:p/>
+    <w:p>
+      <w:r>
+        <w:t xml:space="preserve">int </w:t>
+      </w:r>
+      <w:proofErr w:type="spellStart"/>
+      <w:proofErr w:type="gramStart"/>
+      <w:r>
+        <w:t>findSum</w:t>
+      </w:r>
+      <w:proofErr w:type="spellEnd"/>
+      <w:r>
+        <w:t>(</w:t>
+      </w:r>
+      <w:proofErr w:type="gramEnd"/>
+      <w:r>
+        <w:t xml:space="preserve">int </w:t>
+      </w:r>
+      <w:proofErr w:type="spellStart"/>
+      <w:proofErr w:type="gramStart"/>
+      <w:r>
+        <w:t>arr</w:t>
+      </w:r>
+      <w:proofErr w:type="spellEnd"/>
+      <w:r>
+        <w:t>[</w:t>
+      </w:r>
+      <w:proofErr w:type="gramEnd"/>
+      <w:r>
+        <w:t>], int n) {</w:t>
+      </w:r>
+    </w:p>
+    <w:p>
+      <w:r>
+        <w:t xml:space="preserve">    int sum = 0;</w:t>
+      </w:r>
+    </w:p>
+    <w:p/>
+    <w:p>
+      <w:r>
+        <w:t xml:space="preserve">    for (int </w:t>
+      </w:r>
+      <w:proofErr w:type="spellStart"/>
+      <w:r>
+        <w:t>i</w:t>
+      </w:r>
+      <w:proofErr w:type="spellEnd"/>
+      <w:r>
+        <w:t xml:space="preserve"> = 0; </w:t>
+      </w:r>
+      <w:proofErr w:type="spellStart"/>
+      <w:r>
+        <w:t>i</w:t>
+      </w:r>
+      <w:proofErr w:type="spellEnd"/>
+      <w:r>
+        <w:t xml:space="preserve"> &lt; n; </w:t>
+      </w:r>
+      <w:proofErr w:type="spellStart"/>
+      <w:r>
+        <w:t>i</w:t>
+      </w:r>
+      <w:proofErr w:type="spellEnd"/>
+      <w:r>
+        <w:t>++) {</w:t>
+      </w:r>
+    </w:p>
+    <w:p>
+      <w:r>
+        <w:t xml:space="preserve">        sum += </w:t>
+      </w:r>
+      <w:proofErr w:type="spellStart"/>
+      <w:r>
+        <w:t>arr</w:t>
+      </w:r>
+      <w:proofErr w:type="spellEnd"/>
+      <w:r>
+        <w:t>[</w:t>
+      </w:r>
+      <w:proofErr w:type="spellStart"/>
+      <w:r>
+        <w:t>i</w:t>
+      </w:r>
+      <w:proofErr w:type="spellEnd"/>
+      <w:r>
+        <w:t>];</w:t>
+      </w:r>
+    </w:p>
+    <w:p>
+      <w:r>
+        <w:t xml:space="preserve">    }</w:t>
+      </w:r>
+    </w:p>
+    <w:p/>
+    <w:p>
+      <w:r>
+        <w:t xml:space="preserve">    return sum;</w:t>
+      </w:r>
+    </w:p>
+    <w:p>
+      <w:r>
+        <w:t>}</w:t>
+      </w:r>
+    </w:p>
+    <w:p/>
+    <w:p>
+      <w:r>
+        <w:t xml:space="preserve">int </w:t>
+      </w:r>
+      <w:proofErr w:type="gramStart"/>
+      <w:r>
+        <w:t>main(</w:t>
+      </w:r>
+      <w:proofErr w:type="gramEnd"/>
+      <w:r>
+        <w:t>) {</w:t>
+      </w:r>
+    </w:p>
+    <w:p>
+      <w:r>
+        <w:t xml:space="preserve">    int </w:t>
+      </w:r>
+      <w:proofErr w:type="spellStart"/>
+      <w:proofErr w:type="gramStart"/>
+      <w:r>
+        <w:t>arr</w:t>
+      </w:r>
+      <w:proofErr w:type="spellEnd"/>
+      <w:r>
+        <w:t>[</w:t>
+      </w:r>
+      <w:proofErr w:type="gramEnd"/>
+      <w:r>
+        <w:t>] = {10, 20, 30, 40, 50};</w:t>
+      </w:r>
+    </w:p>
+    <w:p/>
+    <w:p>
+      <w:r>
+        <w:t xml:space="preserve">    int result = </w:t>
+      </w:r>
+      <w:proofErr w:type="spellStart"/>
+      <w:proofErr w:type="gramStart"/>
+      <w:r>
+        <w:t>findSum</w:t>
+      </w:r>
+      <w:proofErr w:type="spellEnd"/>
+      <w:r>
+        <w:t>(</w:t>
+      </w:r>
+      <w:proofErr w:type="spellStart"/>
+      <w:proofErr w:type="gramEnd"/>
+      <w:r>
+        <w:t>arr</w:t>
+      </w:r>
+      <w:proofErr w:type="spellEnd"/>
+      <w:r>
+        <w:t>, 5);</w:t>
+      </w:r>
+    </w:p>
+    <w:p/>
+    <w:p>
+      <w:r>
+        <w:t xml:space="preserve">    </w:t>
+      </w:r>
+      <w:proofErr w:type="gramStart"/>
+      <w:r>
+        <w:t>std::</w:t>
+      </w:r>
+      <w:proofErr w:type="spellStart"/>
+      <w:proofErr w:type="gramEnd"/>
+      <w:r>
+        <w:t>cout</w:t>
+      </w:r>
+      <w:proofErr w:type="spellEnd"/>
+      <w:r>
+        <w:t xml:space="preserve"> &lt;&lt; result;</w:t>
+      </w:r>
+    </w:p>
+    <w:p>
+      <w:r>
+        <w:t>}</w:t>
+      </w:r>
+    </w:p>
+    <w:p>
+      <w:r>
+        <w:lastRenderedPageBreak/>
+        <w:t>When you call:</w:t>
+      </w:r>
+    </w:p>
+    <w:p>
+      <w:proofErr w:type="spellStart"/>
+      <w:proofErr w:type="gramStart"/>
+      <w:r>
+        <w:t>findSum</w:t>
+      </w:r>
+      <w:proofErr w:type="spellEnd"/>
+      <w:r>
+        <w:t>(</w:t>
+      </w:r>
+      <w:proofErr w:type="spellStart"/>
+      <w:proofErr w:type="gramEnd"/>
+      <w:r>
+        <w:t>arr</w:t>
+      </w:r>
+      <w:proofErr w:type="spellEnd"/>
+      <w:r>
+        <w:t>, 5);</w:t>
+      </w:r>
+    </w:p>
+    <w:p>
+      <w:r>
+        <w:t>You are passing:</w:t>
+      </w:r>
+    </w:p>
+    <w:p>
+      <w:pPr>
+        <w:numPr>
+          <w:ilvl w:val="0"/>
+          <w:numId w:val="41"/>
+        </w:numPr>
+      </w:pPr>
+      <w:r>
+        <w:t xml:space="preserve">the array </w:t>
+      </w:r>
+    </w:p>
+    <w:p>
+      <w:pPr>
+        <w:numPr>
+          <w:ilvl w:val="0"/>
+          <w:numId w:val="41"/>
+        </w:numPr>
+      </w:pPr>
+      <w:r>
+        <w:t xml:space="preserve">the number of elements </w:t>
+      </w:r>
+    </w:p>
+    <w:p>
+      <w:pPr>
+        <w:rPr>
+          <w:b/>
+          <w:bCs/>
+        </w:rPr>
+      </w:pPr>
+      <w:r>
+        <w:rPr>
+          <w:b/>
+          <w:bCs/>
+        </w:rPr>
+        <w:t xml:space="preserve">Important </w:t>
+      </w:r>
+      <w:r>
+        <w:rPr>
+          <w:rFonts w:ascii="Segoe UI Emoji" w:hAnsi="Segoe UI Emoji" w:cs="Segoe UI Emoji"/>
+          <w:b/>
+          <w:bCs/>
+        </w:rPr>
+        <w:t>⚠️</w:t>
+      </w:r>
+    </w:p>
+    <w:p>
+      <w:r>
+        <w:t xml:space="preserve">Inside the function, C++ does </w:t>
+      </w:r>
+      <w:r>
+        <w:rPr>
+          <w:b/>
+          <w:bCs/>
+        </w:rPr>
+        <w:t>not automatically know the original array size</w:t>
+      </w:r>
+      <w:r>
+        <w:t>.</w:t>
+      </w:r>
+    </w:p>
+    <w:p>
+      <w:proofErr w:type="gramStart"/>
+      <w:r>
+        <w:t>So</w:t>
+      </w:r>
+      <w:proofErr w:type="gramEnd"/>
+      <w:r>
+        <w:t xml:space="preserve"> this is why we usually write:</w:t>
+      </w:r>
+    </w:p>
+    <w:p>
+      <w:r>
+        <w:t xml:space="preserve">int </w:t>
+      </w:r>
+      <w:proofErr w:type="spellStart"/>
+      <w:proofErr w:type="gramStart"/>
+      <w:r>
+        <w:t>findSum</w:t>
+      </w:r>
+      <w:proofErr w:type="spellEnd"/>
+      <w:r>
+        <w:t>(</w:t>
+      </w:r>
+      <w:proofErr w:type="gramEnd"/>
+      <w:r>
+        <w:t xml:space="preserve">int </w:t>
+      </w:r>
+      <w:proofErr w:type="spellStart"/>
+      <w:proofErr w:type="gramStart"/>
+      <w:r>
+        <w:t>arr</w:t>
+      </w:r>
+      <w:proofErr w:type="spellEnd"/>
+      <w:r>
+        <w:t>[</w:t>
+      </w:r>
+      <w:proofErr w:type="gramEnd"/>
+      <w:r>
+        <w:t>], int n)</w:t>
+      </w:r>
+    </w:p>
+    <w:p>
+      <w:r>
+        <w:t>and call:</w:t>
+      </w:r>
+    </w:p>
+    <w:p>
+      <w:proofErr w:type="spellStart"/>
+      <w:proofErr w:type="gramStart"/>
+      <w:r>
+        <w:t>findSum</w:t>
+      </w:r>
+      <w:proofErr w:type="spellEnd"/>
+      <w:r>
+        <w:t>(</w:t>
+      </w:r>
+      <w:proofErr w:type="spellStart"/>
+      <w:proofErr w:type="gramEnd"/>
+      <w:r>
+        <w:t>arr</w:t>
+      </w:r>
+      <w:proofErr w:type="spellEnd"/>
+      <w:r>
+        <w:t>, size);</w:t>
+      </w:r>
+    </w:p>
+    <w:p>
+      <w:r>
+        <w:t>This is an important habit for DSA.</w:t>
+      </w:r>
+    </w:p>
+    <w:p>
+      <w:r>
+        <w:pict w14:anchorId="24412B2D">
+          <v:rect id="_x0000_i1252" style="width:0;height:1.5pt" o:hralign="center" o:hrstd="t" o:hr="t" fillcolor="#a0a0a0" stroked="f"/>
+        </w:pict>
+      </w:r>
+    </w:p>
+    <w:p>
+      <w:pPr>
+        <w:rPr>
+          <w:b/>
+          <w:bCs/>
+        </w:rPr>
+      </w:pPr>
+      <w:r>
+        <w:rPr>
+          <w:rFonts w:ascii="Segoe UI Emoji" w:hAnsi="Segoe UI Emoji" w:cs="Segoe UI Emoji"/>
+          <w:b/>
+          <w:bCs/>
+        </w:rPr>
+        <w:t>🔄</w:t>
+      </w:r>
+      <w:r>
+        <w:rPr>
+          <w:b/>
+          <w:bCs/>
+        </w:rPr>
+        <w:t xml:space="preserve"> Part 2 — Return Value vs Modifying the Array</w:t>
+      </w:r>
+    </w:p>
+    <w:p>
+      <w:r>
+        <w:t>There are two common types of functions.</w:t>
+      </w:r>
+    </w:p>
+    <w:p>
+      <w:pPr>
+        <w:rPr>
+          <w:b/>
+          <w:bCs/>
+        </w:rPr>
+      </w:pPr>
+      <w:r>
+        <w:rPr>
+          <w:b/>
+          <w:bCs/>
+        </w:rPr>
+        <w:t>Type 1: Calculate and return something</w:t>
+      </w:r>
+    </w:p>
+    <w:p>
+      <w:r>
+        <w:t>Example:</w:t>
+      </w:r>
+    </w:p>
+    <w:p>
+      <w:r>
+        <w:t xml:space="preserve">int </w:t>
+      </w:r>
+      <w:proofErr w:type="spellStart"/>
+      <w:proofErr w:type="gramStart"/>
+      <w:r>
+        <w:t>findMaximum</w:t>
+      </w:r>
+      <w:proofErr w:type="spellEnd"/>
+      <w:r>
+        <w:t>(</w:t>
+      </w:r>
+      <w:proofErr w:type="gramEnd"/>
+      <w:r>
+        <w:t xml:space="preserve">int </w:t>
+      </w:r>
+      <w:proofErr w:type="spellStart"/>
+      <w:proofErr w:type="gramStart"/>
+      <w:r>
+        <w:t>arr</w:t>
+      </w:r>
+      <w:proofErr w:type="spellEnd"/>
+      <w:r>
+        <w:t>[</w:t>
+      </w:r>
+      <w:proofErr w:type="gramEnd"/>
+      <w:r>
+        <w:t>], int n) {</w:t>
+      </w:r>
+    </w:p>
+    <w:p>
+      <w:r>
+        <w:t xml:space="preserve">    int maximum = </w:t>
+      </w:r>
+      <w:proofErr w:type="spellStart"/>
+      <w:proofErr w:type="gramStart"/>
+      <w:r>
+        <w:t>arr</w:t>
+      </w:r>
+      <w:proofErr w:type="spellEnd"/>
+      <w:r>
+        <w:t>[</w:t>
+      </w:r>
+      <w:proofErr w:type="gramEnd"/>
+      <w:r>
+        <w:t>0];</w:t>
+      </w:r>
+    </w:p>
+    <w:p/>
+    <w:p>
+      <w:r>
+        <w:t xml:space="preserve">    for (int </w:t>
+      </w:r>
+      <w:proofErr w:type="spellStart"/>
+      <w:r>
+        <w:t>i</w:t>
+      </w:r>
+      <w:proofErr w:type="spellEnd"/>
+      <w:r>
+        <w:t xml:space="preserve"> = 1; </w:t>
+      </w:r>
+      <w:proofErr w:type="spellStart"/>
+      <w:r>
+        <w:t>i</w:t>
+      </w:r>
+      <w:proofErr w:type="spellEnd"/>
+      <w:r>
+        <w:t xml:space="preserve"> &lt; n; </w:t>
+      </w:r>
+      <w:proofErr w:type="spellStart"/>
+      <w:r>
+        <w:t>i</w:t>
+      </w:r>
+      <w:proofErr w:type="spellEnd"/>
+      <w:r>
+        <w:t>++) {</w:t>
+      </w:r>
+    </w:p>
+    <w:p>
+      <w:r>
+        <w:t xml:space="preserve">        if (</w:t>
+      </w:r>
+      <w:proofErr w:type="spellStart"/>
+      <w:r>
+        <w:t>arr</w:t>
+      </w:r>
+      <w:proofErr w:type="spellEnd"/>
+      <w:r>
+        <w:t>[</w:t>
+      </w:r>
+      <w:proofErr w:type="spellStart"/>
+      <w:r>
+        <w:t>i</w:t>
+      </w:r>
+      <w:proofErr w:type="spellEnd"/>
+      <w:r>
+        <w:t>] &gt; maximum) {</w:t>
+      </w:r>
+    </w:p>
+    <w:p>
+      <w:r>
+        <w:t xml:space="preserve">            maximum = </w:t>
+      </w:r>
+      <w:proofErr w:type="spellStart"/>
+      <w:r>
+        <w:t>arr</w:t>
+      </w:r>
+      <w:proofErr w:type="spellEnd"/>
+      <w:r>
+        <w:t>[</w:t>
+      </w:r>
+      <w:proofErr w:type="spellStart"/>
+      <w:r>
+        <w:t>i</w:t>
+      </w:r>
+      <w:proofErr w:type="spellEnd"/>
+      <w:r>
+        <w:t>];</w:t>
+      </w:r>
+    </w:p>
+    <w:p>
+      <w:r>
+        <w:t xml:space="preserve">        }</w:t>
+      </w:r>
+    </w:p>
+    <w:p>
+      <w:r>
+        <w:t xml:space="preserve">    }</w:t>
+      </w:r>
+    </w:p>
+    <w:p/>
+    <w:p>
+      <w:r>
+        <w:t xml:space="preserve">    return maximum;</w:t>
+      </w:r>
+    </w:p>
+    <w:p>
+      <w:r>
+        <w:t>}</w:t>
+      </w:r>
+    </w:p>
+    <w:p>
+      <w:r>
+        <w:t>The array remains unchanged.</w:t>
+      </w:r>
+    </w:p>
+    <w:p>
+      <w:r>
+        <w:t>The function simply returns an answer.</w:t>
+      </w:r>
+    </w:p>
+    <w:p>
+      <w:r>
+        <w:t>Array → Process → Return answer</w:t>
+      </w:r>
+    </w:p>
+    <w:p>
+      <w:r>
+        <w:lastRenderedPageBreak/>
+        <w:t>For example:</w:t>
+      </w:r>
+    </w:p>
+    <w:p>
+      <w:r>
+        <w:t>{10, 50, 20, 30}</w:t>
+      </w:r>
+    </w:p>
+    <w:p/>
+    <w:p>
+      <w:proofErr w:type="spellStart"/>
+      <w:proofErr w:type="gramStart"/>
+      <w:r>
+        <w:t>findMaximum</w:t>
+      </w:r>
+      <w:proofErr w:type="spellEnd"/>
+      <w:r>
+        <w:t>(</w:t>
+      </w:r>
+      <w:proofErr w:type="gramEnd"/>
+      <w:r>
+        <w:t>)</w:t>
+      </w:r>
+    </w:p>
+    <w:p/>
+    <w:p>
+      <w:r>
+        <w:t>↓</w:t>
+      </w:r>
+    </w:p>
+    <w:p/>
+    <w:p>
+      <w:r>
+        <w:t>50</w:t>
+      </w:r>
+    </w:p>
+    <w:p>
+      <w:r>
+        <w:pict w14:anchorId="7322286C">
+          <v:rect id="_x0000_i1253" style="width:0;height:1.5pt" o:hralign="center" o:hrstd="t" o:hr="t" fillcolor="#a0a0a0" stroked="f"/>
+        </w:pict>
+      </w:r>
+    </w:p>
+    <w:p>
+      <w:pPr>
+        <w:rPr>
+          <w:b/>
+          <w:bCs/>
+        </w:rPr>
+      </w:pPr>
+      <w:r>
+        <w:rPr>
+          <w:b/>
+          <w:bCs/>
+        </w:rPr>
+        <w:t>Type 2: Modify the original array</w:t>
+      </w:r>
+    </w:p>
+    <w:p>
+      <w:r>
+        <w:t>Example:</w:t>
+      </w:r>
+    </w:p>
+    <w:p>
+      <w:r>
+        <w:t xml:space="preserve">void </w:t>
+      </w:r>
+      <w:proofErr w:type="spellStart"/>
+      <w:proofErr w:type="gramStart"/>
+      <w:r>
+        <w:t>doubleElements</w:t>
+      </w:r>
+      <w:proofErr w:type="spellEnd"/>
+      <w:r>
+        <w:t>(</w:t>
+      </w:r>
+      <w:proofErr w:type="gramEnd"/>
+      <w:r>
+        <w:t xml:space="preserve">int </w:t>
+      </w:r>
+      <w:proofErr w:type="spellStart"/>
+      <w:proofErr w:type="gramStart"/>
+      <w:r>
+        <w:t>arr</w:t>
+      </w:r>
+      <w:proofErr w:type="spellEnd"/>
+      <w:r>
+        <w:t>[</w:t>
+      </w:r>
+      <w:proofErr w:type="gramEnd"/>
+      <w:r>
+        <w:t>], int n) {</w:t>
+      </w:r>
+    </w:p>
+    <w:p>
+      <w:r>
+        <w:t xml:space="preserve">    for (int </w:t>
+      </w:r>
+      <w:proofErr w:type="spellStart"/>
+      <w:r>
+        <w:t>i</w:t>
+      </w:r>
+      <w:proofErr w:type="spellEnd"/>
+      <w:r>
+        <w:t xml:space="preserve"> = 0; </w:t>
+      </w:r>
+      <w:proofErr w:type="spellStart"/>
+      <w:r>
+        <w:t>i</w:t>
+      </w:r>
+      <w:proofErr w:type="spellEnd"/>
+      <w:r>
+        <w:t xml:space="preserve"> &lt; n; </w:t>
+      </w:r>
+      <w:proofErr w:type="spellStart"/>
+      <w:r>
+        <w:t>i</w:t>
+      </w:r>
+      <w:proofErr w:type="spellEnd"/>
+      <w:r>
+        <w:t>++) {</w:t>
+      </w:r>
+    </w:p>
+    <w:p>
+      <w:r>
+        <w:t xml:space="preserve">        </w:t>
+      </w:r>
+      <w:proofErr w:type="spellStart"/>
+      <w:r>
+        <w:t>arr</w:t>
+      </w:r>
+      <w:proofErr w:type="spellEnd"/>
+      <w:r>
+        <w:t>[</w:t>
+      </w:r>
+      <w:proofErr w:type="spellStart"/>
+      <w:r>
+        <w:t>i</w:t>
+      </w:r>
+      <w:proofErr w:type="spellEnd"/>
+      <w:r>
+        <w:t>] *= 2;</w:t>
+      </w:r>
+    </w:p>
+    <w:p>
+      <w:r>
+        <w:t xml:space="preserve">    }</w:t>
+      </w:r>
+    </w:p>
+    <w:p>
+      <w:r>
+        <w:t>}</w:t>
+      </w:r>
+    </w:p>
+    <w:p>
+      <w:r>
+        <w:t>Call:</w:t>
+      </w:r>
+    </w:p>
+    <w:p>
+      <w:proofErr w:type="spellStart"/>
+      <w:proofErr w:type="gramStart"/>
+      <w:r>
+        <w:t>doubleElements</w:t>
+      </w:r>
+      <w:proofErr w:type="spellEnd"/>
+      <w:r>
+        <w:t>(</w:t>
+      </w:r>
+      <w:proofErr w:type="spellStart"/>
+      <w:proofErr w:type="gramEnd"/>
+      <w:r>
+        <w:t>arr</w:t>
+      </w:r>
+      <w:proofErr w:type="spellEnd"/>
+      <w:r>
+        <w:t>, n);</w:t>
+      </w:r>
+    </w:p>
+    <w:p>
+      <w:r>
+        <w:t>Now the original array changes.</w:t>
+      </w:r>
+    </w:p>
+    <w:p>
+      <w:r>
+        <w:t>Before:</w:t>
+      </w:r>
+    </w:p>
+    <w:p>
+      <w:r>
+        <w:t>10 20 30</w:t>
+      </w:r>
+    </w:p>
+    <w:p/>
+    <w:p>
+      <w:r>
+        <w:t>After:</w:t>
+      </w:r>
+    </w:p>
+    <w:p>
+      <w:r>
+        <w:t>20 40 60</w:t>
+      </w:r>
+    </w:p>
+    <w:p>
+      <w:r>
+        <w:t>Because the function is working with the original array memory.</w:t>
+      </w:r>
+    </w:p>
+    <w:p>
+      <w:proofErr w:type="gramStart"/>
+      <w:r>
+        <w:t>So</w:t>
+      </w:r>
+      <w:proofErr w:type="gramEnd"/>
+      <w:r>
+        <w:t xml:space="preserve"> remember:</w:t>
+      </w:r>
+    </w:p>
+    <w:tbl>
+      <w:tblPr>
+        <w:tblW w:w="0" w:type="auto"/>
+        <w:tblCellSpacing w:w="15" w:type="dxa"/>
+        <w:tblCellMar>
+          <w:top w:w="15" w:type="dxa"/>
+          <w:left w:w="15" w:type="dxa"/>
+          <w:bottom w:w="15" w:type="dxa"/>
+          <w:right w:w="15" w:type="dxa"/>
+        </w:tblCellMar>
+        <w:tblLook w:val="04A0" w:firstRow="1" w:lastRow="0" w:firstColumn="1" w:lastColumn="0" w:noHBand="0" w:noVBand="1"/>
+      </w:tblPr>
+      <w:tblGrid>
+        <w:gridCol w:w="2263"/>
+        <w:gridCol w:w="1801"/>
+      </w:tblGrid>
+      <w:tr>
+        <w:trPr>
+          <w:tblHeader/>
+          <w:tblCellSpacing w:w="15" w:type="dxa"/>
+        </w:trPr>
+        <w:tc>
+          <w:tcPr>
+            <w:tcW w:w="0" w:type="auto"/>
+            <w:vAlign w:val="center"/>
+            <w:hideMark/>
+          </w:tcPr>
+          <w:p>
+            <w:pPr>
+              <w:rPr>
+                <w:b/>
+                <w:bCs/>
+              </w:rPr>
+            </w:pPr>
+            <w:r>
+              <w:rPr>
+                <w:b/>
+                <w:bCs/>
+              </w:rPr>
+              <w:t>Function type</w:t>
+            </w:r>
+          </w:p>
+        </w:tc>
+        <w:tc>
+          <w:tcPr>
+            <w:tcW w:w="0" w:type="auto"/>
+            <w:vAlign w:val="center"/>
+            <w:hideMark/>
+          </w:tcPr>
+          <w:p>
+            <w:pPr>
+              <w:rPr>
+                <w:b/>
+                <w:bCs/>
+              </w:rPr>
+            </w:pPr>
+            <w:r>
+              <w:rPr>
+                <w:b/>
+                <w:bCs/>
+              </w:rPr>
+              <w:t>Example</w:t>
+            </w:r>
+          </w:p>
+        </w:tc>
+      </w:tr>
+      <w:tr>
+        <w:trPr>
+          <w:tblCellSpacing w:w="15" w:type="dxa"/>
+        </w:trPr>
+        <w:tc>
+          <w:tcPr>
+            <w:tcW w:w="0" w:type="auto"/>
+            <w:vAlign w:val="center"/>
+            <w:hideMark/>
+          </w:tcPr>
+          <w:p>
+            <w:r>
+              <w:t>Returns an answer</w:t>
+            </w:r>
+          </w:p>
+        </w:tc>
+        <w:tc>
+          <w:tcPr>
+            <w:tcW w:w="0" w:type="auto"/>
+            <w:vAlign w:val="center"/>
+            <w:hideMark/>
+          </w:tcPr>
+          <w:p>
+            <w:proofErr w:type="spellStart"/>
+            <w:proofErr w:type="gramStart"/>
+            <w:r>
+              <w:t>findSum</w:t>
+            </w:r>
+            <w:proofErr w:type="spellEnd"/>
+            <w:r>
+              <w:t>(</w:t>
+            </w:r>
+            <w:proofErr w:type="gramEnd"/>
+            <w:r>
+              <w:t>)</w:t>
+            </w:r>
+          </w:p>
+        </w:tc>
+      </w:tr>
+      <w:tr>
+        <w:trPr>
+          <w:tblCellSpacing w:w="15" w:type="dxa"/>
+        </w:trPr>
+        <w:tc>
+          <w:tcPr>
+            <w:tcW w:w="0" w:type="auto"/>
+            <w:vAlign w:val="center"/>
+            <w:hideMark/>
+          </w:tcPr>
+          <w:p>
+            <w:r>
+              <w:t>Returns an answer</w:t>
+            </w:r>
+          </w:p>
+        </w:tc>
+        <w:tc>
+          <w:tcPr>
+            <w:tcW w:w="0" w:type="auto"/>
+            <w:vAlign w:val="center"/>
+            <w:hideMark/>
+          </w:tcPr>
+          <w:p>
+            <w:proofErr w:type="spellStart"/>
+            <w:proofErr w:type="gramStart"/>
+            <w:r>
+              <w:t>findMaximum</w:t>
+            </w:r>
+            <w:proofErr w:type="spellEnd"/>
+            <w:r>
+              <w:t>(</w:t>
+            </w:r>
+            <w:proofErr w:type="gramEnd"/>
+            <w:r>
+              <w:t>)</w:t>
+            </w:r>
+          </w:p>
+        </w:tc>
+      </w:tr>
+      <w:tr>
+        <w:trPr>
+          <w:tblCellSpacing w:w="15" w:type="dxa"/>
+        </w:trPr>
+        <w:tc>
+          <w:tcPr>
+            <w:tcW w:w="0" w:type="auto"/>
+            <w:vAlign w:val="center"/>
+            <w:hideMark/>
+          </w:tcPr>
+          <w:p>
+            <w:r>
+              <w:t>Modifies original array</w:t>
+            </w:r>
+          </w:p>
+        </w:tc>
+        <w:tc>
+          <w:tcPr>
+            <w:tcW w:w="0" w:type="auto"/>
+            <w:vAlign w:val="center"/>
+            <w:hideMark/>
+          </w:tcPr>
+          <w:p>
+            <w:proofErr w:type="spellStart"/>
+            <w:proofErr w:type="gramStart"/>
+            <w:r>
+              <w:t>reverseArray</w:t>
+            </w:r>
+            <w:proofErr w:type="spellEnd"/>
+            <w:r>
+              <w:t>(</w:t>
+            </w:r>
+            <w:proofErr w:type="gramEnd"/>
+            <w:r>
+              <w:t>)</w:t>
+            </w:r>
+          </w:p>
+        </w:tc>
+      </w:tr>
+      <w:tr>
+        <w:trPr>
+          <w:tblCellSpacing w:w="15" w:type="dxa"/>
+        </w:trPr>
+        <w:tc>
+          <w:tcPr>
+            <w:tcW w:w="0" w:type="auto"/>
+            <w:vAlign w:val="center"/>
+            <w:hideMark/>
+          </w:tcPr>
+          <w:p>
+            <w:r>
+              <w:lastRenderedPageBreak/>
+              <w:t>Modifies original array</w:t>
+            </w:r>
+          </w:p>
+        </w:tc>
+        <w:tc>
+          <w:tcPr>
+            <w:tcW w:w="0" w:type="auto"/>
+            <w:vAlign w:val="center"/>
+            <w:hideMark/>
+          </w:tcPr>
+          <w:p>
+            <w:proofErr w:type="spellStart"/>
+            <w:proofErr w:type="gramStart"/>
+            <w:r>
+              <w:t>doubleElements</w:t>
+            </w:r>
+            <w:proofErr w:type="spellEnd"/>
+            <w:r>
+              <w:t>(</w:t>
+            </w:r>
+            <w:proofErr w:type="gramEnd"/>
+            <w:r>
+              <w:t>)</w:t>
+            </w:r>
+          </w:p>
+        </w:tc>
+      </w:tr>
+    </w:tbl>
+    <w:p>
+      <w:r>
+        <w:pict w14:anchorId="0075B797">
+          <v:rect id="_x0000_i1254" style="width:0;height:1.5pt" o:hralign="center" o:hrstd="t" o:hr="t" fillcolor="#a0a0a0" stroked="f"/>
+        </w:pict>
+      </w:r>
+    </w:p>
+    <w:p>
+      <w:pPr>
+        <w:rPr>
+          <w:b/>
+          <w:bCs/>
+        </w:rPr>
+      </w:pPr>
+      <w:r>
+        <w:rPr>
+          <w:rFonts w:ascii="Segoe UI Emoji" w:hAnsi="Segoe UI Emoji" w:cs="Segoe UI Emoji"/>
+          <w:b/>
+          <w:bCs/>
+        </w:rPr>
+        <w:t>🏗️</w:t>
+      </w:r>
+      <w:r>
+        <w:rPr>
+          <w:b/>
+          <w:bCs/>
+        </w:rPr>
+        <w:t xml:space="preserve"> Part 3 — Function Design</w:t>
+      </w:r>
+    </w:p>
+    <w:p>
+      <w:r>
+        <w:t xml:space="preserve">From now on, don't put everything inside </w:t>
+      </w:r>
+      <w:proofErr w:type="gramStart"/>
+      <w:r>
+        <w:t>main(</w:t>
+      </w:r>
+      <w:proofErr w:type="gramEnd"/>
+      <w:r>
+        <w:t>).</w:t>
+      </w:r>
+    </w:p>
+    <w:p>
+      <w:r>
+        <w:t>Think like this:</w:t>
+      </w:r>
+    </w:p>
+    <w:p>
+      <w:proofErr w:type="gramStart"/>
+      <w:r>
+        <w:t>main(</w:t>
+      </w:r>
+      <w:proofErr w:type="gramEnd"/>
+      <w:r>
+        <w:t>)</w:t>
+      </w:r>
+    </w:p>
+    <w:p>
+      <w:r>
+        <w:t>│</w:t>
+      </w:r>
+    </w:p>
+    <w:p>
+      <w:r>
+        <w:rPr>
+          <w:rFonts w:ascii="MS Gothic" w:eastAsia="MS Gothic" w:hAnsi="MS Gothic" w:cs="MS Gothic" w:hint="eastAsia"/>
+        </w:rPr>
+        <w:t>├</w:t>
+      </w:r>
+      <w:r>
+        <w:rPr>
+          <w:rFonts w:ascii="Calibri" w:hAnsi="Calibri" w:cs="Calibri"/>
+        </w:rPr>
+        <w:t>──</w:t>
+      </w:r>
+      <w:r>
+        <w:t xml:space="preserve"> input</w:t>
+      </w:r>
+    </w:p>
+    <w:p>
+      <w:r>
+        <w:rPr>
+          <w:rFonts w:ascii="MS Gothic" w:eastAsia="MS Gothic" w:hAnsi="MS Gothic" w:cs="MS Gothic" w:hint="eastAsia"/>
+        </w:rPr>
+        <w:t>├</w:t>
+      </w:r>
+      <w:r>
+        <w:rPr>
+          <w:rFonts w:ascii="Calibri" w:hAnsi="Calibri" w:cs="Calibri"/>
+        </w:rPr>
+        <w:t>──</w:t>
+      </w:r>
+      <w:r>
+        <w:t xml:space="preserve"> call function</w:t>
+      </w:r>
+    </w:p>
+    <w:p>
+      <w:r>
+        <w:rPr>
+          <w:rFonts w:ascii="MS Gothic" w:eastAsia="MS Gothic" w:hAnsi="MS Gothic" w:cs="MS Gothic" w:hint="eastAsia"/>
+        </w:rPr>
+        <w:t>├</w:t>
+      </w:r>
+      <w:r>
+        <w:rPr>
+          <w:rFonts w:ascii="Calibri" w:hAnsi="Calibri" w:cs="Calibri"/>
+        </w:rPr>
+        <w:t>──</w:t>
+      </w:r>
+      <w:r>
+        <w:t xml:space="preserve"> receive result</w:t>
+      </w:r>
+    </w:p>
+    <w:p>
+      <w:r>
+        <w:t>└── print result</w:t>
+      </w:r>
+    </w:p>
+    <w:p>
+      <w:r>
+        <w:t>For example:</w:t>
+      </w:r>
+    </w:p>
+    <w:p>
+      <w:r>
+        <w:t xml:space="preserve">int </w:t>
+      </w:r>
+      <w:proofErr w:type="spellStart"/>
+      <w:proofErr w:type="gramStart"/>
+      <w:r>
+        <w:t>findMaximum</w:t>
+      </w:r>
+      <w:proofErr w:type="spellEnd"/>
+      <w:r>
+        <w:t>(</w:t>
+      </w:r>
+      <w:proofErr w:type="gramEnd"/>
+      <w:r>
+        <w:t xml:space="preserve">int </w:t>
+      </w:r>
+      <w:proofErr w:type="spellStart"/>
+      <w:proofErr w:type="gramStart"/>
+      <w:r>
+        <w:t>arr</w:t>
+      </w:r>
+      <w:proofErr w:type="spellEnd"/>
+      <w:r>
+        <w:t>[</w:t>
+      </w:r>
+      <w:proofErr w:type="gramEnd"/>
+      <w:r>
+        <w:t>], int n) {</w:t>
+      </w:r>
+    </w:p>
+    <w:p>
+      <w:r>
+        <w:t xml:space="preserve">    // logic</w:t>
+      </w:r>
+    </w:p>
+    <w:p>
+      <w:r>
+        <w:t>}</w:t>
+      </w:r>
+    </w:p>
+    <w:p/>
+    <w:p>
+      <w:r>
+        <w:t xml:space="preserve">int </w:t>
+      </w:r>
+      <w:proofErr w:type="spellStart"/>
+      <w:proofErr w:type="gramStart"/>
+      <w:r>
+        <w:t>findMinimum</w:t>
+      </w:r>
+      <w:proofErr w:type="spellEnd"/>
+      <w:r>
+        <w:t>(</w:t>
+      </w:r>
+      <w:proofErr w:type="gramEnd"/>
+      <w:r>
+        <w:t xml:space="preserve">int </w:t>
+      </w:r>
+      <w:proofErr w:type="spellStart"/>
+      <w:proofErr w:type="gramStart"/>
+      <w:r>
+        <w:t>arr</w:t>
+      </w:r>
+      <w:proofErr w:type="spellEnd"/>
+      <w:r>
+        <w:t>[</w:t>
+      </w:r>
+      <w:proofErr w:type="gramEnd"/>
+      <w:r>
+        <w:t>], int n) {</w:t>
+      </w:r>
+    </w:p>
+    <w:p>
+      <w:r>
+        <w:t xml:space="preserve">    // logic</w:t>
+      </w:r>
+    </w:p>
+    <w:p>
+      <w:r>
+        <w:t>}</w:t>
+      </w:r>
+    </w:p>
+    <w:p/>
+    <w:p>
+      <w:r>
+        <w:t xml:space="preserve">int </w:t>
+      </w:r>
+      <w:proofErr w:type="spellStart"/>
+      <w:proofErr w:type="gramStart"/>
+      <w:r>
+        <w:t>findSum</w:t>
+      </w:r>
+      <w:proofErr w:type="spellEnd"/>
+      <w:r>
+        <w:t>(</w:t>
+      </w:r>
+      <w:proofErr w:type="gramEnd"/>
+      <w:r>
+        <w:t xml:space="preserve">int </w:t>
+      </w:r>
+      <w:proofErr w:type="spellStart"/>
+      <w:proofErr w:type="gramStart"/>
+      <w:r>
+        <w:t>arr</w:t>
+      </w:r>
+      <w:proofErr w:type="spellEnd"/>
+      <w:r>
+        <w:t>[</w:t>
+      </w:r>
+      <w:proofErr w:type="gramEnd"/>
+      <w:r>
+        <w:t>], int n) {</w:t>
+      </w:r>
+    </w:p>
+    <w:p>
+      <w:r>
+        <w:t xml:space="preserve">    // logic</w:t>
+      </w:r>
+    </w:p>
+    <w:p>
+      <w:r>
+        <w:t>}</w:t>
+      </w:r>
+    </w:p>
+    <w:p/>
+    <w:p>
+      <w:r>
+        <w:t xml:space="preserve">int </w:t>
+      </w:r>
+      <w:proofErr w:type="gramStart"/>
+      <w:r>
+        <w:t>main(</w:t>
+      </w:r>
+      <w:proofErr w:type="gramEnd"/>
+      <w:r>
+        <w:t>) {</w:t>
+      </w:r>
+    </w:p>
+    <w:p>
+      <w:r>
+        <w:t xml:space="preserve">    int </w:t>
+      </w:r>
+      <w:proofErr w:type="spellStart"/>
+      <w:proofErr w:type="gramStart"/>
+      <w:r>
+        <w:t>arr</w:t>
+      </w:r>
+      <w:proofErr w:type="spellEnd"/>
+      <w:r>
+        <w:t>[</w:t>
+      </w:r>
+      <w:proofErr w:type="gramEnd"/>
+      <w:r>
+        <w:t>] = {10, 5, 30, 2, 20};</w:t>
+      </w:r>
+    </w:p>
+    <w:p>
+      <w:r>
+        <w:t xml:space="preserve">    int n = 5;</w:t>
+      </w:r>
+    </w:p>
+    <w:p/>
+    <w:p>
+      <w:r>
+        <w:t xml:space="preserve">    </w:t>
+      </w:r>
+      <w:proofErr w:type="gramStart"/>
+      <w:r>
+        <w:t>std::</w:t>
+      </w:r>
+      <w:proofErr w:type="spellStart"/>
+      <w:proofErr w:type="gramEnd"/>
+      <w:r>
+        <w:t>cout</w:t>
+      </w:r>
+      <w:proofErr w:type="spellEnd"/>
+      <w:r>
+        <w:t xml:space="preserve"> &lt;&lt; </w:t>
+      </w:r>
+      <w:proofErr w:type="spellStart"/>
+      <w:proofErr w:type="gramStart"/>
+      <w:r>
+        <w:t>findMaximum</w:t>
+      </w:r>
+      <w:proofErr w:type="spellEnd"/>
+      <w:r>
+        <w:t>(</w:t>
+      </w:r>
+      <w:proofErr w:type="spellStart"/>
+      <w:proofErr w:type="gramEnd"/>
+      <w:r>
+        <w:t>arr</w:t>
+      </w:r>
+      <w:proofErr w:type="spellEnd"/>
+      <w:r>
+        <w:t>, n) &lt;&lt; "\n";</w:t>
+      </w:r>
+    </w:p>
+    <w:p>
+      <w:r>
+        <w:lastRenderedPageBreak/>
+        <w:t xml:space="preserve">    </w:t>
+      </w:r>
+      <w:proofErr w:type="gramStart"/>
+      <w:r>
+        <w:t>std::</w:t>
+      </w:r>
+      <w:proofErr w:type="spellStart"/>
+      <w:proofErr w:type="gramEnd"/>
+      <w:r>
+        <w:t>cout</w:t>
+      </w:r>
+      <w:proofErr w:type="spellEnd"/>
+      <w:r>
+        <w:t xml:space="preserve"> &lt;&lt; </w:t>
+      </w:r>
+      <w:proofErr w:type="spellStart"/>
+      <w:proofErr w:type="gramStart"/>
+      <w:r>
+        <w:t>findMinimum</w:t>
+      </w:r>
+      <w:proofErr w:type="spellEnd"/>
+      <w:r>
+        <w:t>(</w:t>
+      </w:r>
+      <w:proofErr w:type="spellStart"/>
+      <w:proofErr w:type="gramEnd"/>
+      <w:r>
+        <w:t>arr</w:t>
+      </w:r>
+      <w:proofErr w:type="spellEnd"/>
+      <w:r>
+        <w:t>, n) &lt;&lt; "\n";</w:t>
+      </w:r>
+    </w:p>
+    <w:p>
+      <w:r>
+        <w:t xml:space="preserve">    </w:t>
+      </w:r>
+      <w:proofErr w:type="gramStart"/>
+      <w:r>
+        <w:t>std::</w:t>
+      </w:r>
+      <w:proofErr w:type="spellStart"/>
+      <w:proofErr w:type="gramEnd"/>
+      <w:r>
+        <w:t>cout</w:t>
+      </w:r>
+      <w:proofErr w:type="spellEnd"/>
+      <w:r>
+        <w:t xml:space="preserve"> &lt;&lt; </w:t>
+      </w:r>
+      <w:proofErr w:type="spellStart"/>
+      <w:proofErr w:type="gramStart"/>
+      <w:r>
+        <w:t>findSum</w:t>
+      </w:r>
+      <w:proofErr w:type="spellEnd"/>
+      <w:r>
+        <w:t>(</w:t>
+      </w:r>
+      <w:proofErr w:type="spellStart"/>
+      <w:proofErr w:type="gramEnd"/>
+      <w:r>
+        <w:t>arr</w:t>
+      </w:r>
+      <w:proofErr w:type="spellEnd"/>
+      <w:r>
+        <w:t>, n) &lt;&lt; "\n";</w:t>
+      </w:r>
+    </w:p>
+    <w:p>
+      <w:r>
+        <w:t>}</w:t>
+      </w:r>
+    </w:p>
+    <w:p>
+      <w:r>
+        <w:t xml:space="preserve">This is much better than writing all three algorithms inside </w:t>
+      </w:r>
+      <w:proofErr w:type="gramStart"/>
+      <w:r>
+        <w:t>main(</w:t>
+      </w:r>
+      <w:proofErr w:type="gramEnd"/>
+      <w:r>
+        <w:t>).</w:t>
+      </w:r>
+    </w:p>
+    <w:p>
+      <w:r>
+        <w:pict w14:anchorId="3F10D52D">
+          <v:rect id="_x0000_i1255" style="width:0;height:1.5pt" o:hralign="center" o:hrstd="t" o:hr="t" fillcolor="#a0a0a0" stroked="f"/>
+        </w:pict>
+      </w:r>
+    </w:p>
+    <w:p>
+      <w:pPr>
+        <w:rPr>
+          <w:b/>
+          <w:bCs/>
+        </w:rPr>
+      </w:pPr>
+      <w:r>
+        <w:rPr>
+          <w:rFonts w:ascii="Segoe UI Emoji" w:hAnsi="Segoe UI Emoji" w:cs="Segoe UI Emoji"/>
+          <w:b/>
+          <w:bCs/>
+        </w:rPr>
+        <w:t>🔍</w:t>
+      </w:r>
+      <w:r>
+        <w:rPr>
+          <w:b/>
+          <w:bCs/>
+        </w:rPr>
+        <w:t xml:space="preserve"> Part 4 — Linear Search</w:t>
+      </w:r>
+    </w:p>
+    <w:p>
+      <w:r>
+        <w:t>Suppose:</w:t>
+      </w:r>
+    </w:p>
+    <w:p>
+      <w:r>
+        <w:t>Array:</w:t>
+      </w:r>
+    </w:p>
+    <w:p/>
+    <w:p>
+      <w:r>
+        <w:t>10 25 7 40 18</w:t>
+      </w:r>
+    </w:p>
+    <w:p>
+      <w:r>
+        <w:t>You want to find:</w:t>
+      </w:r>
+    </w:p>
+    <w:p>
+      <w:r>
+        <w:t>40</w:t>
+      </w:r>
+    </w:p>
+    <w:p>
+      <w:r>
+        <w:t>Linear Search checks one element at a time:</w:t>
+      </w:r>
+    </w:p>
+    <w:p>
+      <w:r>
+        <w:t xml:space="preserve">10 </w:t>
+      </w:r>
+      <w:r>
+        <w:rPr>
+          <w:rFonts w:ascii="Segoe UI Emoji" w:hAnsi="Segoe UI Emoji" w:cs="Segoe UI Emoji"/>
+        </w:rPr>
+        <w:t>❌</w:t>
+      </w:r>
+    </w:p>
+    <w:p>
+      <w:r>
+        <w:t xml:space="preserve">25 </w:t>
+      </w:r>
+      <w:r>
+        <w:rPr>
+          <w:rFonts w:ascii="Segoe UI Emoji" w:hAnsi="Segoe UI Emoji" w:cs="Segoe UI Emoji"/>
+        </w:rPr>
+        <w:t>❌</w:t>
+      </w:r>
+    </w:p>
+    <w:p>
+      <w:proofErr w:type="gramStart"/>
+      <w:r>
+        <w:t xml:space="preserve">7  </w:t>
+      </w:r>
+      <w:r>
+        <w:rPr>
+          <w:rFonts w:ascii="Segoe UI Emoji" w:hAnsi="Segoe UI Emoji" w:cs="Segoe UI Emoji"/>
+        </w:rPr>
+        <w:t>❌</w:t>
+      </w:r>
+      <w:proofErr w:type="gramEnd"/>
+    </w:p>
+    <w:p>
+      <w:r>
+        <w:t xml:space="preserve">40 </w:t>
+      </w:r>
+      <w:r>
+        <w:rPr>
+          <w:rFonts w:ascii="Segoe UI Emoji" w:hAnsi="Segoe UI Emoji" w:cs="Segoe UI Emoji"/>
+        </w:rPr>
+        <w:t>✅</w:t>
+      </w:r>
+    </w:p>
+    <w:p>
+      <w:r>
+        <w:t>Code:</w:t>
+      </w:r>
+    </w:p>
+    <w:p>
+      <w:r>
+        <w:t xml:space="preserve">int </w:t>
+      </w:r>
+      <w:proofErr w:type="spellStart"/>
+      <w:proofErr w:type="gramStart"/>
+      <w:r>
+        <w:t>linearSearch</w:t>
+      </w:r>
+      <w:proofErr w:type="spellEnd"/>
+      <w:r>
+        <w:t>(</w:t>
+      </w:r>
+      <w:proofErr w:type="gramEnd"/>
+      <w:r>
+        <w:t xml:space="preserve">int </w:t>
+      </w:r>
+      <w:proofErr w:type="spellStart"/>
+      <w:proofErr w:type="gramStart"/>
+      <w:r>
+        <w:t>arr</w:t>
+      </w:r>
+      <w:proofErr w:type="spellEnd"/>
+      <w:r>
+        <w:t>[</w:t>
+      </w:r>
+      <w:proofErr w:type="gramEnd"/>
+      <w:r>
+        <w:t>], int n, int target) {</w:t>
+      </w:r>
+    </w:p>
+    <w:p>
+      <w:r>
+        <w:t xml:space="preserve">    for (int </w:t>
+      </w:r>
+      <w:proofErr w:type="spellStart"/>
+      <w:r>
+        <w:t>i</w:t>
+      </w:r>
+      <w:proofErr w:type="spellEnd"/>
+      <w:r>
+        <w:t xml:space="preserve"> = 0; </w:t>
+      </w:r>
+      <w:proofErr w:type="spellStart"/>
+      <w:r>
+        <w:t>i</w:t>
+      </w:r>
+      <w:proofErr w:type="spellEnd"/>
+      <w:r>
+        <w:t xml:space="preserve"> &lt; n; </w:t>
+      </w:r>
+      <w:proofErr w:type="spellStart"/>
+      <w:r>
+        <w:t>i</w:t>
+      </w:r>
+      <w:proofErr w:type="spellEnd"/>
+      <w:r>
+        <w:t>++) {</w:t>
+      </w:r>
+    </w:p>
+    <w:p>
+      <w:r>
+        <w:t xml:space="preserve">        if (</w:t>
+      </w:r>
+      <w:proofErr w:type="spellStart"/>
+      <w:r>
+        <w:t>arr</w:t>
+      </w:r>
+      <w:proofErr w:type="spellEnd"/>
+      <w:r>
+        <w:t>[</w:t>
+      </w:r>
+      <w:proofErr w:type="spellStart"/>
+      <w:r>
+        <w:t>i</w:t>
+      </w:r>
+      <w:proofErr w:type="spellEnd"/>
+      <w:r>
+        <w:t>] == target) {</w:t>
+      </w:r>
+    </w:p>
+    <w:p>
+      <w:r>
+        <w:t xml:space="preserve">            return </w:t>
+      </w:r>
+      <w:proofErr w:type="spellStart"/>
+      <w:r>
+        <w:t>i</w:t>
+      </w:r>
+      <w:proofErr w:type="spellEnd"/>
+      <w:r>
+        <w:t>;</w:t>
+      </w:r>
+    </w:p>
+    <w:p>
+      <w:r>
+        <w:t xml:space="preserve">        }</w:t>
+      </w:r>
+    </w:p>
+    <w:p>
+      <w:r>
+        <w:t xml:space="preserve">    }</w:t>
+      </w:r>
+    </w:p>
+    <w:p/>
+    <w:p>
+      <w:r>
+        <w:t xml:space="preserve">    return -1;</w:t>
+      </w:r>
+    </w:p>
+    <w:p>
+      <w:r>
+        <w:t>}</w:t>
+      </w:r>
+    </w:p>
+    <w:p>
+      <w:r>
+        <w:t>Notice something important:</w:t>
+      </w:r>
+    </w:p>
+    <w:p>
+      <w:r>
+        <w:t>return -1;</w:t>
+      </w:r>
+    </w:p>
+    <w:p>
+      <w:r>
+        <w:t xml:space="preserve">is </w:t>
+      </w:r>
+      <w:r>
+        <w:rPr>
+          <w:b/>
+          <w:bCs/>
+        </w:rPr>
+        <w:t>outside the loop</w:t>
+      </w:r>
+      <w:r>
+        <w:t>.</w:t>
+      </w:r>
+    </w:p>
+    <w:p>
+      <w:r>
+        <w:lastRenderedPageBreak/>
+        <w:t>If you put it inside the loop, the function would stop after checking only the first element.</w:t>
+      </w:r>
+    </w:p>
+    <w:p>
+      <w:r>
+        <w:t>You already encountered this exact type of bug during Day 15, so make sure this structure becomes natural to you.</w:t>
+      </w:r>
+    </w:p>
+    <w:p>
+      <w:r>
+        <w:pict w14:anchorId="03CEF778">
+          <v:rect id="_x0000_i1256" style="width:0;height:1.5pt" o:hralign="center" o:hrstd="t" o:hr="t" fillcolor="#a0a0a0" stroked="f"/>
+        </w:pict>
+      </w:r>
+    </w:p>
+    <w:p>
+      <w:pPr>
+        <w:rPr>
+          <w:b/>
+          <w:bCs/>
+        </w:rPr>
+      </w:pPr>
+      <w:r>
+        <w:rPr>
+          <w:rFonts w:ascii="Segoe UI Emoji" w:hAnsi="Segoe UI Emoji" w:cs="Segoe UI Emoji"/>
+          <w:b/>
+          <w:bCs/>
+        </w:rPr>
+        <w:t>⏱️</w:t>
+      </w:r>
+      <w:r>
+        <w:rPr>
+          <w:b/>
+          <w:bCs/>
+        </w:rPr>
+        <w:t xml:space="preserve"> Why Linear Search is O(n)</w:t>
+      </w:r>
+    </w:p>
+    <w:p>
+      <w:r>
+        <w:t>In the worst case:</w:t>
+      </w:r>
+    </w:p>
+    <w:p>
+      <w:r>
+        <w:t>1 2 3 4 5 6 7 8 9 10</w:t>
+      </w:r>
+    </w:p>
+    <w:p>
+      <w:r>
+        <w:t>Target:</w:t>
+      </w:r>
+    </w:p>
+    <w:p>
+      <w:r>
+        <w:t>10</w:t>
+      </w:r>
+    </w:p>
+    <w:p>
+      <w:r>
+        <w:t>We may check:</w:t>
+      </w:r>
+    </w:p>
+    <w:p>
+      <w:r>
+        <w:t>10 elements</w:t>
+      </w:r>
+    </w:p>
+    <w:p>
+      <w:r>
+        <w:t>If there are n elements:</w:t>
+      </w:r>
+    </w:p>
+    <w:p>
+      <w:r>
+        <w:t>Worst case → n comparisons</w:t>
+      </w:r>
+    </w:p>
+    <w:p>
+      <w:r>
+        <w:t>Therefore:</w:t>
+      </w:r>
+    </w:p>
+    <w:p>
+      <w:r>
+        <w:t>Linear Search → O(n)</w:t>
+      </w:r>
+    </w:p>
+    <w:p>
+      <w:r>
+        <w:pict w14:anchorId="35F8668C">
+          <v:rect id="_x0000_i1257" style="width:0;height:1.5pt" o:hralign="center" o:hrstd="t" o:hr="t" fillcolor="#a0a0a0" stroked="f"/>
+        </w:pict>
+      </w:r>
+    </w:p>
+    <w:p>
+      <w:pPr>
+        <w:rPr>
+          <w:b/>
+          <w:bCs/>
+        </w:rPr>
+      </w:pPr>
+      <w:r>
+        <w:rPr>
+          <w:rFonts w:ascii="Segoe UI Emoji" w:hAnsi="Segoe UI Emoji" w:cs="Segoe UI Emoji"/>
+          <w:b/>
+          <w:bCs/>
+        </w:rPr>
+        <w:t>🧠</w:t>
+      </w:r>
+      <w:r>
+        <w:rPr>
+          <w:b/>
+          <w:bCs/>
+        </w:rPr>
+        <w:t xml:space="preserve"> Part 5 — Binary Search</w:t>
+      </w:r>
+    </w:p>
+    <w:p>
+      <w:r>
+        <w:t>Now we introduce an important DSA idea.</w:t>
+      </w:r>
+    </w:p>
+    <w:p>
+      <w:r>
+        <w:t>Suppose the array is:</w:t>
+      </w:r>
+    </w:p>
+    <w:p>
+      <w:r>
+        <w:t>10 20 30 40 50 60 70 80 90</w:t>
+      </w:r>
+    </w:p>
+    <w:p>
+      <w:r>
+        <w:t>We want to find:</w:t>
+      </w:r>
+    </w:p>
+    <w:p>
+      <w:r>
+        <w:t>70</w:t>
+      </w:r>
+    </w:p>
+    <w:p>
+      <w:r>
+        <w:t>Instead of checking:</w:t>
+      </w:r>
+    </w:p>
+    <w:p>
+      <w:r>
+        <w:t>10 → 20 → 30 → 40 → 50 → 60 → 70</w:t>
+      </w:r>
+    </w:p>
+    <w:p>
+      <w:r>
+        <w:t xml:space="preserve">Binary Search checks the </w:t>
+      </w:r>
+      <w:r>
+        <w:rPr>
+          <w:b/>
+          <w:bCs/>
+        </w:rPr>
+        <w:t>middle</w:t>
+      </w:r>
+      <w:r>
+        <w:t>.</w:t>
+      </w:r>
+    </w:p>
+    <w:p>
+      <w:r>
+        <w:t>10 20 30 40 [50] 60 70 80 90</w:t>
+      </w:r>
+    </w:p>
+    <w:p>
+      <w:r>
+        <w:t>Target = 70</w:t>
+      </w:r>
+    </w:p>
+    <w:p>
+      <w:r>
+        <w:t>Since:</w:t>
+      </w:r>
+    </w:p>
+    <w:p>
+      <w:r>
+        <w:t>70 &gt; 50</w:t>
+      </w:r>
+    </w:p>
+    <w:p>
+      <w:r>
+        <w:t>We completely ignore the left half:</w:t>
+      </w:r>
+    </w:p>
+    <w:p>
+      <w:r>
+        <w:t>10 20 30 40 50</w:t>
+      </w:r>
+    </w:p>
+    <w:p>
+      <w:r>
+        <w:lastRenderedPageBreak/>
+        <w:t>Now search only:</w:t>
+      </w:r>
+    </w:p>
+    <w:p>
+      <w:r>
+        <w:t>60 70 80 90</w:t>
+      </w:r>
+    </w:p>
+    <w:p>
+      <w:proofErr w:type="gramStart"/>
+      <w:r>
+        <w:t>Again</w:t>
+      </w:r>
+      <w:proofErr w:type="gramEnd"/>
+      <w:r>
+        <w:t xml:space="preserve"> find the middle.</w:t>
+      </w:r>
+    </w:p>
+    <w:p>
+      <w:r>
+        <w:t>This is the core idea:</w:t>
+      </w:r>
+    </w:p>
+    <w:p>
+      <w:r>
+        <w:t>Check middle</w:t>
+      </w:r>
+    </w:p>
+    <w:p/>
+    <w:p>
+      <w:r>
+        <w:t>↓</w:t>
+      </w:r>
+    </w:p>
+    <w:p/>
+    <w:p>
+      <w:r>
+        <w:t>Target smaller?</w:t>
+      </w:r>
+    </w:p>
+    <w:p>
+      <w:r>
+        <w:t>Search left half</w:t>
+      </w:r>
+    </w:p>
+    <w:p/>
+    <w:p>
+      <w:r>
+        <w:t>Target larger?</w:t>
+      </w:r>
+    </w:p>
+    <w:p>
+      <w:r>
+        <w:t>Search right half</w:t>
+      </w:r>
+    </w:p>
+    <w:p/>
+    <w:p>
+      <w:r>
+        <w:t>↓</w:t>
+      </w:r>
+    </w:p>
+    <w:p/>
+    <w:p>
+      <w:r>
+        <w:t>Repeat</w:t>
+      </w:r>
+    </w:p>
+    <w:p>
+      <w:r>
+        <w:pict w14:anchorId="1582EC4B">
+          <v:rect id="_x0000_i1258" style="width:0;height:1.5pt" o:hralign="center" o:hrstd="t" o:hr="t" fillcolor="#a0a0a0" stroked="f"/>
+        </w:pict>
+      </w:r>
+    </w:p>
+    <w:p>
+      <w:pPr>
+        <w:rPr>
+          <w:b/>
+          <w:bCs/>
+        </w:rPr>
+      </w:pPr>
+      <w:r>
+        <w:rPr>
+          <w:rFonts w:ascii="Segoe UI Emoji" w:hAnsi="Segoe UI Emoji" w:cs="Segoe UI Emoji"/>
+          <w:b/>
+          <w:bCs/>
+        </w:rPr>
+        <w:t>⚠️</w:t>
+      </w:r>
+      <w:r>
+        <w:rPr>
+          <w:b/>
+          <w:bCs/>
+        </w:rPr>
+        <w:t xml:space="preserve"> Most Important Rule</w:t>
+      </w:r>
+    </w:p>
+    <w:p>
+      <w:r>
+        <w:t xml:space="preserve">Binary Search works correctly only when the data is </w:t>
+      </w:r>
+      <w:r>
+        <w:rPr>
+          <w:b/>
+          <w:bCs/>
+        </w:rPr>
+        <w:t>sorted</w:t>
+      </w:r>
+      <w:r>
+        <w:t>.</w:t>
+      </w:r>
+    </w:p>
+    <w:p>
+      <w:r>
+        <w:t>For ascending order:</w:t>
+      </w:r>
+    </w:p>
+    <w:p>
+      <w:r>
+        <w:t>10 20 30 40 50 60</w:t>
+      </w:r>
+    </w:p>
+    <w:p>
+      <w:r>
+        <w:t>Binary Search works.</w:t>
+      </w:r>
+    </w:p>
+    <w:p>
+      <w:r>
+        <w:t>But for:</w:t>
+      </w:r>
+    </w:p>
+    <w:p>
+      <w:r>
+        <w:t>40 10 60 20 50 30</w:t>
+      </w:r>
+    </w:p>
+    <w:p>
+      <w:r>
+        <w:t>You cannot directly use Binary Search.</w:t>
+      </w:r>
+    </w:p>
+    <w:p>
+      <w:r>
+        <w:t>Why?</w:t>
+      </w:r>
+    </w:p>
+    <w:p>
+      <w:r>
+        <w:t>Because after checking the middle, you don't know which side can safely be discarded.</w:t>
+      </w:r>
+    </w:p>
+    <w:p>
+      <w:r>
+        <w:pict w14:anchorId="5AAFAE25">
+          <v:rect id="_x0000_i1259" style="width:0;height:1.5pt" o:hralign="center" o:hrstd="t" o:hr="t" fillcolor="#a0a0a0" stroked="f"/>
+        </w:pict>
+      </w:r>
+    </w:p>
+    <w:p>
+      <w:pPr>
+        <w:rPr>
+          <w:b/>
+          <w:bCs/>
+        </w:rPr>
+      </w:pPr>
+      <w:r>
+        <w:rPr>
+          <w:rFonts w:ascii="Segoe UI Emoji" w:hAnsi="Segoe UI Emoji" w:cs="Segoe UI Emoji"/>
+          <w:b/>
+          <w:bCs/>
+        </w:rPr>
+        <w:t>🧮</w:t>
+      </w:r>
+      <w:r>
+        <w:rPr>
+          <w:b/>
+          <w:bCs/>
+        </w:rPr>
+        <w:t xml:space="preserve"> Binary Search Variables</w:t>
+      </w:r>
+    </w:p>
+    <w:p>
+      <w:r>
+        <w:t>We usually maintain:</w:t>
+      </w:r>
+    </w:p>
+    <w:p>
+      <w:r>
+        <w:lastRenderedPageBreak/>
+        <w:t>int left = 0;</w:t>
+      </w:r>
+    </w:p>
+    <w:p>
+      <w:r>
+        <w:t>int right = n - 1;</w:t>
+      </w:r>
+    </w:p>
+    <w:p>
+      <w:r>
+        <w:t>Example:</w:t>
+      </w:r>
+    </w:p>
+    <w:p>
+      <w:r>
+        <w:t xml:space="preserve">Index:  </w:t>
+      </w:r>
+      <w:proofErr w:type="gramStart"/>
+      <w:r>
+        <w:t>0  1</w:t>
+      </w:r>
+      <w:proofErr w:type="gramEnd"/>
+      <w:r>
+        <w:t xml:space="preserve">  </w:t>
+      </w:r>
+      <w:proofErr w:type="gramStart"/>
+      <w:r>
+        <w:t>2  3</w:t>
+      </w:r>
+      <w:proofErr w:type="gramEnd"/>
+      <w:r>
+        <w:t xml:space="preserve">  </w:t>
+      </w:r>
+      <w:proofErr w:type="gramStart"/>
+      <w:r>
+        <w:t>4  5</w:t>
+      </w:r>
+      <w:proofErr w:type="gramEnd"/>
+      <w:r>
+        <w:t xml:space="preserve">  6</w:t>
+      </w:r>
+    </w:p>
+    <w:p>
+      <w:r>
+        <w:t>Array: 10 20 30 40 50 60 70</w:t>
+      </w:r>
+    </w:p>
+    <w:p>
+      <w:r>
+        <w:t>Initially:</w:t>
+      </w:r>
+    </w:p>
+    <w:p>
+      <w:r>
+        <w:t>left = 0</w:t>
+      </w:r>
+    </w:p>
+    <w:p>
+      <w:r>
+        <w:t>right = 6</w:t>
+      </w:r>
+    </w:p>
+    <w:p>
+      <w:r>
+        <w:t>Find middle:</w:t>
+      </w:r>
+    </w:p>
+    <w:p>
+      <w:r>
+        <w:t>int mid = (left + right) / 2;</w:t>
+      </w:r>
+    </w:p>
+    <w:p>
+      <w:r>
+        <w:t>So:</w:t>
+      </w:r>
+    </w:p>
+    <w:p>
+      <w:r>
+        <w:t>mid = 3</w:t>
+      </w:r>
+    </w:p>
+    <w:p>
+      <w:proofErr w:type="spellStart"/>
+      <w:r>
+        <w:t>arr</w:t>
+      </w:r>
+      <w:proofErr w:type="spellEnd"/>
+      <w:r>
+        <w:t>[mid] = 40</w:t>
+      </w:r>
+    </w:p>
+    <w:p>
+      <w:r>
+        <w:pict w14:anchorId="20B8A46D">
+          <v:rect id="_x0000_i1260" style="width:0;height:1.5pt" o:hralign="center" o:hrstd="t" o:hr="t" fillcolor="#a0a0a0" stroked="f"/>
+        </w:pict>
+      </w:r>
+    </w:p>
+    <w:p>
+      <w:pPr>
+        <w:rPr>
+          <w:b/>
+          <w:bCs/>
+        </w:rPr>
+      </w:pPr>
+      <w:r>
+        <w:rPr>
+          <w:rFonts w:ascii="Segoe UI Emoji" w:hAnsi="Segoe UI Emoji" w:cs="Segoe UI Emoji"/>
+          <w:b/>
+          <w:bCs/>
+        </w:rPr>
+        <w:t>🔁</w:t>
+      </w:r>
+      <w:r>
+        <w:rPr>
+          <w:b/>
+          <w:bCs/>
+        </w:rPr>
+        <w:t xml:space="preserve"> Binary Search Logic</w:t>
+      </w:r>
+    </w:p>
+    <w:p>
+      <w:r>
+        <w:t>if (</w:t>
+      </w:r>
+      <w:proofErr w:type="spellStart"/>
+      <w:r>
+        <w:t>arr</w:t>
+      </w:r>
+      <w:proofErr w:type="spellEnd"/>
+      <w:r>
+        <w:t>[mid] == target)</w:t>
+      </w:r>
+    </w:p>
+    <w:p>
+      <w:r>
+        <w:t>We found it.</w:t>
+      </w:r>
+    </w:p>
+    <w:p>
+      <w:r>
+        <w:t xml:space="preserve">else if (target &gt; </w:t>
+      </w:r>
+      <w:proofErr w:type="spellStart"/>
+      <w:r>
+        <w:t>arr</w:t>
+      </w:r>
+      <w:proofErr w:type="spellEnd"/>
+      <w:r>
+        <w:t>[mid])</w:t>
+      </w:r>
+    </w:p>
+    <w:p>
+      <w:r>
+        <w:t>Search the right side:</w:t>
+      </w:r>
+    </w:p>
+    <w:p>
+      <w:r>
+        <w:t>left = mid + 1;</w:t>
+      </w:r>
+    </w:p>
+    <w:p>
+      <w:r>
+        <w:t>Otherwise:</w:t>
+      </w:r>
+    </w:p>
+    <w:p>
+      <w:r>
+        <w:t>right = mid - 1;</w:t>
+      </w:r>
+    </w:p>
+    <w:p>
+      <w:r>
+        <w:t>We search the left side.</w:t>
+      </w:r>
+    </w:p>
+    <w:p>
+      <w:r>
+        <w:pict w14:anchorId="66889B0C">
+          <v:rect id="_x0000_i1261" style="width:0;height:1.5pt" o:hralign="center" o:hrstd="t" o:hr="t" fillcolor="#a0a0a0" stroked="f"/>
+        </w:pict>
+      </w:r>
+    </w:p>
+    <w:p>
+      <w:pPr>
+        <w:rPr>
+          <w:b/>
+          <w:bCs/>
+        </w:rPr>
+      </w:pPr>
+      <w:r>
+        <w:rPr>
+          <w:rFonts w:ascii="Segoe UI Emoji" w:hAnsi="Segoe UI Emoji" w:cs="Segoe UI Emoji"/>
+          <w:b/>
+          <w:bCs/>
+        </w:rPr>
+        <w:t>💻</w:t>
+      </w:r>
+      <w:r>
+        <w:rPr>
+          <w:b/>
+          <w:bCs/>
+        </w:rPr>
+        <w:t xml:space="preserve"> Standard Binary Search Function</w:t>
+      </w:r>
+    </w:p>
+    <w:p>
+      <w:r>
+        <w:t>Study this carefully:</w:t>
+      </w:r>
+    </w:p>
+    <w:p>
+      <w:r>
+        <w:t xml:space="preserve">int </w:t>
+      </w:r>
+      <w:proofErr w:type="spellStart"/>
+      <w:proofErr w:type="gramStart"/>
+      <w:r>
+        <w:t>binarySearch</w:t>
+      </w:r>
+      <w:proofErr w:type="spellEnd"/>
+      <w:r>
+        <w:t>(</w:t>
+      </w:r>
+      <w:proofErr w:type="gramEnd"/>
+      <w:r>
+        <w:t xml:space="preserve">int </w:t>
+      </w:r>
+      <w:proofErr w:type="spellStart"/>
+      <w:proofErr w:type="gramStart"/>
+      <w:r>
+        <w:t>arr</w:t>
+      </w:r>
+      <w:proofErr w:type="spellEnd"/>
+      <w:r>
+        <w:t>[</w:t>
+      </w:r>
+      <w:proofErr w:type="gramEnd"/>
+      <w:r>
+        <w:t>], int n, int target) {</w:t>
+      </w:r>
+    </w:p>
+    <w:p>
+      <w:r>
+        <w:t xml:space="preserve">    int left = 0;</w:t>
+      </w:r>
+    </w:p>
+    <w:p>
+      <w:r>
+        <w:t xml:space="preserve">    int right = n - 1;</w:t>
+      </w:r>
+    </w:p>
+    <w:p/>
+    <w:p>
+      <w:r>
+        <w:t xml:space="preserve">    while (left &lt;= right) {</w:t>
+      </w:r>
+    </w:p>
+    <w:p/>
+    <w:p>
+      <w:r>
+        <w:t xml:space="preserve">        int mid = (left + right) / 2;</w:t>
+      </w:r>
+    </w:p>
+    <w:p/>
+    <w:p>
+      <w:r>
+        <w:t xml:space="preserve">        if (</w:t>
+      </w:r>
+      <w:proofErr w:type="spellStart"/>
+      <w:r>
+        <w:t>arr</w:t>
+      </w:r>
+      <w:proofErr w:type="spellEnd"/>
+      <w:r>
+        <w:t>[mid] == target) {</w:t>
+      </w:r>
+    </w:p>
+    <w:p>
+      <w:r>
+        <w:t xml:space="preserve">            return mid;</w:t>
+      </w:r>
+    </w:p>
+    <w:p>
+      <w:r>
+        <w:t xml:space="preserve">        }</w:t>
+      </w:r>
+    </w:p>
+    <w:p/>
+    <w:p>
+      <w:r>
+        <w:t xml:space="preserve">        else if (target &gt; </w:t>
+      </w:r>
+      <w:proofErr w:type="spellStart"/>
+      <w:r>
+        <w:t>arr</w:t>
+      </w:r>
+      <w:proofErr w:type="spellEnd"/>
+      <w:r>
+        <w:t>[mid]) {</w:t>
+      </w:r>
+    </w:p>
+    <w:p>
+      <w:r>
+        <w:t xml:space="preserve">            left = mid + 1;</w:t>
+      </w:r>
+    </w:p>
+    <w:p>
+      <w:r>
+        <w:t xml:space="preserve">        }</w:t>
+      </w:r>
+    </w:p>
+    <w:p/>
+    <w:p>
+      <w:r>
+        <w:t xml:space="preserve">        else {</w:t>
+      </w:r>
+    </w:p>
+    <w:p>
+      <w:r>
+        <w:t xml:space="preserve">            right = mid - 1;</w:t>
+      </w:r>
+    </w:p>
+    <w:p>
+      <w:r>
+        <w:t xml:space="preserve">        }</w:t>
+      </w:r>
+    </w:p>
+    <w:p>
+      <w:r>
+        <w:t xml:space="preserve">    }</w:t>
+      </w:r>
+    </w:p>
+    <w:p/>
+    <w:p>
+      <w:r>
+        <w:t xml:space="preserve">    return -1;</w:t>
+      </w:r>
+    </w:p>
+    <w:p>
+      <w:r>
+        <w:t>}</w:t>
+      </w:r>
+    </w:p>
+    <w:p>
+      <w:r>
+        <w:t>And use it:</w:t>
+      </w:r>
+    </w:p>
+    <w:p>
+      <w:r>
+        <w:t>#include &lt;iostream&gt;</w:t>
+      </w:r>
+    </w:p>
+    <w:p/>
+    <w:p>
+      <w:r>
+        <w:t xml:space="preserve">int </w:t>
+      </w:r>
+      <w:proofErr w:type="spellStart"/>
+      <w:proofErr w:type="gramStart"/>
+      <w:r>
+        <w:t>binarySearch</w:t>
+      </w:r>
+      <w:proofErr w:type="spellEnd"/>
+      <w:r>
+        <w:t>(</w:t>
+      </w:r>
+      <w:proofErr w:type="gramEnd"/>
+      <w:r>
+        <w:t xml:space="preserve">int </w:t>
+      </w:r>
+      <w:proofErr w:type="spellStart"/>
+      <w:proofErr w:type="gramStart"/>
+      <w:r>
+        <w:t>arr</w:t>
+      </w:r>
+      <w:proofErr w:type="spellEnd"/>
+      <w:r>
+        <w:t>[</w:t>
+      </w:r>
+      <w:proofErr w:type="gramEnd"/>
+      <w:r>
+        <w:t>], int n, int target) {</w:t>
+      </w:r>
+    </w:p>
+    <w:p>
+      <w:r>
+        <w:t xml:space="preserve">    int left = 0;</w:t>
+      </w:r>
+    </w:p>
+    <w:p>
+      <w:r>
+        <w:t xml:space="preserve">    int right = n - 1;</w:t>
+      </w:r>
+    </w:p>
+    <w:p/>
+    <w:p>
+      <w:r>
+        <w:t xml:space="preserve">    while (left &lt;= right) {</w:t>
+      </w:r>
+    </w:p>
+    <w:p/>
+    <w:p>
+      <w:r>
+        <w:t xml:space="preserve">        int mid = (left + right) / 2;</w:t>
+      </w:r>
+    </w:p>
+    <w:p/>
+    <w:p>
+      <w:r>
+        <w:t xml:space="preserve">        if (</w:t>
+      </w:r>
+      <w:proofErr w:type="spellStart"/>
+      <w:r>
+        <w:t>arr</w:t>
+      </w:r>
+      <w:proofErr w:type="spellEnd"/>
+      <w:r>
+        <w:t>[mid] == target) {</w:t>
+      </w:r>
+    </w:p>
+    <w:p>
+      <w:r>
+        <w:t xml:space="preserve">            return mid;</w:t>
+      </w:r>
+    </w:p>
+    <w:p>
+      <w:r>
+        <w:lastRenderedPageBreak/>
+        <w:t xml:space="preserve">        }</w:t>
+      </w:r>
+    </w:p>
+    <w:p>
+      <w:r>
+        <w:t xml:space="preserve">        else if (target &gt; </w:t>
+      </w:r>
+      <w:proofErr w:type="spellStart"/>
+      <w:r>
+        <w:t>arr</w:t>
+      </w:r>
+      <w:proofErr w:type="spellEnd"/>
+      <w:r>
+        <w:t>[mid]) {</w:t>
+      </w:r>
+    </w:p>
+    <w:p>
+      <w:r>
+        <w:t xml:space="preserve">            left = mid + 1;</w:t>
+      </w:r>
+    </w:p>
+    <w:p>
+      <w:r>
+        <w:t xml:space="preserve">        }</w:t>
+      </w:r>
+    </w:p>
+    <w:p>
+      <w:r>
+        <w:t xml:space="preserve">        else {</w:t>
+      </w:r>
+    </w:p>
+    <w:p>
+      <w:r>
+        <w:t xml:space="preserve">            right = mid - 1;</w:t>
+      </w:r>
+    </w:p>
+    <w:p>
+      <w:r>
+        <w:t xml:space="preserve">        }</w:t>
+      </w:r>
+    </w:p>
+    <w:p>
+      <w:r>
+        <w:t xml:space="preserve">    }</w:t>
+      </w:r>
+    </w:p>
+    <w:p/>
+    <w:p>
+      <w:r>
+        <w:t xml:space="preserve">    return -1;</w:t>
+      </w:r>
+    </w:p>
+    <w:p>
+      <w:r>
+        <w:t>}</w:t>
+      </w:r>
+    </w:p>
+    <w:p/>
+    <w:p>
+      <w:r>
+        <w:t xml:space="preserve">int </w:t>
+      </w:r>
+      <w:proofErr w:type="gramStart"/>
+      <w:r>
+        <w:t>main(</w:t>
+      </w:r>
+      <w:proofErr w:type="gramEnd"/>
+      <w:r>
+        <w:t>) {</w:t>
+      </w:r>
+    </w:p>
+    <w:p/>
+    <w:p>
+      <w:r>
+        <w:t xml:space="preserve">    int </w:t>
+      </w:r>
+      <w:proofErr w:type="spellStart"/>
+      <w:proofErr w:type="gramStart"/>
+      <w:r>
+        <w:t>arr</w:t>
+      </w:r>
+      <w:proofErr w:type="spellEnd"/>
+      <w:r>
+        <w:t>[</w:t>
+      </w:r>
+      <w:proofErr w:type="gramEnd"/>
+      <w:r>
+        <w:t>] = {10, 20, 30, 40, 50, 60, 70};</w:t>
+      </w:r>
+    </w:p>
+    <w:p>
+      <w:r>
+        <w:t xml:space="preserve">    int n = 7;</w:t>
+      </w:r>
+    </w:p>
+    <w:p/>
+    <w:p>
+      <w:r>
+        <w:t xml:space="preserve">    int target = 60;</w:t>
+      </w:r>
+    </w:p>
+    <w:p/>
+    <w:p>
+      <w:r>
+        <w:t xml:space="preserve">    int result = </w:t>
+      </w:r>
+      <w:proofErr w:type="spellStart"/>
+      <w:proofErr w:type="gramStart"/>
+      <w:r>
+        <w:t>binarySearch</w:t>
+      </w:r>
+      <w:proofErr w:type="spellEnd"/>
+      <w:r>
+        <w:t>(</w:t>
+      </w:r>
+      <w:proofErr w:type="spellStart"/>
+      <w:proofErr w:type="gramEnd"/>
+      <w:r>
+        <w:t>arr</w:t>
+      </w:r>
+      <w:proofErr w:type="spellEnd"/>
+      <w:r>
+        <w:t>, n, target);</w:t>
+      </w:r>
+    </w:p>
+    <w:p/>
+    <w:p>
+      <w:r>
+        <w:t xml:space="preserve">    </w:t>
+      </w:r>
+      <w:proofErr w:type="gramStart"/>
+      <w:r>
+        <w:t>std::</w:t>
+      </w:r>
+      <w:proofErr w:type="spellStart"/>
+      <w:proofErr w:type="gramEnd"/>
+      <w:r>
+        <w:t>cout</w:t>
+      </w:r>
+      <w:proofErr w:type="spellEnd"/>
+      <w:r>
+        <w:t xml:space="preserve"> &lt;&lt; result;</w:t>
+      </w:r>
+    </w:p>
+    <w:p>
+      <w:r>
+        <w:t>}</w:t>
+      </w:r>
+    </w:p>
+    <w:p>
+      <w:r>
+        <w:t>Output:</w:t>
+      </w:r>
+    </w:p>
+    <w:p>
+      <w:r>
+        <w:t>5</w:t>
+      </w:r>
+    </w:p>
+    <w:p>
+      <w:r>
+        <w:pict w14:anchorId="21B11711">
+          <v:rect id="_x0000_i1262" style="width:0;height:1.5pt" o:hralign="center" o:hrstd="t" o:hr="t" fillcolor="#a0a0a0" stroked="f"/>
+        </w:pict>
+      </w:r>
+    </w:p>
+    <w:p>
+      <w:pPr>
+        <w:rPr>
+          <w:b/>
+          <w:bCs/>
+        </w:rPr>
+      </w:pPr>
+      <w:r>
+        <w:rPr>
+          <w:rFonts w:ascii="Segoe UI Emoji" w:hAnsi="Segoe UI Emoji" w:cs="Segoe UI Emoji"/>
+          <w:b/>
+          <w:bCs/>
+        </w:rPr>
+        <w:t>🔬</w:t>
+      </w:r>
+      <w:r>
+        <w:rPr>
+          <w:b/>
+          <w:bCs/>
+        </w:rPr>
+        <w:t xml:space="preserve"> Let's Dry Run It</w:t>
+      </w:r>
+    </w:p>
+    <w:p>
+      <w:r>
+        <w:t>Array:</w:t>
+      </w:r>
+    </w:p>
+    <w:p>
+      <w:r>
+        <w:t>10 20 30 40 50 60 70</w:t>
+      </w:r>
+    </w:p>
+    <w:p>
+      <w:r>
+        <w:t>Target:</w:t>
+      </w:r>
+    </w:p>
+    <w:p>
+      <w:r>
+        <w:t>60</w:t>
+      </w:r>
+    </w:p>
+    <w:p>
+      <w:pPr>
+        <w:rPr>
+          <w:b/>
+          <w:bCs/>
+        </w:rPr>
+      </w:pPr>
+      <w:r>
+        <w:rPr>
+          <w:b/>
+          <w:bCs/>
+        </w:rPr>
+        <w:lastRenderedPageBreak/>
+        <w:t>Step 1</w:t>
+      </w:r>
+    </w:p>
+    <w:p>
+      <w:r>
+        <w:t>left = 0</w:t>
+      </w:r>
+    </w:p>
+    <w:p>
+      <w:r>
+        <w:t>right = 6</w:t>
+      </w:r>
+    </w:p>
+    <w:p/>
+    <w:p>
+      <w:r>
+        <w:t>mid = 3</w:t>
+      </w:r>
+    </w:p>
+    <w:p/>
+    <w:p>
+      <w:proofErr w:type="spellStart"/>
+      <w:r>
+        <w:t>arr</w:t>
+      </w:r>
+      <w:proofErr w:type="spellEnd"/>
+      <w:r>
+        <w:t>[mid] = 40</w:t>
+      </w:r>
+    </w:p>
+    <w:p>
+      <w:r>
+        <w:t>Since:</w:t>
+      </w:r>
+    </w:p>
+    <w:p>
+      <w:r>
+        <w:t>60 &gt; 40</w:t>
+      </w:r>
+    </w:p>
+    <w:p>
+      <w:r>
+        <w:t>Move left:</w:t>
+      </w:r>
+    </w:p>
+    <w:p>
+      <w:r>
+        <w:t>left = 4</w:t>
+      </w:r>
+    </w:p>
+    <w:p>
+      <w:r>
+        <w:pict w14:anchorId="21CEBCBF">
+          <v:rect id="_x0000_i1263" style="width:0;height:1.5pt" o:hralign="center" o:hrstd="t" o:hr="t" fillcolor="#a0a0a0" stroked="f"/>
+        </w:pict>
+      </w:r>
+    </w:p>
+    <w:p>
+      <w:pPr>
+        <w:rPr>
+          <w:b/>
+          <w:bCs/>
+        </w:rPr>
+      </w:pPr>
+      <w:r>
+        <w:rPr>
+          <w:b/>
+          <w:bCs/>
+        </w:rPr>
+        <w:t>Step 2</w:t>
+      </w:r>
+    </w:p>
+    <w:p>
+      <w:r>
+        <w:t>left = 4</w:t>
+      </w:r>
+    </w:p>
+    <w:p>
+      <w:r>
+        <w:t>right = 6</w:t>
+      </w:r>
+    </w:p>
+    <w:p/>
+    <w:p>
+      <w:r>
+        <w:t>mid = 5</w:t>
+      </w:r>
+    </w:p>
+    <w:p/>
+    <w:p>
+      <w:proofErr w:type="spellStart"/>
+      <w:r>
+        <w:t>arr</w:t>
+      </w:r>
+      <w:proofErr w:type="spellEnd"/>
+      <w:r>
+        <w:t>[mid] = 60</w:t>
+      </w:r>
+    </w:p>
+    <w:p>
+      <w:r>
+        <w:t xml:space="preserve">Found! </w:t>
+      </w:r>
+      <w:r>
+        <w:rPr>
+          <w:rFonts w:ascii="Segoe UI Emoji" w:hAnsi="Segoe UI Emoji" w:cs="Segoe UI Emoji"/>
+        </w:rPr>
+        <w:t>🎯</w:t>
+      </w:r>
+    </w:p>
+    <w:p>
+      <w:r>
+        <w:t>Return:</w:t>
+      </w:r>
+    </w:p>
+    <w:p>
+      <w:r>
+        <w:t>5</w:t>
+      </w:r>
+    </w:p>
+    <w:p>
+      <w:r>
+        <w:pict w14:anchorId="132BAF80">
+          <v:rect id="_x0000_i1264" style="width:0;height:1.5pt" o:hralign="center" o:hrstd="t" o:hr="t" fillcolor="#a0a0a0" stroked="f"/>
+        </w:pict>
+      </w:r>
+    </w:p>
+    <w:p>
+      <w:pPr>
+        <w:rPr>
+          <w:b/>
+          <w:bCs/>
+        </w:rPr>
+      </w:pPr>
+      <w:r>
+        <w:rPr>
+          <w:rFonts w:ascii="Segoe UI Emoji" w:hAnsi="Segoe UI Emoji" w:cs="Segoe UI Emoji"/>
+          <w:b/>
+          <w:bCs/>
+        </w:rPr>
+        <w:t>⏱️</w:t>
+      </w:r>
+      <w:r>
+        <w:rPr>
+          <w:b/>
+          <w:bCs/>
+        </w:rPr>
+        <w:t xml:space="preserve"> Why Binary Search is </w:t>
+      </w:r>
+      <w:proofErr w:type="gramStart"/>
+      <w:r>
+        <w:rPr>
+          <w:b/>
+          <w:bCs/>
+        </w:rPr>
+        <w:t>O(</w:t>
+      </w:r>
+      <w:proofErr w:type="gramEnd"/>
+      <w:r>
+        <w:rPr>
+          <w:b/>
+          <w:bCs/>
+        </w:rPr>
+        <w:t>log n)</w:t>
+      </w:r>
+    </w:p>
+    <w:p>
+      <w:r>
+        <w:t>Every step removes approximately half the search space:</w:t>
+      </w:r>
+    </w:p>
+    <w:p>
+      <w:r>
+        <w:t>16 elements</w:t>
+      </w:r>
+    </w:p>
+    <w:p/>
+    <w:p>
+      <w:r>
+        <w:t>↓</w:t>
+      </w:r>
+    </w:p>
+    <w:p/>
+    <w:p>
+      <w:r>
+        <w:t>8</w:t>
+      </w:r>
+    </w:p>
+    <w:p/>
+    <w:p>
+      <w:r>
+        <w:lastRenderedPageBreak/>
+        <w:t>↓</w:t>
+      </w:r>
+    </w:p>
+    <w:p/>
+    <w:p>
+      <w:r>
+        <w:t>4</w:t>
+      </w:r>
+    </w:p>
+    <w:p/>
+    <w:p>
+      <w:r>
+        <w:t>↓</w:t>
+      </w:r>
+    </w:p>
+    <w:p/>
+    <w:p>
+      <w:r>
+        <w:t>2</w:t>
+      </w:r>
+    </w:p>
+    <w:p/>
+    <w:p>
+      <w:r>
+        <w:t>↓</w:t>
+      </w:r>
+    </w:p>
+    <w:p/>
+    <w:p>
+      <w:r>
+        <w:t>1</w:t>
+      </w:r>
+    </w:p>
+    <w:p>
+      <w:r>
+        <w:t>That is why:</w:t>
+      </w:r>
+    </w:p>
+    <w:p>
+      <w:r>
+        <w:t xml:space="preserve">Binary Search → </w:t>
+      </w:r>
+      <w:proofErr w:type="gramStart"/>
+      <w:r>
+        <w:t>O(</w:t>
+      </w:r>
+      <w:proofErr w:type="gramEnd"/>
+      <w:r>
+        <w:t>log n)</w:t>
+      </w:r>
+    </w:p>
+    <w:p>
+      <w:proofErr w:type="gramStart"/>
+      <w:r>
+        <w:t>O(</w:t>
+      </w:r>
+      <w:proofErr w:type="gramEnd"/>
+      <w:r>
+        <w:t>1)</w:t>
+      </w:r>
+    </w:p>
+    <w:p>
+      <w:proofErr w:type="gramStart"/>
+      <w:r>
+        <w:t>O(</w:t>
+      </w:r>
+      <w:proofErr w:type="gramEnd"/>
+      <w:r>
+        <w:t>log n)</w:t>
+      </w:r>
+    </w:p>
+    <w:p>
+      <w:r>
+        <w:t>O(n)</w:t>
+      </w:r>
+    </w:p>
+    <w:p>
+      <w:proofErr w:type="gramStart"/>
+      <w:r>
+        <w:t>O(</w:t>
+      </w:r>
+      <w:proofErr w:type="gramEnd"/>
+      <w:r>
+        <w:t>n log n)</w:t>
+      </w:r>
+    </w:p>
+    <w:p>
+      <w:r>
+        <w:t>O(n²)</w:t>
+      </w:r>
+    </w:p>
+    <w:p>
+      <w:r>
+        <w:t>O(2ⁿ)</w:t>
+      </w:r>
+    </w:p>
+    <w:p>
+      <w:r>
+        <w:t xml:space="preserve">10203040506050100150200Input size </w:t>
+      </w:r>
+      <w:proofErr w:type="spellStart"/>
+      <w:r>
+        <w:t>nOps</w:t>
+      </w:r>
+      <w:proofErr w:type="spellEnd"/>
+    </w:p>
+    <w:p>
+      <m:oMathPara>
+        <m:oMath>
+          <m:r>
+            <w:rPr>
+              <w:rFonts w:ascii="Cambria Math" w:hAnsi="Cambria Math"/>
+            </w:rPr>
+            <m:t>n=16: </m:t>
+          </m:r>
+          <m:d>
+            <m:dPr>
+              <m:sepChr m:val=","/>
+              <m:ctrlPr>
+                <w:rPr>
+                  <w:rFonts w:ascii="Cambria Math" w:hAnsi="Cambria Math"/>
+                </w:rPr>
+              </m:ctrlPr>
+            </m:dPr>
+            <m:e>
+              <m:r>
+                <w:rPr>
+                  <w:rFonts w:ascii="Cambria Math" w:hAnsi="Cambria Math"/>
+                </w:rPr>
+                <m:t>1</m:t>
+              </m:r>
+            </m:e>
+            <m:e>
+              <m:sSub>
+                <m:sSubPr>
+                  <m:ctrlPr>
+                    <w:rPr>
+                      <w:rFonts w:ascii="Cambria Math" w:hAnsi="Cambria Math"/>
+                    </w:rPr>
+                  </m:ctrlPr>
+                </m:sSubPr>
+                <m:e>
+                  <m:r>
+                    <m:rPr>
+                      <m:sty m:val="p"/>
+                    </m:rPr>
+                    <w:rPr>
+                      <w:rFonts w:ascii="Cambria Math" w:hAnsi="Cambria Math"/>
+                    </w:rPr>
+                    <m:t>log</m:t>
+                  </m:r>
+                </m:e>
+                <m:sub>
+                  <m:r>
+                    <w:rPr>
+                      <w:rFonts w:ascii="Cambria Math" w:hAnsi="Cambria Math"/>
+                    </w:rPr>
+                    <m:t>2</m:t>
+                  </m:r>
+                </m:sub>
+              </m:sSub>
+            </m:e>
+            <m:e>
+              <m:r>
+                <w:rPr>
+                  <w:rFonts w:ascii="Cambria Math" w:hAnsi="Cambria Math"/>
+                </w:rPr>
+                <m:t>nn</m:t>
+              </m:r>
+            </m:e>
+          </m:d>
+          <m:r>
+            <w:rPr>
+              <w:rFonts w:ascii="Cambria Math" w:hAnsi="Cambria Math"/>
+            </w:rPr>
+            <m:t>=</m:t>
+          </m:r>
+          <m:d>
+            <m:dPr>
+              <m:sepChr m:val=","/>
+              <m:ctrlPr>
+                <w:rPr>
+                  <w:rFonts w:ascii="Cambria Math" w:hAnsi="Cambria Math"/>
+                </w:rPr>
+              </m:ctrlPr>
+            </m:dPr>
+            <m:e>
+              <m:r>
+                <w:rPr>
+                  <w:rFonts w:ascii="Cambria Math" w:hAnsi="Cambria Math"/>
+                </w:rPr>
+                <m:t>1</m:t>
+              </m:r>
+            </m:e>
+            <m:e>
+              <m:r>
+                <w:rPr>
+                  <w:rFonts w:ascii="Cambria Math" w:hAnsi="Cambria Math"/>
+                </w:rPr>
+                <m:t>4</m:t>
+              </m:r>
+            </m:e>
+            <m:e>
+              <m:r>
+                <w:rPr>
+                  <w:rFonts w:ascii="Cambria Math" w:hAnsi="Cambria Math"/>
+                </w:rPr>
+                <m:t>16</m:t>
+              </m:r>
+            </m:e>
+          </m:d>
+        </m:oMath>
+      </m:oMathPara>
+    </w:p>
+    <w:p>
+      <m:oMathPara>
+        <m:oMath>
+          <m:d>
+            <m:dPr>
+              <m:sepChr m:val=","/>
+              <m:ctrlPr>
+                <w:rPr>
+                  <w:rFonts w:ascii="Cambria Math" w:hAnsi="Cambria Math"/>
+                </w:rPr>
+              </m:ctrlPr>
+            </m:dPr>
+            <m:e>
+              <m:r>
+                <w:rPr>
+                  <w:rFonts w:ascii="Cambria Math" w:hAnsi="Cambria Math"/>
+                </w:rPr>
+                <m:t>n</m:t>
+              </m:r>
+            </m:e>
+            <m:e>
+              <m:sSub>
+                <m:sSubPr>
+                  <m:ctrlPr>
+                    <w:rPr>
+                      <w:rFonts w:ascii="Cambria Math" w:hAnsi="Cambria Math"/>
+                    </w:rPr>
+                  </m:ctrlPr>
+                </m:sSubPr>
+                <m:e>
+                  <m:r>
+                    <m:rPr>
+                      <m:sty m:val="p"/>
+                    </m:rPr>
+                    <w:rPr>
+                      <w:rFonts w:ascii="Cambria Math" w:hAnsi="Cambria Math"/>
+                    </w:rPr>
+                    <m:t>log</m:t>
+                  </m:r>
+                </m:e>
+                <m:sub>
+                  <m:r>
+                    <w:rPr>
+                      <w:rFonts w:ascii="Cambria Math" w:hAnsi="Cambria Math"/>
+                    </w:rPr>
+                    <m:t>2</m:t>
+                  </m:r>
+                </m:sub>
+              </m:sSub>
+              <m:r>
+                <w:rPr>
+                  <w:rFonts w:ascii="Cambria Math" w:hAnsi="Cambria Math"/>
+                </w:rPr>
+                <m:t>n</m:t>
+              </m:r>
+              <m:sSup>
+                <m:sSupPr>
+                  <m:ctrlPr>
+                    <w:rPr>
+                      <w:rFonts w:ascii="Cambria Math" w:hAnsi="Cambria Math"/>
+                    </w:rPr>
+                  </m:ctrlPr>
+                </m:sSupPr>
+                <m:e>
+                  <m:r>
+                    <w:rPr>
+                      <w:rFonts w:ascii="Cambria Math" w:hAnsi="Cambria Math"/>
+                    </w:rPr>
+                    <m:t>n</m:t>
+                  </m:r>
+                </m:e>
+                <m:sup>
+                  <m:r>
+                    <w:rPr>
+                      <w:rFonts w:ascii="Cambria Math" w:hAnsi="Cambria Math"/>
+                    </w:rPr>
+                    <m:t>2</m:t>
+                  </m:r>
+                </m:sup>
+              </m:sSup>
+            </m:e>
+          </m:d>
+          <m:r>
+            <w:rPr>
+              <w:rFonts w:ascii="Cambria Math" w:hAnsi="Cambria Math"/>
+            </w:rPr>
+            <m:t>=</m:t>
+          </m:r>
+          <m:d>
+            <m:dPr>
+              <m:sepChr m:val=","/>
+              <m:ctrlPr>
+                <w:rPr>
+                  <w:rFonts w:ascii="Cambria Math" w:hAnsi="Cambria Math"/>
+                </w:rPr>
+              </m:ctrlPr>
+            </m:dPr>
+            <m:e>
+              <m:r>
+                <w:rPr>
+                  <w:rFonts w:ascii="Cambria Math" w:hAnsi="Cambria Math"/>
+                </w:rPr>
+                <m:t>64</m:t>
+              </m:r>
+            </m:e>
+            <m:e>
+              <m:r>
+                <w:rPr>
+                  <w:rFonts w:ascii="Cambria Math" w:hAnsi="Cambria Math"/>
+                </w:rPr>
+                <m:t>256</m:t>
+              </m:r>
+            </m:e>
+          </m:d>
+        </m:oMath>
+      </m:oMathPara>
+    </w:p>
+    <w:p>
+      <m:oMathPara>
+        <m:oMath>
+          <m:sSup>
+            <m:sSupPr>
+              <m:ctrlPr>
+                <w:rPr>
+                  <w:rFonts w:ascii="Cambria Math" w:hAnsi="Cambria Math"/>
+                </w:rPr>
+              </m:ctrlPr>
+            </m:sSupPr>
+            <m:e>
+              <m:r>
+                <w:rPr>
+                  <w:rFonts w:ascii="Cambria Math" w:hAnsi="Cambria Math"/>
+                </w:rPr>
+                <m:t>2</m:t>
+              </m:r>
+            </m:e>
+            <m:sup>
+              <m:r>
+                <w:rPr>
+                  <w:rFonts w:ascii="Cambria Math" w:hAnsi="Cambria Math"/>
+                </w:rPr>
+                <m:t>n</m:t>
+              </m:r>
+            </m:sup>
+          </m:sSup>
+          <m:r>
+            <w:rPr>
+              <w:rFonts w:ascii="Cambria Math" w:hAnsi="Cambria Math"/>
+            </w:rPr>
+            <m:t>=65,536</m:t>
+          </m:r>
+        </m:oMath>
+      </m:oMathPara>
+    </w:p>
+    <w:p>
+      <m:oMathPara>
+        <m:oMath>
+          <m:r>
+            <w:rPr>
+              <w:rFonts w:ascii="Cambria Math" w:hAnsi="Cambria Math"/>
+            </w:rPr>
+            <m:t>n</m:t>
+          </m:r>
+        </m:oMath>
+      </m:oMathPara>
+    </w:p>
+    <w:p>
+      <w:r>
+        <w:t>48163264</w:t>
+      </w:r>
+    </w:p>
+    <w:p>
+      <w:r>
+        <w:t>48163264</w:t>
+      </w:r>
+    </w:p>
+    <w:p>
+      <w:r>
+        <w:t>Give feedback</w:t>
+      </w:r>
+    </w:p>
+    <w:p>
+      <w:r>
+        <w:t>The important comparison is:</w:t>
+      </w:r>
+    </w:p>
+    <w:p>
+      <w:r>
+        <w:t>Linear Search → O(n)</w:t>
+      </w:r>
+    </w:p>
+    <w:p/>
+    <w:p>
+      <w:r>
+        <w:t xml:space="preserve">Binary Search → </w:t>
+      </w:r>
+      <w:proofErr w:type="gramStart"/>
+      <w:r>
+        <w:t>O(</w:t>
+      </w:r>
+      <w:proofErr w:type="gramEnd"/>
+      <w:r>
+        <w:t>log n)</w:t>
+      </w:r>
+    </w:p>
+    <w:p>
+      <w:r>
+        <w:lastRenderedPageBreak/>
+        <w:t>For small arrays, the difference may not feel huge.</w:t>
+      </w:r>
+    </w:p>
+    <w:p>
+      <w:r>
+        <w:t xml:space="preserve">But imagine </w:t>
+      </w:r>
+      <w:r>
+        <w:rPr>
+          <w:b/>
+          <w:bCs/>
+        </w:rPr>
+        <w:t>1,000,000 sorted elements</w:t>
+      </w:r>
+      <w:r>
+        <w:t>:</w:t>
+      </w:r>
+    </w:p>
+    <w:p>
+      <w:r>
+        <w:t>Linear Search</w:t>
+      </w:r>
+    </w:p>
+    <w:p>
+      <w:r>
+        <w:t>Worst case ≈ 1,000,000 checks</w:t>
+      </w:r>
+    </w:p>
+    <w:p/>
+    <w:p>
+      <w:r>
+        <w:t>Binary Search</w:t>
+      </w:r>
+    </w:p>
+    <w:p>
+      <w:r>
+        <w:t>≈ 20 checks</w:t>
+      </w:r>
+    </w:p>
+    <w:p>
+      <w:r>
+        <w:t>That is the power of algorithmic thinking.</w:t>
+      </w:r>
+    </w:p>
+    <w:p/>
     <w:p/>
     <w:p/>
     <w:p/>
@@ -33521,6 +37280,119 @@
     </w:lvl>
   </w:abstractNum>
   <w:abstractNum w:abstractNumId="21" w15:restartNumberingAfterBreak="0">
+    <w:nsid w:val="4AE27611"/>
+    <w:multiLevelType w:val="multilevel"/>
+    <w:tmpl w:val="7262960E"/>
+    <w:lvl w:ilvl="0">
+      <w:start w:val="6"/>
+      <w:numFmt w:val="decimal"/>
+      <w:lvlText w:val="%1."/>
+      <w:lvlJc w:val="left"/>
+      <w:pPr>
+        <w:tabs>
+          <w:tab w:val="num" w:pos="720"/>
+        </w:tabs>
+        <w:ind w:left="720" w:hanging="360"/>
+      </w:pPr>
+    </w:lvl>
+    <w:lvl w:ilvl="1" w:tentative="1">
+      <w:start w:val="1"/>
+      <w:numFmt w:val="decimal"/>
+      <w:lvlText w:val="%2."/>
+      <w:lvlJc w:val="left"/>
+      <w:pPr>
+        <w:tabs>
+          <w:tab w:val="num" w:pos="1440"/>
+        </w:tabs>
+        <w:ind w:left="1440" w:hanging="360"/>
+      </w:pPr>
+    </w:lvl>
+    <w:lvl w:ilvl="2" w:tentative="1">
+      <w:start w:val="1"/>
+      <w:numFmt w:val="decimal"/>
+      <w:lvlText w:val="%3."/>
+      <w:lvlJc w:val="left"/>
+      <w:pPr>
+        <w:tabs>
+          <w:tab w:val="num" w:pos="2160"/>
+        </w:tabs>
+        <w:ind w:left="2160" w:hanging="360"/>
+      </w:pPr>
+    </w:lvl>
+    <w:lvl w:ilvl="3" w:tentative="1">
+      <w:start w:val="1"/>
+      <w:numFmt w:val="decimal"/>
+      <w:lvlText w:val="%4."/>
+      <w:lvlJc w:val="left"/>
+      <w:pPr>
+        <w:tabs>
+          <w:tab w:val="num" w:pos="2880"/>
+        </w:tabs>
+        <w:ind w:left="2880" w:hanging="360"/>
+      </w:pPr>
+    </w:lvl>
+    <w:lvl w:ilvl="4" w:tentative="1">
+      <w:start w:val="1"/>
+      <w:numFmt w:val="decimal"/>
+      <w:lvlText w:val="%5."/>
+      <w:lvlJc w:val="left"/>
+      <w:pPr>
+        <w:tabs>
+          <w:tab w:val="num" w:pos="3600"/>
+        </w:tabs>
+        <w:ind w:left="3600" w:hanging="360"/>
+      </w:pPr>
+    </w:lvl>
+    <w:lvl w:ilvl="5" w:tentative="1">
+      <w:start w:val="1"/>
+      <w:numFmt w:val="decimal"/>
+      <w:lvlText w:val="%6."/>
+      <w:lvlJc w:val="left"/>
+      <w:pPr>
+        <w:tabs>
+          <w:tab w:val="num" w:pos="4320"/>
+        </w:tabs>
+        <w:ind w:left="4320" w:hanging="360"/>
+      </w:pPr>
+    </w:lvl>
+    <w:lvl w:ilvl="6" w:tentative="1">
+      <w:start w:val="1"/>
+      <w:numFmt w:val="decimal"/>
+      <w:lvlText w:val="%7."/>
+      <w:lvlJc w:val="left"/>
+      <w:pPr>
+        <w:tabs>
+          <w:tab w:val="num" w:pos="5040"/>
+        </w:tabs>
+        <w:ind w:left="5040" w:hanging="360"/>
+      </w:pPr>
+    </w:lvl>
+    <w:lvl w:ilvl="7" w:tentative="1">
+      <w:start w:val="1"/>
+      <w:numFmt w:val="decimal"/>
+      <w:lvlText w:val="%8."/>
+      <w:lvlJc w:val="left"/>
+      <w:pPr>
+        <w:tabs>
+          <w:tab w:val="num" w:pos="5760"/>
+        </w:tabs>
+        <w:ind w:left="5760" w:hanging="360"/>
+      </w:pPr>
+    </w:lvl>
+    <w:lvl w:ilvl="8" w:tentative="1">
+      <w:start w:val="1"/>
+      <w:numFmt w:val="decimal"/>
+      <w:lvlText w:val="%9."/>
+      <w:lvlJc w:val="left"/>
+      <w:pPr>
+        <w:tabs>
+          <w:tab w:val="num" w:pos="6480"/>
+        </w:tabs>
+        <w:ind w:left="6480" w:hanging="360"/>
+      </w:pPr>
+    </w:lvl>
+  </w:abstractNum>
+  <w:abstractNum w:abstractNumId="22" w15:restartNumberingAfterBreak="0">
     <w:nsid w:val="4C701B96"/>
     <w:multiLevelType w:val="multilevel"/>
     <w:tmpl w:val="1B1C7C16"/>
@@ -33669,236 +37541,10 @@
       </w:rPr>
     </w:lvl>
   </w:abstractNum>
-  <w:abstractNum w:abstractNumId="22" w15:restartNumberingAfterBreak="0">
-    <w:nsid w:val="4DDB191D"/>
+  <w:abstractNum w:abstractNumId="23" w15:restartNumberingAfterBreak="0">
+    <w:nsid w:val="4D0C0415"/>
     <w:multiLevelType w:val="multilevel"/>
-    <w:tmpl w:val="5C32675E"/>
-    <w:lvl w:ilvl="0">
-      <w:start w:val="1"/>
-      <w:numFmt w:val="decimal"/>
-      <w:lvlText w:val="%1."/>
-      <w:lvlJc w:val="left"/>
-      <w:pPr>
-        <w:tabs>
-          <w:tab w:val="num" w:pos="720"/>
-        </w:tabs>
-        <w:ind w:left="720" w:hanging="360"/>
-      </w:pPr>
-    </w:lvl>
-    <w:lvl w:ilvl="1" w:tentative="1">
-      <w:start w:val="1"/>
-      <w:numFmt w:val="decimal"/>
-      <w:lvlText w:val="%2."/>
-      <w:lvlJc w:val="left"/>
-      <w:pPr>
-        <w:tabs>
-          <w:tab w:val="num" w:pos="1440"/>
-        </w:tabs>
-        <w:ind w:left="1440" w:hanging="360"/>
-      </w:pPr>
-    </w:lvl>
-    <w:lvl w:ilvl="2" w:tentative="1">
-      <w:start w:val="1"/>
-      <w:numFmt w:val="decimal"/>
-      <w:lvlText w:val="%3."/>
-      <w:lvlJc w:val="left"/>
-      <w:pPr>
-        <w:tabs>
-          <w:tab w:val="num" w:pos="2160"/>
-        </w:tabs>
-        <w:ind w:left="2160" w:hanging="360"/>
-      </w:pPr>
-    </w:lvl>
-    <w:lvl w:ilvl="3" w:tentative="1">
-      <w:start w:val="1"/>
-      <w:numFmt w:val="decimal"/>
-      <w:lvlText w:val="%4."/>
-      <w:lvlJc w:val="left"/>
-      <w:pPr>
-        <w:tabs>
-          <w:tab w:val="num" w:pos="2880"/>
-        </w:tabs>
-        <w:ind w:left="2880" w:hanging="360"/>
-      </w:pPr>
-    </w:lvl>
-    <w:lvl w:ilvl="4" w:tentative="1">
-      <w:start w:val="1"/>
-      <w:numFmt w:val="decimal"/>
-      <w:lvlText w:val="%5."/>
-      <w:lvlJc w:val="left"/>
-      <w:pPr>
-        <w:tabs>
-          <w:tab w:val="num" w:pos="3600"/>
-        </w:tabs>
-        <w:ind w:left="3600" w:hanging="360"/>
-      </w:pPr>
-    </w:lvl>
-    <w:lvl w:ilvl="5" w:tentative="1">
-      <w:start w:val="1"/>
-      <w:numFmt w:val="decimal"/>
-      <w:lvlText w:val="%6."/>
-      <w:lvlJc w:val="left"/>
-      <w:pPr>
-        <w:tabs>
-          <w:tab w:val="num" w:pos="4320"/>
-        </w:tabs>
-        <w:ind w:left="4320" w:hanging="360"/>
-      </w:pPr>
-    </w:lvl>
-    <w:lvl w:ilvl="6" w:tentative="1">
-      <w:start w:val="1"/>
-      <w:numFmt w:val="decimal"/>
-      <w:lvlText w:val="%7."/>
-      <w:lvlJc w:val="left"/>
-      <w:pPr>
-        <w:tabs>
-          <w:tab w:val="num" w:pos="5040"/>
-        </w:tabs>
-        <w:ind w:left="5040" w:hanging="360"/>
-      </w:pPr>
-    </w:lvl>
-    <w:lvl w:ilvl="7" w:tentative="1">
-      <w:start w:val="1"/>
-      <w:numFmt w:val="decimal"/>
-      <w:lvlText w:val="%8."/>
-      <w:lvlJc w:val="left"/>
-      <w:pPr>
-        <w:tabs>
-          <w:tab w:val="num" w:pos="5760"/>
-        </w:tabs>
-        <w:ind w:left="5760" w:hanging="360"/>
-      </w:pPr>
-    </w:lvl>
-    <w:lvl w:ilvl="8" w:tentative="1">
-      <w:start w:val="1"/>
-      <w:numFmt w:val="decimal"/>
-      <w:lvlText w:val="%9."/>
-      <w:lvlJc w:val="left"/>
-      <w:pPr>
-        <w:tabs>
-          <w:tab w:val="num" w:pos="6480"/>
-        </w:tabs>
-        <w:ind w:left="6480" w:hanging="360"/>
-      </w:pPr>
-    </w:lvl>
-  </w:abstractNum>
-  <w:abstractNum w:abstractNumId="23" w15:restartNumberingAfterBreak="0">
-    <w:nsid w:val="4E5434BF"/>
-    <w:multiLevelType w:val="multilevel"/>
-    <w:tmpl w:val="7B46C9E2"/>
-    <w:lvl w:ilvl="0">
-      <w:start w:val="1"/>
-      <w:numFmt w:val="decimal"/>
-      <w:lvlText w:val="%1."/>
-      <w:lvlJc w:val="left"/>
-      <w:pPr>
-        <w:tabs>
-          <w:tab w:val="num" w:pos="720"/>
-        </w:tabs>
-        <w:ind w:left="720" w:hanging="360"/>
-      </w:pPr>
-    </w:lvl>
-    <w:lvl w:ilvl="1" w:tentative="1">
-      <w:start w:val="1"/>
-      <w:numFmt w:val="decimal"/>
-      <w:lvlText w:val="%2."/>
-      <w:lvlJc w:val="left"/>
-      <w:pPr>
-        <w:tabs>
-          <w:tab w:val="num" w:pos="1440"/>
-        </w:tabs>
-        <w:ind w:left="1440" w:hanging="360"/>
-      </w:pPr>
-    </w:lvl>
-    <w:lvl w:ilvl="2" w:tentative="1">
-      <w:start w:val="1"/>
-      <w:numFmt w:val="decimal"/>
-      <w:lvlText w:val="%3."/>
-      <w:lvlJc w:val="left"/>
-      <w:pPr>
-        <w:tabs>
-          <w:tab w:val="num" w:pos="2160"/>
-        </w:tabs>
-        <w:ind w:left="2160" w:hanging="360"/>
-      </w:pPr>
-    </w:lvl>
-    <w:lvl w:ilvl="3" w:tentative="1">
-      <w:start w:val="1"/>
-      <w:numFmt w:val="decimal"/>
-      <w:lvlText w:val="%4."/>
-      <w:lvlJc w:val="left"/>
-      <w:pPr>
-        <w:tabs>
-          <w:tab w:val="num" w:pos="2880"/>
-        </w:tabs>
-        <w:ind w:left="2880" w:hanging="360"/>
-      </w:pPr>
-    </w:lvl>
-    <w:lvl w:ilvl="4" w:tentative="1">
-      <w:start w:val="1"/>
-      <w:numFmt w:val="decimal"/>
-      <w:lvlText w:val="%5."/>
-      <w:lvlJc w:val="left"/>
-      <w:pPr>
-        <w:tabs>
-          <w:tab w:val="num" w:pos="3600"/>
-        </w:tabs>
-        <w:ind w:left="3600" w:hanging="360"/>
-      </w:pPr>
-    </w:lvl>
-    <w:lvl w:ilvl="5" w:tentative="1">
-      <w:start w:val="1"/>
-      <w:numFmt w:val="decimal"/>
-      <w:lvlText w:val="%6."/>
-      <w:lvlJc w:val="left"/>
-      <w:pPr>
-        <w:tabs>
-          <w:tab w:val="num" w:pos="4320"/>
-        </w:tabs>
-        <w:ind w:left="4320" w:hanging="360"/>
-      </w:pPr>
-    </w:lvl>
-    <w:lvl w:ilvl="6" w:tentative="1">
-      <w:start w:val="1"/>
-      <w:numFmt w:val="decimal"/>
-      <w:lvlText w:val="%7."/>
-      <w:lvlJc w:val="left"/>
-      <w:pPr>
-        <w:tabs>
-          <w:tab w:val="num" w:pos="5040"/>
-        </w:tabs>
-        <w:ind w:left="5040" w:hanging="360"/>
-      </w:pPr>
-    </w:lvl>
-    <w:lvl w:ilvl="7" w:tentative="1">
-      <w:start w:val="1"/>
-      <w:numFmt w:val="decimal"/>
-      <w:lvlText w:val="%8."/>
-      <w:lvlJc w:val="left"/>
-      <w:pPr>
-        <w:tabs>
-          <w:tab w:val="num" w:pos="5760"/>
-        </w:tabs>
-        <w:ind w:left="5760" w:hanging="360"/>
-      </w:pPr>
-    </w:lvl>
-    <w:lvl w:ilvl="8" w:tentative="1">
-      <w:start w:val="1"/>
-      <w:numFmt w:val="decimal"/>
-      <w:lvlText w:val="%9."/>
-      <w:lvlJc w:val="left"/>
-      <w:pPr>
-        <w:tabs>
-          <w:tab w:val="num" w:pos="6480"/>
-        </w:tabs>
-        <w:ind w:left="6480" w:hanging="360"/>
-      </w:pPr>
-    </w:lvl>
-  </w:abstractNum>
-  <w:abstractNum w:abstractNumId="24" w15:restartNumberingAfterBreak="0">
-    <w:nsid w:val="4EE4525B"/>
-    <w:multiLevelType w:val="multilevel"/>
-    <w:tmpl w:val="47F4E84C"/>
+    <w:tmpl w:val="99DE47EE"/>
     <w:lvl w:ilvl="0">
       <w:start w:val="1"/>
       <w:numFmt w:val="bullet"/>
@@ -34044,10 +37690,236 @@
       </w:rPr>
     </w:lvl>
   </w:abstractNum>
+  <w:abstractNum w:abstractNumId="24" w15:restartNumberingAfterBreak="0">
+    <w:nsid w:val="4DDB191D"/>
+    <w:multiLevelType w:val="multilevel"/>
+    <w:tmpl w:val="5C32675E"/>
+    <w:lvl w:ilvl="0">
+      <w:start w:val="1"/>
+      <w:numFmt w:val="decimal"/>
+      <w:lvlText w:val="%1."/>
+      <w:lvlJc w:val="left"/>
+      <w:pPr>
+        <w:tabs>
+          <w:tab w:val="num" w:pos="720"/>
+        </w:tabs>
+        <w:ind w:left="720" w:hanging="360"/>
+      </w:pPr>
+    </w:lvl>
+    <w:lvl w:ilvl="1" w:tentative="1">
+      <w:start w:val="1"/>
+      <w:numFmt w:val="decimal"/>
+      <w:lvlText w:val="%2."/>
+      <w:lvlJc w:val="left"/>
+      <w:pPr>
+        <w:tabs>
+          <w:tab w:val="num" w:pos="1440"/>
+        </w:tabs>
+        <w:ind w:left="1440" w:hanging="360"/>
+      </w:pPr>
+    </w:lvl>
+    <w:lvl w:ilvl="2" w:tentative="1">
+      <w:start w:val="1"/>
+      <w:numFmt w:val="decimal"/>
+      <w:lvlText w:val="%3."/>
+      <w:lvlJc w:val="left"/>
+      <w:pPr>
+        <w:tabs>
+          <w:tab w:val="num" w:pos="2160"/>
+        </w:tabs>
+        <w:ind w:left="2160" w:hanging="360"/>
+      </w:pPr>
+    </w:lvl>
+    <w:lvl w:ilvl="3" w:tentative="1">
+      <w:start w:val="1"/>
+      <w:numFmt w:val="decimal"/>
+      <w:lvlText w:val="%4."/>
+      <w:lvlJc w:val="left"/>
+      <w:pPr>
+        <w:tabs>
+          <w:tab w:val="num" w:pos="2880"/>
+        </w:tabs>
+        <w:ind w:left="2880" w:hanging="360"/>
+      </w:pPr>
+    </w:lvl>
+    <w:lvl w:ilvl="4" w:tentative="1">
+      <w:start w:val="1"/>
+      <w:numFmt w:val="decimal"/>
+      <w:lvlText w:val="%5."/>
+      <w:lvlJc w:val="left"/>
+      <w:pPr>
+        <w:tabs>
+          <w:tab w:val="num" w:pos="3600"/>
+        </w:tabs>
+        <w:ind w:left="3600" w:hanging="360"/>
+      </w:pPr>
+    </w:lvl>
+    <w:lvl w:ilvl="5" w:tentative="1">
+      <w:start w:val="1"/>
+      <w:numFmt w:val="decimal"/>
+      <w:lvlText w:val="%6."/>
+      <w:lvlJc w:val="left"/>
+      <w:pPr>
+        <w:tabs>
+          <w:tab w:val="num" w:pos="4320"/>
+        </w:tabs>
+        <w:ind w:left="4320" w:hanging="360"/>
+      </w:pPr>
+    </w:lvl>
+    <w:lvl w:ilvl="6" w:tentative="1">
+      <w:start w:val="1"/>
+      <w:numFmt w:val="decimal"/>
+      <w:lvlText w:val="%7."/>
+      <w:lvlJc w:val="left"/>
+      <w:pPr>
+        <w:tabs>
+          <w:tab w:val="num" w:pos="5040"/>
+        </w:tabs>
+        <w:ind w:left="5040" w:hanging="360"/>
+      </w:pPr>
+    </w:lvl>
+    <w:lvl w:ilvl="7" w:tentative="1">
+      <w:start w:val="1"/>
+      <w:numFmt w:val="decimal"/>
+      <w:lvlText w:val="%8."/>
+      <w:lvlJc w:val="left"/>
+      <w:pPr>
+        <w:tabs>
+          <w:tab w:val="num" w:pos="5760"/>
+        </w:tabs>
+        <w:ind w:left="5760" w:hanging="360"/>
+      </w:pPr>
+    </w:lvl>
+    <w:lvl w:ilvl="8" w:tentative="1">
+      <w:start w:val="1"/>
+      <w:numFmt w:val="decimal"/>
+      <w:lvlText w:val="%9."/>
+      <w:lvlJc w:val="left"/>
+      <w:pPr>
+        <w:tabs>
+          <w:tab w:val="num" w:pos="6480"/>
+        </w:tabs>
+        <w:ind w:left="6480" w:hanging="360"/>
+      </w:pPr>
+    </w:lvl>
+  </w:abstractNum>
   <w:abstractNum w:abstractNumId="25" w15:restartNumberingAfterBreak="0">
-    <w:nsid w:val="53925B42"/>
+    <w:nsid w:val="4E5434BF"/>
     <w:multiLevelType w:val="multilevel"/>
-    <w:tmpl w:val="905C8BBA"/>
+    <w:tmpl w:val="7B46C9E2"/>
+    <w:lvl w:ilvl="0">
+      <w:start w:val="1"/>
+      <w:numFmt w:val="decimal"/>
+      <w:lvlText w:val="%1."/>
+      <w:lvlJc w:val="left"/>
+      <w:pPr>
+        <w:tabs>
+          <w:tab w:val="num" w:pos="720"/>
+        </w:tabs>
+        <w:ind w:left="720" w:hanging="360"/>
+      </w:pPr>
+    </w:lvl>
+    <w:lvl w:ilvl="1" w:tentative="1">
+      <w:start w:val="1"/>
+      <w:numFmt w:val="decimal"/>
+      <w:lvlText w:val="%2."/>
+      <w:lvlJc w:val="left"/>
+      <w:pPr>
+        <w:tabs>
+          <w:tab w:val="num" w:pos="1440"/>
+        </w:tabs>
+        <w:ind w:left="1440" w:hanging="360"/>
+      </w:pPr>
+    </w:lvl>
+    <w:lvl w:ilvl="2" w:tentative="1">
+      <w:start w:val="1"/>
+      <w:numFmt w:val="decimal"/>
+      <w:lvlText w:val="%3."/>
+      <w:lvlJc w:val="left"/>
+      <w:pPr>
+        <w:tabs>
+          <w:tab w:val="num" w:pos="2160"/>
+        </w:tabs>
+        <w:ind w:left="2160" w:hanging="360"/>
+      </w:pPr>
+    </w:lvl>
+    <w:lvl w:ilvl="3" w:tentative="1">
+      <w:start w:val="1"/>
+      <w:numFmt w:val="decimal"/>
+      <w:lvlText w:val="%4."/>
+      <w:lvlJc w:val="left"/>
+      <w:pPr>
+        <w:tabs>
+          <w:tab w:val="num" w:pos="2880"/>
+        </w:tabs>
+        <w:ind w:left="2880" w:hanging="360"/>
+      </w:pPr>
+    </w:lvl>
+    <w:lvl w:ilvl="4" w:tentative="1">
+      <w:start w:val="1"/>
+      <w:numFmt w:val="decimal"/>
+      <w:lvlText w:val="%5."/>
+      <w:lvlJc w:val="left"/>
+      <w:pPr>
+        <w:tabs>
+          <w:tab w:val="num" w:pos="3600"/>
+        </w:tabs>
+        <w:ind w:left="3600" w:hanging="360"/>
+      </w:pPr>
+    </w:lvl>
+    <w:lvl w:ilvl="5" w:tentative="1">
+      <w:start w:val="1"/>
+      <w:numFmt w:val="decimal"/>
+      <w:lvlText w:val="%6."/>
+      <w:lvlJc w:val="left"/>
+      <w:pPr>
+        <w:tabs>
+          <w:tab w:val="num" w:pos="4320"/>
+        </w:tabs>
+        <w:ind w:left="4320" w:hanging="360"/>
+      </w:pPr>
+    </w:lvl>
+    <w:lvl w:ilvl="6" w:tentative="1">
+      <w:start w:val="1"/>
+      <w:numFmt w:val="decimal"/>
+      <w:lvlText w:val="%7."/>
+      <w:lvlJc w:val="left"/>
+      <w:pPr>
+        <w:tabs>
+          <w:tab w:val="num" w:pos="5040"/>
+        </w:tabs>
+        <w:ind w:left="5040" w:hanging="360"/>
+      </w:pPr>
+    </w:lvl>
+    <w:lvl w:ilvl="7" w:tentative="1">
+      <w:start w:val="1"/>
+      <w:numFmt w:val="decimal"/>
+      <w:lvlText w:val="%8."/>
+      <w:lvlJc w:val="left"/>
+      <w:pPr>
+        <w:tabs>
+          <w:tab w:val="num" w:pos="5760"/>
+        </w:tabs>
+        <w:ind w:left="5760" w:hanging="360"/>
+      </w:pPr>
+    </w:lvl>
+    <w:lvl w:ilvl="8" w:tentative="1">
+      <w:start w:val="1"/>
+      <w:numFmt w:val="decimal"/>
+      <w:lvlText w:val="%9."/>
+      <w:lvlJc w:val="left"/>
+      <w:pPr>
+        <w:tabs>
+          <w:tab w:val="num" w:pos="6480"/>
+        </w:tabs>
+        <w:ind w:left="6480" w:hanging="360"/>
+      </w:pPr>
+    </w:lvl>
+  </w:abstractNum>
+  <w:abstractNum w:abstractNumId="26" w15:restartNumberingAfterBreak="0">
+    <w:nsid w:val="4EE4525B"/>
+    <w:multiLevelType w:val="multilevel"/>
+    <w:tmpl w:val="47F4E84C"/>
     <w:lvl w:ilvl="0">
       <w:start w:val="1"/>
       <w:numFmt w:val="bullet"/>
@@ -34193,10 +38065,10 @@
       </w:rPr>
     </w:lvl>
   </w:abstractNum>
-  <w:abstractNum w:abstractNumId="26" w15:restartNumberingAfterBreak="0">
-    <w:nsid w:val="546C6F43"/>
+  <w:abstractNum w:abstractNumId="27" w15:restartNumberingAfterBreak="0">
+    <w:nsid w:val="53925B42"/>
     <w:multiLevelType w:val="multilevel"/>
-    <w:tmpl w:val="4B382DE6"/>
+    <w:tmpl w:val="905C8BBA"/>
     <w:lvl w:ilvl="0">
       <w:start w:val="1"/>
       <w:numFmt w:val="bullet"/>
@@ -34342,10 +38214,10 @@
       </w:rPr>
     </w:lvl>
   </w:abstractNum>
-  <w:abstractNum w:abstractNumId="27" w15:restartNumberingAfterBreak="0">
-    <w:nsid w:val="5B447E75"/>
+  <w:abstractNum w:abstractNumId="28" w15:restartNumberingAfterBreak="0">
+    <w:nsid w:val="546C6F43"/>
     <w:multiLevelType w:val="multilevel"/>
-    <w:tmpl w:val="4A40DC44"/>
+    <w:tmpl w:val="4B382DE6"/>
     <w:lvl w:ilvl="0">
       <w:start w:val="1"/>
       <w:numFmt w:val="bullet"/>
@@ -34491,123 +38363,10 @@
       </w:rPr>
     </w:lvl>
   </w:abstractNum>
-  <w:abstractNum w:abstractNumId="28" w15:restartNumberingAfterBreak="0">
-    <w:nsid w:val="5BD713F7"/>
+  <w:abstractNum w:abstractNumId="29" w15:restartNumberingAfterBreak="0">
+    <w:nsid w:val="5B447E75"/>
     <w:multiLevelType w:val="multilevel"/>
-    <w:tmpl w:val="61B246CE"/>
-    <w:lvl w:ilvl="0">
-      <w:start w:val="1"/>
-      <w:numFmt w:val="decimal"/>
-      <w:lvlText w:val="%1."/>
-      <w:lvlJc w:val="left"/>
-      <w:pPr>
-        <w:tabs>
-          <w:tab w:val="num" w:pos="720"/>
-        </w:tabs>
-        <w:ind w:left="720" w:hanging="360"/>
-      </w:pPr>
-    </w:lvl>
-    <w:lvl w:ilvl="1" w:tentative="1">
-      <w:start w:val="1"/>
-      <w:numFmt w:val="decimal"/>
-      <w:lvlText w:val="%2."/>
-      <w:lvlJc w:val="left"/>
-      <w:pPr>
-        <w:tabs>
-          <w:tab w:val="num" w:pos="1440"/>
-        </w:tabs>
-        <w:ind w:left="1440" w:hanging="360"/>
-      </w:pPr>
-    </w:lvl>
-    <w:lvl w:ilvl="2" w:tentative="1">
-      <w:start w:val="1"/>
-      <w:numFmt w:val="decimal"/>
-      <w:lvlText w:val="%3."/>
-      <w:lvlJc w:val="left"/>
-      <w:pPr>
-        <w:tabs>
-          <w:tab w:val="num" w:pos="2160"/>
-        </w:tabs>
-        <w:ind w:left="2160" w:hanging="360"/>
-      </w:pPr>
-    </w:lvl>
-    <w:lvl w:ilvl="3" w:tentative="1">
-      <w:start w:val="1"/>
-      <w:numFmt w:val="decimal"/>
-      <w:lvlText w:val="%4."/>
-      <w:lvlJc w:val="left"/>
-      <w:pPr>
-        <w:tabs>
-          <w:tab w:val="num" w:pos="2880"/>
-        </w:tabs>
-        <w:ind w:left="2880" w:hanging="360"/>
-      </w:pPr>
-    </w:lvl>
-    <w:lvl w:ilvl="4" w:tentative="1">
-      <w:start w:val="1"/>
-      <w:numFmt w:val="decimal"/>
-      <w:lvlText w:val="%5."/>
-      <w:lvlJc w:val="left"/>
-      <w:pPr>
-        <w:tabs>
-          <w:tab w:val="num" w:pos="3600"/>
-        </w:tabs>
-        <w:ind w:left="3600" w:hanging="360"/>
-      </w:pPr>
-    </w:lvl>
-    <w:lvl w:ilvl="5" w:tentative="1">
-      <w:start w:val="1"/>
-      <w:numFmt w:val="decimal"/>
-      <w:lvlText w:val="%6."/>
-      <w:lvlJc w:val="left"/>
-      <w:pPr>
-        <w:tabs>
-          <w:tab w:val="num" w:pos="4320"/>
-        </w:tabs>
-        <w:ind w:left="4320" w:hanging="360"/>
-      </w:pPr>
-    </w:lvl>
-    <w:lvl w:ilvl="6" w:tentative="1">
-      <w:start w:val="1"/>
-      <w:numFmt w:val="decimal"/>
-      <w:lvlText w:val="%7."/>
-      <w:lvlJc w:val="left"/>
-      <w:pPr>
-        <w:tabs>
-          <w:tab w:val="num" w:pos="5040"/>
-        </w:tabs>
-        <w:ind w:left="5040" w:hanging="360"/>
-      </w:pPr>
-    </w:lvl>
-    <w:lvl w:ilvl="7" w:tentative="1">
-      <w:start w:val="1"/>
-      <w:numFmt w:val="decimal"/>
-      <w:lvlText w:val="%8."/>
-      <w:lvlJc w:val="left"/>
-      <w:pPr>
-        <w:tabs>
-          <w:tab w:val="num" w:pos="5760"/>
-        </w:tabs>
-        <w:ind w:left="5760" w:hanging="360"/>
-      </w:pPr>
-    </w:lvl>
-    <w:lvl w:ilvl="8" w:tentative="1">
-      <w:start w:val="1"/>
-      <w:numFmt w:val="decimal"/>
-      <w:lvlText w:val="%9."/>
-      <w:lvlJc w:val="left"/>
-      <w:pPr>
-        <w:tabs>
-          <w:tab w:val="num" w:pos="6480"/>
-        </w:tabs>
-        <w:ind w:left="6480" w:hanging="360"/>
-      </w:pPr>
-    </w:lvl>
-  </w:abstractNum>
-  <w:abstractNum w:abstractNumId="29" w15:restartNumberingAfterBreak="0">
-    <w:nsid w:val="62454116"/>
-    <w:multiLevelType w:val="multilevel"/>
-    <w:tmpl w:val="6574972E"/>
+    <w:tmpl w:val="4A40DC44"/>
     <w:lvl w:ilvl="0">
       <w:start w:val="1"/>
       <w:numFmt w:val="bullet"/>
@@ -34754,9 +38513,235 @@
     </w:lvl>
   </w:abstractNum>
   <w:abstractNum w:abstractNumId="30" w15:restartNumberingAfterBreak="0">
-    <w:nsid w:val="657452B7"/>
+    <w:nsid w:val="5BD713F7"/>
     <w:multiLevelType w:val="multilevel"/>
-    <w:tmpl w:val="0CF44350"/>
+    <w:tmpl w:val="61B246CE"/>
+    <w:lvl w:ilvl="0">
+      <w:start w:val="1"/>
+      <w:numFmt w:val="decimal"/>
+      <w:lvlText w:val="%1."/>
+      <w:lvlJc w:val="left"/>
+      <w:pPr>
+        <w:tabs>
+          <w:tab w:val="num" w:pos="720"/>
+        </w:tabs>
+        <w:ind w:left="720" w:hanging="360"/>
+      </w:pPr>
+    </w:lvl>
+    <w:lvl w:ilvl="1" w:tentative="1">
+      <w:start w:val="1"/>
+      <w:numFmt w:val="decimal"/>
+      <w:lvlText w:val="%2."/>
+      <w:lvlJc w:val="left"/>
+      <w:pPr>
+        <w:tabs>
+          <w:tab w:val="num" w:pos="1440"/>
+        </w:tabs>
+        <w:ind w:left="1440" w:hanging="360"/>
+      </w:pPr>
+    </w:lvl>
+    <w:lvl w:ilvl="2" w:tentative="1">
+      <w:start w:val="1"/>
+      <w:numFmt w:val="decimal"/>
+      <w:lvlText w:val="%3."/>
+      <w:lvlJc w:val="left"/>
+      <w:pPr>
+        <w:tabs>
+          <w:tab w:val="num" w:pos="2160"/>
+        </w:tabs>
+        <w:ind w:left="2160" w:hanging="360"/>
+      </w:pPr>
+    </w:lvl>
+    <w:lvl w:ilvl="3" w:tentative="1">
+      <w:start w:val="1"/>
+      <w:numFmt w:val="decimal"/>
+      <w:lvlText w:val="%4."/>
+      <w:lvlJc w:val="left"/>
+      <w:pPr>
+        <w:tabs>
+          <w:tab w:val="num" w:pos="2880"/>
+        </w:tabs>
+        <w:ind w:left="2880" w:hanging="360"/>
+      </w:pPr>
+    </w:lvl>
+    <w:lvl w:ilvl="4" w:tentative="1">
+      <w:start w:val="1"/>
+      <w:numFmt w:val="decimal"/>
+      <w:lvlText w:val="%5."/>
+      <w:lvlJc w:val="left"/>
+      <w:pPr>
+        <w:tabs>
+          <w:tab w:val="num" w:pos="3600"/>
+        </w:tabs>
+        <w:ind w:left="3600" w:hanging="360"/>
+      </w:pPr>
+    </w:lvl>
+    <w:lvl w:ilvl="5" w:tentative="1">
+      <w:start w:val="1"/>
+      <w:numFmt w:val="decimal"/>
+      <w:lvlText w:val="%6."/>
+      <w:lvlJc w:val="left"/>
+      <w:pPr>
+        <w:tabs>
+          <w:tab w:val="num" w:pos="4320"/>
+        </w:tabs>
+        <w:ind w:left="4320" w:hanging="360"/>
+      </w:pPr>
+    </w:lvl>
+    <w:lvl w:ilvl="6" w:tentative="1">
+      <w:start w:val="1"/>
+      <w:numFmt w:val="decimal"/>
+      <w:lvlText w:val="%7."/>
+      <w:lvlJc w:val="left"/>
+      <w:pPr>
+        <w:tabs>
+          <w:tab w:val="num" w:pos="5040"/>
+        </w:tabs>
+        <w:ind w:left="5040" w:hanging="360"/>
+      </w:pPr>
+    </w:lvl>
+    <w:lvl w:ilvl="7" w:tentative="1">
+      <w:start w:val="1"/>
+      <w:numFmt w:val="decimal"/>
+      <w:lvlText w:val="%8."/>
+      <w:lvlJc w:val="left"/>
+      <w:pPr>
+        <w:tabs>
+          <w:tab w:val="num" w:pos="5760"/>
+        </w:tabs>
+        <w:ind w:left="5760" w:hanging="360"/>
+      </w:pPr>
+    </w:lvl>
+    <w:lvl w:ilvl="8" w:tentative="1">
+      <w:start w:val="1"/>
+      <w:numFmt w:val="decimal"/>
+      <w:lvlText w:val="%9."/>
+      <w:lvlJc w:val="left"/>
+      <w:pPr>
+        <w:tabs>
+          <w:tab w:val="num" w:pos="6480"/>
+        </w:tabs>
+        <w:ind w:left="6480" w:hanging="360"/>
+      </w:pPr>
+    </w:lvl>
+  </w:abstractNum>
+  <w:abstractNum w:abstractNumId="31" w15:restartNumberingAfterBreak="0">
+    <w:nsid w:val="5EC86DEB"/>
+    <w:multiLevelType w:val="multilevel"/>
+    <w:tmpl w:val="19A2DB5C"/>
+    <w:lvl w:ilvl="0">
+      <w:start w:val="1"/>
+      <w:numFmt w:val="decimal"/>
+      <w:lvlText w:val="%1."/>
+      <w:lvlJc w:val="left"/>
+      <w:pPr>
+        <w:tabs>
+          <w:tab w:val="num" w:pos="720"/>
+        </w:tabs>
+        <w:ind w:left="720" w:hanging="360"/>
+      </w:pPr>
+    </w:lvl>
+    <w:lvl w:ilvl="1" w:tentative="1">
+      <w:start w:val="1"/>
+      <w:numFmt w:val="decimal"/>
+      <w:lvlText w:val="%2."/>
+      <w:lvlJc w:val="left"/>
+      <w:pPr>
+        <w:tabs>
+          <w:tab w:val="num" w:pos="1440"/>
+        </w:tabs>
+        <w:ind w:left="1440" w:hanging="360"/>
+      </w:pPr>
+    </w:lvl>
+    <w:lvl w:ilvl="2" w:tentative="1">
+      <w:start w:val="1"/>
+      <w:numFmt w:val="decimal"/>
+      <w:lvlText w:val="%3."/>
+      <w:lvlJc w:val="left"/>
+      <w:pPr>
+        <w:tabs>
+          <w:tab w:val="num" w:pos="2160"/>
+        </w:tabs>
+        <w:ind w:left="2160" w:hanging="360"/>
+      </w:pPr>
+    </w:lvl>
+    <w:lvl w:ilvl="3" w:tentative="1">
+      <w:start w:val="1"/>
+      <w:numFmt w:val="decimal"/>
+      <w:lvlText w:val="%4."/>
+      <w:lvlJc w:val="left"/>
+      <w:pPr>
+        <w:tabs>
+          <w:tab w:val="num" w:pos="2880"/>
+        </w:tabs>
+        <w:ind w:left="2880" w:hanging="360"/>
+      </w:pPr>
+    </w:lvl>
+    <w:lvl w:ilvl="4" w:tentative="1">
+      <w:start w:val="1"/>
+      <w:numFmt w:val="decimal"/>
+      <w:lvlText w:val="%5."/>
+      <w:lvlJc w:val="left"/>
+      <w:pPr>
+        <w:tabs>
+          <w:tab w:val="num" w:pos="3600"/>
+        </w:tabs>
+        <w:ind w:left="3600" w:hanging="360"/>
+      </w:pPr>
+    </w:lvl>
+    <w:lvl w:ilvl="5" w:tentative="1">
+      <w:start w:val="1"/>
+      <w:numFmt w:val="decimal"/>
+      <w:lvlText w:val="%6."/>
+      <w:lvlJc w:val="left"/>
+      <w:pPr>
+        <w:tabs>
+          <w:tab w:val="num" w:pos="4320"/>
+        </w:tabs>
+        <w:ind w:left="4320" w:hanging="360"/>
+      </w:pPr>
+    </w:lvl>
+    <w:lvl w:ilvl="6" w:tentative="1">
+      <w:start w:val="1"/>
+      <w:numFmt w:val="decimal"/>
+      <w:lvlText w:val="%7."/>
+      <w:lvlJc w:val="left"/>
+      <w:pPr>
+        <w:tabs>
+          <w:tab w:val="num" w:pos="5040"/>
+        </w:tabs>
+        <w:ind w:left="5040" w:hanging="360"/>
+      </w:pPr>
+    </w:lvl>
+    <w:lvl w:ilvl="7" w:tentative="1">
+      <w:start w:val="1"/>
+      <w:numFmt w:val="decimal"/>
+      <w:lvlText w:val="%8."/>
+      <w:lvlJc w:val="left"/>
+      <w:pPr>
+        <w:tabs>
+          <w:tab w:val="num" w:pos="5760"/>
+        </w:tabs>
+        <w:ind w:left="5760" w:hanging="360"/>
+      </w:pPr>
+    </w:lvl>
+    <w:lvl w:ilvl="8" w:tentative="1">
+      <w:start w:val="1"/>
+      <w:numFmt w:val="decimal"/>
+      <w:lvlText w:val="%9."/>
+      <w:lvlJc w:val="left"/>
+      <w:pPr>
+        <w:tabs>
+          <w:tab w:val="num" w:pos="6480"/>
+        </w:tabs>
+        <w:ind w:left="6480" w:hanging="360"/>
+      </w:pPr>
+    </w:lvl>
+  </w:abstractNum>
+  <w:abstractNum w:abstractNumId="32" w15:restartNumberingAfterBreak="0">
+    <w:nsid w:val="62454116"/>
+    <w:multiLevelType w:val="multilevel"/>
+    <w:tmpl w:val="6574972E"/>
     <w:lvl w:ilvl="0">
       <w:start w:val="1"/>
       <w:numFmt w:val="bullet"/>
@@ -34902,10 +38887,10 @@
       </w:rPr>
     </w:lvl>
   </w:abstractNum>
-  <w:abstractNum w:abstractNumId="31" w15:restartNumberingAfterBreak="0">
-    <w:nsid w:val="699E0F94"/>
+  <w:abstractNum w:abstractNumId="33" w15:restartNumberingAfterBreak="0">
+    <w:nsid w:val="657452B7"/>
     <w:multiLevelType w:val="multilevel"/>
-    <w:tmpl w:val="B810CB8C"/>
+    <w:tmpl w:val="0CF44350"/>
     <w:lvl w:ilvl="0">
       <w:start w:val="1"/>
       <w:numFmt w:val="bullet"/>
@@ -35051,10 +39036,10 @@
       </w:rPr>
     </w:lvl>
   </w:abstractNum>
-  <w:abstractNum w:abstractNumId="32" w15:restartNumberingAfterBreak="0">
-    <w:nsid w:val="705D711F"/>
+  <w:abstractNum w:abstractNumId="34" w15:restartNumberingAfterBreak="0">
+    <w:nsid w:val="699E0F94"/>
     <w:multiLevelType w:val="multilevel"/>
-    <w:tmpl w:val="09C65D2E"/>
+    <w:tmpl w:val="B810CB8C"/>
     <w:lvl w:ilvl="0">
       <w:start w:val="1"/>
       <w:numFmt w:val="bullet"/>
@@ -35200,10 +39185,10 @@
       </w:rPr>
     </w:lvl>
   </w:abstractNum>
-  <w:abstractNum w:abstractNumId="33" w15:restartNumberingAfterBreak="0">
-    <w:nsid w:val="710E6333"/>
+  <w:abstractNum w:abstractNumId="35" w15:restartNumberingAfterBreak="0">
+    <w:nsid w:val="705D711F"/>
     <w:multiLevelType w:val="multilevel"/>
-    <w:tmpl w:val="EC504B20"/>
+    <w:tmpl w:val="09C65D2E"/>
     <w:lvl w:ilvl="0">
       <w:start w:val="1"/>
       <w:numFmt w:val="bullet"/>
@@ -35349,236 +39334,10 @@
       </w:rPr>
     </w:lvl>
   </w:abstractNum>
-  <w:abstractNum w:abstractNumId="34" w15:restartNumberingAfterBreak="0">
-    <w:nsid w:val="718C479E"/>
+  <w:abstractNum w:abstractNumId="36" w15:restartNumberingAfterBreak="0">
+    <w:nsid w:val="710E6333"/>
     <w:multiLevelType w:val="multilevel"/>
-    <w:tmpl w:val="6810CB02"/>
-    <w:lvl w:ilvl="0">
-      <w:start w:val="1"/>
-      <w:numFmt w:val="decimal"/>
-      <w:lvlText w:val="%1."/>
-      <w:lvlJc w:val="left"/>
-      <w:pPr>
-        <w:tabs>
-          <w:tab w:val="num" w:pos="720"/>
-        </w:tabs>
-        <w:ind w:left="720" w:hanging="360"/>
-      </w:pPr>
-    </w:lvl>
-    <w:lvl w:ilvl="1" w:tentative="1">
-      <w:start w:val="1"/>
-      <w:numFmt w:val="decimal"/>
-      <w:lvlText w:val="%2."/>
-      <w:lvlJc w:val="left"/>
-      <w:pPr>
-        <w:tabs>
-          <w:tab w:val="num" w:pos="1440"/>
-        </w:tabs>
-        <w:ind w:left="1440" w:hanging="360"/>
-      </w:pPr>
-    </w:lvl>
-    <w:lvl w:ilvl="2" w:tentative="1">
-      <w:start w:val="1"/>
-      <w:numFmt w:val="decimal"/>
-      <w:lvlText w:val="%3."/>
-      <w:lvlJc w:val="left"/>
-      <w:pPr>
-        <w:tabs>
-          <w:tab w:val="num" w:pos="2160"/>
-        </w:tabs>
-        <w:ind w:left="2160" w:hanging="360"/>
-      </w:pPr>
-    </w:lvl>
-    <w:lvl w:ilvl="3" w:tentative="1">
-      <w:start w:val="1"/>
-      <w:numFmt w:val="decimal"/>
-      <w:lvlText w:val="%4."/>
-      <w:lvlJc w:val="left"/>
-      <w:pPr>
-        <w:tabs>
-          <w:tab w:val="num" w:pos="2880"/>
-        </w:tabs>
-        <w:ind w:left="2880" w:hanging="360"/>
-      </w:pPr>
-    </w:lvl>
-    <w:lvl w:ilvl="4" w:tentative="1">
-      <w:start w:val="1"/>
-      <w:numFmt w:val="decimal"/>
-      <w:lvlText w:val="%5."/>
-      <w:lvlJc w:val="left"/>
-      <w:pPr>
-        <w:tabs>
-          <w:tab w:val="num" w:pos="3600"/>
-        </w:tabs>
-        <w:ind w:left="3600" w:hanging="360"/>
-      </w:pPr>
-    </w:lvl>
-    <w:lvl w:ilvl="5" w:tentative="1">
-      <w:start w:val="1"/>
-      <w:numFmt w:val="decimal"/>
-      <w:lvlText w:val="%6."/>
-      <w:lvlJc w:val="left"/>
-      <w:pPr>
-        <w:tabs>
-          <w:tab w:val="num" w:pos="4320"/>
-        </w:tabs>
-        <w:ind w:left="4320" w:hanging="360"/>
-      </w:pPr>
-    </w:lvl>
-    <w:lvl w:ilvl="6" w:tentative="1">
-      <w:start w:val="1"/>
-      <w:numFmt w:val="decimal"/>
-      <w:lvlText w:val="%7."/>
-      <w:lvlJc w:val="left"/>
-      <w:pPr>
-        <w:tabs>
-          <w:tab w:val="num" w:pos="5040"/>
-        </w:tabs>
-        <w:ind w:left="5040" w:hanging="360"/>
-      </w:pPr>
-    </w:lvl>
-    <w:lvl w:ilvl="7" w:tentative="1">
-      <w:start w:val="1"/>
-      <w:numFmt w:val="decimal"/>
-      <w:lvlText w:val="%8."/>
-      <w:lvlJc w:val="left"/>
-      <w:pPr>
-        <w:tabs>
-          <w:tab w:val="num" w:pos="5760"/>
-        </w:tabs>
-        <w:ind w:left="5760" w:hanging="360"/>
-      </w:pPr>
-    </w:lvl>
-    <w:lvl w:ilvl="8" w:tentative="1">
-      <w:start w:val="1"/>
-      <w:numFmt w:val="decimal"/>
-      <w:lvlText w:val="%9."/>
-      <w:lvlJc w:val="left"/>
-      <w:pPr>
-        <w:tabs>
-          <w:tab w:val="num" w:pos="6480"/>
-        </w:tabs>
-        <w:ind w:left="6480" w:hanging="360"/>
-      </w:pPr>
-    </w:lvl>
-  </w:abstractNum>
-  <w:abstractNum w:abstractNumId="35" w15:restartNumberingAfterBreak="0">
-    <w:nsid w:val="769A4344"/>
-    <w:multiLevelType w:val="multilevel"/>
-    <w:tmpl w:val="B6D20A9E"/>
-    <w:lvl w:ilvl="0">
-      <w:start w:val="1"/>
-      <w:numFmt w:val="decimal"/>
-      <w:lvlText w:val="%1."/>
-      <w:lvlJc w:val="left"/>
-      <w:pPr>
-        <w:tabs>
-          <w:tab w:val="num" w:pos="720"/>
-        </w:tabs>
-        <w:ind w:left="720" w:hanging="360"/>
-      </w:pPr>
-    </w:lvl>
-    <w:lvl w:ilvl="1" w:tentative="1">
-      <w:start w:val="1"/>
-      <w:numFmt w:val="decimal"/>
-      <w:lvlText w:val="%2."/>
-      <w:lvlJc w:val="left"/>
-      <w:pPr>
-        <w:tabs>
-          <w:tab w:val="num" w:pos="1440"/>
-        </w:tabs>
-        <w:ind w:left="1440" w:hanging="360"/>
-      </w:pPr>
-    </w:lvl>
-    <w:lvl w:ilvl="2" w:tentative="1">
-      <w:start w:val="1"/>
-      <w:numFmt w:val="decimal"/>
-      <w:lvlText w:val="%3."/>
-      <w:lvlJc w:val="left"/>
-      <w:pPr>
-        <w:tabs>
-          <w:tab w:val="num" w:pos="2160"/>
-        </w:tabs>
-        <w:ind w:left="2160" w:hanging="360"/>
-      </w:pPr>
-    </w:lvl>
-    <w:lvl w:ilvl="3" w:tentative="1">
-      <w:start w:val="1"/>
-      <w:numFmt w:val="decimal"/>
-      <w:lvlText w:val="%4."/>
-      <w:lvlJc w:val="left"/>
-      <w:pPr>
-        <w:tabs>
-          <w:tab w:val="num" w:pos="2880"/>
-        </w:tabs>
-        <w:ind w:left="2880" w:hanging="360"/>
-      </w:pPr>
-    </w:lvl>
-    <w:lvl w:ilvl="4" w:tentative="1">
-      <w:start w:val="1"/>
-      <w:numFmt w:val="decimal"/>
-      <w:lvlText w:val="%5."/>
-      <w:lvlJc w:val="left"/>
-      <w:pPr>
-        <w:tabs>
-          <w:tab w:val="num" w:pos="3600"/>
-        </w:tabs>
-        <w:ind w:left="3600" w:hanging="360"/>
-      </w:pPr>
-    </w:lvl>
-    <w:lvl w:ilvl="5" w:tentative="1">
-      <w:start w:val="1"/>
-      <w:numFmt w:val="decimal"/>
-      <w:lvlText w:val="%6."/>
-      <w:lvlJc w:val="left"/>
-      <w:pPr>
-        <w:tabs>
-          <w:tab w:val="num" w:pos="4320"/>
-        </w:tabs>
-        <w:ind w:left="4320" w:hanging="360"/>
-      </w:pPr>
-    </w:lvl>
-    <w:lvl w:ilvl="6" w:tentative="1">
-      <w:start w:val="1"/>
-      <w:numFmt w:val="decimal"/>
-      <w:lvlText w:val="%7."/>
-      <w:lvlJc w:val="left"/>
-      <w:pPr>
-        <w:tabs>
-          <w:tab w:val="num" w:pos="5040"/>
-        </w:tabs>
-        <w:ind w:left="5040" w:hanging="360"/>
-      </w:pPr>
-    </w:lvl>
-    <w:lvl w:ilvl="7" w:tentative="1">
-      <w:start w:val="1"/>
-      <w:numFmt w:val="decimal"/>
-      <w:lvlText w:val="%8."/>
-      <w:lvlJc w:val="left"/>
-      <w:pPr>
-        <w:tabs>
-          <w:tab w:val="num" w:pos="5760"/>
-        </w:tabs>
-        <w:ind w:left="5760" w:hanging="360"/>
-      </w:pPr>
-    </w:lvl>
-    <w:lvl w:ilvl="8" w:tentative="1">
-      <w:start w:val="1"/>
-      <w:numFmt w:val="decimal"/>
-      <w:lvlText w:val="%9."/>
-      <w:lvlJc w:val="left"/>
-      <w:pPr>
-        <w:tabs>
-          <w:tab w:val="num" w:pos="6480"/>
-        </w:tabs>
-        <w:ind w:left="6480" w:hanging="360"/>
-      </w:pPr>
-    </w:lvl>
-  </w:abstractNum>
-  <w:abstractNum w:abstractNumId="36" w15:restartNumberingAfterBreak="0">
-    <w:nsid w:val="7BD029E6"/>
-    <w:multiLevelType w:val="multilevel"/>
-    <w:tmpl w:val="46186036"/>
+    <w:tmpl w:val="EC504B20"/>
     <w:lvl w:ilvl="0">
       <w:start w:val="1"/>
       <w:numFmt w:val="bullet"/>
@@ -35725,6 +39484,381 @@
     </w:lvl>
   </w:abstractNum>
   <w:abstractNum w:abstractNumId="37" w15:restartNumberingAfterBreak="0">
+    <w:nsid w:val="718C479E"/>
+    <w:multiLevelType w:val="multilevel"/>
+    <w:tmpl w:val="6810CB02"/>
+    <w:lvl w:ilvl="0">
+      <w:start w:val="1"/>
+      <w:numFmt w:val="decimal"/>
+      <w:lvlText w:val="%1."/>
+      <w:lvlJc w:val="left"/>
+      <w:pPr>
+        <w:tabs>
+          <w:tab w:val="num" w:pos="720"/>
+        </w:tabs>
+        <w:ind w:left="720" w:hanging="360"/>
+      </w:pPr>
+    </w:lvl>
+    <w:lvl w:ilvl="1" w:tentative="1">
+      <w:start w:val="1"/>
+      <w:numFmt w:val="decimal"/>
+      <w:lvlText w:val="%2."/>
+      <w:lvlJc w:val="left"/>
+      <w:pPr>
+        <w:tabs>
+          <w:tab w:val="num" w:pos="1440"/>
+        </w:tabs>
+        <w:ind w:left="1440" w:hanging="360"/>
+      </w:pPr>
+    </w:lvl>
+    <w:lvl w:ilvl="2" w:tentative="1">
+      <w:start w:val="1"/>
+      <w:numFmt w:val="decimal"/>
+      <w:lvlText w:val="%3."/>
+      <w:lvlJc w:val="left"/>
+      <w:pPr>
+        <w:tabs>
+          <w:tab w:val="num" w:pos="2160"/>
+        </w:tabs>
+        <w:ind w:left="2160" w:hanging="360"/>
+      </w:pPr>
+    </w:lvl>
+    <w:lvl w:ilvl="3" w:tentative="1">
+      <w:start w:val="1"/>
+      <w:numFmt w:val="decimal"/>
+      <w:lvlText w:val="%4."/>
+      <w:lvlJc w:val="left"/>
+      <w:pPr>
+        <w:tabs>
+          <w:tab w:val="num" w:pos="2880"/>
+        </w:tabs>
+        <w:ind w:left="2880" w:hanging="360"/>
+      </w:pPr>
+    </w:lvl>
+    <w:lvl w:ilvl="4" w:tentative="1">
+      <w:start w:val="1"/>
+      <w:numFmt w:val="decimal"/>
+      <w:lvlText w:val="%5."/>
+      <w:lvlJc w:val="left"/>
+      <w:pPr>
+        <w:tabs>
+          <w:tab w:val="num" w:pos="3600"/>
+        </w:tabs>
+        <w:ind w:left="3600" w:hanging="360"/>
+      </w:pPr>
+    </w:lvl>
+    <w:lvl w:ilvl="5" w:tentative="1">
+      <w:start w:val="1"/>
+      <w:numFmt w:val="decimal"/>
+      <w:lvlText w:val="%6."/>
+      <w:lvlJc w:val="left"/>
+      <w:pPr>
+        <w:tabs>
+          <w:tab w:val="num" w:pos="4320"/>
+        </w:tabs>
+        <w:ind w:left="4320" w:hanging="360"/>
+      </w:pPr>
+    </w:lvl>
+    <w:lvl w:ilvl="6" w:tentative="1">
+      <w:start w:val="1"/>
+      <w:numFmt w:val="decimal"/>
+      <w:lvlText w:val="%7."/>
+      <w:lvlJc w:val="left"/>
+      <w:pPr>
+        <w:tabs>
+          <w:tab w:val="num" w:pos="5040"/>
+        </w:tabs>
+        <w:ind w:left="5040" w:hanging="360"/>
+      </w:pPr>
+    </w:lvl>
+    <w:lvl w:ilvl="7" w:tentative="1">
+      <w:start w:val="1"/>
+      <w:numFmt w:val="decimal"/>
+      <w:lvlText w:val="%8."/>
+      <w:lvlJc w:val="left"/>
+      <w:pPr>
+        <w:tabs>
+          <w:tab w:val="num" w:pos="5760"/>
+        </w:tabs>
+        <w:ind w:left="5760" w:hanging="360"/>
+      </w:pPr>
+    </w:lvl>
+    <w:lvl w:ilvl="8" w:tentative="1">
+      <w:start w:val="1"/>
+      <w:numFmt w:val="decimal"/>
+      <w:lvlText w:val="%9."/>
+      <w:lvlJc w:val="left"/>
+      <w:pPr>
+        <w:tabs>
+          <w:tab w:val="num" w:pos="6480"/>
+        </w:tabs>
+        <w:ind w:left="6480" w:hanging="360"/>
+      </w:pPr>
+    </w:lvl>
+  </w:abstractNum>
+  <w:abstractNum w:abstractNumId="38" w15:restartNumberingAfterBreak="0">
+    <w:nsid w:val="769A4344"/>
+    <w:multiLevelType w:val="multilevel"/>
+    <w:tmpl w:val="B6D20A9E"/>
+    <w:lvl w:ilvl="0">
+      <w:start w:val="1"/>
+      <w:numFmt w:val="decimal"/>
+      <w:lvlText w:val="%1."/>
+      <w:lvlJc w:val="left"/>
+      <w:pPr>
+        <w:tabs>
+          <w:tab w:val="num" w:pos="720"/>
+        </w:tabs>
+        <w:ind w:left="720" w:hanging="360"/>
+      </w:pPr>
+    </w:lvl>
+    <w:lvl w:ilvl="1" w:tentative="1">
+      <w:start w:val="1"/>
+      <w:numFmt w:val="decimal"/>
+      <w:lvlText w:val="%2."/>
+      <w:lvlJc w:val="left"/>
+      <w:pPr>
+        <w:tabs>
+          <w:tab w:val="num" w:pos="1440"/>
+        </w:tabs>
+        <w:ind w:left="1440" w:hanging="360"/>
+      </w:pPr>
+    </w:lvl>
+    <w:lvl w:ilvl="2" w:tentative="1">
+      <w:start w:val="1"/>
+      <w:numFmt w:val="decimal"/>
+      <w:lvlText w:val="%3."/>
+      <w:lvlJc w:val="left"/>
+      <w:pPr>
+        <w:tabs>
+          <w:tab w:val="num" w:pos="2160"/>
+        </w:tabs>
+        <w:ind w:left="2160" w:hanging="360"/>
+      </w:pPr>
+    </w:lvl>
+    <w:lvl w:ilvl="3" w:tentative="1">
+      <w:start w:val="1"/>
+      <w:numFmt w:val="decimal"/>
+      <w:lvlText w:val="%4."/>
+      <w:lvlJc w:val="left"/>
+      <w:pPr>
+        <w:tabs>
+          <w:tab w:val="num" w:pos="2880"/>
+        </w:tabs>
+        <w:ind w:left="2880" w:hanging="360"/>
+      </w:pPr>
+    </w:lvl>
+    <w:lvl w:ilvl="4" w:tentative="1">
+      <w:start w:val="1"/>
+      <w:numFmt w:val="decimal"/>
+      <w:lvlText w:val="%5."/>
+      <w:lvlJc w:val="left"/>
+      <w:pPr>
+        <w:tabs>
+          <w:tab w:val="num" w:pos="3600"/>
+        </w:tabs>
+        <w:ind w:left="3600" w:hanging="360"/>
+      </w:pPr>
+    </w:lvl>
+    <w:lvl w:ilvl="5" w:tentative="1">
+      <w:start w:val="1"/>
+      <w:numFmt w:val="decimal"/>
+      <w:lvlText w:val="%6."/>
+      <w:lvlJc w:val="left"/>
+      <w:pPr>
+        <w:tabs>
+          <w:tab w:val="num" w:pos="4320"/>
+        </w:tabs>
+        <w:ind w:left="4320" w:hanging="360"/>
+      </w:pPr>
+    </w:lvl>
+    <w:lvl w:ilvl="6" w:tentative="1">
+      <w:start w:val="1"/>
+      <w:numFmt w:val="decimal"/>
+      <w:lvlText w:val="%7."/>
+      <w:lvlJc w:val="left"/>
+      <w:pPr>
+        <w:tabs>
+          <w:tab w:val="num" w:pos="5040"/>
+        </w:tabs>
+        <w:ind w:left="5040" w:hanging="360"/>
+      </w:pPr>
+    </w:lvl>
+    <w:lvl w:ilvl="7" w:tentative="1">
+      <w:start w:val="1"/>
+      <w:numFmt w:val="decimal"/>
+      <w:lvlText w:val="%8."/>
+      <w:lvlJc w:val="left"/>
+      <w:pPr>
+        <w:tabs>
+          <w:tab w:val="num" w:pos="5760"/>
+        </w:tabs>
+        <w:ind w:left="5760" w:hanging="360"/>
+      </w:pPr>
+    </w:lvl>
+    <w:lvl w:ilvl="8" w:tentative="1">
+      <w:start w:val="1"/>
+      <w:numFmt w:val="decimal"/>
+      <w:lvlText w:val="%9."/>
+      <w:lvlJc w:val="left"/>
+      <w:pPr>
+        <w:tabs>
+          <w:tab w:val="num" w:pos="6480"/>
+        </w:tabs>
+        <w:ind w:left="6480" w:hanging="360"/>
+      </w:pPr>
+    </w:lvl>
+  </w:abstractNum>
+  <w:abstractNum w:abstractNumId="39" w15:restartNumberingAfterBreak="0">
+    <w:nsid w:val="7BD029E6"/>
+    <w:multiLevelType w:val="multilevel"/>
+    <w:tmpl w:val="46186036"/>
+    <w:lvl w:ilvl="0">
+      <w:start w:val="1"/>
+      <w:numFmt w:val="bullet"/>
+      <w:lvlText w:val=""/>
+      <w:lvlJc w:val="left"/>
+      <w:pPr>
+        <w:tabs>
+          <w:tab w:val="num" w:pos="720"/>
+        </w:tabs>
+        <w:ind w:left="720" w:hanging="360"/>
+      </w:pPr>
+      <w:rPr>
+        <w:rFonts w:ascii="Symbol" w:hAnsi="Symbol" w:hint="default"/>
+        <w:sz w:val="20"/>
+      </w:rPr>
+    </w:lvl>
+    <w:lvl w:ilvl="1" w:tentative="1">
+      <w:start w:val="1"/>
+      <w:numFmt w:val="bullet"/>
+      <w:lvlText w:val="o"/>
+      <w:lvlJc w:val="left"/>
+      <w:pPr>
+        <w:tabs>
+          <w:tab w:val="num" w:pos="1440"/>
+        </w:tabs>
+        <w:ind w:left="1440" w:hanging="360"/>
+      </w:pPr>
+      <w:rPr>
+        <w:rFonts w:ascii="Courier New" w:hAnsi="Courier New" w:hint="default"/>
+        <w:sz w:val="20"/>
+      </w:rPr>
+    </w:lvl>
+    <w:lvl w:ilvl="2" w:tentative="1">
+      <w:start w:val="1"/>
+      <w:numFmt w:val="bullet"/>
+      <w:lvlText w:val=""/>
+      <w:lvlJc w:val="left"/>
+      <w:pPr>
+        <w:tabs>
+          <w:tab w:val="num" w:pos="2160"/>
+        </w:tabs>
+        <w:ind w:left="2160" w:hanging="360"/>
+      </w:pPr>
+      <w:rPr>
+        <w:rFonts w:ascii="Wingdings" w:hAnsi="Wingdings" w:hint="default"/>
+        <w:sz w:val="20"/>
+      </w:rPr>
+    </w:lvl>
+    <w:lvl w:ilvl="3" w:tentative="1">
+      <w:start w:val="1"/>
+      <w:numFmt w:val="bullet"/>
+      <w:lvlText w:val=""/>
+      <w:lvlJc w:val="left"/>
+      <w:pPr>
+        <w:tabs>
+          <w:tab w:val="num" w:pos="2880"/>
+        </w:tabs>
+        <w:ind w:left="2880" w:hanging="360"/>
+      </w:pPr>
+      <w:rPr>
+        <w:rFonts w:ascii="Wingdings" w:hAnsi="Wingdings" w:hint="default"/>
+        <w:sz w:val="20"/>
+      </w:rPr>
+    </w:lvl>
+    <w:lvl w:ilvl="4" w:tentative="1">
+      <w:start w:val="1"/>
+      <w:numFmt w:val="bullet"/>
+      <w:lvlText w:val=""/>
+      <w:lvlJc w:val="left"/>
+      <w:pPr>
+        <w:tabs>
+          <w:tab w:val="num" w:pos="3600"/>
+        </w:tabs>
+        <w:ind w:left="3600" w:hanging="360"/>
+      </w:pPr>
+      <w:rPr>
+        <w:rFonts w:ascii="Wingdings" w:hAnsi="Wingdings" w:hint="default"/>
+        <w:sz w:val="20"/>
+      </w:rPr>
+    </w:lvl>
+    <w:lvl w:ilvl="5" w:tentative="1">
+      <w:start w:val="1"/>
+      <w:numFmt w:val="bullet"/>
+      <w:lvlText w:val=""/>
+      <w:lvlJc w:val="left"/>
+      <w:pPr>
+        <w:tabs>
+          <w:tab w:val="num" w:pos="4320"/>
+        </w:tabs>
+        <w:ind w:left="4320" w:hanging="360"/>
+      </w:pPr>
+      <w:rPr>
+        <w:rFonts w:ascii="Wingdings" w:hAnsi="Wingdings" w:hint="default"/>
+        <w:sz w:val="20"/>
+      </w:rPr>
+    </w:lvl>
+    <w:lvl w:ilvl="6" w:tentative="1">
+      <w:start w:val="1"/>
+      <w:numFmt w:val="bullet"/>
+      <w:lvlText w:val=""/>
+      <w:lvlJc w:val="left"/>
+      <w:pPr>
+        <w:tabs>
+          <w:tab w:val="num" w:pos="5040"/>
+        </w:tabs>
+        <w:ind w:left="5040" w:hanging="360"/>
+      </w:pPr>
+      <w:rPr>
+        <w:rFonts w:ascii="Wingdings" w:hAnsi="Wingdings" w:hint="default"/>
+        <w:sz w:val="20"/>
+      </w:rPr>
+    </w:lvl>
+    <w:lvl w:ilvl="7" w:tentative="1">
+      <w:start w:val="1"/>
+      <w:numFmt w:val="bullet"/>
+      <w:lvlText w:val=""/>
+      <w:lvlJc w:val="left"/>
+      <w:pPr>
+        <w:tabs>
+          <w:tab w:val="num" w:pos="5760"/>
+        </w:tabs>
+        <w:ind w:left="5760" w:hanging="360"/>
+      </w:pPr>
+      <w:rPr>
+        <w:rFonts w:ascii="Wingdings" w:hAnsi="Wingdings" w:hint="default"/>
+        <w:sz w:val="20"/>
+      </w:rPr>
+    </w:lvl>
+    <w:lvl w:ilvl="8" w:tentative="1">
+      <w:start w:val="1"/>
+      <w:numFmt w:val="bullet"/>
+      <w:lvlText w:val=""/>
+      <w:lvlJc w:val="left"/>
+      <w:pPr>
+        <w:tabs>
+          <w:tab w:val="num" w:pos="6480"/>
+        </w:tabs>
+        <w:ind w:left="6480" w:hanging="360"/>
+      </w:pPr>
+      <w:rPr>
+        <w:rFonts w:ascii="Wingdings" w:hAnsi="Wingdings" w:hint="default"/>
+        <w:sz w:val="20"/>
+      </w:rPr>
+    </w:lvl>
+  </w:abstractNum>
+  <w:abstractNum w:abstractNumId="40" w15:restartNumberingAfterBreak="0">
     <w:nsid w:val="7D7B3C3E"/>
     <w:multiLevelType w:val="multilevel"/>
     <w:tmpl w:val="8798693E"/>
@@ -35886,7 +40020,7 @@
     <w:abstractNumId w:val="7"/>
   </w:num>
   <w:num w:numId="5" w16cid:durableId="758255059">
-    <w:abstractNumId w:val="26"/>
+    <w:abstractNumId w:val="28"/>
   </w:num>
   <w:num w:numId="6" w16cid:durableId="1506552603">
     <w:abstractNumId w:val="6"/>
@@ -35895,22 +40029,22 @@
     <w:abstractNumId w:val="17"/>
   </w:num>
   <w:num w:numId="8" w16cid:durableId="1343705885">
-    <w:abstractNumId w:val="33"/>
+    <w:abstractNumId w:val="36"/>
   </w:num>
   <w:num w:numId="9" w16cid:durableId="2126342114">
-    <w:abstractNumId w:val="25"/>
+    <w:abstractNumId w:val="27"/>
   </w:num>
   <w:num w:numId="10" w16cid:durableId="261911642">
     <w:abstractNumId w:val="12"/>
   </w:num>
   <w:num w:numId="11" w16cid:durableId="498086177">
-    <w:abstractNumId w:val="31"/>
+    <w:abstractNumId w:val="34"/>
   </w:num>
   <w:num w:numId="12" w16cid:durableId="1655991002">
-    <w:abstractNumId w:val="37"/>
+    <w:abstractNumId w:val="40"/>
   </w:num>
   <w:num w:numId="13" w16cid:durableId="348918894">
-    <w:abstractNumId w:val="32"/>
+    <w:abstractNumId w:val="35"/>
   </w:num>
   <w:num w:numId="14" w16cid:durableId="1947499982">
     <w:abstractNumId w:val="5"/>
@@ -35928,22 +40062,22 @@
     <w:abstractNumId w:val="11"/>
   </w:num>
   <w:num w:numId="19" w16cid:durableId="1369601893">
-    <w:abstractNumId w:val="27"/>
+    <w:abstractNumId w:val="29"/>
   </w:num>
   <w:num w:numId="20" w16cid:durableId="113839467">
     <w:abstractNumId w:val="15"/>
   </w:num>
   <w:num w:numId="21" w16cid:durableId="631790590">
-    <w:abstractNumId w:val="29"/>
+    <w:abstractNumId w:val="32"/>
   </w:num>
   <w:num w:numId="22" w16cid:durableId="1554535871">
-    <w:abstractNumId w:val="30"/>
+    <w:abstractNumId w:val="33"/>
   </w:num>
   <w:num w:numId="23" w16cid:durableId="737019685">
-    <w:abstractNumId w:val="24"/>
+    <w:abstractNumId w:val="26"/>
   </w:num>
   <w:num w:numId="24" w16cid:durableId="1973826547">
-    <w:abstractNumId w:val="21"/>
+    <w:abstractNumId w:val="22"/>
   </w:num>
   <w:num w:numId="25" w16cid:durableId="992610250">
     <w:abstractNumId w:val="16"/>
@@ -35952,13 +40086,13 @@
     <w:abstractNumId w:val="9"/>
   </w:num>
   <w:num w:numId="27" w16cid:durableId="880824294">
-    <w:abstractNumId w:val="36"/>
+    <w:abstractNumId w:val="39"/>
   </w:num>
   <w:num w:numId="28" w16cid:durableId="1104806137">
-    <w:abstractNumId w:val="23"/>
+    <w:abstractNumId w:val="25"/>
   </w:num>
   <w:num w:numId="29" w16cid:durableId="133255289">
-    <w:abstractNumId w:val="22"/>
+    <w:abstractNumId w:val="24"/>
   </w:num>
   <w:num w:numId="30" w16cid:durableId="992949202">
     <w:abstractNumId w:val="20"/>
@@ -35967,13 +40101,13 @@
     <w:abstractNumId w:val="10"/>
   </w:num>
   <w:num w:numId="32" w16cid:durableId="1909996480">
-    <w:abstractNumId w:val="28"/>
+    <w:abstractNumId w:val="30"/>
   </w:num>
   <w:num w:numId="33" w16cid:durableId="1367370007">
-    <w:abstractNumId w:val="34"/>
+    <w:abstractNumId w:val="37"/>
   </w:num>
   <w:num w:numId="34" w16cid:durableId="1684168392">
-    <w:abstractNumId w:val="35"/>
+    <w:abstractNumId w:val="38"/>
   </w:num>
   <w:num w:numId="35" w16cid:durableId="1440761267">
     <w:abstractNumId w:val="14"/>
@@ -35986,6 +40120,15 @@
   </w:num>
   <w:num w:numId="38" w16cid:durableId="584458319">
     <w:abstractNumId w:val="18"/>
+  </w:num>
+  <w:num w:numId="39" w16cid:durableId="47610169">
+    <w:abstractNumId w:val="31"/>
+  </w:num>
+  <w:num w:numId="40" w16cid:durableId="532308539">
+    <w:abstractNumId w:val="21"/>
+  </w:num>
+  <w:num w:numId="41" w16cid:durableId="108399781">
+    <w:abstractNumId w:val="23"/>
   </w:num>
   <w:numIdMacAtCleanup w:val="38"/>
 </w:numbering>

--- a/Theory of DSA World File/1111 DSA NITS Day Wise Classes .docx
+++ b/Theory of DSA World File/1111 DSA NITS Day Wise Classes .docx
@@ -30825,7 +30825,7 @@
     <w:p>
       <w:r>
         <w:pict w14:anchorId="41744328">
-          <v:rect id="_x0000_i1251" style="width:0;height:1.5pt" o:hralign="center" o:hrstd="t" o:hr="t" fillcolor="#a0a0a0" stroked="f"/>
+          <v:rect id="_x0000_i1167" style="width:0;height:1.5pt" o:hralign="center" o:hrstd="t" o:hr="t" fillcolor="#a0a0a0" stroked="f"/>
         </w:pict>
       </w:r>
     </w:p>
@@ -31247,7 +31247,7 @@
     <w:p>
       <w:r>
         <w:pict w14:anchorId="24412B2D">
-          <v:rect id="_x0000_i1252" style="width:0;height:1.5pt" o:hralign="center" o:hrstd="t" o:hr="t" fillcolor="#a0a0a0" stroked="f"/>
+          <v:rect id="_x0000_i1168" style="width:0;height:1.5pt" o:hralign="center" o:hrstd="t" o:hr="t" fillcolor="#a0a0a0" stroked="f"/>
         </w:pict>
       </w:r>
     </w:p>
@@ -31498,7 +31498,7 @@
     <w:p>
       <w:r>
         <w:pict w14:anchorId="7322286C">
-          <v:rect id="_x0000_i1253" style="width:0;height:1.5pt" o:hralign="center" o:hrstd="t" o:hr="t" fillcolor="#a0a0a0" stroked="f"/>
+          <v:rect id="_x0000_i1169" style="width:0;height:1.5pt" o:hralign="center" o:hrstd="t" o:hr="t" fillcolor="#a0a0a0" stroked="f"/>
         </w:pict>
       </w:r>
     </w:p>
@@ -31906,7 +31906,7 @@
     <w:p>
       <w:r>
         <w:pict w14:anchorId="0075B797">
-          <v:rect id="_x0000_i1254" style="width:0;height:1.5pt" o:hralign="center" o:hrstd="t" o:hr="t" fillcolor="#a0a0a0" stroked="f"/>
+          <v:rect id="_x0000_i1170" style="width:0;height:1.5pt" o:hralign="center" o:hrstd="t" o:hr="t" fillcolor="#a0a0a0" stroked="f"/>
         </w:pict>
       </w:r>
     </w:p>
@@ -32320,7 +32320,7 @@
     <w:p>
       <w:r>
         <w:pict w14:anchorId="3F10D52D">
-          <v:rect id="_x0000_i1255" style="width:0;height:1.5pt" o:hralign="center" o:hrstd="t" o:hr="t" fillcolor="#a0a0a0" stroked="f"/>
+          <v:rect id="_x0000_i1171" style="width:0;height:1.5pt" o:hralign="center" o:hrstd="t" o:hr="t" fillcolor="#a0a0a0" stroked="f"/>
         </w:pict>
       </w:r>
     </w:p>
@@ -32583,7 +32583,7 @@
     <w:p>
       <w:r>
         <w:pict w14:anchorId="03CEF778">
-          <v:rect id="_x0000_i1256" style="width:0;height:1.5pt" o:hralign="center" o:hrstd="t" o:hr="t" fillcolor="#a0a0a0" stroked="f"/>
+          <v:rect id="_x0000_i1172" style="width:0;height:1.5pt" o:hralign="center" o:hrstd="t" o:hr="t" fillcolor="#a0a0a0" stroked="f"/>
         </w:pict>
       </w:r>
     </w:p>
@@ -32663,7 +32663,7 @@
     <w:p>
       <w:r>
         <w:pict w14:anchorId="35F8668C">
-          <v:rect id="_x0000_i1257" style="width:0;height:1.5pt" o:hralign="center" o:hrstd="t" o:hr="t" fillcolor="#a0a0a0" stroked="f"/>
+          <v:rect id="_x0000_i1173" style="width:0;height:1.5pt" o:hralign="center" o:hrstd="t" o:hr="t" fillcolor="#a0a0a0" stroked="f"/>
         </w:pict>
       </w:r>
     </w:p>
@@ -32844,7 +32844,7 @@
     <w:p>
       <w:r>
         <w:pict w14:anchorId="1582EC4B">
-          <v:rect id="_x0000_i1258" style="width:0;height:1.5pt" o:hralign="center" o:hrstd="t" o:hr="t" fillcolor="#a0a0a0" stroked="f"/>
+          <v:rect id="_x0000_i1174" style="width:0;height:1.5pt" o:hralign="center" o:hrstd="t" o:hr="t" fillcolor="#a0a0a0" stroked="f"/>
         </w:pict>
       </w:r>
     </w:p>
@@ -32929,7 +32929,7 @@
     <w:p>
       <w:r>
         <w:pict w14:anchorId="5AAFAE25">
-          <v:rect id="_x0000_i1259" style="width:0;height:1.5pt" o:hralign="center" o:hrstd="t" o:hr="t" fillcolor="#a0a0a0" stroked="f"/>
+          <v:rect id="_x0000_i1175" style="width:0;height:1.5pt" o:hralign="center" o:hrstd="t" o:hr="t" fillcolor="#a0a0a0" stroked="f"/>
         </w:pict>
       </w:r>
     </w:p>
@@ -33059,7 +33059,7 @@
     <w:p>
       <w:r>
         <w:pict w14:anchorId="20B8A46D">
-          <v:rect id="_x0000_i1260" style="width:0;height:1.5pt" o:hralign="center" o:hrstd="t" o:hr="t" fillcolor="#a0a0a0" stroked="f"/>
+          <v:rect id="_x0000_i1176" style="width:0;height:1.5pt" o:hralign="center" o:hrstd="t" o:hr="t" fillcolor="#a0a0a0" stroked="f"/>
         </w:pict>
       </w:r>
     </w:p>
@@ -33145,7 +33145,7 @@
     <w:p>
       <w:r>
         <w:pict w14:anchorId="66889B0C">
-          <v:rect id="_x0000_i1261" style="width:0;height:1.5pt" o:hralign="center" o:hrstd="t" o:hr="t" fillcolor="#a0a0a0" stroked="f"/>
+          <v:rect id="_x0000_i1177" style="width:0;height:1.5pt" o:hralign="center" o:hrstd="t" o:hr="t" fillcolor="#a0a0a0" stroked="f"/>
         </w:pict>
       </w:r>
     </w:p>
@@ -33558,7 +33558,7 @@
     <w:p>
       <w:r>
         <w:pict w14:anchorId="21B11711">
-          <v:rect id="_x0000_i1262" style="width:0;height:1.5pt" o:hralign="center" o:hrstd="t" o:hr="t" fillcolor="#a0a0a0" stroked="f"/>
+          <v:rect id="_x0000_i1178" style="width:0;height:1.5pt" o:hralign="center" o:hrstd="t" o:hr="t" fillcolor="#a0a0a0" stroked="f"/>
         </w:pict>
       </w:r>
     </w:p>
@@ -33671,7 +33671,7 @@
     <w:p>
       <w:r>
         <w:pict w14:anchorId="21CEBCBF">
-          <v:rect id="_x0000_i1263" style="width:0;height:1.5pt" o:hralign="center" o:hrstd="t" o:hr="t" fillcolor="#a0a0a0" stroked="f"/>
+          <v:rect id="_x0000_i1179" style="width:0;height:1.5pt" o:hralign="center" o:hrstd="t" o:hr="t" fillcolor="#a0a0a0" stroked="f"/>
         </w:pict>
       </w:r>
     </w:p>
@@ -33741,7 +33741,7 @@
     <w:p>
       <w:r>
         <w:pict w14:anchorId="132BAF80">
-          <v:rect id="_x0000_i1264" style="width:0;height:1.5pt" o:hralign="center" o:hrstd="t" o:hr="t" fillcolor="#a0a0a0" stroked="f"/>
+          <v:rect id="_x0000_i1180" style="width:0;height:1.5pt" o:hralign="center" o:hrstd="t" o:hr="t" fillcolor="#a0a0a0" stroked="f"/>
         </w:pict>
       </w:r>
     </w:p>
@@ -34278,6 +34278,5743 @@
     </w:p>
     <w:p/>
     <w:p/>
+    <w:p>
+      <w:pPr>
+        <w:rPr>
+          <w:b/>
+          <w:bCs/>
+          <w:sz w:val="44"/>
+          <w:szCs w:val="44"/>
+        </w:rPr>
+      </w:pPr>
+      <w:r>
+        <w:rPr>
+          <w:rFonts w:ascii="Segoe UI Emoji" w:hAnsi="Segoe UI Emoji" w:cs="Segoe UI Emoji"/>
+          <w:b/>
+          <w:bCs/>
+          <w:sz w:val="44"/>
+          <w:szCs w:val="44"/>
+          <w:highlight w:val="yellow"/>
+        </w:rPr>
+        <w:t>🚀</w:t>
+      </w:r>
+      <w:r>
+        <w:rPr>
+          <w:b/>
+          <w:bCs/>
+          <w:sz w:val="44"/>
+          <w:szCs w:val="44"/>
+          <w:highlight w:val="yellow"/>
+        </w:rPr>
+        <w:t xml:space="preserve"> Day 17 — Scope, Variable Lifetime &amp; Static Variables</w:t>
+      </w:r>
+    </w:p>
+    <w:p>
+      <w:r>
+        <w:t>Excellent. You have completed Day 16, so we now continue exactly with the next part of your roadmap:</w:t>
+      </w:r>
+    </w:p>
+    <w:p>
+      <w:r>
+        <w:rPr>
+          <w:b/>
+          <w:bCs/>
+        </w:rPr>
+        <w:t>Day 15–16 → Functions &amp; Reusability</w:t>
+      </w:r>
+      <w:r>
+        <w:br/>
+      </w:r>
+      <w:r>
+        <w:rPr>
+          <w:b/>
+          <w:bCs/>
+        </w:rPr>
+        <w:t>Day 17–18 → Scope &amp; Lifetime</w:t>
+      </w:r>
+      <w:r>
+        <w:br/>
+      </w:r>
+      <w:r>
+        <w:rPr>
+          <w:b/>
+          <w:bCs/>
+        </w:rPr>
+        <w:t>Day 19–21 → Structs</w:t>
+      </w:r>
+    </w:p>
+    <w:p>
+      <w:r>
+        <w:t xml:space="preserve">Your roadmap specifically introduces the differences between </w:t>
+      </w:r>
+      <w:r>
+        <w:rPr>
+          <w:b/>
+          <w:bCs/>
+        </w:rPr>
+        <w:t>local, global, and static local variables</w:t>
+      </w:r>
+      <w:r>
+        <w:t xml:space="preserve">, with a </w:t>
+      </w:r>
+      <w:proofErr w:type="spellStart"/>
+      <w:proofErr w:type="gramStart"/>
+      <w:r>
+        <w:t>visitCounter</w:t>
+      </w:r>
+      <w:proofErr w:type="spellEnd"/>
+      <w:r>
+        <w:t>(</w:t>
+      </w:r>
+      <w:proofErr w:type="gramEnd"/>
+      <w:r>
+        <w:t xml:space="preserve">) function as the main practical goal. </w:t>
+      </w:r>
+    </w:p>
+    <w:p>
+      <w:r>
+        <w:pict w14:anchorId="116C4B04">
+          <v:rect id="_x0000_i1319" style="width:0;height:1.5pt" o:hralign="center" o:hrstd="t" o:hr="t" fillcolor="#a0a0a0" stroked="f"/>
+        </w:pict>
+      </w:r>
+    </w:p>
+    <w:p>
+      <w:pPr>
+        <w:rPr>
+          <w:b/>
+          <w:bCs/>
+        </w:rPr>
+      </w:pPr>
+      <w:r>
+        <w:rPr>
+          <w:rFonts w:ascii="Segoe UI Emoji" w:hAnsi="Segoe UI Emoji" w:cs="Segoe UI Emoji"/>
+          <w:b/>
+          <w:bCs/>
+        </w:rPr>
+        <w:t>🎯</w:t>
+      </w:r>
+      <w:r>
+        <w:rPr>
+          <w:b/>
+          <w:bCs/>
+        </w:rPr>
+        <w:t xml:space="preserve"> Day 17 Goal</w:t>
+      </w:r>
+    </w:p>
+    <w:p>
+      <w:r>
+        <w:t>By the end of today, you should be able to answer:</w:t>
+      </w:r>
+    </w:p>
+    <w:p>
+      <w:r>
+        <w:rPr>
+          <w:b/>
+          <w:bCs/>
+        </w:rPr>
+        <w:t>Where can I access a variable, when does it get created, and when does it get destroyed?</w:t>
+      </w:r>
+    </w:p>
+    <w:p>
+      <w:r>
+        <w:t>These are three different ideas:</w:t>
+      </w:r>
+    </w:p>
+    <w:p>
+      <w:pPr>
+        <w:numPr>
+          <w:ilvl w:val="0"/>
+          <w:numId w:val="42"/>
+        </w:numPr>
+      </w:pPr>
+      <w:r>
+        <w:rPr>
+          <w:b/>
+          <w:bCs/>
+        </w:rPr>
+        <w:t>Scope</w:t>
+      </w:r>
+      <w:r>
+        <w:t xml:space="preserve"> → Where can I access this variable? </w:t>
+      </w:r>
+    </w:p>
+    <w:p>
+      <w:pPr>
+        <w:numPr>
+          <w:ilvl w:val="0"/>
+          <w:numId w:val="42"/>
+        </w:numPr>
+      </w:pPr>
+      <w:r>
+        <w:rPr>
+          <w:b/>
+          <w:bCs/>
+        </w:rPr>
+        <w:t>Lifetime</w:t>
+      </w:r>
+      <w:r>
+        <w:t xml:space="preserve"> → How long does this variable exist? </w:t>
+      </w:r>
+    </w:p>
+    <w:p>
+      <w:pPr>
+        <w:numPr>
+          <w:ilvl w:val="0"/>
+          <w:numId w:val="42"/>
+        </w:numPr>
+      </w:pPr>
+      <w:r>
+        <w:rPr>
+          <w:b/>
+          <w:bCs/>
+        </w:rPr>
+        <w:t xml:space="preserve">Storage </w:t>
+      </w:r>
+      <w:proofErr w:type="spellStart"/>
+      <w:r>
+        <w:rPr>
+          <w:b/>
+          <w:bCs/>
+        </w:rPr>
+        <w:t>behavior</w:t>
+      </w:r>
+      <w:proofErr w:type="spellEnd"/>
+      <w:r>
+        <w:t xml:space="preserve"> → What happens when functions are called repeatedly? </w:t>
+      </w:r>
+    </w:p>
+    <w:p>
+      <w:r>
+        <w:t>This is especially important because you have already learned:</w:t>
+      </w:r>
+    </w:p>
+    <w:p>
+      <w:pPr>
+        <w:numPr>
+          <w:ilvl w:val="0"/>
+          <w:numId w:val="43"/>
+        </w:numPr>
+      </w:pPr>
+      <w:r>
+        <w:t xml:space="preserve">Functions </w:t>
+      </w:r>
+    </w:p>
+    <w:p>
+      <w:pPr>
+        <w:numPr>
+          <w:ilvl w:val="0"/>
+          <w:numId w:val="43"/>
+        </w:numPr>
+      </w:pPr>
+      <w:r>
+        <w:t xml:space="preserve">References </w:t>
+      </w:r>
+    </w:p>
+    <w:p>
+      <w:pPr>
+        <w:numPr>
+          <w:ilvl w:val="0"/>
+          <w:numId w:val="43"/>
+        </w:numPr>
+      </w:pPr>
+      <w:r>
+        <w:t xml:space="preserve">Pointers </w:t>
+      </w:r>
+    </w:p>
+    <w:p>
+      <w:pPr>
+        <w:numPr>
+          <w:ilvl w:val="0"/>
+          <w:numId w:val="43"/>
+        </w:numPr>
+      </w:pPr>
+      <w:r>
+        <w:t xml:space="preserve">Arrays passed to functions </w:t>
+      </w:r>
+    </w:p>
+    <w:p>
+      <w:pPr>
+        <w:numPr>
+          <w:ilvl w:val="0"/>
+          <w:numId w:val="43"/>
+        </w:numPr>
+      </w:pPr>
+      <w:r>
+        <w:t xml:space="preserve">Returning values </w:t>
+      </w:r>
+    </w:p>
+    <w:p>
+      <w:pPr>
+        <w:numPr>
+          <w:ilvl w:val="0"/>
+          <w:numId w:val="43"/>
+        </w:numPr>
+      </w:pPr>
+      <w:r>
+        <w:lastRenderedPageBreak/>
+        <w:t xml:space="preserve">Modifying original data </w:t>
+      </w:r>
+    </w:p>
+    <w:p>
+      <w:r>
+        <w:t xml:space="preserve">Now we go one level deeper and understand </w:t>
+      </w:r>
+      <w:r>
+        <w:rPr>
+          <w:b/>
+          <w:bCs/>
+        </w:rPr>
+        <w:t>what actually happens to variables during function calls</w:t>
+      </w:r>
+      <w:r>
+        <w:t>.</w:t>
+      </w:r>
+    </w:p>
+    <w:p>
+      <w:r>
+        <w:pict w14:anchorId="028690F4">
+          <v:rect id="_x0000_i1320" style="width:0;height:1.5pt" o:hralign="center" o:hrstd="t" o:hr="t" fillcolor="#a0a0a0" stroked="f"/>
+        </w:pict>
+      </w:r>
+    </w:p>
+    <w:p>
+      <w:pPr>
+        <w:rPr>
+          <w:b/>
+          <w:bCs/>
+        </w:rPr>
+      </w:pPr>
+      <w:r>
+        <w:rPr>
+          <w:b/>
+          <w:bCs/>
+        </w:rPr>
+        <w:t>1. Clear Theory and Intuition</w:t>
+      </w:r>
+    </w:p>
+    <w:p>
+      <w:r>
+        <w:t>Consider:</w:t>
+      </w:r>
+    </w:p>
+    <w:p>
+      <w:r>
+        <w:t xml:space="preserve">void </w:t>
+      </w:r>
+      <w:proofErr w:type="gramStart"/>
+      <w:r>
+        <w:t>test(</w:t>
+      </w:r>
+      <w:proofErr w:type="gramEnd"/>
+      <w:r>
+        <w:t>) {</w:t>
+      </w:r>
+    </w:p>
+    <w:p>
+      <w:r>
+        <w:t xml:space="preserve">    int x = 10;</w:t>
+      </w:r>
+    </w:p>
+    <w:p>
+      <w:r>
+        <w:t>}</w:t>
+      </w:r>
+    </w:p>
+    <w:p>
+      <w:r>
+        <w:t>There are two questions:</w:t>
+      </w:r>
+    </w:p>
+    <w:p>
+      <w:pPr>
+        <w:rPr>
+          <w:b/>
+          <w:bCs/>
+        </w:rPr>
+      </w:pPr>
+      <w:r>
+        <w:rPr>
+          <w:b/>
+          <w:bCs/>
+        </w:rPr>
+        <w:t>Question 1: Where can I use x?</w:t>
+      </w:r>
+    </w:p>
+    <w:p>
+      <w:r>
+        <w:t xml:space="preserve">Only inside </w:t>
+      </w:r>
+      <w:proofErr w:type="gramStart"/>
+      <w:r>
+        <w:t>test(</w:t>
+      </w:r>
+      <w:proofErr w:type="gramEnd"/>
+      <w:r>
+        <w:t>).</w:t>
+      </w:r>
+    </w:p>
+    <w:p>
+      <w:r>
+        <w:t xml:space="preserve">That is its </w:t>
+      </w:r>
+      <w:r>
+        <w:rPr>
+          <w:b/>
+          <w:bCs/>
+        </w:rPr>
+        <w:t>scope</w:t>
+      </w:r>
+      <w:r>
+        <w:t>.</w:t>
+      </w:r>
+    </w:p>
+    <w:p>
+      <w:pPr>
+        <w:rPr>
+          <w:b/>
+          <w:bCs/>
+        </w:rPr>
+      </w:pPr>
+      <w:r>
+        <w:rPr>
+          <w:b/>
+          <w:bCs/>
+        </w:rPr>
+        <w:t>Question 2: How long does x exist?</w:t>
+      </w:r>
+    </w:p>
+    <w:p>
+      <w:r>
+        <w:t xml:space="preserve">It is created when </w:t>
+      </w:r>
+      <w:proofErr w:type="gramStart"/>
+      <w:r>
+        <w:t>test(</w:t>
+      </w:r>
+      <w:proofErr w:type="gramEnd"/>
+      <w:r>
+        <w:t xml:space="preserve">) starts and normally destroyed when </w:t>
+      </w:r>
+      <w:proofErr w:type="gramStart"/>
+      <w:r>
+        <w:t>test(</w:t>
+      </w:r>
+      <w:proofErr w:type="gramEnd"/>
+      <w:r>
+        <w:t>) finishes.</w:t>
+      </w:r>
+    </w:p>
+    <w:p>
+      <w:r>
+        <w:t xml:space="preserve">That is its </w:t>
+      </w:r>
+      <w:r>
+        <w:rPr>
+          <w:b/>
+          <w:bCs/>
+        </w:rPr>
+        <w:t>lifetime</w:t>
+      </w:r>
+      <w:r>
+        <w:t>.</w:t>
+      </w:r>
+    </w:p>
+    <w:p>
+      <w:proofErr w:type="gramStart"/>
+      <w:r>
+        <w:t>So</w:t>
+      </w:r>
+      <w:proofErr w:type="gramEnd"/>
+      <w:r>
+        <w:t xml:space="preserve"> remember:</w:t>
+      </w:r>
+    </w:p>
+    <w:tbl>
+      <w:tblPr>
+        <w:tblW w:w="0" w:type="auto"/>
+        <w:tblCellSpacing w:w="15" w:type="dxa"/>
+        <w:tblCellMar>
+          <w:top w:w="15" w:type="dxa"/>
+          <w:left w:w="15" w:type="dxa"/>
+          <w:bottom w:w="15" w:type="dxa"/>
+          <w:right w:w="15" w:type="dxa"/>
+        </w:tblCellMar>
+        <w:tblLook w:val="04A0" w:firstRow="1" w:lastRow="0" w:firstColumn="1" w:lastColumn="0" w:noHBand="0" w:noVBand="1"/>
+      </w:tblPr>
+      <w:tblGrid>
+        <w:gridCol w:w="893"/>
+        <w:gridCol w:w="2224"/>
+      </w:tblGrid>
+      <w:tr>
+        <w:trPr>
+          <w:tblHeader/>
+          <w:tblCellSpacing w:w="15" w:type="dxa"/>
+        </w:trPr>
+        <w:tc>
+          <w:tcPr>
+            <w:tcW w:w="0" w:type="auto"/>
+            <w:vAlign w:val="center"/>
+            <w:hideMark/>
+          </w:tcPr>
+          <w:p>
+            <w:pPr>
+              <w:rPr>
+                <w:b/>
+                <w:bCs/>
+              </w:rPr>
+            </w:pPr>
+            <w:r>
+              <w:rPr>
+                <w:b/>
+                <w:bCs/>
+              </w:rPr>
+              <w:t>Concept</w:t>
+            </w:r>
+          </w:p>
+        </w:tc>
+        <w:tc>
+          <w:tcPr>
+            <w:tcW w:w="0" w:type="auto"/>
+            <w:vAlign w:val="center"/>
+            <w:hideMark/>
+          </w:tcPr>
+          <w:p>
+            <w:pPr>
+              <w:rPr>
+                <w:b/>
+                <w:bCs/>
+              </w:rPr>
+            </w:pPr>
+            <w:r>
+              <w:rPr>
+                <w:b/>
+                <w:bCs/>
+              </w:rPr>
+              <w:t>Question</w:t>
+            </w:r>
+          </w:p>
+        </w:tc>
+      </w:tr>
+      <w:tr>
+        <w:trPr>
+          <w:tblCellSpacing w:w="15" w:type="dxa"/>
+        </w:trPr>
+        <w:tc>
+          <w:tcPr>
+            <w:tcW w:w="0" w:type="auto"/>
+            <w:vAlign w:val="center"/>
+            <w:hideMark/>
+          </w:tcPr>
+          <w:p>
+            <w:r>
+              <w:t>Scope</w:t>
+            </w:r>
+          </w:p>
+        </w:tc>
+        <w:tc>
+          <w:tcPr>
+            <w:tcW w:w="0" w:type="auto"/>
+            <w:vAlign w:val="center"/>
+            <w:hideMark/>
+          </w:tcPr>
+          <w:p>
+            <w:r>
+              <w:t>Where can I access it?</w:t>
+            </w:r>
+          </w:p>
+        </w:tc>
+      </w:tr>
+      <w:tr>
+        <w:trPr>
+          <w:tblCellSpacing w:w="15" w:type="dxa"/>
+        </w:trPr>
+        <w:tc>
+          <w:tcPr>
+            <w:tcW w:w="0" w:type="auto"/>
+            <w:vAlign w:val="center"/>
+            <w:hideMark/>
+          </w:tcPr>
+          <w:p>
+            <w:r>
+              <w:t>Lifetime</w:t>
+            </w:r>
+          </w:p>
+        </w:tc>
+        <w:tc>
+          <w:tcPr>
+            <w:tcW w:w="0" w:type="auto"/>
+            <w:vAlign w:val="center"/>
+            <w:hideMark/>
+          </w:tcPr>
+          <w:p>
+            <w:r>
+              <w:t>When does it exist?</w:t>
+            </w:r>
+          </w:p>
+        </w:tc>
+      </w:tr>
+    </w:tbl>
+    <w:p>
+      <w:r>
+        <w:t xml:space="preserve">These two concepts are related, but </w:t>
+      </w:r>
+      <w:r>
+        <w:rPr>
+          <w:b/>
+          <w:bCs/>
+        </w:rPr>
+        <w:t>they are not the same thing</w:t>
+      </w:r>
+      <w:r>
+        <w:t>.</w:t>
+      </w:r>
+    </w:p>
+    <w:p>
+      <w:r>
+        <w:pict w14:anchorId="7F739277">
+          <v:rect id="_x0000_i1321" style="width:0;height:1.5pt" o:hralign="center" o:hrstd="t" o:hr="t" fillcolor="#a0a0a0" stroked="f"/>
+        </w:pict>
+      </w:r>
+    </w:p>
+    <w:p>
+      <w:pPr>
+        <w:rPr>
+          <w:b/>
+          <w:bCs/>
+        </w:rPr>
+      </w:pPr>
+      <w:r>
+        <w:rPr>
+          <w:b/>
+          <w:bCs/>
+        </w:rPr>
+        <w:t>2. Local Variables</w:t>
+      </w:r>
+    </w:p>
+    <w:p>
+      <w:r>
+        <w:t>A local variable is declared inside a function or block.</w:t>
+      </w:r>
+    </w:p>
+    <w:p>
+      <w:r>
+        <w:t xml:space="preserve">void </w:t>
+      </w:r>
+      <w:proofErr w:type="spellStart"/>
+      <w:proofErr w:type="gramStart"/>
+      <w:r>
+        <w:t>printNumber</w:t>
+      </w:r>
+      <w:proofErr w:type="spellEnd"/>
+      <w:r>
+        <w:t>(</w:t>
+      </w:r>
+      <w:proofErr w:type="gramEnd"/>
+      <w:r>
+        <w:t>) {</w:t>
+      </w:r>
+    </w:p>
+    <w:p>
+      <w:r>
+        <w:t xml:space="preserve">    int number = 10;</w:t>
+      </w:r>
+    </w:p>
+    <w:p/>
+    <w:p>
+      <w:r>
+        <w:t xml:space="preserve">    </w:t>
+      </w:r>
+      <w:proofErr w:type="gramStart"/>
+      <w:r>
+        <w:t>std::</w:t>
+      </w:r>
+      <w:proofErr w:type="spellStart"/>
+      <w:proofErr w:type="gramEnd"/>
+      <w:r>
+        <w:t>cout</w:t>
+      </w:r>
+      <w:proofErr w:type="spellEnd"/>
+      <w:r>
+        <w:t xml:space="preserve"> &lt;&lt; number;</w:t>
+      </w:r>
+    </w:p>
+    <w:p>
+      <w:r>
+        <w:t>}</w:t>
+      </w:r>
+    </w:p>
+    <w:p>
+      <w:r>
+        <w:t xml:space="preserve">Here, number is local to </w:t>
+      </w:r>
+      <w:proofErr w:type="spellStart"/>
+      <w:proofErr w:type="gramStart"/>
+      <w:r>
+        <w:t>printNumber</w:t>
+      </w:r>
+      <w:proofErr w:type="spellEnd"/>
+      <w:r>
+        <w:t>(</w:t>
+      </w:r>
+      <w:proofErr w:type="gramEnd"/>
+      <w:r>
+        <w:t>).</w:t>
+      </w:r>
+    </w:p>
+    <w:p>
+      <w:r>
+        <w:t>You cannot do this:</w:t>
+      </w:r>
+    </w:p>
+    <w:p>
+      <w:r>
+        <w:lastRenderedPageBreak/>
+        <w:t xml:space="preserve">void </w:t>
+      </w:r>
+      <w:proofErr w:type="spellStart"/>
+      <w:proofErr w:type="gramStart"/>
+      <w:r>
+        <w:t>printNumber</w:t>
+      </w:r>
+      <w:proofErr w:type="spellEnd"/>
+      <w:r>
+        <w:t>(</w:t>
+      </w:r>
+      <w:proofErr w:type="gramEnd"/>
+      <w:r>
+        <w:t>) {</w:t>
+      </w:r>
+    </w:p>
+    <w:p>
+      <w:r>
+        <w:t xml:space="preserve">    int number = 10;</w:t>
+      </w:r>
+    </w:p>
+    <w:p>
+      <w:r>
+        <w:t>}</w:t>
+      </w:r>
+    </w:p>
+    <w:p/>
+    <w:p>
+      <w:r>
+        <w:t xml:space="preserve">int </w:t>
+      </w:r>
+      <w:proofErr w:type="gramStart"/>
+      <w:r>
+        <w:t>main(</w:t>
+      </w:r>
+      <w:proofErr w:type="gramEnd"/>
+      <w:r>
+        <w:t>) {</w:t>
+      </w:r>
+    </w:p>
+    <w:p>
+      <w:r>
+        <w:t xml:space="preserve">    </w:t>
+      </w:r>
+      <w:proofErr w:type="gramStart"/>
+      <w:r>
+        <w:t>std::</w:t>
+      </w:r>
+      <w:proofErr w:type="spellStart"/>
+      <w:proofErr w:type="gramEnd"/>
+      <w:r>
+        <w:t>cout</w:t>
+      </w:r>
+      <w:proofErr w:type="spellEnd"/>
+      <w:r>
+        <w:t xml:space="preserve"> &lt;&lt; number; // ERROR</w:t>
+      </w:r>
+    </w:p>
+    <w:p>
+      <w:r>
+        <w:t>}</w:t>
+      </w:r>
+    </w:p>
+    <w:p>
+      <w:r>
+        <w:t>Why?</w:t>
+      </w:r>
+    </w:p>
+    <w:p>
+      <w:r>
+        <w:t xml:space="preserve">Because number belongs only to the scope of </w:t>
+      </w:r>
+      <w:proofErr w:type="spellStart"/>
+      <w:proofErr w:type="gramStart"/>
+      <w:r>
+        <w:t>printNumber</w:t>
+      </w:r>
+      <w:proofErr w:type="spellEnd"/>
+      <w:r>
+        <w:t>(</w:t>
+      </w:r>
+      <w:proofErr w:type="gramEnd"/>
+      <w:r>
+        <w:t>).</w:t>
+      </w:r>
+    </w:p>
+    <w:p>
+      <w:pPr>
+        <w:rPr>
+          <w:b/>
+          <w:bCs/>
+        </w:rPr>
+      </w:pPr>
+      <w:r>
+        <w:rPr>
+          <w:b/>
+          <w:bCs/>
+        </w:rPr>
+        <w:t>Think of it like a room</w:t>
+      </w:r>
+    </w:p>
+    <w:p>
+      <w:proofErr w:type="spellStart"/>
+      <w:proofErr w:type="gramStart"/>
+      <w:r>
+        <w:t>printNumber</w:t>
+      </w:r>
+      <w:proofErr w:type="spellEnd"/>
+      <w:r>
+        <w:t>(</w:t>
+      </w:r>
+      <w:proofErr w:type="gramEnd"/>
+      <w:r>
+        <w:t>)</w:t>
+      </w:r>
+    </w:p>
+    <w:p>
+      <w:r>
+        <w:t>┌─────────────────┐</w:t>
+      </w:r>
+    </w:p>
+    <w:p>
+      <w:r>
+        <w:t>│ int number = 10 │</w:t>
+      </w:r>
+    </w:p>
+    <w:p>
+      <w:r>
+        <w:t>│                 │</w:t>
+      </w:r>
+    </w:p>
+    <w:p>
+      <w:r>
+        <w:t>└─────────────────┘</w:t>
+      </w:r>
+    </w:p>
+    <w:p>
+      <w:r>
+        <w:t>The variable lives inside that function's accessible region.</w:t>
+      </w:r>
+    </w:p>
+    <w:p>
+      <w:r>
+        <w:t>When the function finishes, that local variable's normal lifetime ends.</w:t>
+      </w:r>
+    </w:p>
+    <w:p>
+      <w:r>
+        <w:pict w14:anchorId="0FC6D76C">
+          <v:rect id="_x0000_i1322" style="width:0;height:1.5pt" o:hralign="center" o:hrstd="t" o:hr="t" fillcolor="#a0a0a0" stroked="f"/>
+        </w:pict>
+      </w:r>
+    </w:p>
+    <w:p>
+      <w:pPr>
+        <w:rPr>
+          <w:b/>
+          <w:bCs/>
+        </w:rPr>
+      </w:pPr>
+      <w:r>
+        <w:rPr>
+          <w:b/>
+          <w:bCs/>
+        </w:rPr>
+        <w:t>3. Scope of Variables</w:t>
+      </w:r>
+    </w:p>
+    <w:p>
+      <w:r>
+        <w:t>Scope becomes clearer when we use blocks.</w:t>
+      </w:r>
+    </w:p>
+    <w:p>
+      <w:r>
+        <w:t xml:space="preserve">int </w:t>
+      </w:r>
+      <w:proofErr w:type="gramStart"/>
+      <w:r>
+        <w:t>main(</w:t>
+      </w:r>
+      <w:proofErr w:type="gramEnd"/>
+      <w:r>
+        <w:t>) {</w:t>
+      </w:r>
+    </w:p>
+    <w:p/>
+    <w:p>
+      <w:r>
+        <w:t xml:space="preserve">    int x = 10;</w:t>
+      </w:r>
+    </w:p>
+    <w:p/>
+    <w:p>
+      <w:r>
+        <w:t xml:space="preserve">    if (x &gt; 5) {</w:t>
+      </w:r>
+    </w:p>
+    <w:p>
+      <w:r>
+        <w:t xml:space="preserve">        int y = 20;</w:t>
+      </w:r>
+    </w:p>
+    <w:p/>
+    <w:p>
+      <w:r>
+        <w:t xml:space="preserve">        </w:t>
+      </w:r>
+      <w:proofErr w:type="gramStart"/>
+      <w:r>
+        <w:t>std::</w:t>
+      </w:r>
+      <w:proofErr w:type="spellStart"/>
+      <w:proofErr w:type="gramEnd"/>
+      <w:r>
+        <w:t>cout</w:t>
+      </w:r>
+      <w:proofErr w:type="spellEnd"/>
+      <w:r>
+        <w:t xml:space="preserve"> &lt;&lt; x &lt;&lt; "\n";</w:t>
+      </w:r>
+    </w:p>
+    <w:p>
+      <w:r>
+        <w:t xml:space="preserve">        </w:t>
+      </w:r>
+      <w:proofErr w:type="gramStart"/>
+      <w:r>
+        <w:t>std::</w:t>
+      </w:r>
+      <w:proofErr w:type="spellStart"/>
+      <w:proofErr w:type="gramEnd"/>
+      <w:r>
+        <w:t>cout</w:t>
+      </w:r>
+      <w:proofErr w:type="spellEnd"/>
+      <w:r>
+        <w:t xml:space="preserve"> &lt;&lt; y &lt;&lt; "\n";</w:t>
+      </w:r>
+    </w:p>
+    <w:p>
+      <w:r>
+        <w:t xml:space="preserve">    }</w:t>
+      </w:r>
+    </w:p>
+    <w:p/>
+    <w:p>
+      <w:r>
+        <w:lastRenderedPageBreak/>
+        <w:t xml:space="preserve">    </w:t>
+      </w:r>
+      <w:proofErr w:type="gramStart"/>
+      <w:r>
+        <w:t>std::</w:t>
+      </w:r>
+      <w:proofErr w:type="spellStart"/>
+      <w:proofErr w:type="gramEnd"/>
+      <w:r>
+        <w:t>cout</w:t>
+      </w:r>
+      <w:proofErr w:type="spellEnd"/>
+      <w:r>
+        <w:t xml:space="preserve"> &lt;&lt; x &lt;&lt; "\n";</w:t>
+      </w:r>
+    </w:p>
+    <w:p/>
+    <w:p>
+      <w:r>
+        <w:t xml:space="preserve">    // </w:t>
+      </w:r>
+      <w:proofErr w:type="gramStart"/>
+      <w:r>
+        <w:t>std::</w:t>
+      </w:r>
+      <w:proofErr w:type="spellStart"/>
+      <w:proofErr w:type="gramEnd"/>
+      <w:r>
+        <w:t>cout</w:t>
+      </w:r>
+      <w:proofErr w:type="spellEnd"/>
+      <w:r>
+        <w:t xml:space="preserve"> &lt;&lt; y; // ERROR</w:t>
+      </w:r>
+    </w:p>
+    <w:p>
+      <w:r>
+        <w:t>}</w:t>
+      </w:r>
+    </w:p>
+    <w:p>
+      <w:pPr>
+        <w:rPr>
+          <w:b/>
+          <w:bCs/>
+        </w:rPr>
+      </w:pPr>
+      <w:r>
+        <w:rPr>
+          <w:b/>
+          <w:bCs/>
+        </w:rPr>
+        <w:t>Why does this happen?</w:t>
+      </w:r>
+    </w:p>
+    <w:p>
+      <w:r>
+        <w:t>Because y was created inside:</w:t>
+      </w:r>
+    </w:p>
+    <w:p>
+      <w:r>
+        <w:t>{</w:t>
+      </w:r>
+    </w:p>
+    <w:p>
+      <w:r>
+        <w:t xml:space="preserve">    int y = 20;</w:t>
+      </w:r>
+    </w:p>
+    <w:p>
+      <w:r>
+        <w:t>}</w:t>
+      </w:r>
+    </w:p>
+    <w:p>
+      <w:proofErr w:type="gramStart"/>
+      <w:r>
+        <w:t>So</w:t>
+      </w:r>
+      <w:proofErr w:type="gramEnd"/>
+      <w:r>
+        <w:t xml:space="preserve"> its scope is limited to those braces.</w:t>
+      </w:r>
+    </w:p>
+    <w:p>
+      <w:r>
+        <w:t>Visualize it:</w:t>
+      </w:r>
+    </w:p>
+    <w:p>
+      <w:r>
+        <w:t>main scope</w:t>
+      </w:r>
+    </w:p>
+    <w:p>
+      <w:r>
+        <w:t>│</w:t>
+      </w:r>
+    </w:p>
+    <w:p>
+      <w:r>
+        <w:rPr>
+          <w:rFonts w:ascii="MS Gothic" w:eastAsia="MS Gothic" w:hAnsi="MS Gothic" w:cs="MS Gothic" w:hint="eastAsia"/>
+        </w:rPr>
+        <w:t>├</w:t>
+      </w:r>
+      <w:r>
+        <w:rPr>
+          <w:rFonts w:ascii="Calibri" w:hAnsi="Calibri" w:cs="Calibri"/>
+        </w:rPr>
+        <w:t>──</w:t>
+      </w:r>
+      <w:r>
+        <w:t xml:space="preserve"> x</w:t>
+      </w:r>
+    </w:p>
+    <w:p>
+      <w:r>
+        <w:t>│</w:t>
+      </w:r>
+    </w:p>
+    <w:p>
+      <w:r>
+        <w:t>└── if scope</w:t>
+      </w:r>
+    </w:p>
+    <w:p>
+      <w:r>
+        <w:t xml:space="preserve">    │</w:t>
+      </w:r>
+    </w:p>
+    <w:p>
+      <w:r>
+        <w:t xml:space="preserve">    └── y</w:t>
+      </w:r>
+    </w:p>
+    <w:p>
+      <w:r>
+        <w:t>Inside the if block:</w:t>
+      </w:r>
+    </w:p>
+    <w:p>
+      <w:r>
+        <w:t xml:space="preserve">x </w:t>
+      </w:r>
+      <w:r>
+        <w:rPr>
+          <w:rFonts w:ascii="Segoe UI Emoji" w:hAnsi="Segoe UI Emoji" w:cs="Segoe UI Emoji"/>
+        </w:rPr>
+        <w:t>✅</w:t>
+      </w:r>
+      <w:r>
+        <w:t xml:space="preserve"> accessible</w:t>
+      </w:r>
+    </w:p>
+    <w:p>
+      <w:r>
+        <w:t xml:space="preserve">y </w:t>
+      </w:r>
+      <w:r>
+        <w:rPr>
+          <w:rFonts w:ascii="Segoe UI Emoji" w:hAnsi="Segoe UI Emoji" w:cs="Segoe UI Emoji"/>
+        </w:rPr>
+        <w:t>✅</w:t>
+      </w:r>
+      <w:r>
+        <w:t xml:space="preserve"> accessible</w:t>
+      </w:r>
+    </w:p>
+    <w:p>
+      <w:r>
+        <w:t>Outside the if block:</w:t>
+      </w:r>
+    </w:p>
+    <w:p>
+      <w:r>
+        <w:t xml:space="preserve">x </w:t>
+      </w:r>
+      <w:r>
+        <w:rPr>
+          <w:rFonts w:ascii="Segoe UI Emoji" w:hAnsi="Segoe UI Emoji" w:cs="Segoe UI Emoji"/>
+        </w:rPr>
+        <w:t>✅</w:t>
+      </w:r>
+      <w:r>
+        <w:t xml:space="preserve"> accessible</w:t>
+      </w:r>
+    </w:p>
+    <w:p>
+      <w:r>
+        <w:t xml:space="preserve">y </w:t>
+      </w:r>
+      <w:r>
+        <w:rPr>
+          <w:rFonts w:ascii="Segoe UI Emoji" w:hAnsi="Segoe UI Emoji" w:cs="Segoe UI Emoji"/>
+        </w:rPr>
+        <w:t>❌</w:t>
+      </w:r>
+      <w:r>
+        <w:t xml:space="preserve"> not accessible</w:t>
+      </w:r>
+    </w:p>
+    <w:p>
+      <w:pPr>
+        <w:rPr>
+          <w:b/>
+          <w:bCs/>
+        </w:rPr>
+      </w:pPr>
+      <w:r>
+        <w:rPr>
+          <w:b/>
+          <w:bCs/>
+        </w:rPr>
+        <w:t>Important DSA connection</w:t>
+      </w:r>
+    </w:p>
+    <w:p>
+      <w:r>
+        <w:t>Loop variables also have scope.</w:t>
+      </w:r>
+    </w:p>
+    <w:p>
+      <w:r>
+        <w:t xml:space="preserve">for (int </w:t>
+      </w:r>
+      <w:proofErr w:type="spellStart"/>
+      <w:r>
+        <w:t>i</w:t>
+      </w:r>
+      <w:proofErr w:type="spellEnd"/>
+      <w:r>
+        <w:t xml:space="preserve"> = 0; </w:t>
+      </w:r>
+      <w:proofErr w:type="spellStart"/>
+      <w:r>
+        <w:t>i</w:t>
+      </w:r>
+      <w:proofErr w:type="spellEnd"/>
+      <w:r>
+        <w:t xml:space="preserve"> &lt; 5; </w:t>
+      </w:r>
+      <w:proofErr w:type="spellStart"/>
+      <w:r>
+        <w:t>i</w:t>
+      </w:r>
+      <w:proofErr w:type="spellEnd"/>
+      <w:r>
+        <w:t>++) {</w:t>
+      </w:r>
+    </w:p>
+    <w:p>
+      <w:r>
+        <w:t xml:space="preserve">    </w:t>
+      </w:r>
+      <w:proofErr w:type="gramStart"/>
+      <w:r>
+        <w:t>std::</w:t>
+      </w:r>
+      <w:proofErr w:type="spellStart"/>
+      <w:proofErr w:type="gramEnd"/>
+      <w:r>
+        <w:t>cout</w:t>
+      </w:r>
+      <w:proofErr w:type="spellEnd"/>
+      <w:r>
+        <w:t xml:space="preserve"> &lt;&lt; </w:t>
+      </w:r>
+      <w:proofErr w:type="spellStart"/>
+      <w:r>
+        <w:t>i</w:t>
+      </w:r>
+      <w:proofErr w:type="spellEnd"/>
+      <w:r>
+        <w:t xml:space="preserve"> &lt;&lt; " ";</w:t>
+      </w:r>
+    </w:p>
+    <w:p>
+      <w:r>
+        <w:t>}</w:t>
+      </w:r>
+    </w:p>
+    <w:p/>
+    <w:p>
+      <w:r>
+        <w:lastRenderedPageBreak/>
+        <w:t xml:space="preserve">// </w:t>
+      </w:r>
+      <w:proofErr w:type="spellStart"/>
+      <w:r>
+        <w:t>i</w:t>
+      </w:r>
+      <w:proofErr w:type="spellEnd"/>
+      <w:r>
+        <w:t xml:space="preserve"> does not exist here</w:t>
+      </w:r>
+    </w:p>
+    <w:p>
+      <w:r>
+        <w:t xml:space="preserve">The </w:t>
+      </w:r>
+      <w:proofErr w:type="spellStart"/>
+      <w:r>
+        <w:t>i</w:t>
+      </w:r>
+      <w:proofErr w:type="spellEnd"/>
+      <w:r>
+        <w:t xml:space="preserve"> belongs to that loop's scope.</w:t>
+      </w:r>
+    </w:p>
+    <w:p>
+      <w:r>
+        <w:pict w14:anchorId="5A42FBE9">
+          <v:rect id="_x0000_i1323" style="width:0;height:1.5pt" o:hralign="center" o:hrstd="t" o:hr="t" fillcolor="#a0a0a0" stroked="f"/>
+        </w:pict>
+      </w:r>
+    </w:p>
+    <w:p>
+      <w:pPr>
+        <w:rPr>
+          <w:b/>
+          <w:bCs/>
+        </w:rPr>
+      </w:pPr>
+      <w:r>
+        <w:rPr>
+          <w:b/>
+          <w:bCs/>
+        </w:rPr>
+        <w:t>4. Global Variables</w:t>
+      </w:r>
+    </w:p>
+    <w:p>
+      <w:r>
+        <w:t>A global variable is declared outside all functions.</w:t>
+      </w:r>
+    </w:p>
+    <w:p>
+      <w:r>
+        <w:t>#include &lt;iostream&gt;</w:t>
+      </w:r>
+    </w:p>
+    <w:p/>
+    <w:p>
+      <w:r>
+        <w:t>int score = 100;</w:t>
+      </w:r>
+    </w:p>
+    <w:p/>
+    <w:p>
+      <w:r>
+        <w:t xml:space="preserve">void </w:t>
+      </w:r>
+      <w:proofErr w:type="spellStart"/>
+      <w:proofErr w:type="gramStart"/>
+      <w:r>
+        <w:t>printScore</w:t>
+      </w:r>
+      <w:proofErr w:type="spellEnd"/>
+      <w:r>
+        <w:t>(</w:t>
+      </w:r>
+      <w:proofErr w:type="gramEnd"/>
+      <w:r>
+        <w:t>) {</w:t>
+      </w:r>
+    </w:p>
+    <w:p>
+      <w:r>
+        <w:t xml:space="preserve">    </w:t>
+      </w:r>
+      <w:proofErr w:type="gramStart"/>
+      <w:r>
+        <w:t>std::</w:t>
+      </w:r>
+      <w:proofErr w:type="spellStart"/>
+      <w:proofErr w:type="gramEnd"/>
+      <w:r>
+        <w:t>cout</w:t>
+      </w:r>
+      <w:proofErr w:type="spellEnd"/>
+      <w:r>
+        <w:t xml:space="preserve"> &lt;&lt; score &lt;&lt; "\n";</w:t>
+      </w:r>
+    </w:p>
+    <w:p>
+      <w:r>
+        <w:t>}</w:t>
+      </w:r>
+    </w:p>
+    <w:p/>
+    <w:p>
+      <w:r>
+        <w:t xml:space="preserve">int </w:t>
+      </w:r>
+      <w:proofErr w:type="gramStart"/>
+      <w:r>
+        <w:t>main(</w:t>
+      </w:r>
+      <w:proofErr w:type="gramEnd"/>
+      <w:r>
+        <w:t>) {</w:t>
+      </w:r>
+    </w:p>
+    <w:p>
+      <w:r>
+        <w:t xml:space="preserve">    </w:t>
+      </w:r>
+      <w:proofErr w:type="spellStart"/>
+      <w:proofErr w:type="gramStart"/>
+      <w:r>
+        <w:t>printScore</w:t>
+      </w:r>
+      <w:proofErr w:type="spellEnd"/>
+      <w:r>
+        <w:t>(</w:t>
+      </w:r>
+      <w:proofErr w:type="gramEnd"/>
+      <w:r>
+        <w:t>);</w:t>
+      </w:r>
+    </w:p>
+    <w:p/>
+    <w:p>
+      <w:r>
+        <w:t xml:space="preserve">    </w:t>
+      </w:r>
+      <w:proofErr w:type="gramStart"/>
+      <w:r>
+        <w:t>std::</w:t>
+      </w:r>
+      <w:proofErr w:type="spellStart"/>
+      <w:proofErr w:type="gramEnd"/>
+      <w:r>
+        <w:t>cout</w:t>
+      </w:r>
+      <w:proofErr w:type="spellEnd"/>
+      <w:r>
+        <w:t xml:space="preserve"> &lt;&lt; score &lt;&lt; "\n";</w:t>
+      </w:r>
+    </w:p>
+    <w:p/>
+    <w:p>
+      <w:r>
+        <w:t xml:space="preserve">    return 0;</w:t>
+      </w:r>
+    </w:p>
+    <w:p>
+      <w:r>
+        <w:t>}</w:t>
+      </w:r>
+    </w:p>
+    <w:p>
+      <w:r>
+        <w:t>Both functions can access score.</w:t>
+      </w:r>
+    </w:p>
+    <w:p>
+      <w:r>
+        <w:t>GLOBAL AREA</w:t>
+      </w:r>
+    </w:p>
+    <w:p>
+      <w:r>
+        <w:t>┌──────────────┐</w:t>
+      </w:r>
+    </w:p>
+    <w:p>
+      <w:r>
+        <w:t xml:space="preserve">│ score = </w:t>
+      </w:r>
+      <w:proofErr w:type="gramStart"/>
+      <w:r>
+        <w:t>100  │</w:t>
+      </w:r>
+      <w:proofErr w:type="gramEnd"/>
+    </w:p>
+    <w:p>
+      <w:r>
+        <w:t>└──────────────┘</w:t>
+      </w:r>
+    </w:p>
+    <w:p>
+      <w:r>
+        <w:t xml:space="preserve">      ↑</w:t>
+      </w:r>
+    </w:p>
+    <w:p>
+      <w:r>
+        <w:t xml:space="preserve">      │</w:t>
+      </w:r>
+    </w:p>
+    <w:p>
+      <w:r>
+        <w:t xml:space="preserve"> ┌────</w:t>
+      </w:r>
+      <w:r>
+        <w:rPr>
+          <w:rFonts w:ascii="MS Gothic" w:eastAsia="MS Gothic" w:hAnsi="MS Gothic" w:cs="MS Gothic" w:hint="eastAsia"/>
+        </w:rPr>
+        <w:t>┴</w:t>
+      </w:r>
+      <w:r>
+        <w:rPr>
+          <w:rFonts w:ascii="Calibri" w:hAnsi="Calibri" w:cs="Calibri"/>
+        </w:rPr>
+        <w:t>────┐</w:t>
+      </w:r>
+    </w:p>
+    <w:p>
+      <w:r>
+        <w:t xml:space="preserve"> │         │</w:t>
+      </w:r>
+    </w:p>
+    <w:p>
+      <w:proofErr w:type="gramStart"/>
+      <w:r>
+        <w:t xml:space="preserve">main()  </w:t>
+      </w:r>
+      <w:proofErr w:type="spellStart"/>
+      <w:r>
+        <w:t>printScore</w:t>
+      </w:r>
+      <w:proofErr w:type="spellEnd"/>
+      <w:proofErr w:type="gramEnd"/>
+      <w:r>
+        <w:t>()</w:t>
+      </w:r>
+    </w:p>
+    <w:p>
+      <w:r>
+        <w:t>Unlike a normal local variable, a global variable generally exists for the entire program execution.</w:t>
+      </w:r>
+    </w:p>
+    <w:p>
+      <w:r>
+        <w:lastRenderedPageBreak/>
+        <w:pict w14:anchorId="56C703E4">
+          <v:rect id="_x0000_i1324" style="width:0;height:1.5pt" o:hralign="center" o:hrstd="t" o:hr="t" fillcolor="#a0a0a0" stroked="f"/>
+        </w:pict>
+      </w:r>
+    </w:p>
+    <w:p>
+      <w:pPr>
+        <w:rPr>
+          <w:b/>
+          <w:bCs/>
+        </w:rPr>
+      </w:pPr>
+      <w:r>
+        <w:rPr>
+          <w:rFonts w:ascii="Segoe UI Emoji" w:hAnsi="Segoe UI Emoji" w:cs="Segoe UI Emoji"/>
+          <w:b/>
+          <w:bCs/>
+        </w:rPr>
+        <w:t>⚠️</w:t>
+      </w:r>
+      <w:r>
+        <w:rPr>
+          <w:b/>
+          <w:bCs/>
+        </w:rPr>
+        <w:t xml:space="preserve"> Why should we be careful with </w:t>
+      </w:r>
+      <w:proofErr w:type="spellStart"/>
+      <w:r>
+        <w:rPr>
+          <w:b/>
+          <w:bCs/>
+        </w:rPr>
+        <w:t>globals</w:t>
+      </w:r>
+      <w:proofErr w:type="spellEnd"/>
+      <w:r>
+        <w:rPr>
+          <w:b/>
+          <w:bCs/>
+        </w:rPr>
+        <w:t>?</w:t>
+      </w:r>
+    </w:p>
+    <w:p>
+      <w:r>
+        <w:t>Consider:</w:t>
+      </w:r>
+    </w:p>
+    <w:p>
+      <w:r>
+        <w:t>int count = 0;</w:t>
+      </w:r>
+    </w:p>
+    <w:p/>
+    <w:p>
+      <w:r>
+        <w:t xml:space="preserve">void </w:t>
+      </w:r>
+      <w:proofErr w:type="gramStart"/>
+      <w:r>
+        <w:t>increase(</w:t>
+      </w:r>
+      <w:proofErr w:type="gramEnd"/>
+      <w:r>
+        <w:t>) {</w:t>
+      </w:r>
+    </w:p>
+    <w:p>
+      <w:r>
+        <w:t xml:space="preserve">    count++;</w:t>
+      </w:r>
+    </w:p>
+    <w:p>
+      <w:r>
+        <w:t>}</w:t>
+      </w:r>
+    </w:p>
+    <w:p/>
+    <w:p>
+      <w:r>
+        <w:t xml:space="preserve">void </w:t>
+      </w:r>
+      <w:proofErr w:type="gramStart"/>
+      <w:r>
+        <w:t>reset(</w:t>
+      </w:r>
+      <w:proofErr w:type="gramEnd"/>
+      <w:r>
+        <w:t>) {</w:t>
+      </w:r>
+    </w:p>
+    <w:p>
+      <w:r>
+        <w:t xml:space="preserve">    count = 0;</w:t>
+      </w:r>
+    </w:p>
+    <w:p>
+      <w:r>
+        <w:t>}</w:t>
+      </w:r>
+    </w:p>
+    <w:p>
+      <w:r>
+        <w:t>Any function that can access the global variable may change it.</w:t>
+      </w:r>
+    </w:p>
+    <w:p>
+      <w:r>
+        <w:t>As programs grow:</w:t>
+      </w:r>
+    </w:p>
+    <w:p>
+      <w:r>
+        <w:t>Function A ──┐</w:t>
+      </w:r>
+    </w:p>
+    <w:p>
+      <w:r>
+        <w:t>Function B ──</w:t>
+      </w:r>
+      <w:r>
+        <w:rPr>
+          <w:rFonts w:ascii="MS Gothic" w:eastAsia="MS Gothic" w:hAnsi="MS Gothic" w:cs="MS Gothic" w:hint="eastAsia"/>
+        </w:rPr>
+        <w:t>┼</w:t>
+      </w:r>
+      <w:r>
+        <w:rPr>
+          <w:rFonts w:ascii="Calibri" w:hAnsi="Calibri" w:cs="Calibri"/>
+        </w:rPr>
+        <w:t>──</w:t>
+      </w:r>
+      <w:r>
+        <w:t>&gt; global variable</w:t>
+      </w:r>
+    </w:p>
+    <w:p>
+      <w:r>
+        <w:t>Function C ──┘</w:t>
+      </w:r>
+    </w:p>
+    <w:p>
+      <w:r>
+        <w:t>It becomes harder to track:</w:t>
+      </w:r>
+    </w:p>
+    <w:p>
+      <w:r>
+        <w:t>"Which function changed this value?"</w:t>
+      </w:r>
+    </w:p>
+    <w:p>
+      <w:r>
+        <w:t xml:space="preserve">For DSA and interview problems, </w:t>
+      </w:r>
+      <w:r>
+        <w:rPr>
+          <w:b/>
+          <w:bCs/>
+        </w:rPr>
+        <w:t>prefer passing data through parameters and returning results</w:t>
+      </w:r>
+      <w:r>
+        <w:t xml:space="preserve"> unless global state is genuinely useful.</w:t>
+      </w:r>
+    </w:p>
+    <w:p>
+      <w:proofErr w:type="spellStart"/>
+      <w:r>
+        <w:t>Globals</w:t>
+      </w:r>
+      <w:proofErr w:type="spellEnd"/>
+      <w:r>
+        <w:t xml:space="preserve"> are sometimes useful, but they should not become a shortcut for avoiding proper function design.</w:t>
+      </w:r>
+    </w:p>
+    <w:p>
+      <w:r>
+        <w:pict w14:anchorId="2BED3166">
+          <v:rect id="_x0000_i1325" style="width:0;height:1.5pt" o:hralign="center" o:hrstd="t" o:hr="t" fillcolor="#a0a0a0" stroked="f"/>
+        </w:pict>
+      </w:r>
+    </w:p>
+    <w:p>
+      <w:pPr>
+        <w:rPr>
+          <w:b/>
+          <w:bCs/>
+        </w:rPr>
+      </w:pPr>
+      <w:r>
+        <w:rPr>
+          <w:b/>
+          <w:bCs/>
+        </w:rPr>
+        <w:t>5. Variable Lifetime</w:t>
+      </w:r>
+    </w:p>
+    <w:p>
+      <w:r>
+        <w:t xml:space="preserve">Now let's focus on </w:t>
+      </w:r>
+      <w:r>
+        <w:rPr>
+          <w:b/>
+          <w:bCs/>
+        </w:rPr>
+        <w:t>when variables exist</w:t>
+      </w:r>
+      <w:r>
+        <w:t>.</w:t>
+      </w:r>
+    </w:p>
+    <w:p>
+      <w:r>
+        <w:t>Consider:</w:t>
+      </w:r>
+    </w:p>
+    <w:p>
+      <w:r>
+        <w:t xml:space="preserve">void </w:t>
+      </w:r>
+      <w:proofErr w:type="gramStart"/>
+      <w:r>
+        <w:t>test(</w:t>
+      </w:r>
+      <w:proofErr w:type="gramEnd"/>
+      <w:r>
+        <w:t>) {</w:t>
+      </w:r>
+    </w:p>
+    <w:p>
+      <w:r>
+        <w:t xml:space="preserve">    int x = 10;</w:t>
+      </w:r>
+    </w:p>
+    <w:p/>
+    <w:p>
+      <w:r>
+        <w:t xml:space="preserve">    </w:t>
+      </w:r>
+      <w:proofErr w:type="gramStart"/>
+      <w:r>
+        <w:t>std::</w:t>
+      </w:r>
+      <w:proofErr w:type="spellStart"/>
+      <w:proofErr w:type="gramEnd"/>
+      <w:r>
+        <w:t>cout</w:t>
+      </w:r>
+      <w:proofErr w:type="spellEnd"/>
+      <w:r>
+        <w:t xml:space="preserve"> &lt;&lt; x &lt;&lt; "\n";</w:t>
+      </w:r>
+    </w:p>
+    <w:p>
+      <w:r>
+        <w:t>}</w:t>
+      </w:r>
+    </w:p>
+    <w:p/>
+    <w:p>
+      <w:r>
+        <w:t xml:space="preserve">int </w:t>
+      </w:r>
+      <w:proofErr w:type="gramStart"/>
+      <w:r>
+        <w:t>main(</w:t>
+      </w:r>
+      <w:proofErr w:type="gramEnd"/>
+      <w:r>
+        <w:t>) {</w:t>
+      </w:r>
+    </w:p>
+    <w:p/>
+    <w:p>
+      <w:r>
+        <w:t xml:space="preserve">    </w:t>
+      </w:r>
+      <w:proofErr w:type="gramStart"/>
+      <w:r>
+        <w:t>test(</w:t>
+      </w:r>
+      <w:proofErr w:type="gramEnd"/>
+      <w:r>
+        <w:t>);</w:t>
+      </w:r>
+    </w:p>
+    <w:p/>
+    <w:p>
+      <w:r>
+        <w:t xml:space="preserve">    </w:t>
+      </w:r>
+      <w:proofErr w:type="gramStart"/>
+      <w:r>
+        <w:t>test(</w:t>
+      </w:r>
+      <w:proofErr w:type="gramEnd"/>
+      <w:r>
+        <w:t>);</w:t>
+      </w:r>
+    </w:p>
+    <w:p/>
+    <w:p>
+      <w:r>
+        <w:t xml:space="preserve">    </w:t>
+      </w:r>
+      <w:proofErr w:type="gramStart"/>
+      <w:r>
+        <w:t>test(</w:t>
+      </w:r>
+      <w:proofErr w:type="gramEnd"/>
+      <w:r>
+        <w:t>);</w:t>
+      </w:r>
+    </w:p>
+    <w:p/>
+    <w:p>
+      <w:r>
+        <w:t xml:space="preserve">    return 0;</w:t>
+      </w:r>
+    </w:p>
+    <w:p>
+      <w:r>
+        <w:t>}</w:t>
+      </w:r>
+    </w:p>
+    <w:p>
+      <w:r>
+        <w:t>What happens?</w:t>
+      </w:r>
+    </w:p>
+    <w:p>
+      <w:r>
+        <w:t xml:space="preserve">Every time </w:t>
+      </w:r>
+      <w:proofErr w:type="gramStart"/>
+      <w:r>
+        <w:t>test(</w:t>
+      </w:r>
+      <w:proofErr w:type="gramEnd"/>
+      <w:r>
+        <w:t>) is called:</w:t>
+      </w:r>
+    </w:p>
+    <w:p>
+      <w:r>
+        <w:t>Call 1</w:t>
+      </w:r>
+    </w:p>
+    <w:p>
+      <w:r>
+        <w:t>Create x</w:t>
+      </w:r>
+    </w:p>
+    <w:p>
+      <w:r>
+        <w:t>x = 10</w:t>
+      </w:r>
+    </w:p>
+    <w:p>
+      <w:r>
+        <w:t>Function ends</w:t>
+      </w:r>
+    </w:p>
+    <w:p>
+      <w:r>
+        <w:t>Destroy x</w:t>
+      </w:r>
+    </w:p>
+    <w:p/>
+    <w:p>
+      <w:r>
+        <w:t>Call 2</w:t>
+      </w:r>
+    </w:p>
+    <w:p>
+      <w:r>
+        <w:t>Create a NEW x</w:t>
+      </w:r>
+    </w:p>
+    <w:p>
+      <w:r>
+        <w:t>x = 10</w:t>
+      </w:r>
+    </w:p>
+    <w:p>
+      <w:r>
+        <w:t>Function ends</w:t>
+      </w:r>
+    </w:p>
+    <w:p>
+      <w:r>
+        <w:t>Destroy x</w:t>
+      </w:r>
+    </w:p>
+    <w:p/>
+    <w:p>
+      <w:r>
+        <w:t>Call 3</w:t>
+      </w:r>
+    </w:p>
+    <w:p>
+      <w:r>
+        <w:t>Create another NEW x</w:t>
+      </w:r>
+    </w:p>
+    <w:p>
+      <w:r>
+        <w:t>x = 10</w:t>
+      </w:r>
+    </w:p>
+    <w:p>
+      <w:r>
+        <w:t>Function ends</w:t>
+      </w:r>
+    </w:p>
+    <w:p>
+      <w:r>
+        <w:t>Destroy x</w:t>
+      </w:r>
+    </w:p>
+    <w:p>
+      <w:r>
+        <w:t>The output is:</w:t>
+      </w:r>
+    </w:p>
+    <w:p>
+      <w:r>
+        <w:lastRenderedPageBreak/>
+        <w:t>10</w:t>
+      </w:r>
+    </w:p>
+    <w:p>
+      <w:r>
+        <w:t>10</w:t>
+      </w:r>
+    </w:p>
+    <w:p>
+      <w:r>
+        <w:t>10</w:t>
+      </w:r>
+    </w:p>
+    <w:p>
+      <w:r>
+        <w:t>The important idea is:</w:t>
+      </w:r>
+    </w:p>
+    <w:p>
+      <w:r>
+        <w:t>Each normal function call gets its own local variables.</w:t>
+      </w:r>
+    </w:p>
+    <w:p>
+      <w:r>
+        <w:t>The x from the first call is not the same living variable reused by the second call.</w:t>
+      </w:r>
+    </w:p>
+    <w:p>
+      <w:r>
+        <w:pict w14:anchorId="458CDB4A">
+          <v:rect id="_x0000_i1326" style="width:0;height:1.5pt" o:hralign="center" o:hrstd="t" o:hr="t" fillcolor="#a0a0a0" stroked="f"/>
+        </w:pict>
+      </w:r>
+    </w:p>
+    <w:p>
+      <w:pPr>
+        <w:rPr>
+          <w:b/>
+          <w:bCs/>
+        </w:rPr>
+      </w:pPr>
+      <w:r>
+        <w:rPr>
+          <w:b/>
+          <w:bCs/>
+        </w:rPr>
+        <w:t xml:space="preserve">6. Static Local Variables </w:t>
+      </w:r>
+      <w:r>
+        <w:rPr>
+          <w:rFonts w:ascii="Segoe UI Emoji" w:hAnsi="Segoe UI Emoji" w:cs="Segoe UI Emoji"/>
+          <w:b/>
+          <w:bCs/>
+        </w:rPr>
+        <w:t>⭐</w:t>
+      </w:r>
+    </w:p>
+    <w:p>
+      <w:r>
+        <w:t>Now we reach the most important concept of Day 17.</w:t>
+      </w:r>
+    </w:p>
+    <w:p>
+      <w:r>
+        <w:t>Consider:</w:t>
+      </w:r>
+    </w:p>
+    <w:p>
+      <w:r>
+        <w:t xml:space="preserve">void </w:t>
+      </w:r>
+      <w:proofErr w:type="spellStart"/>
+      <w:proofErr w:type="gramStart"/>
+      <w:r>
+        <w:t>visitCounter</w:t>
+      </w:r>
+      <w:proofErr w:type="spellEnd"/>
+      <w:r>
+        <w:t>(</w:t>
+      </w:r>
+      <w:proofErr w:type="gramEnd"/>
+      <w:r>
+        <w:t>) {</w:t>
+      </w:r>
+    </w:p>
+    <w:p>
+      <w:r>
+        <w:t xml:space="preserve">    int count = 0;</w:t>
+      </w:r>
+    </w:p>
+    <w:p/>
+    <w:p>
+      <w:r>
+        <w:t xml:space="preserve">    count++;</w:t>
+      </w:r>
+    </w:p>
+    <w:p/>
+    <w:p>
+      <w:r>
+        <w:t xml:space="preserve">    </w:t>
+      </w:r>
+      <w:proofErr w:type="gramStart"/>
+      <w:r>
+        <w:t>std::</w:t>
+      </w:r>
+      <w:proofErr w:type="spellStart"/>
+      <w:proofErr w:type="gramEnd"/>
+      <w:r>
+        <w:t>cout</w:t>
+      </w:r>
+      <w:proofErr w:type="spellEnd"/>
+      <w:r>
+        <w:t xml:space="preserve"> &lt;&lt; count &lt;&lt; "\n";</w:t>
+      </w:r>
+    </w:p>
+    <w:p>
+      <w:r>
+        <w:t>}</w:t>
+      </w:r>
+    </w:p>
+    <w:p>
+      <w:r>
+        <w:t>And:</w:t>
+      </w:r>
+    </w:p>
+    <w:p>
+      <w:r>
+        <w:t xml:space="preserve">int </w:t>
+      </w:r>
+      <w:proofErr w:type="gramStart"/>
+      <w:r>
+        <w:t>main(</w:t>
+      </w:r>
+      <w:proofErr w:type="gramEnd"/>
+      <w:r>
+        <w:t>) {</w:t>
+      </w:r>
+    </w:p>
+    <w:p>
+      <w:r>
+        <w:t xml:space="preserve">    </w:t>
+      </w:r>
+      <w:proofErr w:type="spellStart"/>
+      <w:proofErr w:type="gramStart"/>
+      <w:r>
+        <w:t>visitCounter</w:t>
+      </w:r>
+      <w:proofErr w:type="spellEnd"/>
+      <w:r>
+        <w:t>(</w:t>
+      </w:r>
+      <w:proofErr w:type="gramEnd"/>
+      <w:r>
+        <w:t>);</w:t>
+      </w:r>
+    </w:p>
+    <w:p>
+      <w:r>
+        <w:t xml:space="preserve">    </w:t>
+      </w:r>
+      <w:proofErr w:type="spellStart"/>
+      <w:proofErr w:type="gramStart"/>
+      <w:r>
+        <w:t>visitCounter</w:t>
+      </w:r>
+      <w:proofErr w:type="spellEnd"/>
+      <w:r>
+        <w:t>(</w:t>
+      </w:r>
+      <w:proofErr w:type="gramEnd"/>
+      <w:r>
+        <w:t>);</w:t>
+      </w:r>
+    </w:p>
+    <w:p>
+      <w:r>
+        <w:t xml:space="preserve">    </w:t>
+      </w:r>
+      <w:proofErr w:type="spellStart"/>
+      <w:proofErr w:type="gramStart"/>
+      <w:r>
+        <w:t>visitCounter</w:t>
+      </w:r>
+      <w:proofErr w:type="spellEnd"/>
+      <w:r>
+        <w:t>(</w:t>
+      </w:r>
+      <w:proofErr w:type="gramEnd"/>
+      <w:r>
+        <w:t>);</w:t>
+      </w:r>
+    </w:p>
+    <w:p>
+      <w:r>
+        <w:t>}</w:t>
+      </w:r>
+    </w:p>
+    <w:p>
+      <w:r>
+        <w:t>What will it print?</w:t>
+      </w:r>
+    </w:p>
+    <w:p>
+      <w:r>
+        <w:t>1</w:t>
+      </w:r>
+    </w:p>
+    <w:p>
+      <w:r>
+        <w:t>1</w:t>
+      </w:r>
+    </w:p>
+    <w:p>
+      <w:r>
+        <w:t>1</w:t>
+      </w:r>
+    </w:p>
+    <w:p>
+      <w:r>
+        <w:t>Why?</w:t>
+      </w:r>
+    </w:p>
+    <w:p>
+      <w:r>
+        <w:t>Because every time the function starts:</w:t>
+      </w:r>
+    </w:p>
+    <w:p>
+      <w:r>
+        <w:t>int count = 0;</w:t>
+      </w:r>
+    </w:p>
+    <w:p>
+      <w:r>
+        <w:t>creates/initializes the normal local variable for that call.</w:t>
+      </w:r>
+    </w:p>
+    <w:p>
+      <w:proofErr w:type="gramStart"/>
+      <w:r>
+        <w:lastRenderedPageBreak/>
+        <w:t>So</w:t>
+      </w:r>
+      <w:proofErr w:type="gramEnd"/>
+      <w:r>
+        <w:t xml:space="preserve"> the </w:t>
+      </w:r>
+      <w:proofErr w:type="spellStart"/>
+      <w:r>
+        <w:t>behavior</w:t>
+      </w:r>
+      <w:proofErr w:type="spellEnd"/>
+      <w:r>
+        <w:t xml:space="preserve"> is:</w:t>
+      </w:r>
+    </w:p>
+    <w:p>
+      <w:r>
+        <w:t>Call 1 → count = 0 → count++ → 1</w:t>
+      </w:r>
+    </w:p>
+    <w:p>
+      <w:r>
+        <w:t>Function ends</w:t>
+      </w:r>
+    </w:p>
+    <w:p/>
+    <w:p>
+      <w:r>
+        <w:t>Call 2 → count = 0 → count++ → 1</w:t>
+      </w:r>
+    </w:p>
+    <w:p>
+      <w:r>
+        <w:t>Function ends</w:t>
+      </w:r>
+    </w:p>
+    <w:p/>
+    <w:p>
+      <w:r>
+        <w:t>Call 3 → count = 0 → count++ → 1</w:t>
+      </w:r>
+    </w:p>
+    <w:p>
+      <w:r>
+        <w:pict w14:anchorId="47C5796D">
+          <v:rect id="_x0000_i1327" style="width:0;height:1.5pt" o:hralign="center" o:hrstd="t" o:hr="t" fillcolor="#a0a0a0" stroked="f"/>
+        </w:pict>
+      </w:r>
+    </w:p>
+    <w:p>
+      <w:pPr>
+        <w:rPr>
+          <w:b/>
+          <w:bCs/>
+        </w:rPr>
+      </w:pPr>
+      <w:r>
+        <w:rPr>
+          <w:b/>
+          <w:bCs/>
+        </w:rPr>
+        <w:t>Now add static</w:t>
+      </w:r>
+    </w:p>
+    <w:p>
+      <w:r>
+        <w:t xml:space="preserve">void </w:t>
+      </w:r>
+      <w:proofErr w:type="spellStart"/>
+      <w:proofErr w:type="gramStart"/>
+      <w:r>
+        <w:t>visitCounter</w:t>
+      </w:r>
+      <w:proofErr w:type="spellEnd"/>
+      <w:r>
+        <w:t>(</w:t>
+      </w:r>
+      <w:proofErr w:type="gramEnd"/>
+      <w:r>
+        <w:t>) {</w:t>
+      </w:r>
+    </w:p>
+    <w:p>
+      <w:r>
+        <w:t xml:space="preserve">    static int count = 0;</w:t>
+      </w:r>
+    </w:p>
+    <w:p/>
+    <w:p>
+      <w:r>
+        <w:t xml:space="preserve">    count++;</w:t>
+      </w:r>
+    </w:p>
+    <w:p/>
+    <w:p>
+      <w:r>
+        <w:t xml:space="preserve">    </w:t>
+      </w:r>
+      <w:proofErr w:type="gramStart"/>
+      <w:r>
+        <w:t>std::</w:t>
+      </w:r>
+      <w:proofErr w:type="spellStart"/>
+      <w:proofErr w:type="gramEnd"/>
+      <w:r>
+        <w:t>cout</w:t>
+      </w:r>
+      <w:proofErr w:type="spellEnd"/>
+      <w:r>
+        <w:t xml:space="preserve"> &lt;&lt; count &lt;&lt; "\n";</w:t>
+      </w:r>
+    </w:p>
+    <w:p>
+      <w:r>
+        <w:t>}</w:t>
+      </w:r>
+    </w:p>
+    <w:p>
+      <w:r>
+        <w:t>Call it:</w:t>
+      </w:r>
+    </w:p>
+    <w:p>
+      <w:proofErr w:type="spellStart"/>
+      <w:proofErr w:type="gramStart"/>
+      <w:r>
+        <w:t>visitCounter</w:t>
+      </w:r>
+      <w:proofErr w:type="spellEnd"/>
+      <w:r>
+        <w:t>(</w:t>
+      </w:r>
+      <w:proofErr w:type="gramEnd"/>
+      <w:r>
+        <w:t>);</w:t>
+      </w:r>
+    </w:p>
+    <w:p>
+      <w:proofErr w:type="spellStart"/>
+      <w:proofErr w:type="gramStart"/>
+      <w:r>
+        <w:t>visitCounter</w:t>
+      </w:r>
+      <w:proofErr w:type="spellEnd"/>
+      <w:r>
+        <w:t>(</w:t>
+      </w:r>
+      <w:proofErr w:type="gramEnd"/>
+      <w:r>
+        <w:t>);</w:t>
+      </w:r>
+    </w:p>
+    <w:p>
+      <w:proofErr w:type="spellStart"/>
+      <w:proofErr w:type="gramStart"/>
+      <w:r>
+        <w:t>visitCounter</w:t>
+      </w:r>
+      <w:proofErr w:type="spellEnd"/>
+      <w:r>
+        <w:t>(</w:t>
+      </w:r>
+      <w:proofErr w:type="gramEnd"/>
+      <w:r>
+        <w:t>);</w:t>
+      </w:r>
+    </w:p>
+    <w:p>
+      <w:r>
+        <w:t>Output:</w:t>
+      </w:r>
+    </w:p>
+    <w:p>
+      <w:r>
+        <w:t>1</w:t>
+      </w:r>
+    </w:p>
+    <w:p>
+      <w:r>
+        <w:t>2</w:t>
+      </w:r>
+    </w:p>
+    <w:p>
+      <w:r>
+        <w:t>3</w:t>
+      </w:r>
+    </w:p>
+    <w:p>
+      <w:pPr>
+        <w:rPr>
+          <w:b/>
+          <w:bCs/>
+        </w:rPr>
+      </w:pPr>
+      <w:r>
+        <w:rPr>
+          <w:b/>
+          <w:bCs/>
+        </w:rPr>
+        <w:t>Why?</w:t>
+      </w:r>
+    </w:p>
+    <w:p>
+      <w:r>
+        <w:t>A static local variable has:</w:t>
+      </w:r>
+    </w:p>
+    <w:p>
+      <w:pPr>
+        <w:numPr>
+          <w:ilvl w:val="0"/>
+          <w:numId w:val="44"/>
+        </w:numPr>
+      </w:pPr>
+      <w:r>
+        <w:rPr>
+          <w:b/>
+          <w:bCs/>
+        </w:rPr>
+        <w:t>Local scope</w:t>
+      </w:r>
+      <w:r>
+        <w:t xml:space="preserve"> </w:t>
+      </w:r>
+    </w:p>
+    <w:p>
+      <w:pPr>
+        <w:numPr>
+          <w:ilvl w:val="0"/>
+          <w:numId w:val="44"/>
+        </w:numPr>
+      </w:pPr>
+      <w:r>
+        <w:rPr>
+          <w:b/>
+          <w:bCs/>
+        </w:rPr>
+        <w:t>Longer lifetime for the program</w:t>
+      </w:r>
+      <w:r>
+        <w:t xml:space="preserve"> </w:t>
+      </w:r>
+    </w:p>
+    <w:p>
+      <w:r>
+        <w:t>This combination is extremely important.</w:t>
+      </w:r>
+    </w:p>
+    <w:p>
+      <w:r>
+        <w:t>static int count = 0;</w:t>
+      </w:r>
+    </w:p>
+    <w:p/>
+    <w:p>
+      <w:r>
+        <w:t>Scope:</w:t>
+      </w:r>
+    </w:p>
+    <w:p>
+      <w:r>
+        <w:t xml:space="preserve">Only inside </w:t>
+      </w:r>
+      <w:proofErr w:type="spellStart"/>
+      <w:proofErr w:type="gramStart"/>
+      <w:r>
+        <w:t>visitCounter</w:t>
+      </w:r>
+      <w:proofErr w:type="spellEnd"/>
+      <w:r>
+        <w:t>(</w:t>
+      </w:r>
+      <w:proofErr w:type="gramEnd"/>
+      <w:r>
+        <w:t xml:space="preserve">) </w:t>
+      </w:r>
+      <w:r>
+        <w:rPr>
+          <w:rFonts w:ascii="Segoe UI Emoji" w:hAnsi="Segoe UI Emoji" w:cs="Segoe UI Emoji"/>
+        </w:rPr>
+        <w:t>✅</w:t>
+      </w:r>
+    </w:p>
+    <w:p/>
+    <w:p>
+      <w:r>
+        <w:t>Lifetime:</w:t>
+      </w:r>
+    </w:p>
+    <w:p>
+      <w:r>
+        <w:t xml:space="preserve">Continues to exist between function calls </w:t>
+      </w:r>
+      <w:r>
+        <w:rPr>
+          <w:rFonts w:ascii="Segoe UI Emoji" w:hAnsi="Segoe UI Emoji" w:cs="Segoe UI Emoji"/>
+        </w:rPr>
+        <w:t>✅</w:t>
+      </w:r>
+    </w:p>
+    <w:p>
+      <w:r>
+        <w:pict w14:anchorId="7DD038BD">
+          <v:rect id="_x0000_i1328" style="width:0;height:1.5pt" o:hralign="center" o:hrstd="t" o:hr="t" fillcolor="#a0a0a0" stroked="f"/>
+        </w:pict>
+      </w:r>
+    </w:p>
+    <w:p>
+      <w:pPr>
+        <w:rPr>
+          <w:b/>
+          <w:bCs/>
+        </w:rPr>
+      </w:pPr>
+      <w:r>
+        <w:rPr>
+          <w:b/>
+          <w:bCs/>
+        </w:rPr>
+        <w:t>7. Static Local Variable Dry Run</w:t>
+      </w:r>
+    </w:p>
+    <w:p>
+      <w:r>
+        <w:t>Let's carefully dry run this:</w:t>
+      </w:r>
+    </w:p>
+    <w:p>
+      <w:r>
+        <w:t xml:space="preserve">void </w:t>
+      </w:r>
+      <w:proofErr w:type="spellStart"/>
+      <w:proofErr w:type="gramStart"/>
+      <w:r>
+        <w:t>visitCounter</w:t>
+      </w:r>
+      <w:proofErr w:type="spellEnd"/>
+      <w:r>
+        <w:t>(</w:t>
+      </w:r>
+      <w:proofErr w:type="gramEnd"/>
+      <w:r>
+        <w:t>) {</w:t>
+      </w:r>
+    </w:p>
+    <w:p>
+      <w:r>
+        <w:t xml:space="preserve">    static int count = 0;</w:t>
+      </w:r>
+    </w:p>
+    <w:p/>
+    <w:p>
+      <w:r>
+        <w:t xml:space="preserve">    count++;</w:t>
+      </w:r>
+    </w:p>
+    <w:p/>
+    <w:p>
+      <w:r>
+        <w:t xml:space="preserve">    </w:t>
+      </w:r>
+      <w:proofErr w:type="gramStart"/>
+      <w:r>
+        <w:t>std::</w:t>
+      </w:r>
+      <w:proofErr w:type="spellStart"/>
+      <w:proofErr w:type="gramEnd"/>
+      <w:r>
+        <w:t>cout</w:t>
+      </w:r>
+      <w:proofErr w:type="spellEnd"/>
+      <w:r>
+        <w:t xml:space="preserve"> &lt;&lt; count &lt;&lt; "\n";</w:t>
+      </w:r>
+    </w:p>
+    <w:p>
+      <w:r>
+        <w:t>}</w:t>
+      </w:r>
+    </w:p>
+    <w:p/>
+    <w:p>
+      <w:r>
+        <w:t xml:space="preserve">int </w:t>
+      </w:r>
+      <w:proofErr w:type="gramStart"/>
+      <w:r>
+        <w:t>main(</w:t>
+      </w:r>
+      <w:proofErr w:type="gramEnd"/>
+      <w:r>
+        <w:t>) {</w:t>
+      </w:r>
+    </w:p>
+    <w:p>
+      <w:r>
+        <w:t xml:space="preserve">    </w:t>
+      </w:r>
+      <w:proofErr w:type="spellStart"/>
+      <w:proofErr w:type="gramStart"/>
+      <w:r>
+        <w:t>visitCounter</w:t>
+      </w:r>
+      <w:proofErr w:type="spellEnd"/>
+      <w:r>
+        <w:t>(</w:t>
+      </w:r>
+      <w:proofErr w:type="gramEnd"/>
+      <w:r>
+        <w:t>);</w:t>
+      </w:r>
+    </w:p>
+    <w:p>
+      <w:r>
+        <w:t xml:space="preserve">    </w:t>
+      </w:r>
+      <w:proofErr w:type="spellStart"/>
+      <w:proofErr w:type="gramStart"/>
+      <w:r>
+        <w:t>visitCounter</w:t>
+      </w:r>
+      <w:proofErr w:type="spellEnd"/>
+      <w:r>
+        <w:t>(</w:t>
+      </w:r>
+      <w:proofErr w:type="gramEnd"/>
+      <w:r>
+        <w:t>);</w:t>
+      </w:r>
+    </w:p>
+    <w:p>
+      <w:r>
+        <w:t xml:space="preserve">    </w:t>
+      </w:r>
+      <w:proofErr w:type="spellStart"/>
+      <w:proofErr w:type="gramStart"/>
+      <w:r>
+        <w:t>visitCounter</w:t>
+      </w:r>
+      <w:proofErr w:type="spellEnd"/>
+      <w:r>
+        <w:t>(</w:t>
+      </w:r>
+      <w:proofErr w:type="gramEnd"/>
+      <w:r>
+        <w:t>);</w:t>
+      </w:r>
+    </w:p>
+    <w:p>
+      <w:r>
+        <w:t>}</w:t>
+      </w:r>
+    </w:p>
+    <w:p>
+      <w:pPr>
+        <w:rPr>
+          <w:b/>
+          <w:bCs/>
+        </w:rPr>
+      </w:pPr>
+      <w:r>
+        <w:rPr>
+          <w:b/>
+          <w:bCs/>
+        </w:rPr>
+        <w:t>First call</w:t>
+      </w:r>
+    </w:p>
+    <w:p>
+      <w:r>
+        <w:t>count is initialized to 0</w:t>
+      </w:r>
+    </w:p>
+    <w:p>
+      <w:r>
+        <w:t>count++</w:t>
+      </w:r>
+    </w:p>
+    <w:p>
+      <w:r>
+        <w:t>count = 1</w:t>
+      </w:r>
+    </w:p>
+    <w:p/>
+    <w:p>
+      <w:r>
+        <w:t>Output: 1</w:t>
+      </w:r>
+    </w:p>
+    <w:p>
+      <w:r>
+        <w:t>The function ends.</w:t>
+      </w:r>
+    </w:p>
+    <w:p>
+      <w:r>
+        <w:t>But unlike a normal local variable:</w:t>
+      </w:r>
+    </w:p>
+    <w:p>
+      <w:r>
+        <w:t>count is NOT destroyed.</w:t>
+      </w:r>
+    </w:p>
+    <w:p>
+      <w:r>
+        <w:lastRenderedPageBreak/>
+        <w:t>Its value remains:</w:t>
+      </w:r>
+    </w:p>
+    <w:p>
+      <w:r>
+        <w:t>count = 1</w:t>
+      </w:r>
+    </w:p>
+    <w:p>
+      <w:r>
+        <w:pict w14:anchorId="381DAB50">
+          <v:rect id="_x0000_i1329" style="width:0;height:1.5pt" o:hralign="center" o:hrstd="t" o:hr="t" fillcolor="#a0a0a0" stroked="f"/>
+        </w:pict>
+      </w:r>
+    </w:p>
+    <w:p>
+      <w:pPr>
+        <w:rPr>
+          <w:b/>
+          <w:bCs/>
+        </w:rPr>
+      </w:pPr>
+      <w:r>
+        <w:rPr>
+          <w:b/>
+          <w:bCs/>
+        </w:rPr>
+        <w:t>Second call</w:t>
+      </w:r>
+    </w:p>
+    <w:p>
+      <w:r>
+        <w:t xml:space="preserve">C++ does </w:t>
+      </w:r>
+      <w:r>
+        <w:rPr>
+          <w:b/>
+          <w:bCs/>
+        </w:rPr>
+        <w:t>not</w:t>
+      </w:r>
+      <w:r>
+        <w:t xml:space="preserve"> initialize it again to 0.</w:t>
+      </w:r>
+    </w:p>
+    <w:p>
+      <w:r>
+        <w:t>Instead:</w:t>
+      </w:r>
+    </w:p>
+    <w:p>
+      <w:r>
+        <w:t>existing count = 1</w:t>
+      </w:r>
+    </w:p>
+    <w:p/>
+    <w:p>
+      <w:r>
+        <w:t>count++</w:t>
+      </w:r>
+    </w:p>
+    <w:p>
+      <w:r>
+        <w:t>count = 2</w:t>
+      </w:r>
+    </w:p>
+    <w:p>
+      <w:r>
+        <w:t>Output:</w:t>
+      </w:r>
+    </w:p>
+    <w:p>
+      <w:r>
+        <w:t>2</w:t>
+      </w:r>
+    </w:p>
+    <w:p>
+      <w:r>
+        <w:pict w14:anchorId="6541F141">
+          <v:rect id="_x0000_i1330" style="width:0;height:1.5pt" o:hralign="center" o:hrstd="t" o:hr="t" fillcolor="#a0a0a0" stroked="f"/>
+        </w:pict>
+      </w:r>
+    </w:p>
+    <w:p>
+      <w:pPr>
+        <w:rPr>
+          <w:b/>
+          <w:bCs/>
+        </w:rPr>
+      </w:pPr>
+      <w:r>
+        <w:rPr>
+          <w:b/>
+          <w:bCs/>
+        </w:rPr>
+        <w:t>Third call</w:t>
+      </w:r>
+    </w:p>
+    <w:p>
+      <w:r>
+        <w:t>existing count = 2</w:t>
+      </w:r>
+    </w:p>
+    <w:p/>
+    <w:p>
+      <w:r>
+        <w:t>count++</w:t>
+      </w:r>
+    </w:p>
+    <w:p>
+      <w:r>
+        <w:t>count = 3</w:t>
+      </w:r>
+    </w:p>
+    <w:p>
+      <w:r>
+        <w:t>Output:</w:t>
+      </w:r>
+    </w:p>
+    <w:p>
+      <w:r>
+        <w:t>3</w:t>
+      </w:r>
+    </w:p>
+    <w:p>
+      <w:r>
+        <w:t>Final output:</w:t>
+      </w:r>
+    </w:p>
+    <w:p>
+      <w:r>
+        <w:t>1</w:t>
+      </w:r>
+    </w:p>
+    <w:p>
+      <w:r>
+        <w:t>2</w:t>
+      </w:r>
+    </w:p>
+    <w:p>
+      <w:r>
+        <w:t>3</w:t>
+      </w:r>
+    </w:p>
+    <w:p>
+      <w:r>
+        <w:pict w14:anchorId="2DD1389C">
+          <v:rect id="_x0000_i1331" style="width:0;height:1.5pt" o:hralign="center" o:hrstd="t" o:hr="t" fillcolor="#a0a0a0" stroked="f"/>
+        </w:pict>
+      </w:r>
+    </w:p>
+    <w:p>
+      <w:pPr>
+        <w:rPr>
+          <w:b/>
+          <w:bCs/>
+        </w:rPr>
+      </w:pPr>
+      <w:r>
+        <w:rPr>
+          <w:rFonts w:ascii="Segoe UI Emoji" w:hAnsi="Segoe UI Emoji" w:cs="Segoe UI Emoji"/>
+          <w:b/>
+          <w:bCs/>
+        </w:rPr>
+        <w:t>🔥</w:t>
+      </w:r>
+      <w:r>
+        <w:rPr>
+          <w:b/>
+          <w:bCs/>
+        </w:rPr>
+        <w:t xml:space="preserve"> The Key Difference</w:t>
+      </w:r>
+    </w:p>
+    <w:p>
+      <w:r>
+        <w:t>Compare these two functions.</w:t>
+      </w:r>
+    </w:p>
+    <w:p>
+      <w:pPr>
+        <w:rPr>
+          <w:b/>
+          <w:bCs/>
+        </w:rPr>
+      </w:pPr>
+      <w:r>
+        <w:rPr>
+          <w:b/>
+          <w:bCs/>
+        </w:rPr>
+        <w:t>Normal local variable</w:t>
+      </w:r>
+    </w:p>
+    <w:p>
+      <w:r>
+        <w:t xml:space="preserve">void </w:t>
+      </w:r>
+      <w:proofErr w:type="gramStart"/>
+      <w:r>
+        <w:t>test(</w:t>
+      </w:r>
+      <w:proofErr w:type="gramEnd"/>
+      <w:r>
+        <w:t>) {</w:t>
+      </w:r>
+    </w:p>
+    <w:p>
+      <w:r>
+        <w:t xml:space="preserve">    int x = 0;</w:t>
+      </w:r>
+    </w:p>
+    <w:p>
+      <w:r>
+        <w:t xml:space="preserve">    x++;</w:t>
+      </w:r>
+    </w:p>
+    <w:p/>
+    <w:p>
+      <w:r>
+        <w:t xml:space="preserve">    </w:t>
+      </w:r>
+      <w:proofErr w:type="gramStart"/>
+      <w:r>
+        <w:t>std::</w:t>
+      </w:r>
+      <w:proofErr w:type="spellStart"/>
+      <w:proofErr w:type="gramEnd"/>
+      <w:r>
+        <w:t>cout</w:t>
+      </w:r>
+      <w:proofErr w:type="spellEnd"/>
+      <w:r>
+        <w:t xml:space="preserve"> &lt;&lt; x &lt;&lt; "\n";</w:t>
+      </w:r>
+    </w:p>
+    <w:p>
+      <w:r>
+        <w:t>}</w:t>
+      </w:r>
+    </w:p>
+    <w:p>
+      <w:r>
+        <w:t>Calling:</w:t>
+      </w:r>
+    </w:p>
+    <w:p>
+      <w:proofErr w:type="gramStart"/>
+      <w:r>
+        <w:t>test(</w:t>
+      </w:r>
+      <w:proofErr w:type="gramEnd"/>
+      <w:r>
+        <w:t>);</w:t>
+      </w:r>
+    </w:p>
+    <w:p>
+      <w:proofErr w:type="gramStart"/>
+      <w:r>
+        <w:t>test(</w:t>
+      </w:r>
+      <w:proofErr w:type="gramEnd"/>
+      <w:r>
+        <w:t>);</w:t>
+      </w:r>
+    </w:p>
+    <w:p>
+      <w:proofErr w:type="gramStart"/>
+      <w:r>
+        <w:t>test(</w:t>
+      </w:r>
+      <w:proofErr w:type="gramEnd"/>
+      <w:r>
+        <w:t>);</w:t>
+      </w:r>
+    </w:p>
+    <w:p>
+      <w:r>
+        <w:t>Produces:</w:t>
+      </w:r>
+    </w:p>
+    <w:p>
+      <w:r>
+        <w:t>1</w:t>
+      </w:r>
+    </w:p>
+    <w:p>
+      <w:r>
+        <w:t>1</w:t>
+      </w:r>
+    </w:p>
+    <w:p>
+      <w:r>
+        <w:t>1</w:t>
+      </w:r>
+    </w:p>
+    <w:p>
+      <w:r>
+        <w:pict w14:anchorId="4E758506">
+          <v:rect id="_x0000_i1332" style="width:0;height:1.5pt" o:hralign="center" o:hrstd="t" o:hr="t" fillcolor="#a0a0a0" stroked="f"/>
+        </w:pict>
+      </w:r>
+    </w:p>
+    <w:p>
+      <w:pPr>
+        <w:rPr>
+          <w:b/>
+          <w:bCs/>
+        </w:rPr>
+      </w:pPr>
+      <w:r>
+        <w:rPr>
+          <w:b/>
+          <w:bCs/>
+        </w:rPr>
+        <w:t>Static local variable</w:t>
+      </w:r>
+    </w:p>
+    <w:p>
+      <w:r>
+        <w:t xml:space="preserve">void </w:t>
+      </w:r>
+      <w:proofErr w:type="gramStart"/>
+      <w:r>
+        <w:t>test(</w:t>
+      </w:r>
+      <w:proofErr w:type="gramEnd"/>
+      <w:r>
+        <w:t>) {</w:t>
+      </w:r>
+    </w:p>
+    <w:p>
+      <w:r>
+        <w:t xml:space="preserve">    static int x = 0;</w:t>
+      </w:r>
+    </w:p>
+    <w:p>
+      <w:r>
+        <w:t xml:space="preserve">    x++;</w:t>
+      </w:r>
+    </w:p>
+    <w:p/>
+    <w:p>
+      <w:r>
+        <w:t xml:space="preserve">    </w:t>
+      </w:r>
+      <w:proofErr w:type="gramStart"/>
+      <w:r>
+        <w:t>std::</w:t>
+      </w:r>
+      <w:proofErr w:type="spellStart"/>
+      <w:proofErr w:type="gramEnd"/>
+      <w:r>
+        <w:t>cout</w:t>
+      </w:r>
+      <w:proofErr w:type="spellEnd"/>
+      <w:r>
+        <w:t xml:space="preserve"> &lt;&lt; x &lt;&lt; "\n";</w:t>
+      </w:r>
+    </w:p>
+    <w:p>
+      <w:r>
+        <w:t>}</w:t>
+      </w:r>
+    </w:p>
+    <w:p>
+      <w:r>
+        <w:t>Produces:</w:t>
+      </w:r>
+    </w:p>
+    <w:p>
+      <w:r>
+        <w:t>1</w:t>
+      </w:r>
+    </w:p>
+    <w:p>
+      <w:r>
+        <w:t>2</w:t>
+      </w:r>
+    </w:p>
+    <w:p>
+      <w:r>
+        <w:t>3</w:t>
+      </w:r>
+    </w:p>
+    <w:p>
+      <w:r>
+        <w:t>The difference is:</w:t>
+      </w:r>
+    </w:p>
+    <w:tbl>
+      <w:tblPr>
+        <w:tblW w:w="0" w:type="auto"/>
+        <w:tblCellSpacing w:w="15" w:type="dxa"/>
+        <w:tblCellMar>
+          <w:top w:w="15" w:type="dxa"/>
+          <w:left w:w="15" w:type="dxa"/>
+          <w:bottom w:w="15" w:type="dxa"/>
+          <w:right w:w="15" w:type="dxa"/>
+        </w:tblCellMar>
+        <w:tblLook w:val="04A0" w:firstRow="1" w:lastRow="0" w:firstColumn="1" w:lastColumn="0" w:noHBand="0" w:noVBand="1"/>
+      </w:tblPr>
+      <w:tblGrid>
+        <w:gridCol w:w="1308"/>
+        <w:gridCol w:w="2787"/>
+        <w:gridCol w:w="2525"/>
+        <w:gridCol w:w="2049"/>
+      </w:tblGrid>
+      <w:tr>
+        <w:trPr>
+          <w:tblHeader/>
+          <w:tblCellSpacing w:w="15" w:type="dxa"/>
+        </w:trPr>
+        <w:tc>
+          <w:tcPr>
+            <w:tcW w:w="0" w:type="auto"/>
+            <w:vAlign w:val="center"/>
+            <w:hideMark/>
+          </w:tcPr>
+          <w:p>
+            <w:pPr>
+              <w:rPr>
+                <w:b/>
+                <w:bCs/>
+              </w:rPr>
+            </w:pPr>
+            <w:r>
+              <w:rPr>
+                <w:b/>
+                <w:bCs/>
+              </w:rPr>
+              <w:t>Variable</w:t>
+            </w:r>
+          </w:p>
+        </w:tc>
+        <w:tc>
+          <w:tcPr>
+            <w:tcW w:w="0" w:type="auto"/>
+            <w:vAlign w:val="center"/>
+            <w:hideMark/>
+          </w:tcPr>
+          <w:p>
+            <w:pPr>
+              <w:rPr>
+                <w:b/>
+                <w:bCs/>
+              </w:rPr>
+            </w:pPr>
+            <w:r>
+              <w:rPr>
+                <w:b/>
+                <w:bCs/>
+              </w:rPr>
+              <w:t>Scope</w:t>
+            </w:r>
+          </w:p>
+        </w:tc>
+        <w:tc>
+          <w:tcPr>
+            <w:tcW w:w="0" w:type="auto"/>
+            <w:vAlign w:val="center"/>
+            <w:hideMark/>
+          </w:tcPr>
+          <w:p>
+            <w:pPr>
+              <w:rPr>
+                <w:b/>
+                <w:bCs/>
+              </w:rPr>
+            </w:pPr>
+            <w:r>
+              <w:rPr>
+                <w:b/>
+                <w:bCs/>
+              </w:rPr>
+              <w:t>Lifetime</w:t>
+            </w:r>
+          </w:p>
+        </w:tc>
+        <w:tc>
+          <w:tcPr>
+            <w:tcW w:w="0" w:type="auto"/>
+            <w:vAlign w:val="center"/>
+            <w:hideMark/>
+          </w:tcPr>
+          <w:p>
+            <w:pPr>
+              <w:rPr>
+                <w:b/>
+                <w:bCs/>
+              </w:rPr>
+            </w:pPr>
+            <w:r>
+              <w:rPr>
+                <w:b/>
+                <w:bCs/>
+              </w:rPr>
+              <w:t>Value between calls</w:t>
+            </w:r>
+          </w:p>
+        </w:tc>
+      </w:tr>
+      <w:tr>
+        <w:trPr>
+          <w:tblCellSpacing w:w="15" w:type="dxa"/>
+        </w:trPr>
+        <w:tc>
+          <w:tcPr>
+            <w:tcW w:w="0" w:type="auto"/>
+            <w:vAlign w:val="center"/>
+            <w:hideMark/>
+          </w:tcPr>
+          <w:p>
+            <w:r>
+              <w:t>Normal local</w:t>
+            </w:r>
+          </w:p>
+        </w:tc>
+        <w:tc>
+          <w:tcPr>
+            <w:tcW w:w="0" w:type="auto"/>
+            <w:vAlign w:val="center"/>
+            <w:hideMark/>
+          </w:tcPr>
+          <w:p>
+            <w:r>
+              <w:t>Local</w:t>
+            </w:r>
+          </w:p>
+        </w:tc>
+        <w:tc>
+          <w:tcPr>
+            <w:tcW w:w="0" w:type="auto"/>
+            <w:vAlign w:val="center"/>
+            <w:hideMark/>
+          </w:tcPr>
+          <w:p>
+            <w:r>
+              <w:t>Until function/block ends</w:t>
+            </w:r>
+          </w:p>
+        </w:tc>
+        <w:tc>
+          <w:tcPr>
+            <w:tcW w:w="0" w:type="auto"/>
+            <w:vAlign w:val="center"/>
+            <w:hideMark/>
+          </w:tcPr>
+          <w:p>
+            <w:r>
+              <w:t>Lost</w:t>
+            </w:r>
+          </w:p>
+        </w:tc>
+      </w:tr>
+      <w:tr>
+        <w:trPr>
+          <w:tblCellSpacing w:w="15" w:type="dxa"/>
+        </w:trPr>
+        <w:tc>
+          <w:tcPr>
+            <w:tcW w:w="0" w:type="auto"/>
+            <w:vAlign w:val="center"/>
+            <w:hideMark/>
+          </w:tcPr>
+          <w:p>
+            <w:r>
+              <w:t>Global</w:t>
+            </w:r>
+          </w:p>
+        </w:tc>
+        <w:tc>
+          <w:tcPr>
+            <w:tcW w:w="0" w:type="auto"/>
+            <w:vAlign w:val="center"/>
+            <w:hideMark/>
+          </w:tcPr>
+          <w:p>
+            <w:r>
+              <w:t>Broad/program-wide access</w:t>
+            </w:r>
+          </w:p>
+        </w:tc>
+        <w:tc>
+          <w:tcPr>
+            <w:tcW w:w="0" w:type="auto"/>
+            <w:vAlign w:val="center"/>
+            <w:hideMark/>
+          </w:tcPr>
+          <w:p>
+            <w:r>
+              <w:t>Entire program</w:t>
+            </w:r>
+          </w:p>
+        </w:tc>
+        <w:tc>
+          <w:tcPr>
+            <w:tcW w:w="0" w:type="auto"/>
+            <w:vAlign w:val="center"/>
+            <w:hideMark/>
+          </w:tcPr>
+          <w:p>
+            <w:r>
+              <w:t>Preserved</w:t>
+            </w:r>
+          </w:p>
+        </w:tc>
+      </w:tr>
+      <w:tr>
+        <w:trPr>
+          <w:tblCellSpacing w:w="15" w:type="dxa"/>
+        </w:trPr>
+        <w:tc>
+          <w:tcPr>
+            <w:tcW w:w="0" w:type="auto"/>
+            <w:vAlign w:val="center"/>
+            <w:hideMark/>
+          </w:tcPr>
+          <w:p>
+            <w:r>
+              <w:t>Static local</w:t>
+            </w:r>
+          </w:p>
+        </w:tc>
+        <w:tc>
+          <w:tcPr>
+            <w:tcW w:w="0" w:type="auto"/>
+            <w:vAlign w:val="center"/>
+            <w:hideMark/>
+          </w:tcPr>
+          <w:p>
+            <w:r>
+              <w:t>Local</w:t>
+            </w:r>
+          </w:p>
+        </w:tc>
+        <w:tc>
+          <w:tcPr>
+            <w:tcW w:w="0" w:type="auto"/>
+            <w:vAlign w:val="center"/>
+            <w:hideMark/>
+          </w:tcPr>
+          <w:p>
+            <w:r>
+              <w:t>Entire program</w:t>
+            </w:r>
+          </w:p>
+        </w:tc>
+        <w:tc>
+          <w:tcPr>
+            <w:tcW w:w="0" w:type="auto"/>
+            <w:vAlign w:val="center"/>
+            <w:hideMark/>
+          </w:tcPr>
+          <w:p>
+            <w:r>
+              <w:t>Preserved</w:t>
+            </w:r>
+          </w:p>
+        </w:tc>
+      </w:tr>
+    </w:tbl>
+    <w:p>
+      <w:r>
+        <w:t xml:space="preserve">This table is worth </w:t>
+      </w:r>
+      <w:r>
+        <w:rPr>
+          <w:b/>
+          <w:bCs/>
+        </w:rPr>
+        <w:t>understanding deeply</w:t>
+      </w:r>
+      <w:r>
+        <w:t>, not memorizing mechanically.</w:t>
+      </w:r>
+    </w:p>
+    <w:p>
+      <w:r>
+        <w:pict w14:anchorId="0D7D148B">
+          <v:rect id="_x0000_i1333" style="width:0;height:1.5pt" o:hralign="center" o:hrstd="t" o:hr="t" fillcolor="#a0a0a0" stroked="f"/>
+        </w:pict>
+      </w:r>
+    </w:p>
+    <w:p>
+      <w:pPr>
+        <w:rPr>
+          <w:b/>
+          <w:bCs/>
+        </w:rPr>
+      </w:pPr>
+      <w:r>
+        <w:rPr>
+          <w:b/>
+          <w:bCs/>
+        </w:rPr>
+        <w:lastRenderedPageBreak/>
+        <w:t xml:space="preserve">8. Function Call </w:t>
+      </w:r>
+      <w:proofErr w:type="spellStart"/>
+      <w:r>
+        <w:rPr>
+          <w:b/>
+          <w:bCs/>
+        </w:rPr>
+        <w:t>Behavior</w:t>
+      </w:r>
+      <w:proofErr w:type="spellEnd"/>
+    </w:p>
+    <w:p>
+      <w:r>
+        <w:t>You already know functions such as:</w:t>
+      </w:r>
+    </w:p>
+    <w:p>
+      <w:r>
+        <w:t xml:space="preserve">int </w:t>
+      </w:r>
+      <w:proofErr w:type="gramStart"/>
+      <w:r>
+        <w:t>add(</w:t>
+      </w:r>
+      <w:proofErr w:type="gramEnd"/>
+      <w:r>
+        <w:t>int a, int b) {</w:t>
+      </w:r>
+    </w:p>
+    <w:p>
+      <w:r>
+        <w:t xml:space="preserve">    int result = a + b;</w:t>
+      </w:r>
+    </w:p>
+    <w:p/>
+    <w:p>
+      <w:r>
+        <w:t xml:space="preserve">    return result;</w:t>
+      </w:r>
+    </w:p>
+    <w:p>
+      <w:r>
+        <w:t>}</w:t>
+      </w:r>
+    </w:p>
+    <w:p>
+      <w:r>
+        <w:t>Suppose:</w:t>
+      </w:r>
+    </w:p>
+    <w:p>
+      <w:r>
+        <w:t xml:space="preserve">int </w:t>
+      </w:r>
+      <w:proofErr w:type="gramStart"/>
+      <w:r>
+        <w:t>main(</w:t>
+      </w:r>
+      <w:proofErr w:type="gramEnd"/>
+      <w:r>
+        <w:t>) {</w:t>
+      </w:r>
+    </w:p>
+    <w:p>
+      <w:r>
+        <w:t xml:space="preserve">    int x = 10;</w:t>
+      </w:r>
+    </w:p>
+    <w:p>
+      <w:r>
+        <w:t xml:space="preserve">    int y = 20;</w:t>
+      </w:r>
+    </w:p>
+    <w:p/>
+    <w:p>
+      <w:r>
+        <w:t xml:space="preserve">    int answer = </w:t>
+      </w:r>
+      <w:proofErr w:type="gramStart"/>
+      <w:r>
+        <w:t>add(</w:t>
+      </w:r>
+      <w:proofErr w:type="gramEnd"/>
+      <w:r>
+        <w:t>x, y);</w:t>
+      </w:r>
+    </w:p>
+    <w:p>
+      <w:r>
+        <w:t>}</w:t>
+      </w:r>
+    </w:p>
+    <w:p>
+      <w:r>
+        <w:t>Conceptually, the function call behaves like this:</w:t>
+      </w:r>
+    </w:p>
+    <w:p>
+      <w:proofErr w:type="gramStart"/>
+      <w:r>
+        <w:t>main(</w:t>
+      </w:r>
+      <w:proofErr w:type="gramEnd"/>
+      <w:r>
+        <w:t>)</w:t>
+      </w:r>
+    </w:p>
+    <w:p/>
+    <w:p>
+      <w:r>
+        <w:t>x = 10</w:t>
+      </w:r>
+    </w:p>
+    <w:p>
+      <w:r>
+        <w:t>y = 20</w:t>
+      </w:r>
+    </w:p>
+    <w:p>
+      <w:r>
+        <w:t xml:space="preserve">answer </w:t>
+      </w:r>
+      <w:proofErr w:type="gramStart"/>
+      <w:r>
+        <w:t>= ?</w:t>
+      </w:r>
+      <w:proofErr w:type="gramEnd"/>
+    </w:p>
+    <w:p/>
+    <w:p>
+      <w:r>
+        <w:t xml:space="preserve">        ↓ function call</w:t>
+      </w:r>
+    </w:p>
+    <w:p/>
+    <w:p>
+      <w:proofErr w:type="gramStart"/>
+      <w:r>
+        <w:t>add(</w:t>
+      </w:r>
+      <w:proofErr w:type="gramEnd"/>
+      <w:r>
+        <w:t>x, y)</w:t>
+      </w:r>
+    </w:p>
+    <w:p/>
+    <w:p>
+      <w:r>
+        <w:t>a = 10</w:t>
+      </w:r>
+    </w:p>
+    <w:p>
+      <w:r>
+        <w:t>b = 20</w:t>
+      </w:r>
+    </w:p>
+    <w:p>
+      <w:r>
+        <w:t>result = 30</w:t>
+      </w:r>
+    </w:p>
+    <w:p/>
+    <w:p>
+      <w:r>
+        <w:t>return 30</w:t>
+      </w:r>
+    </w:p>
+    <w:p/>
+    <w:p>
+      <w:r>
+        <w:lastRenderedPageBreak/>
+        <w:t xml:space="preserve">        ↓</w:t>
+      </w:r>
+    </w:p>
+    <w:p/>
+    <w:p>
+      <w:proofErr w:type="gramStart"/>
+      <w:r>
+        <w:t>main(</w:t>
+      </w:r>
+      <w:proofErr w:type="gramEnd"/>
+      <w:r>
+        <w:t>)</w:t>
+      </w:r>
+    </w:p>
+    <w:p/>
+    <w:p>
+      <w:r>
+        <w:t>answer = 30</w:t>
+      </w:r>
+    </w:p>
+    <w:p>
+      <w:r>
+        <w:t>For normal pass-by-value parameters:</w:t>
+      </w:r>
+    </w:p>
+    <w:p>
+      <w:r>
+        <w:t xml:space="preserve">int </w:t>
+      </w:r>
+      <w:proofErr w:type="gramStart"/>
+      <w:r>
+        <w:t>add(</w:t>
+      </w:r>
+      <w:proofErr w:type="gramEnd"/>
+      <w:r>
+        <w:t>int a, int b)</w:t>
+      </w:r>
+    </w:p>
+    <w:p>
+      <w:r>
+        <w:t>a and b are local variables belonging to that function call.</w:t>
+      </w:r>
+    </w:p>
+    <w:p>
+      <w:r>
+        <w:t xml:space="preserve">You already learned this idea when studying </w:t>
+      </w:r>
+      <w:r>
+        <w:rPr>
+          <w:b/>
+          <w:bCs/>
+        </w:rPr>
+        <w:t>pass by value</w:t>
+      </w:r>
+      <w:r>
+        <w:t>.</w:t>
+      </w:r>
+    </w:p>
+    <w:p>
+      <w:proofErr w:type="gramStart"/>
+      <w:r>
+        <w:t>So</w:t>
+      </w:r>
+      <w:proofErr w:type="gramEnd"/>
+      <w:r>
+        <w:t xml:space="preserve"> if:</w:t>
+      </w:r>
+    </w:p>
+    <w:p>
+      <w:r>
+        <w:t xml:space="preserve">void </w:t>
+      </w:r>
+      <w:proofErr w:type="gramStart"/>
+      <w:r>
+        <w:t>change(</w:t>
+      </w:r>
+      <w:proofErr w:type="gramEnd"/>
+      <w:r>
+        <w:t>int x) {</w:t>
+      </w:r>
+    </w:p>
+    <w:p>
+      <w:r>
+        <w:t xml:space="preserve">    x = 100;</w:t>
+      </w:r>
+    </w:p>
+    <w:p>
+      <w:r>
+        <w:t>}</w:t>
+      </w:r>
+    </w:p>
+    <w:p>
+      <w:r>
+        <w:t>Then:</w:t>
+      </w:r>
+    </w:p>
+    <w:p>
+      <w:r>
+        <w:t xml:space="preserve">int </w:t>
+      </w:r>
+      <w:proofErr w:type="gramStart"/>
+      <w:r>
+        <w:t>main(</w:t>
+      </w:r>
+      <w:proofErr w:type="gramEnd"/>
+      <w:r>
+        <w:t>) {</w:t>
+      </w:r>
+    </w:p>
+    <w:p>
+      <w:r>
+        <w:t xml:space="preserve">    int </w:t>
+      </w:r>
+      <w:proofErr w:type="spellStart"/>
+      <w:r>
+        <w:t>num</w:t>
+      </w:r>
+      <w:proofErr w:type="spellEnd"/>
+      <w:r>
+        <w:t xml:space="preserve"> = 10;</w:t>
+      </w:r>
+    </w:p>
+    <w:p/>
+    <w:p>
+      <w:r>
+        <w:t xml:space="preserve">    change(</w:t>
+      </w:r>
+      <w:proofErr w:type="spellStart"/>
+      <w:r>
+        <w:t>num</w:t>
+      </w:r>
+      <w:proofErr w:type="spellEnd"/>
+      <w:r>
+        <w:t>);</w:t>
+      </w:r>
+    </w:p>
+    <w:p/>
+    <w:p>
+      <w:r>
+        <w:t xml:space="preserve">    </w:t>
+      </w:r>
+      <w:proofErr w:type="gramStart"/>
+      <w:r>
+        <w:t>std::</w:t>
+      </w:r>
+      <w:proofErr w:type="spellStart"/>
+      <w:proofErr w:type="gramEnd"/>
+      <w:r>
+        <w:t>cout</w:t>
+      </w:r>
+      <w:proofErr w:type="spellEnd"/>
+      <w:r>
+        <w:t xml:space="preserve"> &lt;&lt; </w:t>
+      </w:r>
+      <w:proofErr w:type="spellStart"/>
+      <w:r>
+        <w:t>num</w:t>
+      </w:r>
+      <w:proofErr w:type="spellEnd"/>
+      <w:r>
+        <w:t>;</w:t>
+      </w:r>
+    </w:p>
+    <w:p>
+      <w:r>
+        <w:t>}</w:t>
+      </w:r>
+    </w:p>
+    <w:p>
+      <w:r>
+        <w:t xml:space="preserve">The original </w:t>
+      </w:r>
+      <w:proofErr w:type="spellStart"/>
+      <w:r>
+        <w:t>num</w:t>
+      </w:r>
+      <w:proofErr w:type="spellEnd"/>
+      <w:r>
+        <w:t xml:space="preserve"> remains:</w:t>
+      </w:r>
+    </w:p>
+    <w:p>
+      <w:r>
+        <w:t>10</w:t>
+      </w:r>
+    </w:p>
+    <w:p>
+      <w:r>
+        <w:t>Because x belongs to the function call.</w:t>
+      </w:r>
+    </w:p>
+    <w:p>
+      <w:r>
+        <w:pict w14:anchorId="1289D86A">
+          <v:rect id="_x0000_i1334" style="width:0;height:1.5pt" o:hralign="center" o:hrstd="t" o:hr="t" fillcolor="#a0a0a0" stroked="f"/>
+        </w:pict>
+      </w:r>
+    </w:p>
+    <w:p>
+      <w:pPr>
+        <w:rPr>
+          <w:b/>
+          <w:bCs/>
+        </w:rPr>
+      </w:pPr>
+      <w:r>
+        <w:rPr>
+          <w:b/>
+          <w:bCs/>
+        </w:rPr>
+        <w:t>9. How Variables Behave During Function Calls</w:t>
+      </w:r>
+    </w:p>
+    <w:p>
+      <w:r>
+        <w:t>Let's go one step deeper.</w:t>
+      </w:r>
+    </w:p>
+    <w:p>
+      <w:r>
+        <w:t>Consider:</w:t>
+      </w:r>
+    </w:p>
+    <w:p>
+      <w:r>
+        <w:t xml:space="preserve">void </w:t>
+      </w:r>
+      <w:proofErr w:type="gramStart"/>
+      <w:r>
+        <w:t>first(</w:t>
+      </w:r>
+      <w:proofErr w:type="gramEnd"/>
+      <w:r>
+        <w:t>) {</w:t>
+      </w:r>
+    </w:p>
+    <w:p>
+      <w:r>
+        <w:t xml:space="preserve">    int a = 10;</w:t>
+      </w:r>
+    </w:p>
+    <w:p>
+      <w:r>
+        <w:t>}</w:t>
+      </w:r>
+    </w:p>
+    <w:p/>
+    <w:p>
+      <w:r>
+        <w:t xml:space="preserve">void </w:t>
+      </w:r>
+      <w:proofErr w:type="gramStart"/>
+      <w:r>
+        <w:t>second(</w:t>
+      </w:r>
+      <w:proofErr w:type="gramEnd"/>
+      <w:r>
+        <w:t>) {</w:t>
+      </w:r>
+    </w:p>
+    <w:p>
+      <w:r>
+        <w:t xml:space="preserve">    int b = 20;</w:t>
+      </w:r>
+    </w:p>
+    <w:p>
+      <w:r>
+        <w:t>}</w:t>
+      </w:r>
+    </w:p>
+    <w:p/>
+    <w:p>
+      <w:r>
+        <w:t xml:space="preserve">int </w:t>
+      </w:r>
+      <w:proofErr w:type="gramStart"/>
+      <w:r>
+        <w:t>main(</w:t>
+      </w:r>
+      <w:proofErr w:type="gramEnd"/>
+      <w:r>
+        <w:t>) {</w:t>
+      </w:r>
+    </w:p>
+    <w:p>
+      <w:r>
+        <w:t xml:space="preserve">    int x = 5;</w:t>
+      </w:r>
+    </w:p>
+    <w:p/>
+    <w:p>
+      <w:r>
+        <w:t xml:space="preserve">    </w:t>
+      </w:r>
+      <w:proofErr w:type="gramStart"/>
+      <w:r>
+        <w:t>first(</w:t>
+      </w:r>
+      <w:proofErr w:type="gramEnd"/>
+      <w:r>
+        <w:t>);</w:t>
+      </w:r>
+    </w:p>
+    <w:p/>
+    <w:p>
+      <w:r>
+        <w:t xml:space="preserve">    </w:t>
+      </w:r>
+      <w:proofErr w:type="gramStart"/>
+      <w:r>
+        <w:t>second(</w:t>
+      </w:r>
+      <w:proofErr w:type="gramEnd"/>
+      <w:r>
+        <w:t>);</w:t>
+      </w:r>
+    </w:p>
+    <w:p>
+      <w:r>
+        <w:t>}</w:t>
+      </w:r>
+    </w:p>
+    <w:p>
+      <w:r>
+        <w:t>Conceptually:</w:t>
+      </w:r>
+    </w:p>
+    <w:p>
+      <w:r>
+        <w:t>Program starts</w:t>
+      </w:r>
+    </w:p>
+    <w:p/>
+    <w:p>
+      <w:proofErr w:type="gramStart"/>
+      <w:r>
+        <w:t>main(</w:t>
+      </w:r>
+      <w:proofErr w:type="gramEnd"/>
+      <w:r>
+        <w:t>)</w:t>
+      </w:r>
+    </w:p>
+    <w:p>
+      <w:r>
+        <w:t>┌───────────────┐</w:t>
+      </w:r>
+    </w:p>
+    <w:p>
+      <w:r>
+        <w:t>│ x = 5         │</w:t>
+      </w:r>
+    </w:p>
+    <w:p>
+      <w:r>
+        <w:t>└───────────────┘</w:t>
+      </w:r>
+    </w:p>
+    <w:p/>
+    <w:p>
+      <w:r>
+        <w:t xml:space="preserve">       │</w:t>
+      </w:r>
+    </w:p>
+    <w:p>
+      <w:r>
+        <w:t xml:space="preserve">       </w:t>
+      </w:r>
+      <w:r>
+        <w:rPr>
+          <w:rFonts w:ascii="Arial" w:hAnsi="Arial" w:cs="Arial"/>
+        </w:rPr>
+        <w:t>▼</w:t>
+      </w:r>
+    </w:p>
+    <w:p/>
+    <w:p>
+      <w:proofErr w:type="gramStart"/>
+      <w:r>
+        <w:t>first(</w:t>
+      </w:r>
+      <w:proofErr w:type="gramEnd"/>
+      <w:r>
+        <w:t>)</w:t>
+      </w:r>
+    </w:p>
+    <w:p>
+      <w:r>
+        <w:t>┌───────────────┐</w:t>
+      </w:r>
+    </w:p>
+    <w:p>
+      <w:r>
+        <w:t>│ a = 10        │</w:t>
+      </w:r>
+    </w:p>
+    <w:p>
+      <w:r>
+        <w:t>└───────────────┘</w:t>
+      </w:r>
+    </w:p>
+    <w:p/>
+    <w:p>
+      <w:proofErr w:type="gramStart"/>
+      <w:r>
+        <w:t>first(</w:t>
+      </w:r>
+      <w:proofErr w:type="gramEnd"/>
+      <w:r>
+        <w:t>) ends</w:t>
+      </w:r>
+    </w:p>
+    <w:p>
+      <w:r>
+        <w:t>a's lifetime ends</w:t>
+      </w:r>
+    </w:p>
+    <w:p/>
+    <w:p>
+      <w:r>
+        <w:lastRenderedPageBreak/>
+        <w:t xml:space="preserve">       │</w:t>
+      </w:r>
+    </w:p>
+    <w:p>
+      <w:r>
+        <w:t xml:space="preserve">       </w:t>
+      </w:r>
+      <w:r>
+        <w:rPr>
+          <w:rFonts w:ascii="Arial" w:hAnsi="Arial" w:cs="Arial"/>
+        </w:rPr>
+        <w:t>▼</w:t>
+      </w:r>
+    </w:p>
+    <w:p/>
+    <w:p>
+      <w:proofErr w:type="gramStart"/>
+      <w:r>
+        <w:t>second(</w:t>
+      </w:r>
+      <w:proofErr w:type="gramEnd"/>
+      <w:r>
+        <w:t>)</w:t>
+      </w:r>
+    </w:p>
+    <w:p>
+      <w:r>
+        <w:t>┌───────────────┐</w:t>
+      </w:r>
+    </w:p>
+    <w:p>
+      <w:r>
+        <w:t>│ b = 20        │</w:t>
+      </w:r>
+    </w:p>
+    <w:p>
+      <w:r>
+        <w:t>└───────────────┘</w:t>
+      </w:r>
+    </w:p>
+    <w:p/>
+    <w:p>
+      <w:proofErr w:type="gramStart"/>
+      <w:r>
+        <w:t>second(</w:t>
+      </w:r>
+      <w:proofErr w:type="gramEnd"/>
+      <w:r>
+        <w:t>) ends</w:t>
+      </w:r>
+    </w:p>
+    <w:p>
+      <w:r>
+        <w:t>b's lifetime ends</w:t>
+      </w:r>
+    </w:p>
+    <w:p/>
+    <w:p>
+      <w:r>
+        <w:t>Program ends</w:t>
+      </w:r>
+    </w:p>
+    <w:p>
+      <w:r>
+        <w:t>x's lifetime ends</w:t>
+      </w:r>
+    </w:p>
+    <w:p>
+      <w:r>
+        <w:t xml:space="preserve">A useful conceptual model is the </w:t>
+      </w:r>
+      <w:r>
+        <w:rPr>
+          <w:b/>
+          <w:bCs/>
+        </w:rPr>
+        <w:t>call stack</w:t>
+      </w:r>
+      <w:r>
+        <w:t>.</w:t>
+      </w:r>
+    </w:p>
+    <w:p>
+      <w:r>
+        <w:t>When a function is called:</w:t>
+      </w:r>
+    </w:p>
+    <w:p>
+      <w:proofErr w:type="gramStart"/>
+      <w:r>
+        <w:t>main(</w:t>
+      </w:r>
+      <w:proofErr w:type="gramEnd"/>
+      <w:r>
+        <w:t>)</w:t>
+      </w:r>
+    </w:p>
+    <w:p>
+      <w:r>
+        <w:t xml:space="preserve">   ↓</w:t>
+      </w:r>
+    </w:p>
+    <w:p>
+      <w:proofErr w:type="spellStart"/>
+      <w:proofErr w:type="gramStart"/>
+      <w:r>
+        <w:t>functionA</w:t>
+      </w:r>
+      <w:proofErr w:type="spellEnd"/>
+      <w:r>
+        <w:t>(</w:t>
+      </w:r>
+      <w:proofErr w:type="gramEnd"/>
+      <w:r>
+        <w:t>)</w:t>
+      </w:r>
+    </w:p>
+    <w:p>
+      <w:r>
+        <w:t xml:space="preserve">       ↓</w:t>
+      </w:r>
+    </w:p>
+    <w:p>
+      <w:r>
+        <w:t xml:space="preserve">       </w:t>
+      </w:r>
+      <w:proofErr w:type="spellStart"/>
+      <w:proofErr w:type="gramStart"/>
+      <w:r>
+        <w:t>functionB</w:t>
+      </w:r>
+      <w:proofErr w:type="spellEnd"/>
+      <w:r>
+        <w:t>(</w:t>
+      </w:r>
+      <w:proofErr w:type="gramEnd"/>
+      <w:r>
+        <w:t>)</w:t>
+      </w:r>
+    </w:p>
+    <w:p>
+      <w:r>
+        <w:t>You can imagine active function calls being stacked:</w:t>
+      </w:r>
+    </w:p>
+    <w:p>
+      <w:r>
+        <w:t>┌──────────────┐</w:t>
+      </w:r>
+    </w:p>
+    <w:p>
+      <w:r>
+        <w:t xml:space="preserve">│ </w:t>
+      </w:r>
+      <w:proofErr w:type="spellStart"/>
+      <w:proofErr w:type="gramStart"/>
+      <w:r>
+        <w:t>functionB</w:t>
+      </w:r>
+      <w:proofErr w:type="spellEnd"/>
+      <w:r>
+        <w:t>()  │</w:t>
+      </w:r>
+      <w:proofErr w:type="gramEnd"/>
+      <w:r>
+        <w:t xml:space="preserve"> ← currently running</w:t>
+      </w:r>
+    </w:p>
+    <w:p>
+      <w:r>
+        <w:rPr>
+          <w:rFonts w:ascii="MS Gothic" w:eastAsia="MS Gothic" w:hAnsi="MS Gothic" w:cs="MS Gothic" w:hint="eastAsia"/>
+        </w:rPr>
+        <w:t>├</w:t>
+      </w:r>
+      <w:r>
+        <w:rPr>
+          <w:rFonts w:ascii="Calibri" w:hAnsi="Calibri" w:cs="Calibri"/>
+        </w:rPr>
+        <w:t>──────────────</w:t>
+      </w:r>
+      <w:r>
+        <w:rPr>
+          <w:rFonts w:ascii="MS Gothic" w:eastAsia="MS Gothic" w:hAnsi="MS Gothic" w:cs="MS Gothic" w:hint="eastAsia"/>
+        </w:rPr>
+        <w:t>┤</w:t>
+      </w:r>
+    </w:p>
+    <w:p>
+      <w:r>
+        <w:t xml:space="preserve">│ </w:t>
+      </w:r>
+      <w:proofErr w:type="spellStart"/>
+      <w:proofErr w:type="gramStart"/>
+      <w:r>
+        <w:t>functionA</w:t>
+      </w:r>
+      <w:proofErr w:type="spellEnd"/>
+      <w:r>
+        <w:t>()  │</w:t>
+      </w:r>
+      <w:proofErr w:type="gramEnd"/>
+    </w:p>
+    <w:p>
+      <w:r>
+        <w:rPr>
+          <w:rFonts w:ascii="MS Gothic" w:eastAsia="MS Gothic" w:hAnsi="MS Gothic" w:cs="MS Gothic" w:hint="eastAsia"/>
+        </w:rPr>
+        <w:t>├</w:t>
+      </w:r>
+      <w:r>
+        <w:rPr>
+          <w:rFonts w:ascii="Calibri" w:hAnsi="Calibri" w:cs="Calibri"/>
+        </w:rPr>
+        <w:t>──────────────</w:t>
+      </w:r>
+      <w:r>
+        <w:rPr>
+          <w:rFonts w:ascii="MS Gothic" w:eastAsia="MS Gothic" w:hAnsi="MS Gothic" w:cs="MS Gothic" w:hint="eastAsia"/>
+        </w:rPr>
+        <w:t>┤</w:t>
+      </w:r>
+    </w:p>
+    <w:p>
+      <w:r>
+        <w:t xml:space="preserve">│ </w:t>
+      </w:r>
+      <w:proofErr w:type="gramStart"/>
+      <w:r>
+        <w:t>main(</w:t>
+      </w:r>
+      <w:proofErr w:type="gramEnd"/>
+      <w:r>
+        <w:t>)       │</w:t>
+      </w:r>
+    </w:p>
+    <w:p>
+      <w:r>
+        <w:t>└──────────────┘</w:t>
+      </w:r>
+    </w:p>
+    <w:p>
+      <w:r>
+        <w:t xml:space="preserve">When </w:t>
+      </w:r>
+      <w:proofErr w:type="spellStart"/>
+      <w:proofErr w:type="gramStart"/>
+      <w:r>
+        <w:t>functionB</w:t>
+      </w:r>
+      <w:proofErr w:type="spellEnd"/>
+      <w:r>
+        <w:t>(</w:t>
+      </w:r>
+      <w:proofErr w:type="gramEnd"/>
+      <w:r>
+        <w:t>) finishes:</w:t>
+      </w:r>
+    </w:p>
+    <w:p>
+      <w:proofErr w:type="spellStart"/>
+      <w:proofErr w:type="gramStart"/>
+      <w:r>
+        <w:t>functionB</w:t>
+      </w:r>
+      <w:proofErr w:type="spellEnd"/>
+      <w:r>
+        <w:t>(</w:t>
+      </w:r>
+      <w:proofErr w:type="gramEnd"/>
+      <w:r>
+        <w:t>) removed</w:t>
+      </w:r>
+    </w:p>
+    <w:p>
+      <w:r>
+        <w:t>Then execution returns to:</w:t>
+      </w:r>
+    </w:p>
+    <w:p>
+      <w:proofErr w:type="spellStart"/>
+      <w:proofErr w:type="gramStart"/>
+      <w:r>
+        <w:lastRenderedPageBreak/>
+        <w:t>functionA</w:t>
+      </w:r>
+      <w:proofErr w:type="spellEnd"/>
+      <w:r>
+        <w:t>(</w:t>
+      </w:r>
+      <w:proofErr w:type="gramEnd"/>
+      <w:r>
+        <w:t>)</w:t>
+      </w:r>
+    </w:p>
+    <w:p>
+      <w:r>
+        <w:t>This mental model becomes extremely useful later for:</w:t>
+      </w:r>
+    </w:p>
+    <w:p>
+      <w:pPr>
+        <w:numPr>
+          <w:ilvl w:val="0"/>
+          <w:numId w:val="45"/>
+        </w:numPr>
+      </w:pPr>
+      <w:r>
+        <w:t xml:space="preserve">Recursion </w:t>
+      </w:r>
+    </w:p>
+    <w:p>
+      <w:pPr>
+        <w:numPr>
+          <w:ilvl w:val="0"/>
+          <w:numId w:val="45"/>
+        </w:numPr>
+      </w:pPr>
+      <w:r>
+        <w:t xml:space="preserve">DFS </w:t>
+      </w:r>
+    </w:p>
+    <w:p>
+      <w:pPr>
+        <w:numPr>
+          <w:ilvl w:val="0"/>
+          <w:numId w:val="45"/>
+        </w:numPr>
+      </w:pPr>
+      <w:r>
+        <w:t xml:space="preserve">Backtracking </w:t>
+      </w:r>
+    </w:p>
+    <w:p>
+      <w:pPr>
+        <w:numPr>
+          <w:ilvl w:val="0"/>
+          <w:numId w:val="45"/>
+        </w:numPr>
+      </w:pPr>
+      <w:r>
+        <w:t xml:space="preserve">Understanding stack overflow </w:t>
+      </w:r>
+    </w:p>
+    <w:p>
+      <w:pPr>
+        <w:numPr>
+          <w:ilvl w:val="0"/>
+          <w:numId w:val="45"/>
+        </w:numPr>
+      </w:pPr>
+      <w:r>
+        <w:t xml:space="preserve">Recursive binary search </w:t>
+      </w:r>
+    </w:p>
+    <w:p>
+      <w:pPr>
+        <w:numPr>
+          <w:ilvl w:val="0"/>
+          <w:numId w:val="45"/>
+        </w:numPr>
+      </w:pPr>
+      <w:r>
+        <w:t xml:space="preserve">Tree traversal </w:t>
+      </w:r>
+    </w:p>
+    <w:p>
+      <w:proofErr w:type="gramStart"/>
+      <w:r>
+        <w:t>So</w:t>
+      </w:r>
+      <w:proofErr w:type="gramEnd"/>
+      <w:r>
+        <w:t xml:space="preserve"> today's topic is quietly preparing you for more advanced DSA.</w:t>
+      </w:r>
+    </w:p>
+    <w:p>
+      <w:r>
+        <w:pict w14:anchorId="4D400BA9">
+          <v:rect id="_x0000_i1335" style="width:0;height:1.5pt" o:hralign="center" o:hrstd="t" o:hr="t" fillcolor="#a0a0a0" stroked="f"/>
+        </w:pict>
+      </w:r>
+    </w:p>
+    <w:p>
+      <w:pPr>
+        <w:rPr>
+          <w:b/>
+          <w:bCs/>
+        </w:rPr>
+      </w:pPr>
+      <w:r>
+        <w:rPr>
+          <w:b/>
+          <w:bCs/>
+        </w:rPr>
+        <w:t>10. Practical Example — Function Call Counter</w:t>
+      </w:r>
+    </w:p>
+    <w:p>
+      <w:r>
+        <w:t xml:space="preserve">Your roadmap specifically suggests this kind of problem: a function that remembers how many times it has been called without using a global variable. </w:t>
+      </w:r>
+    </w:p>
+    <w:p>
+      <w:r>
+        <w:t>Conceptually:</w:t>
+      </w:r>
+    </w:p>
+    <w:p>
+      <w:r>
+        <w:t xml:space="preserve">void </w:t>
+      </w:r>
+      <w:proofErr w:type="spellStart"/>
+      <w:proofErr w:type="gramStart"/>
+      <w:r>
+        <w:t>visitCounter</w:t>
+      </w:r>
+      <w:proofErr w:type="spellEnd"/>
+      <w:r>
+        <w:t>(</w:t>
+      </w:r>
+      <w:proofErr w:type="gramEnd"/>
+      <w:r>
+        <w:t>) {</w:t>
+      </w:r>
+    </w:p>
+    <w:p>
+      <w:r>
+        <w:t xml:space="preserve">    static int visits = 0;</w:t>
+      </w:r>
+    </w:p>
+    <w:p/>
+    <w:p>
+      <w:r>
+        <w:t xml:space="preserve">    visits++;</w:t>
+      </w:r>
+    </w:p>
+    <w:p/>
+    <w:p>
+      <w:r>
+        <w:t xml:space="preserve">    </w:t>
+      </w:r>
+      <w:proofErr w:type="gramStart"/>
+      <w:r>
+        <w:t>std::</w:t>
+      </w:r>
+      <w:proofErr w:type="spellStart"/>
+      <w:proofErr w:type="gramEnd"/>
+      <w:r>
+        <w:t>cout</w:t>
+      </w:r>
+      <w:proofErr w:type="spellEnd"/>
+      <w:r>
+        <w:t xml:space="preserve"> &lt;&lt; "Visits: " &lt;&lt; visits &lt;&lt; "\n";</w:t>
+      </w:r>
+    </w:p>
+    <w:p>
+      <w:r>
+        <w:t>}</w:t>
+      </w:r>
+    </w:p>
+    <w:p>
+      <w:r>
+        <w:t>Usage:</w:t>
+      </w:r>
+    </w:p>
+    <w:p>
+      <w:r>
+        <w:t xml:space="preserve">int </w:t>
+      </w:r>
+      <w:proofErr w:type="gramStart"/>
+      <w:r>
+        <w:t>main(</w:t>
+      </w:r>
+      <w:proofErr w:type="gramEnd"/>
+      <w:r>
+        <w:t>) {</w:t>
+      </w:r>
+    </w:p>
+    <w:p/>
+    <w:p>
+      <w:r>
+        <w:t xml:space="preserve">    </w:t>
+      </w:r>
+      <w:proofErr w:type="spellStart"/>
+      <w:proofErr w:type="gramStart"/>
+      <w:r>
+        <w:t>visitCounter</w:t>
+      </w:r>
+      <w:proofErr w:type="spellEnd"/>
+      <w:r>
+        <w:t>(</w:t>
+      </w:r>
+      <w:proofErr w:type="gramEnd"/>
+      <w:r>
+        <w:t>);</w:t>
+      </w:r>
+    </w:p>
+    <w:p>
+      <w:r>
+        <w:t xml:space="preserve">    </w:t>
+      </w:r>
+      <w:proofErr w:type="spellStart"/>
+      <w:proofErr w:type="gramStart"/>
+      <w:r>
+        <w:t>visitCounter</w:t>
+      </w:r>
+      <w:proofErr w:type="spellEnd"/>
+      <w:r>
+        <w:t>(</w:t>
+      </w:r>
+      <w:proofErr w:type="gramEnd"/>
+      <w:r>
+        <w:t>);</w:t>
+      </w:r>
+    </w:p>
+    <w:p/>
+    <w:p>
+      <w:r>
+        <w:t xml:space="preserve">    // Some other code</w:t>
+      </w:r>
+    </w:p>
+    <w:p/>
+    <w:p>
+      <w:r>
+        <w:t xml:space="preserve">    </w:t>
+      </w:r>
+      <w:proofErr w:type="spellStart"/>
+      <w:proofErr w:type="gramStart"/>
+      <w:r>
+        <w:t>visitCounter</w:t>
+      </w:r>
+      <w:proofErr w:type="spellEnd"/>
+      <w:r>
+        <w:t>(</w:t>
+      </w:r>
+      <w:proofErr w:type="gramEnd"/>
+      <w:r>
+        <w:t>);</w:t>
+      </w:r>
+    </w:p>
+    <w:p>
+      <w:r>
+        <w:t>}</w:t>
+      </w:r>
+    </w:p>
+    <w:p>
+      <w:r>
+        <w:lastRenderedPageBreak/>
+        <w:t>Output:</w:t>
+      </w:r>
+    </w:p>
+    <w:p>
+      <w:r>
+        <w:t>Visits: 1</w:t>
+      </w:r>
+    </w:p>
+    <w:p>
+      <w:r>
+        <w:t>Visits: 2</w:t>
+      </w:r>
+    </w:p>
+    <w:p>
+      <w:r>
+        <w:t>Visits: 3</w:t>
+      </w:r>
+    </w:p>
+    <w:p>
+      <w:r>
+        <w:t>The interesting design here is:</w:t>
+      </w:r>
+    </w:p>
+    <w:p>
+      <w:r>
+        <w:t xml:space="preserve">Global variable? </w:t>
+      </w:r>
+      <w:r>
+        <w:rPr>
+          <w:rFonts w:ascii="Segoe UI Emoji" w:hAnsi="Segoe UI Emoji" w:cs="Segoe UI Emoji"/>
+        </w:rPr>
+        <w:t>❌</w:t>
+      </w:r>
+    </w:p>
+    <w:p/>
+    <w:p>
+      <w:r>
+        <w:t xml:space="preserve">Variable visible everywhere? </w:t>
+      </w:r>
+      <w:r>
+        <w:rPr>
+          <w:rFonts w:ascii="Segoe UI Emoji" w:hAnsi="Segoe UI Emoji" w:cs="Segoe UI Emoji"/>
+        </w:rPr>
+        <w:t>❌</w:t>
+      </w:r>
+    </w:p>
+    <w:p/>
+    <w:p>
+      <w:r>
+        <w:t xml:space="preserve">Value remembered between calls? </w:t>
+      </w:r>
+      <w:r>
+        <w:rPr>
+          <w:rFonts w:ascii="Segoe UI Emoji" w:hAnsi="Segoe UI Emoji" w:cs="Segoe UI Emoji"/>
+        </w:rPr>
+        <w:t>✅</w:t>
+      </w:r>
+    </w:p>
+    <w:p/>
+    <w:p>
+      <w:r>
+        <w:t xml:space="preserve">Accessible only inside the function? </w:t>
+      </w:r>
+      <w:r>
+        <w:rPr>
+          <w:rFonts w:ascii="Segoe UI Emoji" w:hAnsi="Segoe UI Emoji" w:cs="Segoe UI Emoji"/>
+        </w:rPr>
+        <w:t>✅</w:t>
+      </w:r>
+    </w:p>
+    <w:p>
+      <w:r>
+        <w:t>That is exactly why static local variables exist.</w:t>
+      </w:r>
+    </w:p>
+    <w:p>
+      <w:r>
+        <w:pict w14:anchorId="2D0C323B">
+          <v:rect id="_x0000_i1336" style="width:0;height:1.5pt" o:hralign="center" o:hrstd="t" o:hr="t" fillcolor="#a0a0a0" stroked="f"/>
+        </w:pict>
+      </w:r>
+    </w:p>
+    <w:p>
+      <w:pPr>
+        <w:rPr>
+          <w:b/>
+          <w:bCs/>
+        </w:rPr>
+      </w:pPr>
+      <w:r>
+        <w:rPr>
+          <w:b/>
+          <w:bCs/>
+        </w:rPr>
+        <w:t>11. Another Important Example — Local vs Static</w:t>
+      </w:r>
+    </w:p>
+    <w:p>
+      <w:r>
+        <w:t>Study this before attempting the questions.</w:t>
+      </w:r>
+    </w:p>
+    <w:p>
+      <w:r>
+        <w:t xml:space="preserve">void </w:t>
+      </w:r>
+      <w:proofErr w:type="gramStart"/>
+      <w:r>
+        <w:t>normal(</w:t>
+      </w:r>
+      <w:proofErr w:type="gramEnd"/>
+      <w:r>
+        <w:t>) {</w:t>
+      </w:r>
+    </w:p>
+    <w:p>
+      <w:r>
+        <w:t xml:space="preserve">    int x = 0;</w:t>
+      </w:r>
+    </w:p>
+    <w:p>
+      <w:r>
+        <w:t xml:space="preserve">    x++;</w:t>
+      </w:r>
+    </w:p>
+    <w:p/>
+    <w:p>
+      <w:r>
+        <w:t xml:space="preserve">    </w:t>
+      </w:r>
+      <w:proofErr w:type="gramStart"/>
+      <w:r>
+        <w:t>std::</w:t>
+      </w:r>
+      <w:proofErr w:type="spellStart"/>
+      <w:proofErr w:type="gramEnd"/>
+      <w:r>
+        <w:t>cout</w:t>
+      </w:r>
+      <w:proofErr w:type="spellEnd"/>
+      <w:r>
+        <w:t xml:space="preserve"> &lt;&lt; x &lt;&lt; " ";</w:t>
+      </w:r>
+    </w:p>
+    <w:p>
+      <w:r>
+        <w:t>}</w:t>
+      </w:r>
+    </w:p>
+    <w:p/>
+    <w:p>
+      <w:r>
+        <w:t xml:space="preserve">void </w:t>
+      </w:r>
+      <w:proofErr w:type="gramStart"/>
+      <w:r>
+        <w:t>persistent(</w:t>
+      </w:r>
+      <w:proofErr w:type="gramEnd"/>
+      <w:r>
+        <w:t>) {</w:t>
+      </w:r>
+    </w:p>
+    <w:p>
+      <w:r>
+        <w:t xml:space="preserve">    static int x = 0;</w:t>
+      </w:r>
+    </w:p>
+    <w:p>
+      <w:r>
+        <w:t xml:space="preserve">    x++;</w:t>
+      </w:r>
+    </w:p>
+    <w:p/>
+    <w:p>
+      <w:r>
+        <w:t xml:space="preserve">    </w:t>
+      </w:r>
+      <w:proofErr w:type="gramStart"/>
+      <w:r>
+        <w:t>std::</w:t>
+      </w:r>
+      <w:proofErr w:type="spellStart"/>
+      <w:proofErr w:type="gramEnd"/>
+      <w:r>
+        <w:t>cout</w:t>
+      </w:r>
+      <w:proofErr w:type="spellEnd"/>
+      <w:r>
+        <w:t xml:space="preserve"> &lt;&lt; x &lt;&lt; " ";</w:t>
+      </w:r>
+    </w:p>
+    <w:p>
+      <w:r>
+        <w:t>}</w:t>
+      </w:r>
+    </w:p>
+    <w:p/>
+    <w:p>
+      <w:r>
+        <w:lastRenderedPageBreak/>
+        <w:t xml:space="preserve">int </w:t>
+      </w:r>
+      <w:proofErr w:type="gramStart"/>
+      <w:r>
+        <w:t>main(</w:t>
+      </w:r>
+      <w:proofErr w:type="gramEnd"/>
+      <w:r>
+        <w:t>) {</w:t>
+      </w:r>
+    </w:p>
+    <w:p>
+      <w:r>
+        <w:t xml:space="preserve">    </w:t>
+      </w:r>
+      <w:proofErr w:type="gramStart"/>
+      <w:r>
+        <w:t>normal(</w:t>
+      </w:r>
+      <w:proofErr w:type="gramEnd"/>
+      <w:r>
+        <w:t>);</w:t>
+      </w:r>
+    </w:p>
+    <w:p>
+      <w:r>
+        <w:t xml:space="preserve">    </w:t>
+      </w:r>
+      <w:proofErr w:type="gramStart"/>
+      <w:r>
+        <w:t>normal(</w:t>
+      </w:r>
+      <w:proofErr w:type="gramEnd"/>
+      <w:r>
+        <w:t>);</w:t>
+      </w:r>
+    </w:p>
+    <w:p>
+      <w:r>
+        <w:t xml:space="preserve">    </w:t>
+      </w:r>
+      <w:proofErr w:type="gramStart"/>
+      <w:r>
+        <w:t>normal(</w:t>
+      </w:r>
+      <w:proofErr w:type="gramEnd"/>
+      <w:r>
+        <w:t>);</w:t>
+      </w:r>
+    </w:p>
+    <w:p/>
+    <w:p>
+      <w:r>
+        <w:t xml:space="preserve">    </w:t>
+      </w:r>
+      <w:proofErr w:type="gramStart"/>
+      <w:r>
+        <w:t>std::</w:t>
+      </w:r>
+      <w:proofErr w:type="spellStart"/>
+      <w:proofErr w:type="gramEnd"/>
+      <w:r>
+        <w:t>cout</w:t>
+      </w:r>
+      <w:proofErr w:type="spellEnd"/>
+      <w:r>
+        <w:t xml:space="preserve"> &lt;&lt; "\n";</w:t>
+      </w:r>
+    </w:p>
+    <w:p/>
+    <w:p>
+      <w:r>
+        <w:t xml:space="preserve">    </w:t>
+      </w:r>
+      <w:proofErr w:type="gramStart"/>
+      <w:r>
+        <w:t>persistent(</w:t>
+      </w:r>
+      <w:proofErr w:type="gramEnd"/>
+      <w:r>
+        <w:t>);</w:t>
+      </w:r>
+    </w:p>
+    <w:p>
+      <w:r>
+        <w:t xml:space="preserve">    </w:t>
+      </w:r>
+      <w:proofErr w:type="gramStart"/>
+      <w:r>
+        <w:t>persistent(</w:t>
+      </w:r>
+      <w:proofErr w:type="gramEnd"/>
+      <w:r>
+        <w:t>);</w:t>
+      </w:r>
+    </w:p>
+    <w:p>
+      <w:r>
+        <w:t xml:space="preserve">    </w:t>
+      </w:r>
+      <w:proofErr w:type="gramStart"/>
+      <w:r>
+        <w:t>persistent(</w:t>
+      </w:r>
+      <w:proofErr w:type="gramEnd"/>
+      <w:r>
+        <w:t>);</w:t>
+      </w:r>
+    </w:p>
+    <w:p>
+      <w:r>
+        <w:t>}</w:t>
+      </w:r>
+    </w:p>
+    <w:p>
+      <w:r>
+        <w:t>Before running it, predict:</w:t>
+      </w:r>
+    </w:p>
+    <w:p>
+      <w:r>
+        <w:t>normal:</w:t>
+      </w:r>
+    </w:p>
+    <w:p>
+      <w:r>
+        <w:t>?</w:t>
+      </w:r>
+    </w:p>
+    <w:p/>
+    <w:p>
+      <w:r>
+        <w:t>persistent:</w:t>
+      </w:r>
+    </w:p>
+    <w:p>
+      <w:r>
+        <w:t>?</w:t>
+      </w:r>
+    </w:p>
+    <w:p>
+      <w:r>
+        <w:t>Do not immediately compile it.</w:t>
+      </w:r>
+    </w:p>
+    <w:p>
+      <w:r>
+        <w:t>Try to mentally simulate each function call.</w:t>
+      </w:r>
+    </w:p>
+    <w:p>
+      <w:r>
+        <w:pict w14:anchorId="47EFC11F">
+          <v:rect id="_x0000_i1337" style="width:0;height:1.5pt" o:hralign="center" o:hrstd="t" o:hr="t" fillcolor="#a0a0a0" stroked="f"/>
+        </w:pict>
+      </w:r>
+    </w:p>
+    <w:p>
+      <w:pPr>
+        <w:rPr>
+          <w:b/>
+          <w:bCs/>
+        </w:rPr>
+      </w:pPr>
+      <w:r>
+        <w:rPr>
+          <w:b/>
+          <w:bCs/>
+        </w:rPr>
+        <w:t>12. Scope Trap — Variable Shadowing</w:t>
+      </w:r>
+    </w:p>
+    <w:p>
+      <w:r>
+        <w:t>This is an important concept.</w:t>
+      </w:r>
+    </w:p>
+    <w:p>
+      <w:r>
+        <w:t>int x = 100;</w:t>
+      </w:r>
+    </w:p>
+    <w:p/>
+    <w:p>
+      <w:r>
+        <w:t xml:space="preserve">int </w:t>
+      </w:r>
+      <w:proofErr w:type="gramStart"/>
+      <w:r>
+        <w:t>main(</w:t>
+      </w:r>
+      <w:proofErr w:type="gramEnd"/>
+      <w:r>
+        <w:t>) {</w:t>
+      </w:r>
+    </w:p>
+    <w:p/>
+    <w:p>
+      <w:r>
+        <w:t xml:space="preserve">    int x = 50;</w:t>
+      </w:r>
+    </w:p>
+    <w:p/>
+    <w:p>
+      <w:r>
+        <w:t xml:space="preserve">    {</w:t>
+      </w:r>
+    </w:p>
+    <w:p>
+      <w:r>
+        <w:t xml:space="preserve">        int x = 10;</w:t>
+      </w:r>
+    </w:p>
+    <w:p/>
+    <w:p>
+      <w:r>
+        <w:lastRenderedPageBreak/>
+        <w:t xml:space="preserve">        </w:t>
+      </w:r>
+      <w:proofErr w:type="gramStart"/>
+      <w:r>
+        <w:t>std::</w:t>
+      </w:r>
+      <w:proofErr w:type="spellStart"/>
+      <w:proofErr w:type="gramEnd"/>
+      <w:r>
+        <w:t>cout</w:t>
+      </w:r>
+      <w:proofErr w:type="spellEnd"/>
+      <w:r>
+        <w:t xml:space="preserve"> &lt;&lt; x &lt;&lt; "\n";</w:t>
+      </w:r>
+    </w:p>
+    <w:p>
+      <w:r>
+        <w:t xml:space="preserve">    }</w:t>
+      </w:r>
+    </w:p>
+    <w:p/>
+    <w:p>
+      <w:r>
+        <w:t xml:space="preserve">    </w:t>
+      </w:r>
+      <w:proofErr w:type="gramStart"/>
+      <w:r>
+        <w:t>std::</w:t>
+      </w:r>
+      <w:proofErr w:type="spellStart"/>
+      <w:proofErr w:type="gramEnd"/>
+      <w:r>
+        <w:t>cout</w:t>
+      </w:r>
+      <w:proofErr w:type="spellEnd"/>
+      <w:r>
+        <w:t xml:space="preserve"> &lt;&lt; x &lt;&lt; "\n";</w:t>
+      </w:r>
+    </w:p>
+    <w:p>
+      <w:r>
+        <w:t>}</w:t>
+      </w:r>
+    </w:p>
+    <w:p>
+      <w:r>
+        <w:t xml:space="preserve">There are </w:t>
+      </w:r>
+      <w:r>
+        <w:rPr>
+          <w:b/>
+          <w:bCs/>
+        </w:rPr>
+        <w:t>three different variables</w:t>
+      </w:r>
+      <w:r>
+        <w:t xml:space="preserve"> named x.</w:t>
+      </w:r>
+    </w:p>
+    <w:p>
+      <w:r>
+        <w:t>Conceptually:</w:t>
+      </w:r>
+    </w:p>
+    <w:p>
+      <w:r>
+        <w:t>Global x = 100</w:t>
+      </w:r>
+    </w:p>
+    <w:p/>
+    <w:p>
+      <w:r>
+        <w:t>main x = 50</w:t>
+      </w:r>
+    </w:p>
+    <w:p/>
+    <w:p>
+      <w:r>
+        <w:t>inner block x = 10</w:t>
+      </w:r>
+    </w:p>
+    <w:p>
+      <w:r>
+        <w:t>Inside the inner block:</w:t>
+      </w:r>
+    </w:p>
+    <w:p>
+      <w:proofErr w:type="gramStart"/>
+      <w:r>
+        <w:t>std::</w:t>
+      </w:r>
+      <w:proofErr w:type="spellStart"/>
+      <w:proofErr w:type="gramEnd"/>
+      <w:r>
+        <w:t>cout</w:t>
+      </w:r>
+      <w:proofErr w:type="spellEnd"/>
+      <w:r>
+        <w:t xml:space="preserve"> &lt;&lt; x;</w:t>
+      </w:r>
+    </w:p>
+    <w:p>
+      <w:r>
+        <w:t>prints:</w:t>
+      </w:r>
+    </w:p>
+    <w:p>
+      <w:r>
+        <w:t>10</w:t>
+      </w:r>
+    </w:p>
+    <w:p>
+      <w:r>
+        <w:t>After leaving the block:</w:t>
+      </w:r>
+    </w:p>
+    <w:p>
+      <w:proofErr w:type="gramStart"/>
+      <w:r>
+        <w:t>std::</w:t>
+      </w:r>
+      <w:proofErr w:type="spellStart"/>
+      <w:proofErr w:type="gramEnd"/>
+      <w:r>
+        <w:t>cout</w:t>
+      </w:r>
+      <w:proofErr w:type="spellEnd"/>
+      <w:r>
+        <w:t xml:space="preserve"> &lt;&lt; x;</w:t>
+      </w:r>
+    </w:p>
+    <w:p>
+      <w:r>
+        <w:t>prints:</w:t>
+      </w:r>
+    </w:p>
+    <w:p>
+      <w:r>
+        <w:t>50</w:t>
+      </w:r>
+    </w:p>
+    <w:p>
+      <w:r>
+        <w:t xml:space="preserve">The inner variable temporarily </w:t>
+      </w:r>
+      <w:r>
+        <w:rPr>
+          <w:b/>
+          <w:bCs/>
+        </w:rPr>
+        <w:t>shadows</w:t>
+      </w:r>
+      <w:r>
+        <w:t xml:space="preserve"> the outer one.</w:t>
+      </w:r>
+    </w:p>
+    <w:p>
+      <w:r>
+        <w:t>For clean interview and production code, avoid unnecessary shadowing because it makes programs harder to read and debug.</w:t>
+      </w:r>
+    </w:p>
+    <w:p>
+      <w:r>
+        <w:pict w14:anchorId="53D0AB3C">
+          <v:rect id="_x0000_i1338" style="width:0;height:1.5pt" o:hralign="center" o:hrstd="t" o:hr="t" fillcolor="#a0a0a0" stroked="f"/>
+        </w:pict>
+      </w:r>
+    </w:p>
+    <w:p>
+      <w:pPr>
+        <w:rPr>
+          <w:b/>
+          <w:bCs/>
+        </w:rPr>
+      </w:pPr>
+      <w:r>
+        <w:rPr>
+          <w:b/>
+          <w:bCs/>
+        </w:rPr>
+        <w:t>13. DSA and Programming Relevance</w:t>
+      </w:r>
+    </w:p>
+    <w:p>
+      <w:r>
+        <w:t>You might think:</w:t>
+      </w:r>
+    </w:p>
+    <w:p>
+      <w:r>
+        <w:t xml:space="preserve">"How </w:t>
+      </w:r>
+      <w:proofErr w:type="gramStart"/>
+      <w:r>
+        <w:t>is</w:t>
+      </w:r>
+      <w:proofErr w:type="gramEnd"/>
+      <w:r>
+        <w:t xml:space="preserve"> scope and lifetime related to DSA?"</w:t>
+      </w:r>
+    </w:p>
+    <w:p>
+      <w:r>
+        <w:t>Actually, this is foundational.</w:t>
+      </w:r>
+    </w:p>
+    <w:p>
+      <w:pPr>
+        <w:rPr>
+          <w:b/>
+          <w:bCs/>
+        </w:rPr>
+      </w:pPr>
+      <w:r>
+        <w:rPr>
+          <w:b/>
+          <w:bCs/>
+        </w:rPr>
+        <w:t>1. Recursive Algorithms</w:t>
+      </w:r>
+    </w:p>
+    <w:p>
+      <w:r>
+        <w:t>Later, you may write:</w:t>
+      </w:r>
+    </w:p>
+    <w:p>
+      <w:r>
+        <w:t xml:space="preserve">int </w:t>
+      </w:r>
+      <w:proofErr w:type="gramStart"/>
+      <w:r>
+        <w:t>factorial(</w:t>
+      </w:r>
+      <w:proofErr w:type="gramEnd"/>
+      <w:r>
+        <w:t>int n) {</w:t>
+      </w:r>
+    </w:p>
+    <w:p>
+      <w:r>
+        <w:lastRenderedPageBreak/>
+        <w:t xml:space="preserve">    if (n == 0) {</w:t>
+      </w:r>
+    </w:p>
+    <w:p>
+      <w:r>
+        <w:t xml:space="preserve">        return 1;</w:t>
+      </w:r>
+    </w:p>
+    <w:p>
+      <w:r>
+        <w:t xml:space="preserve">    }</w:t>
+      </w:r>
+    </w:p>
+    <w:p/>
+    <w:p>
+      <w:r>
+        <w:t xml:space="preserve">    return n * </w:t>
+      </w:r>
+      <w:proofErr w:type="gramStart"/>
+      <w:r>
+        <w:t>factorial(</w:t>
+      </w:r>
+      <w:proofErr w:type="gramEnd"/>
+      <w:r>
+        <w:t>n - 1);</w:t>
+      </w:r>
+    </w:p>
+    <w:p>
+      <w:r>
+        <w:t>}</w:t>
+      </w:r>
+    </w:p>
+    <w:p>
+      <w:r>
+        <w:t>Every recursive call has its own local n.</w:t>
+      </w:r>
+    </w:p>
+    <w:p>
+      <w:r>
+        <w:t>Conceptually:</w:t>
+      </w:r>
+    </w:p>
+    <w:p>
+      <w:proofErr w:type="gramStart"/>
+      <w:r>
+        <w:t>factorial(</w:t>
+      </w:r>
+      <w:proofErr w:type="gramEnd"/>
+      <w:r>
+        <w:t>3)</w:t>
+      </w:r>
+    </w:p>
+    <w:p>
+      <w:r>
+        <w:t>│ n = 3</w:t>
+      </w:r>
+    </w:p>
+    <w:p>
+      <w:r>
+        <w:t>│</w:t>
+      </w:r>
+    </w:p>
+    <w:p>
+      <w:r>
+        <w:t xml:space="preserve">└── </w:t>
+      </w:r>
+      <w:proofErr w:type="gramStart"/>
+      <w:r>
+        <w:t>factorial(</w:t>
+      </w:r>
+      <w:proofErr w:type="gramEnd"/>
+      <w:r>
+        <w:t>2)</w:t>
+      </w:r>
+    </w:p>
+    <w:p>
+      <w:r>
+        <w:t xml:space="preserve">    │ n = 2</w:t>
+      </w:r>
+    </w:p>
+    <w:p>
+      <w:r>
+        <w:t xml:space="preserve">    │</w:t>
+      </w:r>
+    </w:p>
+    <w:p>
+      <w:r>
+        <w:t xml:space="preserve">    └── </w:t>
+      </w:r>
+      <w:proofErr w:type="gramStart"/>
+      <w:r>
+        <w:t>factorial(</w:t>
+      </w:r>
+      <w:proofErr w:type="gramEnd"/>
+      <w:r>
+        <w:t>1)</w:t>
+      </w:r>
+    </w:p>
+    <w:p>
+      <w:r>
+        <w:t xml:space="preserve">        │ n = 1</w:t>
+      </w:r>
+    </w:p>
+    <w:p>
+      <w:r>
+        <w:t xml:space="preserve">        │</w:t>
+      </w:r>
+    </w:p>
+    <w:p>
+      <w:r>
+        <w:t xml:space="preserve">        └── </w:t>
+      </w:r>
+      <w:proofErr w:type="gramStart"/>
+      <w:r>
+        <w:t>factorial(</w:t>
+      </w:r>
+      <w:proofErr w:type="gramEnd"/>
+      <w:r>
+        <w:t>0)</w:t>
+      </w:r>
+    </w:p>
+    <w:p>
+      <w:r>
+        <w:t xml:space="preserve">            n = 0</w:t>
+      </w:r>
+    </w:p>
+    <w:p>
+      <w:r>
+        <w:t>Understanding local variable lifetime makes recursion much easier later.</w:t>
+      </w:r>
+    </w:p>
+    <w:p>
+      <w:r>
+        <w:pict w14:anchorId="074608FF">
+          <v:rect id="_x0000_i1339" style="width:0;height:1.5pt" o:hralign="center" o:hrstd="t" o:hr="t" fillcolor="#a0a0a0" stroked="f"/>
+        </w:pict>
+      </w:r>
+    </w:p>
+    <w:p>
+      <w:pPr>
+        <w:rPr>
+          <w:b/>
+          <w:bCs/>
+        </w:rPr>
+      </w:pPr>
+      <w:r>
+        <w:rPr>
+          <w:b/>
+          <w:bCs/>
+        </w:rPr>
+        <w:t>2. Counters and State</w:t>
+      </w:r>
+    </w:p>
+    <w:p>
+      <w:r>
+        <w:t>Sometimes an algorithm needs to preserve information between calls.</w:t>
+      </w:r>
+    </w:p>
+    <w:p>
+      <w:r>
+        <w:t>For example:</w:t>
+      </w:r>
+    </w:p>
+    <w:p>
+      <w:r>
+        <w:t>static int calls = 0;</w:t>
+      </w:r>
+    </w:p>
+    <w:p>
+      <w:r>
+        <w:t xml:space="preserve">This introduces the idea of </w:t>
+      </w:r>
+      <w:r>
+        <w:rPr>
+          <w:b/>
+          <w:bCs/>
+        </w:rPr>
+        <w:t>state</w:t>
+      </w:r>
+      <w:r>
+        <w:t>.</w:t>
+      </w:r>
+    </w:p>
+    <w:p>
+      <w:r>
+        <w:t>A variable can represent information that changes over time.</w:t>
+      </w:r>
+    </w:p>
+    <w:p>
+      <w:r>
+        <w:t>You will later see similar ideas in:</w:t>
+      </w:r>
+    </w:p>
+    <w:p>
+      <w:pPr>
+        <w:numPr>
+          <w:ilvl w:val="0"/>
+          <w:numId w:val="46"/>
+        </w:numPr>
+      </w:pPr>
+      <w:r>
+        <w:t xml:space="preserve">Tree traversal </w:t>
+      </w:r>
+    </w:p>
+    <w:p>
+      <w:pPr>
+        <w:numPr>
+          <w:ilvl w:val="0"/>
+          <w:numId w:val="46"/>
+        </w:numPr>
+      </w:pPr>
+      <w:r>
+        <w:t xml:space="preserve">Graph traversal </w:t>
+      </w:r>
+    </w:p>
+    <w:p>
+      <w:pPr>
+        <w:numPr>
+          <w:ilvl w:val="0"/>
+          <w:numId w:val="46"/>
+        </w:numPr>
+      </w:pPr>
+      <w:r>
+        <w:t xml:space="preserve">Dynamic programming </w:t>
+      </w:r>
+    </w:p>
+    <w:p>
+      <w:pPr>
+        <w:numPr>
+          <w:ilvl w:val="0"/>
+          <w:numId w:val="46"/>
+        </w:numPr>
+      </w:pPr>
+      <w:proofErr w:type="spellStart"/>
+      <w:r>
+        <w:lastRenderedPageBreak/>
+        <w:t>Memoization</w:t>
+      </w:r>
+      <w:proofErr w:type="spellEnd"/>
+      <w:r>
+        <w:t xml:space="preserve"> </w:t>
+      </w:r>
+    </w:p>
+    <w:p>
+      <w:pPr>
+        <w:numPr>
+          <w:ilvl w:val="0"/>
+          <w:numId w:val="46"/>
+        </w:numPr>
+      </w:pPr>
+      <w:r>
+        <w:t xml:space="preserve">Object-oriented programming </w:t>
+      </w:r>
+    </w:p>
+    <w:p>
+      <w:r>
+        <w:pict w14:anchorId="24D3DD34">
+          <v:rect id="_x0000_i1340" style="width:0;height:1.5pt" o:hralign="center" o:hrstd="t" o:hr="t" fillcolor="#a0a0a0" stroked="f"/>
+        </w:pict>
+      </w:r>
+    </w:p>
+    <w:p>
+      <w:pPr>
+        <w:rPr>
+          <w:b/>
+          <w:bCs/>
+        </w:rPr>
+      </w:pPr>
+      <w:r>
+        <w:rPr>
+          <w:b/>
+          <w:bCs/>
+        </w:rPr>
+        <w:t xml:space="preserve">3. Avoiding Unnecessary </w:t>
+      </w:r>
+      <w:proofErr w:type="spellStart"/>
+      <w:r>
+        <w:rPr>
+          <w:b/>
+          <w:bCs/>
+        </w:rPr>
+        <w:t>Globals</w:t>
+      </w:r>
+      <w:proofErr w:type="spellEnd"/>
+    </w:p>
+    <w:p>
+      <w:r>
+        <w:t>Good DSA code usually tries to keep functions reasonably independent.</w:t>
+      </w:r>
+    </w:p>
+    <w:p>
+      <w:r>
+        <w:t>Instead of:</w:t>
+      </w:r>
+    </w:p>
+    <w:p>
+      <w:r>
+        <w:t>int answer;</w:t>
+      </w:r>
+    </w:p>
+    <w:p/>
+    <w:p>
+      <w:r>
+        <w:t xml:space="preserve">void </w:t>
+      </w:r>
+      <w:proofErr w:type="gramStart"/>
+      <w:r>
+        <w:t>solve(</w:t>
+      </w:r>
+      <w:proofErr w:type="gramEnd"/>
+      <w:r>
+        <w:t>) {</w:t>
+      </w:r>
+    </w:p>
+    <w:p>
+      <w:r>
+        <w:t xml:space="preserve">    // secretly modifies answer</w:t>
+      </w:r>
+    </w:p>
+    <w:p>
+      <w:r>
+        <w:t>}</w:t>
+      </w:r>
+    </w:p>
+    <w:p>
+      <w:r>
+        <w:t>you often prefer:</w:t>
+      </w:r>
+    </w:p>
+    <w:p>
+      <w:r>
+        <w:t xml:space="preserve">int </w:t>
+      </w:r>
+      <w:proofErr w:type="gramStart"/>
+      <w:r>
+        <w:t>solve(</w:t>
+      </w:r>
+      <w:proofErr w:type="gramEnd"/>
+      <w:r>
+        <w:t>) {</w:t>
+      </w:r>
+    </w:p>
+    <w:p>
+      <w:r>
+        <w:t xml:space="preserve">    int answer = 0;</w:t>
+      </w:r>
+    </w:p>
+    <w:p/>
+    <w:p>
+      <w:r>
+        <w:t xml:space="preserve">    // calculate</w:t>
+      </w:r>
+    </w:p>
+    <w:p/>
+    <w:p>
+      <w:r>
+        <w:t xml:space="preserve">    return answer;</w:t>
+      </w:r>
+    </w:p>
+    <w:p>
+      <w:r>
+        <w:t>}</w:t>
+      </w:r>
+    </w:p>
+    <w:p>
+      <w:r>
+        <w:t>Why?</w:t>
+      </w:r>
+    </w:p>
+    <w:p>
+      <w:r>
+        <w:t>Because the function is easier to:</w:t>
+      </w:r>
+    </w:p>
+    <w:p>
+      <w:pPr>
+        <w:numPr>
+          <w:ilvl w:val="0"/>
+          <w:numId w:val="47"/>
+        </w:numPr>
+      </w:pPr>
+      <w:r>
+        <w:t xml:space="preserve">Understand </w:t>
+      </w:r>
+    </w:p>
+    <w:p>
+      <w:pPr>
+        <w:numPr>
+          <w:ilvl w:val="0"/>
+          <w:numId w:val="47"/>
+        </w:numPr>
+      </w:pPr>
+      <w:r>
+        <w:t xml:space="preserve">Test </w:t>
+      </w:r>
+    </w:p>
+    <w:p>
+      <w:pPr>
+        <w:numPr>
+          <w:ilvl w:val="0"/>
+          <w:numId w:val="47"/>
+        </w:numPr>
+      </w:pPr>
+      <w:r>
+        <w:t xml:space="preserve">Reuse </w:t>
+      </w:r>
+    </w:p>
+    <w:p>
+      <w:pPr>
+        <w:numPr>
+          <w:ilvl w:val="0"/>
+          <w:numId w:val="47"/>
+        </w:numPr>
+      </w:pPr>
+      <w:r>
+        <w:t xml:space="preserve">Debug </w:t>
+      </w:r>
+    </w:p>
+    <w:p>
+      <w:r>
+        <w:t>This is directly connected to the modular programming you started in Days 15 and 16.</w:t>
+      </w:r>
+    </w:p>
+    <w:p>
+      <w:r>
+        <w:pict w14:anchorId="6ED9E110">
+          <v:rect id="_x0000_i1341" style="width:0;height:1.5pt" o:hralign="center" o:hrstd="t" o:hr="t" fillcolor="#a0a0a0" stroked="f"/>
+        </w:pict>
+      </w:r>
+    </w:p>
+    <w:p>
+      <w:pPr>
+        <w:rPr>
+          <w:b/>
+          <w:bCs/>
+        </w:rPr>
+      </w:pPr>
+      <w:r>
+        <w:rPr>
+          <w:rFonts w:ascii="Segoe UI Emoji" w:hAnsi="Segoe UI Emoji" w:cs="Segoe UI Emoji"/>
+          <w:b/>
+          <w:bCs/>
+        </w:rPr>
+        <w:t>🧠</w:t>
+      </w:r>
+      <w:r>
+        <w:rPr>
+          <w:b/>
+          <w:bCs/>
+        </w:rPr>
+        <w:t xml:space="preserve"> Day 17 Mental Model</w:t>
+      </w:r>
+    </w:p>
+    <w:p>
+      <w:r>
+        <w:t>Whenever you see a variable, ask these three questions:</w:t>
+      </w:r>
+    </w:p>
+    <w:p>
+      <w:pPr>
+        <w:rPr>
+          <w:b/>
+          <w:bCs/>
+        </w:rPr>
+      </w:pPr>
+      <w:r>
+        <w:rPr>
+          <w:b/>
+          <w:bCs/>
+        </w:rPr>
+        <w:t>Question 1</w:t>
+      </w:r>
+    </w:p>
+    <w:p>
+      <w:r>
+        <w:t>Where was it declared?</w:t>
+      </w:r>
+    </w:p>
+    <w:p>
+      <w:r>
+        <w:lastRenderedPageBreak/>
+        <w:t>This helps determine its scope.</w:t>
+      </w:r>
+    </w:p>
+    <w:p>
+      <w:pPr>
+        <w:rPr>
+          <w:b/>
+          <w:bCs/>
+        </w:rPr>
+      </w:pPr>
+      <w:r>
+        <w:rPr>
+          <w:b/>
+          <w:bCs/>
+        </w:rPr>
+        <w:t>Question 2</w:t>
+      </w:r>
+    </w:p>
+    <w:p>
+      <w:r>
+        <w:t>When is it created?</w:t>
+      </w:r>
+    </w:p>
+    <w:p>
+      <w:pPr>
+        <w:rPr>
+          <w:b/>
+          <w:bCs/>
+        </w:rPr>
+      </w:pPr>
+      <w:r>
+        <w:rPr>
+          <w:b/>
+          <w:bCs/>
+        </w:rPr>
+        <w:t>Question 3</w:t>
+      </w:r>
+    </w:p>
+    <w:p>
+      <w:r>
+        <w:t>When is it destroyed?</w:t>
+      </w:r>
+    </w:p>
+    <w:p>
+      <w:r>
+        <w:t xml:space="preserve">That gives you its lifetime </w:t>
+      </w:r>
+      <w:proofErr w:type="spellStart"/>
+      <w:r>
+        <w:t>behavior</w:t>
+      </w:r>
+      <w:proofErr w:type="spellEnd"/>
+      <w:r>
+        <w:t>.</w:t>
+      </w:r>
+    </w:p>
+    <w:p>
+      <w:r>
+        <w:t>And if you see:</w:t>
+      </w:r>
+    </w:p>
+    <w:p>
+      <w:r>
+        <w:t>static int x;</w:t>
+      </w:r>
+    </w:p>
+    <w:p>
+      <w:r>
+        <w:t>ask:</w:t>
+      </w:r>
+    </w:p>
+    <w:p>
+      <w:r>
+        <w:t>Is it initialized every function call?</w:t>
+      </w:r>
+    </w:p>
+    <w:p>
+      <w:r>
+        <w:t>Answer:</w:t>
+      </w:r>
+    </w:p>
+    <w:p>
+      <w:r>
+        <w:rPr>
+          <w:b/>
+          <w:bCs/>
+        </w:rPr>
+        <w:t>No.</w:t>
+      </w:r>
+    </w:p>
+    <w:p>
+      <w:r>
+        <w:t>It is initialized once, then retains its value between calls.</w:t>
+      </w:r>
+    </w:p>
+    <w:p/>
+    <w:p/>
+    <w:p/>
     <w:p/>
     <w:p/>
     <w:p/>
@@ -36196,6 +41933,119 @@
     </w:lvl>
   </w:abstractNum>
   <w:abstractNum w:abstractNumId="13" w15:restartNumberingAfterBreak="0">
+    <w:nsid w:val="2A6B7AE8"/>
+    <w:multiLevelType w:val="multilevel"/>
+    <w:tmpl w:val="D658812E"/>
+    <w:lvl w:ilvl="0">
+      <w:start w:val="1"/>
+      <w:numFmt w:val="decimal"/>
+      <w:lvlText w:val="%1."/>
+      <w:lvlJc w:val="left"/>
+      <w:pPr>
+        <w:tabs>
+          <w:tab w:val="num" w:pos="720"/>
+        </w:tabs>
+        <w:ind w:left="720" w:hanging="360"/>
+      </w:pPr>
+    </w:lvl>
+    <w:lvl w:ilvl="1" w:tentative="1">
+      <w:start w:val="1"/>
+      <w:numFmt w:val="decimal"/>
+      <w:lvlText w:val="%2."/>
+      <w:lvlJc w:val="left"/>
+      <w:pPr>
+        <w:tabs>
+          <w:tab w:val="num" w:pos="1440"/>
+        </w:tabs>
+        <w:ind w:left="1440" w:hanging="360"/>
+      </w:pPr>
+    </w:lvl>
+    <w:lvl w:ilvl="2" w:tentative="1">
+      <w:start w:val="1"/>
+      <w:numFmt w:val="decimal"/>
+      <w:lvlText w:val="%3."/>
+      <w:lvlJc w:val="left"/>
+      <w:pPr>
+        <w:tabs>
+          <w:tab w:val="num" w:pos="2160"/>
+        </w:tabs>
+        <w:ind w:left="2160" w:hanging="360"/>
+      </w:pPr>
+    </w:lvl>
+    <w:lvl w:ilvl="3" w:tentative="1">
+      <w:start w:val="1"/>
+      <w:numFmt w:val="decimal"/>
+      <w:lvlText w:val="%4."/>
+      <w:lvlJc w:val="left"/>
+      <w:pPr>
+        <w:tabs>
+          <w:tab w:val="num" w:pos="2880"/>
+        </w:tabs>
+        <w:ind w:left="2880" w:hanging="360"/>
+      </w:pPr>
+    </w:lvl>
+    <w:lvl w:ilvl="4" w:tentative="1">
+      <w:start w:val="1"/>
+      <w:numFmt w:val="decimal"/>
+      <w:lvlText w:val="%5."/>
+      <w:lvlJc w:val="left"/>
+      <w:pPr>
+        <w:tabs>
+          <w:tab w:val="num" w:pos="3600"/>
+        </w:tabs>
+        <w:ind w:left="3600" w:hanging="360"/>
+      </w:pPr>
+    </w:lvl>
+    <w:lvl w:ilvl="5" w:tentative="1">
+      <w:start w:val="1"/>
+      <w:numFmt w:val="decimal"/>
+      <w:lvlText w:val="%6."/>
+      <w:lvlJc w:val="left"/>
+      <w:pPr>
+        <w:tabs>
+          <w:tab w:val="num" w:pos="4320"/>
+        </w:tabs>
+        <w:ind w:left="4320" w:hanging="360"/>
+      </w:pPr>
+    </w:lvl>
+    <w:lvl w:ilvl="6" w:tentative="1">
+      <w:start w:val="1"/>
+      <w:numFmt w:val="decimal"/>
+      <w:lvlText w:val="%7."/>
+      <w:lvlJc w:val="left"/>
+      <w:pPr>
+        <w:tabs>
+          <w:tab w:val="num" w:pos="5040"/>
+        </w:tabs>
+        <w:ind w:left="5040" w:hanging="360"/>
+      </w:pPr>
+    </w:lvl>
+    <w:lvl w:ilvl="7" w:tentative="1">
+      <w:start w:val="1"/>
+      <w:numFmt w:val="decimal"/>
+      <w:lvlText w:val="%8."/>
+      <w:lvlJc w:val="left"/>
+      <w:pPr>
+        <w:tabs>
+          <w:tab w:val="num" w:pos="5760"/>
+        </w:tabs>
+        <w:ind w:left="5760" w:hanging="360"/>
+      </w:pPr>
+    </w:lvl>
+    <w:lvl w:ilvl="8" w:tentative="1">
+      <w:start w:val="1"/>
+      <w:numFmt w:val="decimal"/>
+      <w:lvlText w:val="%9."/>
+      <w:lvlJc w:val="left"/>
+      <w:pPr>
+        <w:tabs>
+          <w:tab w:val="num" w:pos="6480"/>
+        </w:tabs>
+        <w:ind w:left="6480" w:hanging="360"/>
+      </w:pPr>
+    </w:lvl>
+  </w:abstractNum>
+  <w:abstractNum w:abstractNumId="14" w15:restartNumberingAfterBreak="0">
     <w:nsid w:val="2B4E795F"/>
     <w:multiLevelType w:val="multilevel"/>
     <w:tmpl w:val="0088AA32"/>
@@ -36344,7 +42194,7 @@
       </w:rPr>
     </w:lvl>
   </w:abstractNum>
-  <w:abstractNum w:abstractNumId="14" w15:restartNumberingAfterBreak="0">
+  <w:abstractNum w:abstractNumId="15" w15:restartNumberingAfterBreak="0">
     <w:nsid w:val="2D363399"/>
     <w:multiLevelType w:val="multilevel"/>
     <w:tmpl w:val="7BA0085A"/>
@@ -36457,7 +42307,7 @@
       </w:pPr>
     </w:lvl>
   </w:abstractNum>
-  <w:abstractNum w:abstractNumId="15" w15:restartNumberingAfterBreak="0">
+  <w:abstractNum w:abstractNumId="16" w15:restartNumberingAfterBreak="0">
     <w:nsid w:val="2E176B7F"/>
     <w:multiLevelType w:val="multilevel"/>
     <w:tmpl w:val="525E608A"/>
@@ -36606,7 +42456,7 @@
       </w:rPr>
     </w:lvl>
   </w:abstractNum>
-  <w:abstractNum w:abstractNumId="16" w15:restartNumberingAfterBreak="0">
+  <w:abstractNum w:abstractNumId="17" w15:restartNumberingAfterBreak="0">
     <w:nsid w:val="32D3101E"/>
     <w:multiLevelType w:val="multilevel"/>
     <w:tmpl w:val="128002C4"/>
@@ -36719,7 +42569,7 @@
       </w:pPr>
     </w:lvl>
   </w:abstractNum>
-  <w:abstractNum w:abstractNumId="17" w15:restartNumberingAfterBreak="0">
+  <w:abstractNum w:abstractNumId="18" w15:restartNumberingAfterBreak="0">
     <w:nsid w:val="34E314F7"/>
     <w:multiLevelType w:val="multilevel"/>
     <w:tmpl w:val="143E0D42"/>
@@ -36868,7 +42718,7 @@
       </w:rPr>
     </w:lvl>
   </w:abstractNum>
-  <w:abstractNum w:abstractNumId="18" w15:restartNumberingAfterBreak="0">
+  <w:abstractNum w:abstractNumId="19" w15:restartNumberingAfterBreak="0">
     <w:nsid w:val="39C61695"/>
     <w:multiLevelType w:val="multilevel"/>
     <w:tmpl w:val="32C066C6"/>
@@ -37017,7 +42867,7 @@
       </w:rPr>
     </w:lvl>
   </w:abstractNum>
-  <w:abstractNum w:abstractNumId="19" w15:restartNumberingAfterBreak="0">
+  <w:abstractNum w:abstractNumId="20" w15:restartNumberingAfterBreak="0">
     <w:nsid w:val="3D995DF7"/>
     <w:multiLevelType w:val="multilevel"/>
     <w:tmpl w:val="311EB96A"/>
@@ -37166,7 +43016,7 @@
       </w:rPr>
     </w:lvl>
   </w:abstractNum>
-  <w:abstractNum w:abstractNumId="20" w15:restartNumberingAfterBreak="0">
+  <w:abstractNum w:abstractNumId="21" w15:restartNumberingAfterBreak="0">
     <w:nsid w:val="497710E0"/>
     <w:multiLevelType w:val="multilevel"/>
     <w:tmpl w:val="122C9A3C"/>
@@ -37279,123 +43129,10 @@
       </w:pPr>
     </w:lvl>
   </w:abstractNum>
-  <w:abstractNum w:abstractNumId="21" w15:restartNumberingAfterBreak="0">
-    <w:nsid w:val="4AE27611"/>
+  <w:abstractNum w:abstractNumId="22" w15:restartNumberingAfterBreak="0">
+    <w:nsid w:val="49EA48D6"/>
     <w:multiLevelType w:val="multilevel"/>
-    <w:tmpl w:val="7262960E"/>
-    <w:lvl w:ilvl="0">
-      <w:start w:val="6"/>
-      <w:numFmt w:val="decimal"/>
-      <w:lvlText w:val="%1."/>
-      <w:lvlJc w:val="left"/>
-      <w:pPr>
-        <w:tabs>
-          <w:tab w:val="num" w:pos="720"/>
-        </w:tabs>
-        <w:ind w:left="720" w:hanging="360"/>
-      </w:pPr>
-    </w:lvl>
-    <w:lvl w:ilvl="1" w:tentative="1">
-      <w:start w:val="1"/>
-      <w:numFmt w:val="decimal"/>
-      <w:lvlText w:val="%2."/>
-      <w:lvlJc w:val="left"/>
-      <w:pPr>
-        <w:tabs>
-          <w:tab w:val="num" w:pos="1440"/>
-        </w:tabs>
-        <w:ind w:left="1440" w:hanging="360"/>
-      </w:pPr>
-    </w:lvl>
-    <w:lvl w:ilvl="2" w:tentative="1">
-      <w:start w:val="1"/>
-      <w:numFmt w:val="decimal"/>
-      <w:lvlText w:val="%3."/>
-      <w:lvlJc w:val="left"/>
-      <w:pPr>
-        <w:tabs>
-          <w:tab w:val="num" w:pos="2160"/>
-        </w:tabs>
-        <w:ind w:left="2160" w:hanging="360"/>
-      </w:pPr>
-    </w:lvl>
-    <w:lvl w:ilvl="3" w:tentative="1">
-      <w:start w:val="1"/>
-      <w:numFmt w:val="decimal"/>
-      <w:lvlText w:val="%4."/>
-      <w:lvlJc w:val="left"/>
-      <w:pPr>
-        <w:tabs>
-          <w:tab w:val="num" w:pos="2880"/>
-        </w:tabs>
-        <w:ind w:left="2880" w:hanging="360"/>
-      </w:pPr>
-    </w:lvl>
-    <w:lvl w:ilvl="4" w:tentative="1">
-      <w:start w:val="1"/>
-      <w:numFmt w:val="decimal"/>
-      <w:lvlText w:val="%5."/>
-      <w:lvlJc w:val="left"/>
-      <w:pPr>
-        <w:tabs>
-          <w:tab w:val="num" w:pos="3600"/>
-        </w:tabs>
-        <w:ind w:left="3600" w:hanging="360"/>
-      </w:pPr>
-    </w:lvl>
-    <w:lvl w:ilvl="5" w:tentative="1">
-      <w:start w:val="1"/>
-      <w:numFmt w:val="decimal"/>
-      <w:lvlText w:val="%6."/>
-      <w:lvlJc w:val="left"/>
-      <w:pPr>
-        <w:tabs>
-          <w:tab w:val="num" w:pos="4320"/>
-        </w:tabs>
-        <w:ind w:left="4320" w:hanging="360"/>
-      </w:pPr>
-    </w:lvl>
-    <w:lvl w:ilvl="6" w:tentative="1">
-      <w:start w:val="1"/>
-      <w:numFmt w:val="decimal"/>
-      <w:lvlText w:val="%7."/>
-      <w:lvlJc w:val="left"/>
-      <w:pPr>
-        <w:tabs>
-          <w:tab w:val="num" w:pos="5040"/>
-        </w:tabs>
-        <w:ind w:left="5040" w:hanging="360"/>
-      </w:pPr>
-    </w:lvl>
-    <w:lvl w:ilvl="7" w:tentative="1">
-      <w:start w:val="1"/>
-      <w:numFmt w:val="decimal"/>
-      <w:lvlText w:val="%8."/>
-      <w:lvlJc w:val="left"/>
-      <w:pPr>
-        <w:tabs>
-          <w:tab w:val="num" w:pos="5760"/>
-        </w:tabs>
-        <w:ind w:left="5760" w:hanging="360"/>
-      </w:pPr>
-    </w:lvl>
-    <w:lvl w:ilvl="8" w:tentative="1">
-      <w:start w:val="1"/>
-      <w:numFmt w:val="decimal"/>
-      <w:lvlText w:val="%9."/>
-      <w:lvlJc w:val="left"/>
-      <w:pPr>
-        <w:tabs>
-          <w:tab w:val="num" w:pos="6480"/>
-        </w:tabs>
-        <w:ind w:left="6480" w:hanging="360"/>
-      </w:pPr>
-    </w:lvl>
-  </w:abstractNum>
-  <w:abstractNum w:abstractNumId="22" w15:restartNumberingAfterBreak="0">
-    <w:nsid w:val="4C701B96"/>
-    <w:multiLevelType w:val="multilevel"/>
-    <w:tmpl w:val="1B1C7C16"/>
+    <w:tmpl w:val="FAB81042"/>
     <w:lvl w:ilvl="0">
       <w:start w:val="1"/>
       <w:numFmt w:val="bullet"/>
@@ -37542,9 +43279,122 @@
     </w:lvl>
   </w:abstractNum>
   <w:abstractNum w:abstractNumId="23" w15:restartNumberingAfterBreak="0">
-    <w:nsid w:val="4D0C0415"/>
+    <w:nsid w:val="4AE27611"/>
     <w:multiLevelType w:val="multilevel"/>
-    <w:tmpl w:val="99DE47EE"/>
+    <w:tmpl w:val="7262960E"/>
+    <w:lvl w:ilvl="0">
+      <w:start w:val="6"/>
+      <w:numFmt w:val="decimal"/>
+      <w:lvlText w:val="%1."/>
+      <w:lvlJc w:val="left"/>
+      <w:pPr>
+        <w:tabs>
+          <w:tab w:val="num" w:pos="720"/>
+        </w:tabs>
+        <w:ind w:left="720" w:hanging="360"/>
+      </w:pPr>
+    </w:lvl>
+    <w:lvl w:ilvl="1" w:tentative="1">
+      <w:start w:val="1"/>
+      <w:numFmt w:val="decimal"/>
+      <w:lvlText w:val="%2."/>
+      <w:lvlJc w:val="left"/>
+      <w:pPr>
+        <w:tabs>
+          <w:tab w:val="num" w:pos="1440"/>
+        </w:tabs>
+        <w:ind w:left="1440" w:hanging="360"/>
+      </w:pPr>
+    </w:lvl>
+    <w:lvl w:ilvl="2" w:tentative="1">
+      <w:start w:val="1"/>
+      <w:numFmt w:val="decimal"/>
+      <w:lvlText w:val="%3."/>
+      <w:lvlJc w:val="left"/>
+      <w:pPr>
+        <w:tabs>
+          <w:tab w:val="num" w:pos="2160"/>
+        </w:tabs>
+        <w:ind w:left="2160" w:hanging="360"/>
+      </w:pPr>
+    </w:lvl>
+    <w:lvl w:ilvl="3" w:tentative="1">
+      <w:start w:val="1"/>
+      <w:numFmt w:val="decimal"/>
+      <w:lvlText w:val="%4."/>
+      <w:lvlJc w:val="left"/>
+      <w:pPr>
+        <w:tabs>
+          <w:tab w:val="num" w:pos="2880"/>
+        </w:tabs>
+        <w:ind w:left="2880" w:hanging="360"/>
+      </w:pPr>
+    </w:lvl>
+    <w:lvl w:ilvl="4" w:tentative="1">
+      <w:start w:val="1"/>
+      <w:numFmt w:val="decimal"/>
+      <w:lvlText w:val="%5."/>
+      <w:lvlJc w:val="left"/>
+      <w:pPr>
+        <w:tabs>
+          <w:tab w:val="num" w:pos="3600"/>
+        </w:tabs>
+        <w:ind w:left="3600" w:hanging="360"/>
+      </w:pPr>
+    </w:lvl>
+    <w:lvl w:ilvl="5" w:tentative="1">
+      <w:start w:val="1"/>
+      <w:numFmt w:val="decimal"/>
+      <w:lvlText w:val="%6."/>
+      <w:lvlJc w:val="left"/>
+      <w:pPr>
+        <w:tabs>
+          <w:tab w:val="num" w:pos="4320"/>
+        </w:tabs>
+        <w:ind w:left="4320" w:hanging="360"/>
+      </w:pPr>
+    </w:lvl>
+    <w:lvl w:ilvl="6" w:tentative="1">
+      <w:start w:val="1"/>
+      <w:numFmt w:val="decimal"/>
+      <w:lvlText w:val="%7."/>
+      <w:lvlJc w:val="left"/>
+      <w:pPr>
+        <w:tabs>
+          <w:tab w:val="num" w:pos="5040"/>
+        </w:tabs>
+        <w:ind w:left="5040" w:hanging="360"/>
+      </w:pPr>
+    </w:lvl>
+    <w:lvl w:ilvl="7" w:tentative="1">
+      <w:start w:val="1"/>
+      <w:numFmt w:val="decimal"/>
+      <w:lvlText w:val="%8."/>
+      <w:lvlJc w:val="left"/>
+      <w:pPr>
+        <w:tabs>
+          <w:tab w:val="num" w:pos="5760"/>
+        </w:tabs>
+        <w:ind w:left="5760" w:hanging="360"/>
+      </w:pPr>
+    </w:lvl>
+    <w:lvl w:ilvl="8" w:tentative="1">
+      <w:start w:val="1"/>
+      <w:numFmt w:val="decimal"/>
+      <w:lvlText w:val="%9."/>
+      <w:lvlJc w:val="left"/>
+      <w:pPr>
+        <w:tabs>
+          <w:tab w:val="num" w:pos="6480"/>
+        </w:tabs>
+        <w:ind w:left="6480" w:hanging="360"/>
+      </w:pPr>
+    </w:lvl>
+  </w:abstractNum>
+  <w:abstractNum w:abstractNumId="24" w15:restartNumberingAfterBreak="0">
+    <w:nsid w:val="4C701B96"/>
+    <w:multiLevelType w:val="multilevel"/>
+    <w:tmpl w:val="1B1C7C16"/>
     <w:lvl w:ilvl="0">
       <w:start w:val="1"/>
       <w:numFmt w:val="bullet"/>
@@ -37690,236 +43540,10 @@
       </w:rPr>
     </w:lvl>
   </w:abstractNum>
-  <w:abstractNum w:abstractNumId="24" w15:restartNumberingAfterBreak="0">
-    <w:nsid w:val="4DDB191D"/>
+  <w:abstractNum w:abstractNumId="25" w15:restartNumberingAfterBreak="0">
+    <w:nsid w:val="4D0C0415"/>
     <w:multiLevelType w:val="multilevel"/>
-    <w:tmpl w:val="5C32675E"/>
-    <w:lvl w:ilvl="0">
-      <w:start w:val="1"/>
-      <w:numFmt w:val="decimal"/>
-      <w:lvlText w:val="%1."/>
-      <w:lvlJc w:val="left"/>
-      <w:pPr>
-        <w:tabs>
-          <w:tab w:val="num" w:pos="720"/>
-        </w:tabs>
-        <w:ind w:left="720" w:hanging="360"/>
-      </w:pPr>
-    </w:lvl>
-    <w:lvl w:ilvl="1" w:tentative="1">
-      <w:start w:val="1"/>
-      <w:numFmt w:val="decimal"/>
-      <w:lvlText w:val="%2."/>
-      <w:lvlJc w:val="left"/>
-      <w:pPr>
-        <w:tabs>
-          <w:tab w:val="num" w:pos="1440"/>
-        </w:tabs>
-        <w:ind w:left="1440" w:hanging="360"/>
-      </w:pPr>
-    </w:lvl>
-    <w:lvl w:ilvl="2" w:tentative="1">
-      <w:start w:val="1"/>
-      <w:numFmt w:val="decimal"/>
-      <w:lvlText w:val="%3."/>
-      <w:lvlJc w:val="left"/>
-      <w:pPr>
-        <w:tabs>
-          <w:tab w:val="num" w:pos="2160"/>
-        </w:tabs>
-        <w:ind w:left="2160" w:hanging="360"/>
-      </w:pPr>
-    </w:lvl>
-    <w:lvl w:ilvl="3" w:tentative="1">
-      <w:start w:val="1"/>
-      <w:numFmt w:val="decimal"/>
-      <w:lvlText w:val="%4."/>
-      <w:lvlJc w:val="left"/>
-      <w:pPr>
-        <w:tabs>
-          <w:tab w:val="num" w:pos="2880"/>
-        </w:tabs>
-        <w:ind w:left="2880" w:hanging="360"/>
-      </w:pPr>
-    </w:lvl>
-    <w:lvl w:ilvl="4" w:tentative="1">
-      <w:start w:val="1"/>
-      <w:numFmt w:val="decimal"/>
-      <w:lvlText w:val="%5."/>
-      <w:lvlJc w:val="left"/>
-      <w:pPr>
-        <w:tabs>
-          <w:tab w:val="num" w:pos="3600"/>
-        </w:tabs>
-        <w:ind w:left="3600" w:hanging="360"/>
-      </w:pPr>
-    </w:lvl>
-    <w:lvl w:ilvl="5" w:tentative="1">
-      <w:start w:val="1"/>
-      <w:numFmt w:val="decimal"/>
-      <w:lvlText w:val="%6."/>
-      <w:lvlJc w:val="left"/>
-      <w:pPr>
-        <w:tabs>
-          <w:tab w:val="num" w:pos="4320"/>
-        </w:tabs>
-        <w:ind w:left="4320" w:hanging="360"/>
-      </w:pPr>
-    </w:lvl>
-    <w:lvl w:ilvl="6" w:tentative="1">
-      <w:start w:val="1"/>
-      <w:numFmt w:val="decimal"/>
-      <w:lvlText w:val="%7."/>
-      <w:lvlJc w:val="left"/>
-      <w:pPr>
-        <w:tabs>
-          <w:tab w:val="num" w:pos="5040"/>
-        </w:tabs>
-        <w:ind w:left="5040" w:hanging="360"/>
-      </w:pPr>
-    </w:lvl>
-    <w:lvl w:ilvl="7" w:tentative="1">
-      <w:start w:val="1"/>
-      <w:numFmt w:val="decimal"/>
-      <w:lvlText w:val="%8."/>
-      <w:lvlJc w:val="left"/>
-      <w:pPr>
-        <w:tabs>
-          <w:tab w:val="num" w:pos="5760"/>
-        </w:tabs>
-        <w:ind w:left="5760" w:hanging="360"/>
-      </w:pPr>
-    </w:lvl>
-    <w:lvl w:ilvl="8" w:tentative="1">
-      <w:start w:val="1"/>
-      <w:numFmt w:val="decimal"/>
-      <w:lvlText w:val="%9."/>
-      <w:lvlJc w:val="left"/>
-      <w:pPr>
-        <w:tabs>
-          <w:tab w:val="num" w:pos="6480"/>
-        </w:tabs>
-        <w:ind w:left="6480" w:hanging="360"/>
-      </w:pPr>
-    </w:lvl>
-  </w:abstractNum>
-  <w:abstractNum w:abstractNumId="25" w15:restartNumberingAfterBreak="0">
-    <w:nsid w:val="4E5434BF"/>
-    <w:multiLevelType w:val="multilevel"/>
-    <w:tmpl w:val="7B46C9E2"/>
-    <w:lvl w:ilvl="0">
-      <w:start w:val="1"/>
-      <w:numFmt w:val="decimal"/>
-      <w:lvlText w:val="%1."/>
-      <w:lvlJc w:val="left"/>
-      <w:pPr>
-        <w:tabs>
-          <w:tab w:val="num" w:pos="720"/>
-        </w:tabs>
-        <w:ind w:left="720" w:hanging="360"/>
-      </w:pPr>
-    </w:lvl>
-    <w:lvl w:ilvl="1" w:tentative="1">
-      <w:start w:val="1"/>
-      <w:numFmt w:val="decimal"/>
-      <w:lvlText w:val="%2."/>
-      <w:lvlJc w:val="left"/>
-      <w:pPr>
-        <w:tabs>
-          <w:tab w:val="num" w:pos="1440"/>
-        </w:tabs>
-        <w:ind w:left="1440" w:hanging="360"/>
-      </w:pPr>
-    </w:lvl>
-    <w:lvl w:ilvl="2" w:tentative="1">
-      <w:start w:val="1"/>
-      <w:numFmt w:val="decimal"/>
-      <w:lvlText w:val="%3."/>
-      <w:lvlJc w:val="left"/>
-      <w:pPr>
-        <w:tabs>
-          <w:tab w:val="num" w:pos="2160"/>
-        </w:tabs>
-        <w:ind w:left="2160" w:hanging="360"/>
-      </w:pPr>
-    </w:lvl>
-    <w:lvl w:ilvl="3" w:tentative="1">
-      <w:start w:val="1"/>
-      <w:numFmt w:val="decimal"/>
-      <w:lvlText w:val="%4."/>
-      <w:lvlJc w:val="left"/>
-      <w:pPr>
-        <w:tabs>
-          <w:tab w:val="num" w:pos="2880"/>
-        </w:tabs>
-        <w:ind w:left="2880" w:hanging="360"/>
-      </w:pPr>
-    </w:lvl>
-    <w:lvl w:ilvl="4" w:tentative="1">
-      <w:start w:val="1"/>
-      <w:numFmt w:val="decimal"/>
-      <w:lvlText w:val="%5."/>
-      <w:lvlJc w:val="left"/>
-      <w:pPr>
-        <w:tabs>
-          <w:tab w:val="num" w:pos="3600"/>
-        </w:tabs>
-        <w:ind w:left="3600" w:hanging="360"/>
-      </w:pPr>
-    </w:lvl>
-    <w:lvl w:ilvl="5" w:tentative="1">
-      <w:start w:val="1"/>
-      <w:numFmt w:val="decimal"/>
-      <w:lvlText w:val="%6."/>
-      <w:lvlJc w:val="left"/>
-      <w:pPr>
-        <w:tabs>
-          <w:tab w:val="num" w:pos="4320"/>
-        </w:tabs>
-        <w:ind w:left="4320" w:hanging="360"/>
-      </w:pPr>
-    </w:lvl>
-    <w:lvl w:ilvl="6" w:tentative="1">
-      <w:start w:val="1"/>
-      <w:numFmt w:val="decimal"/>
-      <w:lvlText w:val="%7."/>
-      <w:lvlJc w:val="left"/>
-      <w:pPr>
-        <w:tabs>
-          <w:tab w:val="num" w:pos="5040"/>
-        </w:tabs>
-        <w:ind w:left="5040" w:hanging="360"/>
-      </w:pPr>
-    </w:lvl>
-    <w:lvl w:ilvl="7" w:tentative="1">
-      <w:start w:val="1"/>
-      <w:numFmt w:val="decimal"/>
-      <w:lvlText w:val="%8."/>
-      <w:lvlJc w:val="left"/>
-      <w:pPr>
-        <w:tabs>
-          <w:tab w:val="num" w:pos="5760"/>
-        </w:tabs>
-        <w:ind w:left="5760" w:hanging="360"/>
-      </w:pPr>
-    </w:lvl>
-    <w:lvl w:ilvl="8" w:tentative="1">
-      <w:start w:val="1"/>
-      <w:numFmt w:val="decimal"/>
-      <w:lvlText w:val="%9."/>
-      <w:lvlJc w:val="left"/>
-      <w:pPr>
-        <w:tabs>
-          <w:tab w:val="num" w:pos="6480"/>
-        </w:tabs>
-        <w:ind w:left="6480" w:hanging="360"/>
-      </w:pPr>
-    </w:lvl>
-  </w:abstractNum>
-  <w:abstractNum w:abstractNumId="26" w15:restartNumberingAfterBreak="0">
-    <w:nsid w:val="4EE4525B"/>
-    <w:multiLevelType w:val="multilevel"/>
-    <w:tmpl w:val="47F4E84C"/>
+    <w:tmpl w:val="99DE47EE"/>
     <w:lvl w:ilvl="0">
       <w:start w:val="1"/>
       <w:numFmt w:val="bullet"/>
@@ -38065,10 +43689,236 @@
       </w:rPr>
     </w:lvl>
   </w:abstractNum>
+  <w:abstractNum w:abstractNumId="26" w15:restartNumberingAfterBreak="0">
+    <w:nsid w:val="4DDB191D"/>
+    <w:multiLevelType w:val="multilevel"/>
+    <w:tmpl w:val="5C32675E"/>
+    <w:lvl w:ilvl="0">
+      <w:start w:val="1"/>
+      <w:numFmt w:val="decimal"/>
+      <w:lvlText w:val="%1."/>
+      <w:lvlJc w:val="left"/>
+      <w:pPr>
+        <w:tabs>
+          <w:tab w:val="num" w:pos="720"/>
+        </w:tabs>
+        <w:ind w:left="720" w:hanging="360"/>
+      </w:pPr>
+    </w:lvl>
+    <w:lvl w:ilvl="1" w:tentative="1">
+      <w:start w:val="1"/>
+      <w:numFmt w:val="decimal"/>
+      <w:lvlText w:val="%2."/>
+      <w:lvlJc w:val="left"/>
+      <w:pPr>
+        <w:tabs>
+          <w:tab w:val="num" w:pos="1440"/>
+        </w:tabs>
+        <w:ind w:left="1440" w:hanging="360"/>
+      </w:pPr>
+    </w:lvl>
+    <w:lvl w:ilvl="2" w:tentative="1">
+      <w:start w:val="1"/>
+      <w:numFmt w:val="decimal"/>
+      <w:lvlText w:val="%3."/>
+      <w:lvlJc w:val="left"/>
+      <w:pPr>
+        <w:tabs>
+          <w:tab w:val="num" w:pos="2160"/>
+        </w:tabs>
+        <w:ind w:left="2160" w:hanging="360"/>
+      </w:pPr>
+    </w:lvl>
+    <w:lvl w:ilvl="3" w:tentative="1">
+      <w:start w:val="1"/>
+      <w:numFmt w:val="decimal"/>
+      <w:lvlText w:val="%4."/>
+      <w:lvlJc w:val="left"/>
+      <w:pPr>
+        <w:tabs>
+          <w:tab w:val="num" w:pos="2880"/>
+        </w:tabs>
+        <w:ind w:left="2880" w:hanging="360"/>
+      </w:pPr>
+    </w:lvl>
+    <w:lvl w:ilvl="4" w:tentative="1">
+      <w:start w:val="1"/>
+      <w:numFmt w:val="decimal"/>
+      <w:lvlText w:val="%5."/>
+      <w:lvlJc w:val="left"/>
+      <w:pPr>
+        <w:tabs>
+          <w:tab w:val="num" w:pos="3600"/>
+        </w:tabs>
+        <w:ind w:left="3600" w:hanging="360"/>
+      </w:pPr>
+    </w:lvl>
+    <w:lvl w:ilvl="5" w:tentative="1">
+      <w:start w:val="1"/>
+      <w:numFmt w:val="decimal"/>
+      <w:lvlText w:val="%6."/>
+      <w:lvlJc w:val="left"/>
+      <w:pPr>
+        <w:tabs>
+          <w:tab w:val="num" w:pos="4320"/>
+        </w:tabs>
+        <w:ind w:left="4320" w:hanging="360"/>
+      </w:pPr>
+    </w:lvl>
+    <w:lvl w:ilvl="6" w:tentative="1">
+      <w:start w:val="1"/>
+      <w:numFmt w:val="decimal"/>
+      <w:lvlText w:val="%7."/>
+      <w:lvlJc w:val="left"/>
+      <w:pPr>
+        <w:tabs>
+          <w:tab w:val="num" w:pos="5040"/>
+        </w:tabs>
+        <w:ind w:left="5040" w:hanging="360"/>
+      </w:pPr>
+    </w:lvl>
+    <w:lvl w:ilvl="7" w:tentative="1">
+      <w:start w:val="1"/>
+      <w:numFmt w:val="decimal"/>
+      <w:lvlText w:val="%8."/>
+      <w:lvlJc w:val="left"/>
+      <w:pPr>
+        <w:tabs>
+          <w:tab w:val="num" w:pos="5760"/>
+        </w:tabs>
+        <w:ind w:left="5760" w:hanging="360"/>
+      </w:pPr>
+    </w:lvl>
+    <w:lvl w:ilvl="8" w:tentative="1">
+      <w:start w:val="1"/>
+      <w:numFmt w:val="decimal"/>
+      <w:lvlText w:val="%9."/>
+      <w:lvlJc w:val="left"/>
+      <w:pPr>
+        <w:tabs>
+          <w:tab w:val="num" w:pos="6480"/>
+        </w:tabs>
+        <w:ind w:left="6480" w:hanging="360"/>
+      </w:pPr>
+    </w:lvl>
+  </w:abstractNum>
   <w:abstractNum w:abstractNumId="27" w15:restartNumberingAfterBreak="0">
-    <w:nsid w:val="53925B42"/>
+    <w:nsid w:val="4E5434BF"/>
     <w:multiLevelType w:val="multilevel"/>
-    <w:tmpl w:val="905C8BBA"/>
+    <w:tmpl w:val="7B46C9E2"/>
+    <w:lvl w:ilvl="0">
+      <w:start w:val="1"/>
+      <w:numFmt w:val="decimal"/>
+      <w:lvlText w:val="%1."/>
+      <w:lvlJc w:val="left"/>
+      <w:pPr>
+        <w:tabs>
+          <w:tab w:val="num" w:pos="720"/>
+        </w:tabs>
+        <w:ind w:left="720" w:hanging="360"/>
+      </w:pPr>
+    </w:lvl>
+    <w:lvl w:ilvl="1" w:tentative="1">
+      <w:start w:val="1"/>
+      <w:numFmt w:val="decimal"/>
+      <w:lvlText w:val="%2."/>
+      <w:lvlJc w:val="left"/>
+      <w:pPr>
+        <w:tabs>
+          <w:tab w:val="num" w:pos="1440"/>
+        </w:tabs>
+        <w:ind w:left="1440" w:hanging="360"/>
+      </w:pPr>
+    </w:lvl>
+    <w:lvl w:ilvl="2" w:tentative="1">
+      <w:start w:val="1"/>
+      <w:numFmt w:val="decimal"/>
+      <w:lvlText w:val="%3."/>
+      <w:lvlJc w:val="left"/>
+      <w:pPr>
+        <w:tabs>
+          <w:tab w:val="num" w:pos="2160"/>
+        </w:tabs>
+        <w:ind w:left="2160" w:hanging="360"/>
+      </w:pPr>
+    </w:lvl>
+    <w:lvl w:ilvl="3" w:tentative="1">
+      <w:start w:val="1"/>
+      <w:numFmt w:val="decimal"/>
+      <w:lvlText w:val="%4."/>
+      <w:lvlJc w:val="left"/>
+      <w:pPr>
+        <w:tabs>
+          <w:tab w:val="num" w:pos="2880"/>
+        </w:tabs>
+        <w:ind w:left="2880" w:hanging="360"/>
+      </w:pPr>
+    </w:lvl>
+    <w:lvl w:ilvl="4" w:tentative="1">
+      <w:start w:val="1"/>
+      <w:numFmt w:val="decimal"/>
+      <w:lvlText w:val="%5."/>
+      <w:lvlJc w:val="left"/>
+      <w:pPr>
+        <w:tabs>
+          <w:tab w:val="num" w:pos="3600"/>
+        </w:tabs>
+        <w:ind w:left="3600" w:hanging="360"/>
+      </w:pPr>
+    </w:lvl>
+    <w:lvl w:ilvl="5" w:tentative="1">
+      <w:start w:val="1"/>
+      <w:numFmt w:val="decimal"/>
+      <w:lvlText w:val="%6."/>
+      <w:lvlJc w:val="left"/>
+      <w:pPr>
+        <w:tabs>
+          <w:tab w:val="num" w:pos="4320"/>
+        </w:tabs>
+        <w:ind w:left="4320" w:hanging="360"/>
+      </w:pPr>
+    </w:lvl>
+    <w:lvl w:ilvl="6" w:tentative="1">
+      <w:start w:val="1"/>
+      <w:numFmt w:val="decimal"/>
+      <w:lvlText w:val="%7."/>
+      <w:lvlJc w:val="left"/>
+      <w:pPr>
+        <w:tabs>
+          <w:tab w:val="num" w:pos="5040"/>
+        </w:tabs>
+        <w:ind w:left="5040" w:hanging="360"/>
+      </w:pPr>
+    </w:lvl>
+    <w:lvl w:ilvl="7" w:tentative="1">
+      <w:start w:val="1"/>
+      <w:numFmt w:val="decimal"/>
+      <w:lvlText w:val="%8."/>
+      <w:lvlJc w:val="left"/>
+      <w:pPr>
+        <w:tabs>
+          <w:tab w:val="num" w:pos="5760"/>
+        </w:tabs>
+        <w:ind w:left="5760" w:hanging="360"/>
+      </w:pPr>
+    </w:lvl>
+    <w:lvl w:ilvl="8" w:tentative="1">
+      <w:start w:val="1"/>
+      <w:numFmt w:val="decimal"/>
+      <w:lvlText w:val="%9."/>
+      <w:lvlJc w:val="left"/>
+      <w:pPr>
+        <w:tabs>
+          <w:tab w:val="num" w:pos="6480"/>
+        </w:tabs>
+        <w:ind w:left="6480" w:hanging="360"/>
+      </w:pPr>
+    </w:lvl>
+  </w:abstractNum>
+  <w:abstractNum w:abstractNumId="28" w15:restartNumberingAfterBreak="0">
+    <w:nsid w:val="4EE4525B"/>
+    <w:multiLevelType w:val="multilevel"/>
+    <w:tmpl w:val="47F4E84C"/>
     <w:lvl w:ilvl="0">
       <w:start w:val="1"/>
       <w:numFmt w:val="bullet"/>
@@ -38214,10 +44064,10 @@
       </w:rPr>
     </w:lvl>
   </w:abstractNum>
-  <w:abstractNum w:abstractNumId="28" w15:restartNumberingAfterBreak="0">
-    <w:nsid w:val="546C6F43"/>
+  <w:abstractNum w:abstractNumId="29" w15:restartNumberingAfterBreak="0">
+    <w:nsid w:val="53925B42"/>
     <w:multiLevelType w:val="multilevel"/>
-    <w:tmpl w:val="4B382DE6"/>
+    <w:tmpl w:val="905C8BBA"/>
     <w:lvl w:ilvl="0">
       <w:start w:val="1"/>
       <w:numFmt w:val="bullet"/>
@@ -38363,10 +44213,10 @@
       </w:rPr>
     </w:lvl>
   </w:abstractNum>
-  <w:abstractNum w:abstractNumId="29" w15:restartNumberingAfterBreak="0">
-    <w:nsid w:val="5B447E75"/>
+  <w:abstractNum w:abstractNumId="30" w15:restartNumberingAfterBreak="0">
+    <w:nsid w:val="546C6F43"/>
     <w:multiLevelType w:val="multilevel"/>
-    <w:tmpl w:val="4A40DC44"/>
+    <w:tmpl w:val="4B382DE6"/>
     <w:lvl w:ilvl="0">
       <w:start w:val="1"/>
       <w:numFmt w:val="bullet"/>
@@ -38512,236 +44362,10 @@
       </w:rPr>
     </w:lvl>
   </w:abstractNum>
-  <w:abstractNum w:abstractNumId="30" w15:restartNumberingAfterBreak="0">
-    <w:nsid w:val="5BD713F7"/>
+  <w:abstractNum w:abstractNumId="31" w15:restartNumberingAfterBreak="0">
+    <w:nsid w:val="5B447E75"/>
     <w:multiLevelType w:val="multilevel"/>
-    <w:tmpl w:val="61B246CE"/>
-    <w:lvl w:ilvl="0">
-      <w:start w:val="1"/>
-      <w:numFmt w:val="decimal"/>
-      <w:lvlText w:val="%1."/>
-      <w:lvlJc w:val="left"/>
-      <w:pPr>
-        <w:tabs>
-          <w:tab w:val="num" w:pos="720"/>
-        </w:tabs>
-        <w:ind w:left="720" w:hanging="360"/>
-      </w:pPr>
-    </w:lvl>
-    <w:lvl w:ilvl="1" w:tentative="1">
-      <w:start w:val="1"/>
-      <w:numFmt w:val="decimal"/>
-      <w:lvlText w:val="%2."/>
-      <w:lvlJc w:val="left"/>
-      <w:pPr>
-        <w:tabs>
-          <w:tab w:val="num" w:pos="1440"/>
-        </w:tabs>
-        <w:ind w:left="1440" w:hanging="360"/>
-      </w:pPr>
-    </w:lvl>
-    <w:lvl w:ilvl="2" w:tentative="1">
-      <w:start w:val="1"/>
-      <w:numFmt w:val="decimal"/>
-      <w:lvlText w:val="%3."/>
-      <w:lvlJc w:val="left"/>
-      <w:pPr>
-        <w:tabs>
-          <w:tab w:val="num" w:pos="2160"/>
-        </w:tabs>
-        <w:ind w:left="2160" w:hanging="360"/>
-      </w:pPr>
-    </w:lvl>
-    <w:lvl w:ilvl="3" w:tentative="1">
-      <w:start w:val="1"/>
-      <w:numFmt w:val="decimal"/>
-      <w:lvlText w:val="%4."/>
-      <w:lvlJc w:val="left"/>
-      <w:pPr>
-        <w:tabs>
-          <w:tab w:val="num" w:pos="2880"/>
-        </w:tabs>
-        <w:ind w:left="2880" w:hanging="360"/>
-      </w:pPr>
-    </w:lvl>
-    <w:lvl w:ilvl="4" w:tentative="1">
-      <w:start w:val="1"/>
-      <w:numFmt w:val="decimal"/>
-      <w:lvlText w:val="%5."/>
-      <w:lvlJc w:val="left"/>
-      <w:pPr>
-        <w:tabs>
-          <w:tab w:val="num" w:pos="3600"/>
-        </w:tabs>
-        <w:ind w:left="3600" w:hanging="360"/>
-      </w:pPr>
-    </w:lvl>
-    <w:lvl w:ilvl="5" w:tentative="1">
-      <w:start w:val="1"/>
-      <w:numFmt w:val="decimal"/>
-      <w:lvlText w:val="%6."/>
-      <w:lvlJc w:val="left"/>
-      <w:pPr>
-        <w:tabs>
-          <w:tab w:val="num" w:pos="4320"/>
-        </w:tabs>
-        <w:ind w:left="4320" w:hanging="360"/>
-      </w:pPr>
-    </w:lvl>
-    <w:lvl w:ilvl="6" w:tentative="1">
-      <w:start w:val="1"/>
-      <w:numFmt w:val="decimal"/>
-      <w:lvlText w:val="%7."/>
-      <w:lvlJc w:val="left"/>
-      <w:pPr>
-        <w:tabs>
-          <w:tab w:val="num" w:pos="5040"/>
-        </w:tabs>
-        <w:ind w:left="5040" w:hanging="360"/>
-      </w:pPr>
-    </w:lvl>
-    <w:lvl w:ilvl="7" w:tentative="1">
-      <w:start w:val="1"/>
-      <w:numFmt w:val="decimal"/>
-      <w:lvlText w:val="%8."/>
-      <w:lvlJc w:val="left"/>
-      <w:pPr>
-        <w:tabs>
-          <w:tab w:val="num" w:pos="5760"/>
-        </w:tabs>
-        <w:ind w:left="5760" w:hanging="360"/>
-      </w:pPr>
-    </w:lvl>
-    <w:lvl w:ilvl="8" w:tentative="1">
-      <w:start w:val="1"/>
-      <w:numFmt w:val="decimal"/>
-      <w:lvlText w:val="%9."/>
-      <w:lvlJc w:val="left"/>
-      <w:pPr>
-        <w:tabs>
-          <w:tab w:val="num" w:pos="6480"/>
-        </w:tabs>
-        <w:ind w:left="6480" w:hanging="360"/>
-      </w:pPr>
-    </w:lvl>
-  </w:abstractNum>
-  <w:abstractNum w:abstractNumId="31" w15:restartNumberingAfterBreak="0">
-    <w:nsid w:val="5EC86DEB"/>
-    <w:multiLevelType w:val="multilevel"/>
-    <w:tmpl w:val="19A2DB5C"/>
-    <w:lvl w:ilvl="0">
-      <w:start w:val="1"/>
-      <w:numFmt w:val="decimal"/>
-      <w:lvlText w:val="%1."/>
-      <w:lvlJc w:val="left"/>
-      <w:pPr>
-        <w:tabs>
-          <w:tab w:val="num" w:pos="720"/>
-        </w:tabs>
-        <w:ind w:left="720" w:hanging="360"/>
-      </w:pPr>
-    </w:lvl>
-    <w:lvl w:ilvl="1" w:tentative="1">
-      <w:start w:val="1"/>
-      <w:numFmt w:val="decimal"/>
-      <w:lvlText w:val="%2."/>
-      <w:lvlJc w:val="left"/>
-      <w:pPr>
-        <w:tabs>
-          <w:tab w:val="num" w:pos="1440"/>
-        </w:tabs>
-        <w:ind w:left="1440" w:hanging="360"/>
-      </w:pPr>
-    </w:lvl>
-    <w:lvl w:ilvl="2" w:tentative="1">
-      <w:start w:val="1"/>
-      <w:numFmt w:val="decimal"/>
-      <w:lvlText w:val="%3."/>
-      <w:lvlJc w:val="left"/>
-      <w:pPr>
-        <w:tabs>
-          <w:tab w:val="num" w:pos="2160"/>
-        </w:tabs>
-        <w:ind w:left="2160" w:hanging="360"/>
-      </w:pPr>
-    </w:lvl>
-    <w:lvl w:ilvl="3" w:tentative="1">
-      <w:start w:val="1"/>
-      <w:numFmt w:val="decimal"/>
-      <w:lvlText w:val="%4."/>
-      <w:lvlJc w:val="left"/>
-      <w:pPr>
-        <w:tabs>
-          <w:tab w:val="num" w:pos="2880"/>
-        </w:tabs>
-        <w:ind w:left="2880" w:hanging="360"/>
-      </w:pPr>
-    </w:lvl>
-    <w:lvl w:ilvl="4" w:tentative="1">
-      <w:start w:val="1"/>
-      <w:numFmt w:val="decimal"/>
-      <w:lvlText w:val="%5."/>
-      <w:lvlJc w:val="left"/>
-      <w:pPr>
-        <w:tabs>
-          <w:tab w:val="num" w:pos="3600"/>
-        </w:tabs>
-        <w:ind w:left="3600" w:hanging="360"/>
-      </w:pPr>
-    </w:lvl>
-    <w:lvl w:ilvl="5" w:tentative="1">
-      <w:start w:val="1"/>
-      <w:numFmt w:val="decimal"/>
-      <w:lvlText w:val="%6."/>
-      <w:lvlJc w:val="left"/>
-      <w:pPr>
-        <w:tabs>
-          <w:tab w:val="num" w:pos="4320"/>
-        </w:tabs>
-        <w:ind w:left="4320" w:hanging="360"/>
-      </w:pPr>
-    </w:lvl>
-    <w:lvl w:ilvl="6" w:tentative="1">
-      <w:start w:val="1"/>
-      <w:numFmt w:val="decimal"/>
-      <w:lvlText w:val="%7."/>
-      <w:lvlJc w:val="left"/>
-      <w:pPr>
-        <w:tabs>
-          <w:tab w:val="num" w:pos="5040"/>
-        </w:tabs>
-        <w:ind w:left="5040" w:hanging="360"/>
-      </w:pPr>
-    </w:lvl>
-    <w:lvl w:ilvl="7" w:tentative="1">
-      <w:start w:val="1"/>
-      <w:numFmt w:val="decimal"/>
-      <w:lvlText w:val="%8."/>
-      <w:lvlJc w:val="left"/>
-      <w:pPr>
-        <w:tabs>
-          <w:tab w:val="num" w:pos="5760"/>
-        </w:tabs>
-        <w:ind w:left="5760" w:hanging="360"/>
-      </w:pPr>
-    </w:lvl>
-    <w:lvl w:ilvl="8" w:tentative="1">
-      <w:start w:val="1"/>
-      <w:numFmt w:val="decimal"/>
-      <w:lvlText w:val="%9."/>
-      <w:lvlJc w:val="left"/>
-      <w:pPr>
-        <w:tabs>
-          <w:tab w:val="num" w:pos="6480"/>
-        </w:tabs>
-        <w:ind w:left="6480" w:hanging="360"/>
-      </w:pPr>
-    </w:lvl>
-  </w:abstractNum>
-  <w:abstractNum w:abstractNumId="32" w15:restartNumberingAfterBreak="0">
-    <w:nsid w:val="62454116"/>
-    <w:multiLevelType w:val="multilevel"/>
-    <w:tmpl w:val="6574972E"/>
+    <w:tmpl w:val="4A40DC44"/>
     <w:lvl w:ilvl="0">
       <w:start w:val="1"/>
       <w:numFmt w:val="bullet"/>
@@ -38887,10 +44511,236 @@
       </w:rPr>
     </w:lvl>
   </w:abstractNum>
+  <w:abstractNum w:abstractNumId="32" w15:restartNumberingAfterBreak="0">
+    <w:nsid w:val="5BD713F7"/>
+    <w:multiLevelType w:val="multilevel"/>
+    <w:tmpl w:val="61B246CE"/>
+    <w:lvl w:ilvl="0">
+      <w:start w:val="1"/>
+      <w:numFmt w:val="decimal"/>
+      <w:lvlText w:val="%1."/>
+      <w:lvlJc w:val="left"/>
+      <w:pPr>
+        <w:tabs>
+          <w:tab w:val="num" w:pos="720"/>
+        </w:tabs>
+        <w:ind w:left="720" w:hanging="360"/>
+      </w:pPr>
+    </w:lvl>
+    <w:lvl w:ilvl="1" w:tentative="1">
+      <w:start w:val="1"/>
+      <w:numFmt w:val="decimal"/>
+      <w:lvlText w:val="%2."/>
+      <w:lvlJc w:val="left"/>
+      <w:pPr>
+        <w:tabs>
+          <w:tab w:val="num" w:pos="1440"/>
+        </w:tabs>
+        <w:ind w:left="1440" w:hanging="360"/>
+      </w:pPr>
+    </w:lvl>
+    <w:lvl w:ilvl="2" w:tentative="1">
+      <w:start w:val="1"/>
+      <w:numFmt w:val="decimal"/>
+      <w:lvlText w:val="%3."/>
+      <w:lvlJc w:val="left"/>
+      <w:pPr>
+        <w:tabs>
+          <w:tab w:val="num" w:pos="2160"/>
+        </w:tabs>
+        <w:ind w:left="2160" w:hanging="360"/>
+      </w:pPr>
+    </w:lvl>
+    <w:lvl w:ilvl="3" w:tentative="1">
+      <w:start w:val="1"/>
+      <w:numFmt w:val="decimal"/>
+      <w:lvlText w:val="%4."/>
+      <w:lvlJc w:val="left"/>
+      <w:pPr>
+        <w:tabs>
+          <w:tab w:val="num" w:pos="2880"/>
+        </w:tabs>
+        <w:ind w:left="2880" w:hanging="360"/>
+      </w:pPr>
+    </w:lvl>
+    <w:lvl w:ilvl="4" w:tentative="1">
+      <w:start w:val="1"/>
+      <w:numFmt w:val="decimal"/>
+      <w:lvlText w:val="%5."/>
+      <w:lvlJc w:val="left"/>
+      <w:pPr>
+        <w:tabs>
+          <w:tab w:val="num" w:pos="3600"/>
+        </w:tabs>
+        <w:ind w:left="3600" w:hanging="360"/>
+      </w:pPr>
+    </w:lvl>
+    <w:lvl w:ilvl="5" w:tentative="1">
+      <w:start w:val="1"/>
+      <w:numFmt w:val="decimal"/>
+      <w:lvlText w:val="%6."/>
+      <w:lvlJc w:val="left"/>
+      <w:pPr>
+        <w:tabs>
+          <w:tab w:val="num" w:pos="4320"/>
+        </w:tabs>
+        <w:ind w:left="4320" w:hanging="360"/>
+      </w:pPr>
+    </w:lvl>
+    <w:lvl w:ilvl="6" w:tentative="1">
+      <w:start w:val="1"/>
+      <w:numFmt w:val="decimal"/>
+      <w:lvlText w:val="%7."/>
+      <w:lvlJc w:val="left"/>
+      <w:pPr>
+        <w:tabs>
+          <w:tab w:val="num" w:pos="5040"/>
+        </w:tabs>
+        <w:ind w:left="5040" w:hanging="360"/>
+      </w:pPr>
+    </w:lvl>
+    <w:lvl w:ilvl="7" w:tentative="1">
+      <w:start w:val="1"/>
+      <w:numFmt w:val="decimal"/>
+      <w:lvlText w:val="%8."/>
+      <w:lvlJc w:val="left"/>
+      <w:pPr>
+        <w:tabs>
+          <w:tab w:val="num" w:pos="5760"/>
+        </w:tabs>
+        <w:ind w:left="5760" w:hanging="360"/>
+      </w:pPr>
+    </w:lvl>
+    <w:lvl w:ilvl="8" w:tentative="1">
+      <w:start w:val="1"/>
+      <w:numFmt w:val="decimal"/>
+      <w:lvlText w:val="%9."/>
+      <w:lvlJc w:val="left"/>
+      <w:pPr>
+        <w:tabs>
+          <w:tab w:val="num" w:pos="6480"/>
+        </w:tabs>
+        <w:ind w:left="6480" w:hanging="360"/>
+      </w:pPr>
+    </w:lvl>
+  </w:abstractNum>
   <w:abstractNum w:abstractNumId="33" w15:restartNumberingAfterBreak="0">
-    <w:nsid w:val="657452B7"/>
+    <w:nsid w:val="5EC86DEB"/>
     <w:multiLevelType w:val="multilevel"/>
-    <w:tmpl w:val="0CF44350"/>
+    <w:tmpl w:val="19A2DB5C"/>
+    <w:lvl w:ilvl="0">
+      <w:start w:val="1"/>
+      <w:numFmt w:val="decimal"/>
+      <w:lvlText w:val="%1."/>
+      <w:lvlJc w:val="left"/>
+      <w:pPr>
+        <w:tabs>
+          <w:tab w:val="num" w:pos="720"/>
+        </w:tabs>
+        <w:ind w:left="720" w:hanging="360"/>
+      </w:pPr>
+    </w:lvl>
+    <w:lvl w:ilvl="1" w:tentative="1">
+      <w:start w:val="1"/>
+      <w:numFmt w:val="decimal"/>
+      <w:lvlText w:val="%2."/>
+      <w:lvlJc w:val="left"/>
+      <w:pPr>
+        <w:tabs>
+          <w:tab w:val="num" w:pos="1440"/>
+        </w:tabs>
+        <w:ind w:left="1440" w:hanging="360"/>
+      </w:pPr>
+    </w:lvl>
+    <w:lvl w:ilvl="2" w:tentative="1">
+      <w:start w:val="1"/>
+      <w:numFmt w:val="decimal"/>
+      <w:lvlText w:val="%3."/>
+      <w:lvlJc w:val="left"/>
+      <w:pPr>
+        <w:tabs>
+          <w:tab w:val="num" w:pos="2160"/>
+        </w:tabs>
+        <w:ind w:left="2160" w:hanging="360"/>
+      </w:pPr>
+    </w:lvl>
+    <w:lvl w:ilvl="3" w:tentative="1">
+      <w:start w:val="1"/>
+      <w:numFmt w:val="decimal"/>
+      <w:lvlText w:val="%4."/>
+      <w:lvlJc w:val="left"/>
+      <w:pPr>
+        <w:tabs>
+          <w:tab w:val="num" w:pos="2880"/>
+        </w:tabs>
+        <w:ind w:left="2880" w:hanging="360"/>
+      </w:pPr>
+    </w:lvl>
+    <w:lvl w:ilvl="4" w:tentative="1">
+      <w:start w:val="1"/>
+      <w:numFmt w:val="decimal"/>
+      <w:lvlText w:val="%5."/>
+      <w:lvlJc w:val="left"/>
+      <w:pPr>
+        <w:tabs>
+          <w:tab w:val="num" w:pos="3600"/>
+        </w:tabs>
+        <w:ind w:left="3600" w:hanging="360"/>
+      </w:pPr>
+    </w:lvl>
+    <w:lvl w:ilvl="5" w:tentative="1">
+      <w:start w:val="1"/>
+      <w:numFmt w:val="decimal"/>
+      <w:lvlText w:val="%6."/>
+      <w:lvlJc w:val="left"/>
+      <w:pPr>
+        <w:tabs>
+          <w:tab w:val="num" w:pos="4320"/>
+        </w:tabs>
+        <w:ind w:left="4320" w:hanging="360"/>
+      </w:pPr>
+    </w:lvl>
+    <w:lvl w:ilvl="6" w:tentative="1">
+      <w:start w:val="1"/>
+      <w:numFmt w:val="decimal"/>
+      <w:lvlText w:val="%7."/>
+      <w:lvlJc w:val="left"/>
+      <w:pPr>
+        <w:tabs>
+          <w:tab w:val="num" w:pos="5040"/>
+        </w:tabs>
+        <w:ind w:left="5040" w:hanging="360"/>
+      </w:pPr>
+    </w:lvl>
+    <w:lvl w:ilvl="7" w:tentative="1">
+      <w:start w:val="1"/>
+      <w:numFmt w:val="decimal"/>
+      <w:lvlText w:val="%8."/>
+      <w:lvlJc w:val="left"/>
+      <w:pPr>
+        <w:tabs>
+          <w:tab w:val="num" w:pos="5760"/>
+        </w:tabs>
+        <w:ind w:left="5760" w:hanging="360"/>
+      </w:pPr>
+    </w:lvl>
+    <w:lvl w:ilvl="8" w:tentative="1">
+      <w:start w:val="1"/>
+      <w:numFmt w:val="decimal"/>
+      <w:lvlText w:val="%9."/>
+      <w:lvlJc w:val="left"/>
+      <w:pPr>
+        <w:tabs>
+          <w:tab w:val="num" w:pos="6480"/>
+        </w:tabs>
+        <w:ind w:left="6480" w:hanging="360"/>
+      </w:pPr>
+    </w:lvl>
+  </w:abstractNum>
+  <w:abstractNum w:abstractNumId="34" w15:restartNumberingAfterBreak="0">
+    <w:nsid w:val="62454116"/>
+    <w:multiLevelType w:val="multilevel"/>
+    <w:tmpl w:val="6574972E"/>
     <w:lvl w:ilvl="0">
       <w:start w:val="1"/>
       <w:numFmt w:val="bullet"/>
@@ -39036,10 +44886,10 @@
       </w:rPr>
     </w:lvl>
   </w:abstractNum>
-  <w:abstractNum w:abstractNumId="34" w15:restartNumberingAfterBreak="0">
-    <w:nsid w:val="699E0F94"/>
+  <w:abstractNum w:abstractNumId="35" w15:restartNumberingAfterBreak="0">
+    <w:nsid w:val="657452B7"/>
     <w:multiLevelType w:val="multilevel"/>
-    <w:tmpl w:val="B810CB8C"/>
+    <w:tmpl w:val="0CF44350"/>
     <w:lvl w:ilvl="0">
       <w:start w:val="1"/>
       <w:numFmt w:val="bullet"/>
@@ -39185,10 +45035,10 @@
       </w:rPr>
     </w:lvl>
   </w:abstractNum>
-  <w:abstractNum w:abstractNumId="35" w15:restartNumberingAfterBreak="0">
-    <w:nsid w:val="705D711F"/>
+  <w:abstractNum w:abstractNumId="36" w15:restartNumberingAfterBreak="0">
+    <w:nsid w:val="65B9267D"/>
     <w:multiLevelType w:val="multilevel"/>
-    <w:tmpl w:val="09C65D2E"/>
+    <w:tmpl w:val="917CC020"/>
     <w:lvl w:ilvl="0">
       <w:start w:val="1"/>
       <w:numFmt w:val="bullet"/>
@@ -39334,10 +45184,10 @@
       </w:rPr>
     </w:lvl>
   </w:abstractNum>
-  <w:abstractNum w:abstractNumId="36" w15:restartNumberingAfterBreak="0">
-    <w:nsid w:val="710E6333"/>
+  <w:abstractNum w:abstractNumId="37" w15:restartNumberingAfterBreak="0">
+    <w:nsid w:val="699E0F94"/>
     <w:multiLevelType w:val="multilevel"/>
-    <w:tmpl w:val="EC504B20"/>
+    <w:tmpl w:val="B810CB8C"/>
     <w:lvl w:ilvl="0">
       <w:start w:val="1"/>
       <w:numFmt w:val="bullet"/>
@@ -39483,236 +45333,10 @@
       </w:rPr>
     </w:lvl>
   </w:abstractNum>
-  <w:abstractNum w:abstractNumId="37" w15:restartNumberingAfterBreak="0">
-    <w:nsid w:val="718C479E"/>
+  <w:abstractNum w:abstractNumId="38" w15:restartNumberingAfterBreak="0">
+    <w:nsid w:val="6F1D7CB6"/>
     <w:multiLevelType w:val="multilevel"/>
-    <w:tmpl w:val="6810CB02"/>
-    <w:lvl w:ilvl="0">
-      <w:start w:val="1"/>
-      <w:numFmt w:val="decimal"/>
-      <w:lvlText w:val="%1."/>
-      <w:lvlJc w:val="left"/>
-      <w:pPr>
-        <w:tabs>
-          <w:tab w:val="num" w:pos="720"/>
-        </w:tabs>
-        <w:ind w:left="720" w:hanging="360"/>
-      </w:pPr>
-    </w:lvl>
-    <w:lvl w:ilvl="1" w:tentative="1">
-      <w:start w:val="1"/>
-      <w:numFmt w:val="decimal"/>
-      <w:lvlText w:val="%2."/>
-      <w:lvlJc w:val="left"/>
-      <w:pPr>
-        <w:tabs>
-          <w:tab w:val="num" w:pos="1440"/>
-        </w:tabs>
-        <w:ind w:left="1440" w:hanging="360"/>
-      </w:pPr>
-    </w:lvl>
-    <w:lvl w:ilvl="2" w:tentative="1">
-      <w:start w:val="1"/>
-      <w:numFmt w:val="decimal"/>
-      <w:lvlText w:val="%3."/>
-      <w:lvlJc w:val="left"/>
-      <w:pPr>
-        <w:tabs>
-          <w:tab w:val="num" w:pos="2160"/>
-        </w:tabs>
-        <w:ind w:left="2160" w:hanging="360"/>
-      </w:pPr>
-    </w:lvl>
-    <w:lvl w:ilvl="3" w:tentative="1">
-      <w:start w:val="1"/>
-      <w:numFmt w:val="decimal"/>
-      <w:lvlText w:val="%4."/>
-      <w:lvlJc w:val="left"/>
-      <w:pPr>
-        <w:tabs>
-          <w:tab w:val="num" w:pos="2880"/>
-        </w:tabs>
-        <w:ind w:left="2880" w:hanging="360"/>
-      </w:pPr>
-    </w:lvl>
-    <w:lvl w:ilvl="4" w:tentative="1">
-      <w:start w:val="1"/>
-      <w:numFmt w:val="decimal"/>
-      <w:lvlText w:val="%5."/>
-      <w:lvlJc w:val="left"/>
-      <w:pPr>
-        <w:tabs>
-          <w:tab w:val="num" w:pos="3600"/>
-        </w:tabs>
-        <w:ind w:left="3600" w:hanging="360"/>
-      </w:pPr>
-    </w:lvl>
-    <w:lvl w:ilvl="5" w:tentative="1">
-      <w:start w:val="1"/>
-      <w:numFmt w:val="decimal"/>
-      <w:lvlText w:val="%6."/>
-      <w:lvlJc w:val="left"/>
-      <w:pPr>
-        <w:tabs>
-          <w:tab w:val="num" w:pos="4320"/>
-        </w:tabs>
-        <w:ind w:left="4320" w:hanging="360"/>
-      </w:pPr>
-    </w:lvl>
-    <w:lvl w:ilvl="6" w:tentative="1">
-      <w:start w:val="1"/>
-      <w:numFmt w:val="decimal"/>
-      <w:lvlText w:val="%7."/>
-      <w:lvlJc w:val="left"/>
-      <w:pPr>
-        <w:tabs>
-          <w:tab w:val="num" w:pos="5040"/>
-        </w:tabs>
-        <w:ind w:left="5040" w:hanging="360"/>
-      </w:pPr>
-    </w:lvl>
-    <w:lvl w:ilvl="7" w:tentative="1">
-      <w:start w:val="1"/>
-      <w:numFmt w:val="decimal"/>
-      <w:lvlText w:val="%8."/>
-      <w:lvlJc w:val="left"/>
-      <w:pPr>
-        <w:tabs>
-          <w:tab w:val="num" w:pos="5760"/>
-        </w:tabs>
-        <w:ind w:left="5760" w:hanging="360"/>
-      </w:pPr>
-    </w:lvl>
-    <w:lvl w:ilvl="8" w:tentative="1">
-      <w:start w:val="1"/>
-      <w:numFmt w:val="decimal"/>
-      <w:lvlText w:val="%9."/>
-      <w:lvlJc w:val="left"/>
-      <w:pPr>
-        <w:tabs>
-          <w:tab w:val="num" w:pos="6480"/>
-        </w:tabs>
-        <w:ind w:left="6480" w:hanging="360"/>
-      </w:pPr>
-    </w:lvl>
-  </w:abstractNum>
-  <w:abstractNum w:abstractNumId="38" w15:restartNumberingAfterBreak="0">
-    <w:nsid w:val="769A4344"/>
-    <w:multiLevelType w:val="multilevel"/>
-    <w:tmpl w:val="B6D20A9E"/>
-    <w:lvl w:ilvl="0">
-      <w:start w:val="1"/>
-      <w:numFmt w:val="decimal"/>
-      <w:lvlText w:val="%1."/>
-      <w:lvlJc w:val="left"/>
-      <w:pPr>
-        <w:tabs>
-          <w:tab w:val="num" w:pos="720"/>
-        </w:tabs>
-        <w:ind w:left="720" w:hanging="360"/>
-      </w:pPr>
-    </w:lvl>
-    <w:lvl w:ilvl="1" w:tentative="1">
-      <w:start w:val="1"/>
-      <w:numFmt w:val="decimal"/>
-      <w:lvlText w:val="%2."/>
-      <w:lvlJc w:val="left"/>
-      <w:pPr>
-        <w:tabs>
-          <w:tab w:val="num" w:pos="1440"/>
-        </w:tabs>
-        <w:ind w:left="1440" w:hanging="360"/>
-      </w:pPr>
-    </w:lvl>
-    <w:lvl w:ilvl="2" w:tentative="1">
-      <w:start w:val="1"/>
-      <w:numFmt w:val="decimal"/>
-      <w:lvlText w:val="%3."/>
-      <w:lvlJc w:val="left"/>
-      <w:pPr>
-        <w:tabs>
-          <w:tab w:val="num" w:pos="2160"/>
-        </w:tabs>
-        <w:ind w:left="2160" w:hanging="360"/>
-      </w:pPr>
-    </w:lvl>
-    <w:lvl w:ilvl="3" w:tentative="1">
-      <w:start w:val="1"/>
-      <w:numFmt w:val="decimal"/>
-      <w:lvlText w:val="%4."/>
-      <w:lvlJc w:val="left"/>
-      <w:pPr>
-        <w:tabs>
-          <w:tab w:val="num" w:pos="2880"/>
-        </w:tabs>
-        <w:ind w:left="2880" w:hanging="360"/>
-      </w:pPr>
-    </w:lvl>
-    <w:lvl w:ilvl="4" w:tentative="1">
-      <w:start w:val="1"/>
-      <w:numFmt w:val="decimal"/>
-      <w:lvlText w:val="%5."/>
-      <w:lvlJc w:val="left"/>
-      <w:pPr>
-        <w:tabs>
-          <w:tab w:val="num" w:pos="3600"/>
-        </w:tabs>
-        <w:ind w:left="3600" w:hanging="360"/>
-      </w:pPr>
-    </w:lvl>
-    <w:lvl w:ilvl="5" w:tentative="1">
-      <w:start w:val="1"/>
-      <w:numFmt w:val="decimal"/>
-      <w:lvlText w:val="%6."/>
-      <w:lvlJc w:val="left"/>
-      <w:pPr>
-        <w:tabs>
-          <w:tab w:val="num" w:pos="4320"/>
-        </w:tabs>
-        <w:ind w:left="4320" w:hanging="360"/>
-      </w:pPr>
-    </w:lvl>
-    <w:lvl w:ilvl="6" w:tentative="1">
-      <w:start w:val="1"/>
-      <w:numFmt w:val="decimal"/>
-      <w:lvlText w:val="%7."/>
-      <w:lvlJc w:val="left"/>
-      <w:pPr>
-        <w:tabs>
-          <w:tab w:val="num" w:pos="5040"/>
-        </w:tabs>
-        <w:ind w:left="5040" w:hanging="360"/>
-      </w:pPr>
-    </w:lvl>
-    <w:lvl w:ilvl="7" w:tentative="1">
-      <w:start w:val="1"/>
-      <w:numFmt w:val="decimal"/>
-      <w:lvlText w:val="%8."/>
-      <w:lvlJc w:val="left"/>
-      <w:pPr>
-        <w:tabs>
-          <w:tab w:val="num" w:pos="5760"/>
-        </w:tabs>
-        <w:ind w:left="5760" w:hanging="360"/>
-      </w:pPr>
-    </w:lvl>
-    <w:lvl w:ilvl="8" w:tentative="1">
-      <w:start w:val="1"/>
-      <w:numFmt w:val="decimal"/>
-      <w:lvlText w:val="%9."/>
-      <w:lvlJc w:val="left"/>
-      <w:pPr>
-        <w:tabs>
-          <w:tab w:val="num" w:pos="6480"/>
-        </w:tabs>
-        <w:ind w:left="6480" w:hanging="360"/>
-      </w:pPr>
-    </w:lvl>
-  </w:abstractNum>
-  <w:abstractNum w:abstractNumId="39" w15:restartNumberingAfterBreak="0">
-    <w:nsid w:val="7BD029E6"/>
-    <w:multiLevelType w:val="multilevel"/>
-    <w:tmpl w:val="46186036"/>
+    <w:tmpl w:val="52EEE4CC"/>
     <w:lvl w:ilvl="0">
       <w:start w:val="1"/>
       <w:numFmt w:val="bullet"/>
@@ -39858,10 +45482,10 @@
       </w:rPr>
     </w:lvl>
   </w:abstractNum>
-  <w:abstractNum w:abstractNumId="40" w15:restartNumberingAfterBreak="0">
-    <w:nsid w:val="7D7B3C3E"/>
+  <w:abstractNum w:abstractNumId="39" w15:restartNumberingAfterBreak="0">
+    <w:nsid w:val="705D711F"/>
     <w:multiLevelType w:val="multilevel"/>
-    <w:tmpl w:val="8798693E"/>
+    <w:tmpl w:val="09C65D2E"/>
     <w:lvl w:ilvl="0">
       <w:start w:val="1"/>
       <w:numFmt w:val="bullet"/>
@@ -40007,8 +45631,979 @@
       </w:rPr>
     </w:lvl>
   </w:abstractNum>
+  <w:abstractNum w:abstractNumId="40" w15:restartNumberingAfterBreak="0">
+    <w:nsid w:val="710E6333"/>
+    <w:multiLevelType w:val="multilevel"/>
+    <w:tmpl w:val="EC504B20"/>
+    <w:lvl w:ilvl="0">
+      <w:start w:val="1"/>
+      <w:numFmt w:val="bullet"/>
+      <w:lvlText w:val=""/>
+      <w:lvlJc w:val="left"/>
+      <w:pPr>
+        <w:tabs>
+          <w:tab w:val="num" w:pos="720"/>
+        </w:tabs>
+        <w:ind w:left="720" w:hanging="360"/>
+      </w:pPr>
+      <w:rPr>
+        <w:rFonts w:ascii="Symbol" w:hAnsi="Symbol" w:hint="default"/>
+        <w:sz w:val="20"/>
+      </w:rPr>
+    </w:lvl>
+    <w:lvl w:ilvl="1" w:tentative="1">
+      <w:start w:val="1"/>
+      <w:numFmt w:val="bullet"/>
+      <w:lvlText w:val="o"/>
+      <w:lvlJc w:val="left"/>
+      <w:pPr>
+        <w:tabs>
+          <w:tab w:val="num" w:pos="1440"/>
+        </w:tabs>
+        <w:ind w:left="1440" w:hanging="360"/>
+      </w:pPr>
+      <w:rPr>
+        <w:rFonts w:ascii="Courier New" w:hAnsi="Courier New" w:hint="default"/>
+        <w:sz w:val="20"/>
+      </w:rPr>
+    </w:lvl>
+    <w:lvl w:ilvl="2" w:tentative="1">
+      <w:start w:val="1"/>
+      <w:numFmt w:val="bullet"/>
+      <w:lvlText w:val=""/>
+      <w:lvlJc w:val="left"/>
+      <w:pPr>
+        <w:tabs>
+          <w:tab w:val="num" w:pos="2160"/>
+        </w:tabs>
+        <w:ind w:left="2160" w:hanging="360"/>
+      </w:pPr>
+      <w:rPr>
+        <w:rFonts w:ascii="Wingdings" w:hAnsi="Wingdings" w:hint="default"/>
+        <w:sz w:val="20"/>
+      </w:rPr>
+    </w:lvl>
+    <w:lvl w:ilvl="3" w:tentative="1">
+      <w:start w:val="1"/>
+      <w:numFmt w:val="bullet"/>
+      <w:lvlText w:val=""/>
+      <w:lvlJc w:val="left"/>
+      <w:pPr>
+        <w:tabs>
+          <w:tab w:val="num" w:pos="2880"/>
+        </w:tabs>
+        <w:ind w:left="2880" w:hanging="360"/>
+      </w:pPr>
+      <w:rPr>
+        <w:rFonts w:ascii="Wingdings" w:hAnsi="Wingdings" w:hint="default"/>
+        <w:sz w:val="20"/>
+      </w:rPr>
+    </w:lvl>
+    <w:lvl w:ilvl="4" w:tentative="1">
+      <w:start w:val="1"/>
+      <w:numFmt w:val="bullet"/>
+      <w:lvlText w:val=""/>
+      <w:lvlJc w:val="left"/>
+      <w:pPr>
+        <w:tabs>
+          <w:tab w:val="num" w:pos="3600"/>
+        </w:tabs>
+        <w:ind w:left="3600" w:hanging="360"/>
+      </w:pPr>
+      <w:rPr>
+        <w:rFonts w:ascii="Wingdings" w:hAnsi="Wingdings" w:hint="default"/>
+        <w:sz w:val="20"/>
+      </w:rPr>
+    </w:lvl>
+    <w:lvl w:ilvl="5" w:tentative="1">
+      <w:start w:val="1"/>
+      <w:numFmt w:val="bullet"/>
+      <w:lvlText w:val=""/>
+      <w:lvlJc w:val="left"/>
+      <w:pPr>
+        <w:tabs>
+          <w:tab w:val="num" w:pos="4320"/>
+        </w:tabs>
+        <w:ind w:left="4320" w:hanging="360"/>
+      </w:pPr>
+      <w:rPr>
+        <w:rFonts w:ascii="Wingdings" w:hAnsi="Wingdings" w:hint="default"/>
+        <w:sz w:val="20"/>
+      </w:rPr>
+    </w:lvl>
+    <w:lvl w:ilvl="6" w:tentative="1">
+      <w:start w:val="1"/>
+      <w:numFmt w:val="bullet"/>
+      <w:lvlText w:val=""/>
+      <w:lvlJc w:val="left"/>
+      <w:pPr>
+        <w:tabs>
+          <w:tab w:val="num" w:pos="5040"/>
+        </w:tabs>
+        <w:ind w:left="5040" w:hanging="360"/>
+      </w:pPr>
+      <w:rPr>
+        <w:rFonts w:ascii="Wingdings" w:hAnsi="Wingdings" w:hint="default"/>
+        <w:sz w:val="20"/>
+      </w:rPr>
+    </w:lvl>
+    <w:lvl w:ilvl="7" w:tentative="1">
+      <w:start w:val="1"/>
+      <w:numFmt w:val="bullet"/>
+      <w:lvlText w:val=""/>
+      <w:lvlJc w:val="left"/>
+      <w:pPr>
+        <w:tabs>
+          <w:tab w:val="num" w:pos="5760"/>
+        </w:tabs>
+        <w:ind w:left="5760" w:hanging="360"/>
+      </w:pPr>
+      <w:rPr>
+        <w:rFonts w:ascii="Wingdings" w:hAnsi="Wingdings" w:hint="default"/>
+        <w:sz w:val="20"/>
+      </w:rPr>
+    </w:lvl>
+    <w:lvl w:ilvl="8" w:tentative="1">
+      <w:start w:val="1"/>
+      <w:numFmt w:val="bullet"/>
+      <w:lvlText w:val=""/>
+      <w:lvlJc w:val="left"/>
+      <w:pPr>
+        <w:tabs>
+          <w:tab w:val="num" w:pos="6480"/>
+        </w:tabs>
+        <w:ind w:left="6480" w:hanging="360"/>
+      </w:pPr>
+      <w:rPr>
+        <w:rFonts w:ascii="Wingdings" w:hAnsi="Wingdings" w:hint="default"/>
+        <w:sz w:val="20"/>
+      </w:rPr>
+    </w:lvl>
+  </w:abstractNum>
+  <w:abstractNum w:abstractNumId="41" w15:restartNumberingAfterBreak="0">
+    <w:nsid w:val="718C479E"/>
+    <w:multiLevelType w:val="multilevel"/>
+    <w:tmpl w:val="6810CB02"/>
+    <w:lvl w:ilvl="0">
+      <w:start w:val="1"/>
+      <w:numFmt w:val="decimal"/>
+      <w:lvlText w:val="%1."/>
+      <w:lvlJc w:val="left"/>
+      <w:pPr>
+        <w:tabs>
+          <w:tab w:val="num" w:pos="720"/>
+        </w:tabs>
+        <w:ind w:left="720" w:hanging="360"/>
+      </w:pPr>
+    </w:lvl>
+    <w:lvl w:ilvl="1" w:tentative="1">
+      <w:start w:val="1"/>
+      <w:numFmt w:val="decimal"/>
+      <w:lvlText w:val="%2."/>
+      <w:lvlJc w:val="left"/>
+      <w:pPr>
+        <w:tabs>
+          <w:tab w:val="num" w:pos="1440"/>
+        </w:tabs>
+        <w:ind w:left="1440" w:hanging="360"/>
+      </w:pPr>
+    </w:lvl>
+    <w:lvl w:ilvl="2" w:tentative="1">
+      <w:start w:val="1"/>
+      <w:numFmt w:val="decimal"/>
+      <w:lvlText w:val="%3."/>
+      <w:lvlJc w:val="left"/>
+      <w:pPr>
+        <w:tabs>
+          <w:tab w:val="num" w:pos="2160"/>
+        </w:tabs>
+        <w:ind w:left="2160" w:hanging="360"/>
+      </w:pPr>
+    </w:lvl>
+    <w:lvl w:ilvl="3" w:tentative="1">
+      <w:start w:val="1"/>
+      <w:numFmt w:val="decimal"/>
+      <w:lvlText w:val="%4."/>
+      <w:lvlJc w:val="left"/>
+      <w:pPr>
+        <w:tabs>
+          <w:tab w:val="num" w:pos="2880"/>
+        </w:tabs>
+        <w:ind w:left="2880" w:hanging="360"/>
+      </w:pPr>
+    </w:lvl>
+    <w:lvl w:ilvl="4" w:tentative="1">
+      <w:start w:val="1"/>
+      <w:numFmt w:val="decimal"/>
+      <w:lvlText w:val="%5."/>
+      <w:lvlJc w:val="left"/>
+      <w:pPr>
+        <w:tabs>
+          <w:tab w:val="num" w:pos="3600"/>
+        </w:tabs>
+        <w:ind w:left="3600" w:hanging="360"/>
+      </w:pPr>
+    </w:lvl>
+    <w:lvl w:ilvl="5" w:tentative="1">
+      <w:start w:val="1"/>
+      <w:numFmt w:val="decimal"/>
+      <w:lvlText w:val="%6."/>
+      <w:lvlJc w:val="left"/>
+      <w:pPr>
+        <w:tabs>
+          <w:tab w:val="num" w:pos="4320"/>
+        </w:tabs>
+        <w:ind w:left="4320" w:hanging="360"/>
+      </w:pPr>
+    </w:lvl>
+    <w:lvl w:ilvl="6" w:tentative="1">
+      <w:start w:val="1"/>
+      <w:numFmt w:val="decimal"/>
+      <w:lvlText w:val="%7."/>
+      <w:lvlJc w:val="left"/>
+      <w:pPr>
+        <w:tabs>
+          <w:tab w:val="num" w:pos="5040"/>
+        </w:tabs>
+        <w:ind w:left="5040" w:hanging="360"/>
+      </w:pPr>
+    </w:lvl>
+    <w:lvl w:ilvl="7" w:tentative="1">
+      <w:start w:val="1"/>
+      <w:numFmt w:val="decimal"/>
+      <w:lvlText w:val="%8."/>
+      <w:lvlJc w:val="left"/>
+      <w:pPr>
+        <w:tabs>
+          <w:tab w:val="num" w:pos="5760"/>
+        </w:tabs>
+        <w:ind w:left="5760" w:hanging="360"/>
+      </w:pPr>
+    </w:lvl>
+    <w:lvl w:ilvl="8" w:tentative="1">
+      <w:start w:val="1"/>
+      <w:numFmt w:val="decimal"/>
+      <w:lvlText w:val="%9."/>
+      <w:lvlJc w:val="left"/>
+      <w:pPr>
+        <w:tabs>
+          <w:tab w:val="num" w:pos="6480"/>
+        </w:tabs>
+        <w:ind w:left="6480" w:hanging="360"/>
+      </w:pPr>
+    </w:lvl>
+  </w:abstractNum>
+  <w:abstractNum w:abstractNumId="42" w15:restartNumberingAfterBreak="0">
+    <w:nsid w:val="769A4344"/>
+    <w:multiLevelType w:val="multilevel"/>
+    <w:tmpl w:val="B6D20A9E"/>
+    <w:lvl w:ilvl="0">
+      <w:start w:val="1"/>
+      <w:numFmt w:val="decimal"/>
+      <w:lvlText w:val="%1."/>
+      <w:lvlJc w:val="left"/>
+      <w:pPr>
+        <w:tabs>
+          <w:tab w:val="num" w:pos="720"/>
+        </w:tabs>
+        <w:ind w:left="720" w:hanging="360"/>
+      </w:pPr>
+    </w:lvl>
+    <w:lvl w:ilvl="1" w:tentative="1">
+      <w:start w:val="1"/>
+      <w:numFmt w:val="decimal"/>
+      <w:lvlText w:val="%2."/>
+      <w:lvlJc w:val="left"/>
+      <w:pPr>
+        <w:tabs>
+          <w:tab w:val="num" w:pos="1440"/>
+        </w:tabs>
+        <w:ind w:left="1440" w:hanging="360"/>
+      </w:pPr>
+    </w:lvl>
+    <w:lvl w:ilvl="2" w:tentative="1">
+      <w:start w:val="1"/>
+      <w:numFmt w:val="decimal"/>
+      <w:lvlText w:val="%3."/>
+      <w:lvlJc w:val="left"/>
+      <w:pPr>
+        <w:tabs>
+          <w:tab w:val="num" w:pos="2160"/>
+        </w:tabs>
+        <w:ind w:left="2160" w:hanging="360"/>
+      </w:pPr>
+    </w:lvl>
+    <w:lvl w:ilvl="3" w:tentative="1">
+      <w:start w:val="1"/>
+      <w:numFmt w:val="decimal"/>
+      <w:lvlText w:val="%4."/>
+      <w:lvlJc w:val="left"/>
+      <w:pPr>
+        <w:tabs>
+          <w:tab w:val="num" w:pos="2880"/>
+        </w:tabs>
+        <w:ind w:left="2880" w:hanging="360"/>
+      </w:pPr>
+    </w:lvl>
+    <w:lvl w:ilvl="4" w:tentative="1">
+      <w:start w:val="1"/>
+      <w:numFmt w:val="decimal"/>
+      <w:lvlText w:val="%5."/>
+      <w:lvlJc w:val="left"/>
+      <w:pPr>
+        <w:tabs>
+          <w:tab w:val="num" w:pos="3600"/>
+        </w:tabs>
+        <w:ind w:left="3600" w:hanging="360"/>
+      </w:pPr>
+    </w:lvl>
+    <w:lvl w:ilvl="5" w:tentative="1">
+      <w:start w:val="1"/>
+      <w:numFmt w:val="decimal"/>
+      <w:lvlText w:val="%6."/>
+      <w:lvlJc w:val="left"/>
+      <w:pPr>
+        <w:tabs>
+          <w:tab w:val="num" w:pos="4320"/>
+        </w:tabs>
+        <w:ind w:left="4320" w:hanging="360"/>
+      </w:pPr>
+    </w:lvl>
+    <w:lvl w:ilvl="6" w:tentative="1">
+      <w:start w:val="1"/>
+      <w:numFmt w:val="decimal"/>
+      <w:lvlText w:val="%7."/>
+      <w:lvlJc w:val="left"/>
+      <w:pPr>
+        <w:tabs>
+          <w:tab w:val="num" w:pos="5040"/>
+        </w:tabs>
+        <w:ind w:left="5040" w:hanging="360"/>
+      </w:pPr>
+    </w:lvl>
+    <w:lvl w:ilvl="7" w:tentative="1">
+      <w:start w:val="1"/>
+      <w:numFmt w:val="decimal"/>
+      <w:lvlText w:val="%8."/>
+      <w:lvlJc w:val="left"/>
+      <w:pPr>
+        <w:tabs>
+          <w:tab w:val="num" w:pos="5760"/>
+        </w:tabs>
+        <w:ind w:left="5760" w:hanging="360"/>
+      </w:pPr>
+    </w:lvl>
+    <w:lvl w:ilvl="8" w:tentative="1">
+      <w:start w:val="1"/>
+      <w:numFmt w:val="decimal"/>
+      <w:lvlText w:val="%9."/>
+      <w:lvlJc w:val="left"/>
+      <w:pPr>
+        <w:tabs>
+          <w:tab w:val="num" w:pos="6480"/>
+        </w:tabs>
+        <w:ind w:left="6480" w:hanging="360"/>
+      </w:pPr>
+    </w:lvl>
+  </w:abstractNum>
+  <w:abstractNum w:abstractNumId="43" w15:restartNumberingAfterBreak="0">
+    <w:nsid w:val="7B3D1850"/>
+    <w:multiLevelType w:val="multilevel"/>
+    <w:tmpl w:val="E752B68C"/>
+    <w:lvl w:ilvl="0">
+      <w:start w:val="1"/>
+      <w:numFmt w:val="bullet"/>
+      <w:lvlText w:val=""/>
+      <w:lvlJc w:val="left"/>
+      <w:pPr>
+        <w:tabs>
+          <w:tab w:val="num" w:pos="720"/>
+        </w:tabs>
+        <w:ind w:left="720" w:hanging="360"/>
+      </w:pPr>
+      <w:rPr>
+        <w:rFonts w:ascii="Symbol" w:hAnsi="Symbol" w:hint="default"/>
+        <w:sz w:val="20"/>
+      </w:rPr>
+    </w:lvl>
+    <w:lvl w:ilvl="1" w:tentative="1">
+      <w:start w:val="1"/>
+      <w:numFmt w:val="bullet"/>
+      <w:lvlText w:val="o"/>
+      <w:lvlJc w:val="left"/>
+      <w:pPr>
+        <w:tabs>
+          <w:tab w:val="num" w:pos="1440"/>
+        </w:tabs>
+        <w:ind w:left="1440" w:hanging="360"/>
+      </w:pPr>
+      <w:rPr>
+        <w:rFonts w:ascii="Courier New" w:hAnsi="Courier New" w:hint="default"/>
+        <w:sz w:val="20"/>
+      </w:rPr>
+    </w:lvl>
+    <w:lvl w:ilvl="2" w:tentative="1">
+      <w:start w:val="1"/>
+      <w:numFmt w:val="bullet"/>
+      <w:lvlText w:val=""/>
+      <w:lvlJc w:val="left"/>
+      <w:pPr>
+        <w:tabs>
+          <w:tab w:val="num" w:pos="2160"/>
+        </w:tabs>
+        <w:ind w:left="2160" w:hanging="360"/>
+      </w:pPr>
+      <w:rPr>
+        <w:rFonts w:ascii="Wingdings" w:hAnsi="Wingdings" w:hint="default"/>
+        <w:sz w:val="20"/>
+      </w:rPr>
+    </w:lvl>
+    <w:lvl w:ilvl="3" w:tentative="1">
+      <w:start w:val="1"/>
+      <w:numFmt w:val="bullet"/>
+      <w:lvlText w:val=""/>
+      <w:lvlJc w:val="left"/>
+      <w:pPr>
+        <w:tabs>
+          <w:tab w:val="num" w:pos="2880"/>
+        </w:tabs>
+        <w:ind w:left="2880" w:hanging="360"/>
+      </w:pPr>
+      <w:rPr>
+        <w:rFonts w:ascii="Wingdings" w:hAnsi="Wingdings" w:hint="default"/>
+        <w:sz w:val="20"/>
+      </w:rPr>
+    </w:lvl>
+    <w:lvl w:ilvl="4" w:tentative="1">
+      <w:start w:val="1"/>
+      <w:numFmt w:val="bullet"/>
+      <w:lvlText w:val=""/>
+      <w:lvlJc w:val="left"/>
+      <w:pPr>
+        <w:tabs>
+          <w:tab w:val="num" w:pos="3600"/>
+        </w:tabs>
+        <w:ind w:left="3600" w:hanging="360"/>
+      </w:pPr>
+      <w:rPr>
+        <w:rFonts w:ascii="Wingdings" w:hAnsi="Wingdings" w:hint="default"/>
+        <w:sz w:val="20"/>
+      </w:rPr>
+    </w:lvl>
+    <w:lvl w:ilvl="5" w:tentative="1">
+      <w:start w:val="1"/>
+      <w:numFmt w:val="bullet"/>
+      <w:lvlText w:val=""/>
+      <w:lvlJc w:val="left"/>
+      <w:pPr>
+        <w:tabs>
+          <w:tab w:val="num" w:pos="4320"/>
+        </w:tabs>
+        <w:ind w:left="4320" w:hanging="360"/>
+      </w:pPr>
+      <w:rPr>
+        <w:rFonts w:ascii="Wingdings" w:hAnsi="Wingdings" w:hint="default"/>
+        <w:sz w:val="20"/>
+      </w:rPr>
+    </w:lvl>
+    <w:lvl w:ilvl="6" w:tentative="1">
+      <w:start w:val="1"/>
+      <w:numFmt w:val="bullet"/>
+      <w:lvlText w:val=""/>
+      <w:lvlJc w:val="left"/>
+      <w:pPr>
+        <w:tabs>
+          <w:tab w:val="num" w:pos="5040"/>
+        </w:tabs>
+        <w:ind w:left="5040" w:hanging="360"/>
+      </w:pPr>
+      <w:rPr>
+        <w:rFonts w:ascii="Wingdings" w:hAnsi="Wingdings" w:hint="default"/>
+        <w:sz w:val="20"/>
+      </w:rPr>
+    </w:lvl>
+    <w:lvl w:ilvl="7" w:tentative="1">
+      <w:start w:val="1"/>
+      <w:numFmt w:val="bullet"/>
+      <w:lvlText w:val=""/>
+      <w:lvlJc w:val="left"/>
+      <w:pPr>
+        <w:tabs>
+          <w:tab w:val="num" w:pos="5760"/>
+        </w:tabs>
+        <w:ind w:left="5760" w:hanging="360"/>
+      </w:pPr>
+      <w:rPr>
+        <w:rFonts w:ascii="Wingdings" w:hAnsi="Wingdings" w:hint="default"/>
+        <w:sz w:val="20"/>
+      </w:rPr>
+    </w:lvl>
+    <w:lvl w:ilvl="8" w:tentative="1">
+      <w:start w:val="1"/>
+      <w:numFmt w:val="bullet"/>
+      <w:lvlText w:val=""/>
+      <w:lvlJc w:val="left"/>
+      <w:pPr>
+        <w:tabs>
+          <w:tab w:val="num" w:pos="6480"/>
+        </w:tabs>
+        <w:ind w:left="6480" w:hanging="360"/>
+      </w:pPr>
+      <w:rPr>
+        <w:rFonts w:ascii="Wingdings" w:hAnsi="Wingdings" w:hint="default"/>
+        <w:sz w:val="20"/>
+      </w:rPr>
+    </w:lvl>
+  </w:abstractNum>
+  <w:abstractNum w:abstractNumId="44" w15:restartNumberingAfterBreak="0">
+    <w:nsid w:val="7BD029E6"/>
+    <w:multiLevelType w:val="multilevel"/>
+    <w:tmpl w:val="46186036"/>
+    <w:lvl w:ilvl="0">
+      <w:start w:val="1"/>
+      <w:numFmt w:val="bullet"/>
+      <w:lvlText w:val=""/>
+      <w:lvlJc w:val="left"/>
+      <w:pPr>
+        <w:tabs>
+          <w:tab w:val="num" w:pos="720"/>
+        </w:tabs>
+        <w:ind w:left="720" w:hanging="360"/>
+      </w:pPr>
+      <w:rPr>
+        <w:rFonts w:ascii="Symbol" w:hAnsi="Symbol" w:hint="default"/>
+        <w:sz w:val="20"/>
+      </w:rPr>
+    </w:lvl>
+    <w:lvl w:ilvl="1" w:tentative="1">
+      <w:start w:val="1"/>
+      <w:numFmt w:val="bullet"/>
+      <w:lvlText w:val="o"/>
+      <w:lvlJc w:val="left"/>
+      <w:pPr>
+        <w:tabs>
+          <w:tab w:val="num" w:pos="1440"/>
+        </w:tabs>
+        <w:ind w:left="1440" w:hanging="360"/>
+      </w:pPr>
+      <w:rPr>
+        <w:rFonts w:ascii="Courier New" w:hAnsi="Courier New" w:hint="default"/>
+        <w:sz w:val="20"/>
+      </w:rPr>
+    </w:lvl>
+    <w:lvl w:ilvl="2" w:tentative="1">
+      <w:start w:val="1"/>
+      <w:numFmt w:val="bullet"/>
+      <w:lvlText w:val=""/>
+      <w:lvlJc w:val="left"/>
+      <w:pPr>
+        <w:tabs>
+          <w:tab w:val="num" w:pos="2160"/>
+        </w:tabs>
+        <w:ind w:left="2160" w:hanging="360"/>
+      </w:pPr>
+      <w:rPr>
+        <w:rFonts w:ascii="Wingdings" w:hAnsi="Wingdings" w:hint="default"/>
+        <w:sz w:val="20"/>
+      </w:rPr>
+    </w:lvl>
+    <w:lvl w:ilvl="3" w:tentative="1">
+      <w:start w:val="1"/>
+      <w:numFmt w:val="bullet"/>
+      <w:lvlText w:val=""/>
+      <w:lvlJc w:val="left"/>
+      <w:pPr>
+        <w:tabs>
+          <w:tab w:val="num" w:pos="2880"/>
+        </w:tabs>
+        <w:ind w:left="2880" w:hanging="360"/>
+      </w:pPr>
+      <w:rPr>
+        <w:rFonts w:ascii="Wingdings" w:hAnsi="Wingdings" w:hint="default"/>
+        <w:sz w:val="20"/>
+      </w:rPr>
+    </w:lvl>
+    <w:lvl w:ilvl="4" w:tentative="1">
+      <w:start w:val="1"/>
+      <w:numFmt w:val="bullet"/>
+      <w:lvlText w:val=""/>
+      <w:lvlJc w:val="left"/>
+      <w:pPr>
+        <w:tabs>
+          <w:tab w:val="num" w:pos="3600"/>
+        </w:tabs>
+        <w:ind w:left="3600" w:hanging="360"/>
+      </w:pPr>
+      <w:rPr>
+        <w:rFonts w:ascii="Wingdings" w:hAnsi="Wingdings" w:hint="default"/>
+        <w:sz w:val="20"/>
+      </w:rPr>
+    </w:lvl>
+    <w:lvl w:ilvl="5" w:tentative="1">
+      <w:start w:val="1"/>
+      <w:numFmt w:val="bullet"/>
+      <w:lvlText w:val=""/>
+      <w:lvlJc w:val="left"/>
+      <w:pPr>
+        <w:tabs>
+          <w:tab w:val="num" w:pos="4320"/>
+        </w:tabs>
+        <w:ind w:left="4320" w:hanging="360"/>
+      </w:pPr>
+      <w:rPr>
+        <w:rFonts w:ascii="Wingdings" w:hAnsi="Wingdings" w:hint="default"/>
+        <w:sz w:val="20"/>
+      </w:rPr>
+    </w:lvl>
+    <w:lvl w:ilvl="6" w:tentative="1">
+      <w:start w:val="1"/>
+      <w:numFmt w:val="bullet"/>
+      <w:lvlText w:val=""/>
+      <w:lvlJc w:val="left"/>
+      <w:pPr>
+        <w:tabs>
+          <w:tab w:val="num" w:pos="5040"/>
+        </w:tabs>
+        <w:ind w:left="5040" w:hanging="360"/>
+      </w:pPr>
+      <w:rPr>
+        <w:rFonts w:ascii="Wingdings" w:hAnsi="Wingdings" w:hint="default"/>
+        <w:sz w:val="20"/>
+      </w:rPr>
+    </w:lvl>
+    <w:lvl w:ilvl="7" w:tentative="1">
+      <w:start w:val="1"/>
+      <w:numFmt w:val="bullet"/>
+      <w:lvlText w:val=""/>
+      <w:lvlJc w:val="left"/>
+      <w:pPr>
+        <w:tabs>
+          <w:tab w:val="num" w:pos="5760"/>
+        </w:tabs>
+        <w:ind w:left="5760" w:hanging="360"/>
+      </w:pPr>
+      <w:rPr>
+        <w:rFonts w:ascii="Wingdings" w:hAnsi="Wingdings" w:hint="default"/>
+        <w:sz w:val="20"/>
+      </w:rPr>
+    </w:lvl>
+    <w:lvl w:ilvl="8" w:tentative="1">
+      <w:start w:val="1"/>
+      <w:numFmt w:val="bullet"/>
+      <w:lvlText w:val=""/>
+      <w:lvlJc w:val="left"/>
+      <w:pPr>
+        <w:tabs>
+          <w:tab w:val="num" w:pos="6480"/>
+        </w:tabs>
+        <w:ind w:left="6480" w:hanging="360"/>
+      </w:pPr>
+      <w:rPr>
+        <w:rFonts w:ascii="Wingdings" w:hAnsi="Wingdings" w:hint="default"/>
+        <w:sz w:val="20"/>
+      </w:rPr>
+    </w:lvl>
+  </w:abstractNum>
+  <w:abstractNum w:abstractNumId="45" w15:restartNumberingAfterBreak="0">
+    <w:nsid w:val="7D7B3C3E"/>
+    <w:multiLevelType w:val="multilevel"/>
+    <w:tmpl w:val="8798693E"/>
+    <w:lvl w:ilvl="0">
+      <w:start w:val="1"/>
+      <w:numFmt w:val="bullet"/>
+      <w:lvlText w:val=""/>
+      <w:lvlJc w:val="left"/>
+      <w:pPr>
+        <w:tabs>
+          <w:tab w:val="num" w:pos="720"/>
+        </w:tabs>
+        <w:ind w:left="720" w:hanging="360"/>
+      </w:pPr>
+      <w:rPr>
+        <w:rFonts w:ascii="Symbol" w:hAnsi="Symbol" w:hint="default"/>
+        <w:sz w:val="20"/>
+      </w:rPr>
+    </w:lvl>
+    <w:lvl w:ilvl="1" w:tentative="1">
+      <w:start w:val="1"/>
+      <w:numFmt w:val="bullet"/>
+      <w:lvlText w:val="o"/>
+      <w:lvlJc w:val="left"/>
+      <w:pPr>
+        <w:tabs>
+          <w:tab w:val="num" w:pos="1440"/>
+        </w:tabs>
+        <w:ind w:left="1440" w:hanging="360"/>
+      </w:pPr>
+      <w:rPr>
+        <w:rFonts w:ascii="Courier New" w:hAnsi="Courier New" w:hint="default"/>
+        <w:sz w:val="20"/>
+      </w:rPr>
+    </w:lvl>
+    <w:lvl w:ilvl="2" w:tentative="1">
+      <w:start w:val="1"/>
+      <w:numFmt w:val="bullet"/>
+      <w:lvlText w:val=""/>
+      <w:lvlJc w:val="left"/>
+      <w:pPr>
+        <w:tabs>
+          <w:tab w:val="num" w:pos="2160"/>
+        </w:tabs>
+        <w:ind w:left="2160" w:hanging="360"/>
+      </w:pPr>
+      <w:rPr>
+        <w:rFonts w:ascii="Wingdings" w:hAnsi="Wingdings" w:hint="default"/>
+        <w:sz w:val="20"/>
+      </w:rPr>
+    </w:lvl>
+    <w:lvl w:ilvl="3" w:tentative="1">
+      <w:start w:val="1"/>
+      <w:numFmt w:val="bullet"/>
+      <w:lvlText w:val=""/>
+      <w:lvlJc w:val="left"/>
+      <w:pPr>
+        <w:tabs>
+          <w:tab w:val="num" w:pos="2880"/>
+        </w:tabs>
+        <w:ind w:left="2880" w:hanging="360"/>
+      </w:pPr>
+      <w:rPr>
+        <w:rFonts w:ascii="Wingdings" w:hAnsi="Wingdings" w:hint="default"/>
+        <w:sz w:val="20"/>
+      </w:rPr>
+    </w:lvl>
+    <w:lvl w:ilvl="4" w:tentative="1">
+      <w:start w:val="1"/>
+      <w:numFmt w:val="bullet"/>
+      <w:lvlText w:val=""/>
+      <w:lvlJc w:val="left"/>
+      <w:pPr>
+        <w:tabs>
+          <w:tab w:val="num" w:pos="3600"/>
+        </w:tabs>
+        <w:ind w:left="3600" w:hanging="360"/>
+      </w:pPr>
+      <w:rPr>
+        <w:rFonts w:ascii="Wingdings" w:hAnsi="Wingdings" w:hint="default"/>
+        <w:sz w:val="20"/>
+      </w:rPr>
+    </w:lvl>
+    <w:lvl w:ilvl="5" w:tentative="1">
+      <w:start w:val="1"/>
+      <w:numFmt w:val="bullet"/>
+      <w:lvlText w:val=""/>
+      <w:lvlJc w:val="left"/>
+      <w:pPr>
+        <w:tabs>
+          <w:tab w:val="num" w:pos="4320"/>
+        </w:tabs>
+        <w:ind w:left="4320" w:hanging="360"/>
+      </w:pPr>
+      <w:rPr>
+        <w:rFonts w:ascii="Wingdings" w:hAnsi="Wingdings" w:hint="default"/>
+        <w:sz w:val="20"/>
+      </w:rPr>
+    </w:lvl>
+    <w:lvl w:ilvl="6" w:tentative="1">
+      <w:start w:val="1"/>
+      <w:numFmt w:val="bullet"/>
+      <w:lvlText w:val=""/>
+      <w:lvlJc w:val="left"/>
+      <w:pPr>
+        <w:tabs>
+          <w:tab w:val="num" w:pos="5040"/>
+        </w:tabs>
+        <w:ind w:left="5040" w:hanging="360"/>
+      </w:pPr>
+      <w:rPr>
+        <w:rFonts w:ascii="Wingdings" w:hAnsi="Wingdings" w:hint="default"/>
+        <w:sz w:val="20"/>
+      </w:rPr>
+    </w:lvl>
+    <w:lvl w:ilvl="7" w:tentative="1">
+      <w:start w:val="1"/>
+      <w:numFmt w:val="bullet"/>
+      <w:lvlText w:val=""/>
+      <w:lvlJc w:val="left"/>
+      <w:pPr>
+        <w:tabs>
+          <w:tab w:val="num" w:pos="5760"/>
+        </w:tabs>
+        <w:ind w:left="5760" w:hanging="360"/>
+      </w:pPr>
+      <w:rPr>
+        <w:rFonts w:ascii="Wingdings" w:hAnsi="Wingdings" w:hint="default"/>
+        <w:sz w:val="20"/>
+      </w:rPr>
+    </w:lvl>
+    <w:lvl w:ilvl="8" w:tentative="1">
+      <w:start w:val="1"/>
+      <w:numFmt w:val="bullet"/>
+      <w:lvlText w:val=""/>
+      <w:lvlJc w:val="left"/>
+      <w:pPr>
+        <w:tabs>
+          <w:tab w:val="num" w:pos="6480"/>
+        </w:tabs>
+        <w:ind w:left="6480" w:hanging="360"/>
+      </w:pPr>
+      <w:rPr>
+        <w:rFonts w:ascii="Wingdings" w:hAnsi="Wingdings" w:hint="default"/>
+        <w:sz w:val="20"/>
+      </w:rPr>
+    </w:lvl>
+  </w:abstractNum>
+  <w:abstractNum w:abstractNumId="46" w15:restartNumberingAfterBreak="0">
+    <w:nsid w:val="7DF44CE2"/>
+    <w:multiLevelType w:val="multilevel"/>
+    <w:tmpl w:val="687491E2"/>
+    <w:lvl w:ilvl="0">
+      <w:start w:val="1"/>
+      <w:numFmt w:val="bullet"/>
+      <w:lvlText w:val=""/>
+      <w:lvlJc w:val="left"/>
+      <w:pPr>
+        <w:tabs>
+          <w:tab w:val="num" w:pos="720"/>
+        </w:tabs>
+        <w:ind w:left="720" w:hanging="360"/>
+      </w:pPr>
+      <w:rPr>
+        <w:rFonts w:ascii="Symbol" w:hAnsi="Symbol" w:hint="default"/>
+        <w:sz w:val="20"/>
+      </w:rPr>
+    </w:lvl>
+    <w:lvl w:ilvl="1" w:tentative="1">
+      <w:start w:val="1"/>
+      <w:numFmt w:val="bullet"/>
+      <w:lvlText w:val="o"/>
+      <w:lvlJc w:val="left"/>
+      <w:pPr>
+        <w:tabs>
+          <w:tab w:val="num" w:pos="1440"/>
+        </w:tabs>
+        <w:ind w:left="1440" w:hanging="360"/>
+      </w:pPr>
+      <w:rPr>
+        <w:rFonts w:ascii="Courier New" w:hAnsi="Courier New" w:hint="default"/>
+        <w:sz w:val="20"/>
+      </w:rPr>
+    </w:lvl>
+    <w:lvl w:ilvl="2" w:tentative="1">
+      <w:start w:val="1"/>
+      <w:numFmt w:val="bullet"/>
+      <w:lvlText w:val=""/>
+      <w:lvlJc w:val="left"/>
+      <w:pPr>
+        <w:tabs>
+          <w:tab w:val="num" w:pos="2160"/>
+        </w:tabs>
+        <w:ind w:left="2160" w:hanging="360"/>
+      </w:pPr>
+      <w:rPr>
+        <w:rFonts w:ascii="Wingdings" w:hAnsi="Wingdings" w:hint="default"/>
+        <w:sz w:val="20"/>
+      </w:rPr>
+    </w:lvl>
+    <w:lvl w:ilvl="3" w:tentative="1">
+      <w:start w:val="1"/>
+      <w:numFmt w:val="bullet"/>
+      <w:lvlText w:val=""/>
+      <w:lvlJc w:val="left"/>
+      <w:pPr>
+        <w:tabs>
+          <w:tab w:val="num" w:pos="2880"/>
+        </w:tabs>
+        <w:ind w:left="2880" w:hanging="360"/>
+      </w:pPr>
+      <w:rPr>
+        <w:rFonts w:ascii="Wingdings" w:hAnsi="Wingdings" w:hint="default"/>
+        <w:sz w:val="20"/>
+      </w:rPr>
+    </w:lvl>
+    <w:lvl w:ilvl="4" w:tentative="1">
+      <w:start w:val="1"/>
+      <w:numFmt w:val="bullet"/>
+      <w:lvlText w:val=""/>
+      <w:lvlJc w:val="left"/>
+      <w:pPr>
+        <w:tabs>
+          <w:tab w:val="num" w:pos="3600"/>
+        </w:tabs>
+        <w:ind w:left="3600" w:hanging="360"/>
+      </w:pPr>
+      <w:rPr>
+        <w:rFonts w:ascii="Wingdings" w:hAnsi="Wingdings" w:hint="default"/>
+        <w:sz w:val="20"/>
+      </w:rPr>
+    </w:lvl>
+    <w:lvl w:ilvl="5" w:tentative="1">
+      <w:start w:val="1"/>
+      <w:numFmt w:val="bullet"/>
+      <w:lvlText w:val=""/>
+      <w:lvlJc w:val="left"/>
+      <w:pPr>
+        <w:tabs>
+          <w:tab w:val="num" w:pos="4320"/>
+        </w:tabs>
+        <w:ind w:left="4320" w:hanging="360"/>
+      </w:pPr>
+      <w:rPr>
+        <w:rFonts w:ascii="Wingdings" w:hAnsi="Wingdings" w:hint="default"/>
+        <w:sz w:val="20"/>
+      </w:rPr>
+    </w:lvl>
+    <w:lvl w:ilvl="6" w:tentative="1">
+      <w:start w:val="1"/>
+      <w:numFmt w:val="bullet"/>
+      <w:lvlText w:val=""/>
+      <w:lvlJc w:val="left"/>
+      <w:pPr>
+        <w:tabs>
+          <w:tab w:val="num" w:pos="5040"/>
+        </w:tabs>
+        <w:ind w:left="5040" w:hanging="360"/>
+      </w:pPr>
+      <w:rPr>
+        <w:rFonts w:ascii="Wingdings" w:hAnsi="Wingdings" w:hint="default"/>
+        <w:sz w:val="20"/>
+      </w:rPr>
+    </w:lvl>
+    <w:lvl w:ilvl="7" w:tentative="1">
+      <w:start w:val="1"/>
+      <w:numFmt w:val="bullet"/>
+      <w:lvlText w:val=""/>
+      <w:lvlJc w:val="left"/>
+      <w:pPr>
+        <w:tabs>
+          <w:tab w:val="num" w:pos="5760"/>
+        </w:tabs>
+        <w:ind w:left="5760" w:hanging="360"/>
+      </w:pPr>
+      <w:rPr>
+        <w:rFonts w:ascii="Wingdings" w:hAnsi="Wingdings" w:hint="default"/>
+        <w:sz w:val="20"/>
+      </w:rPr>
+    </w:lvl>
+    <w:lvl w:ilvl="8" w:tentative="1">
+      <w:start w:val="1"/>
+      <w:numFmt w:val="bullet"/>
+      <w:lvlText w:val=""/>
+      <w:lvlJc w:val="left"/>
+      <w:pPr>
+        <w:tabs>
+          <w:tab w:val="num" w:pos="6480"/>
+        </w:tabs>
+        <w:ind w:left="6480" w:hanging="360"/>
+      </w:pPr>
+      <w:rPr>
+        <w:rFonts w:ascii="Wingdings" w:hAnsi="Wingdings" w:hint="default"/>
+        <w:sz w:val="20"/>
+      </w:rPr>
+    </w:lvl>
+  </w:abstractNum>
   <w:num w:numId="1" w16cid:durableId="1688798316">
-    <w:abstractNumId w:val="19"/>
+    <w:abstractNumId w:val="20"/>
   </w:num>
   <w:num w:numId="2" w16cid:durableId="1059091954">
     <w:abstractNumId w:val="0"/>
@@ -40020,31 +46615,31 @@
     <w:abstractNumId w:val="7"/>
   </w:num>
   <w:num w:numId="5" w16cid:durableId="758255059">
-    <w:abstractNumId w:val="28"/>
+    <w:abstractNumId w:val="30"/>
   </w:num>
   <w:num w:numId="6" w16cid:durableId="1506552603">
     <w:abstractNumId w:val="6"/>
   </w:num>
   <w:num w:numId="7" w16cid:durableId="93018485">
-    <w:abstractNumId w:val="17"/>
+    <w:abstractNumId w:val="18"/>
   </w:num>
   <w:num w:numId="8" w16cid:durableId="1343705885">
-    <w:abstractNumId w:val="36"/>
+    <w:abstractNumId w:val="40"/>
   </w:num>
   <w:num w:numId="9" w16cid:durableId="2126342114">
-    <w:abstractNumId w:val="27"/>
+    <w:abstractNumId w:val="29"/>
   </w:num>
   <w:num w:numId="10" w16cid:durableId="261911642">
     <w:abstractNumId w:val="12"/>
   </w:num>
   <w:num w:numId="11" w16cid:durableId="498086177">
-    <w:abstractNumId w:val="34"/>
+    <w:abstractNumId w:val="37"/>
   </w:num>
   <w:num w:numId="12" w16cid:durableId="1655991002">
-    <w:abstractNumId w:val="40"/>
+    <w:abstractNumId w:val="45"/>
   </w:num>
   <w:num w:numId="13" w16cid:durableId="348918894">
-    <w:abstractNumId w:val="35"/>
+    <w:abstractNumId w:val="39"/>
   </w:num>
   <w:num w:numId="14" w16cid:durableId="1947499982">
     <w:abstractNumId w:val="5"/>
@@ -40056,61 +46651,61 @@
     <w:abstractNumId w:val="1"/>
   </w:num>
   <w:num w:numId="17" w16cid:durableId="1583292895">
-    <w:abstractNumId w:val="13"/>
+    <w:abstractNumId w:val="14"/>
   </w:num>
   <w:num w:numId="18" w16cid:durableId="342245662">
     <w:abstractNumId w:val="11"/>
   </w:num>
   <w:num w:numId="19" w16cid:durableId="1369601893">
-    <w:abstractNumId w:val="29"/>
+    <w:abstractNumId w:val="31"/>
   </w:num>
   <w:num w:numId="20" w16cid:durableId="113839467">
-    <w:abstractNumId w:val="15"/>
+    <w:abstractNumId w:val="16"/>
   </w:num>
   <w:num w:numId="21" w16cid:durableId="631790590">
-    <w:abstractNumId w:val="32"/>
+    <w:abstractNumId w:val="34"/>
   </w:num>
   <w:num w:numId="22" w16cid:durableId="1554535871">
-    <w:abstractNumId w:val="33"/>
+    <w:abstractNumId w:val="35"/>
   </w:num>
   <w:num w:numId="23" w16cid:durableId="737019685">
-    <w:abstractNumId w:val="26"/>
+    <w:abstractNumId w:val="28"/>
   </w:num>
   <w:num w:numId="24" w16cid:durableId="1973826547">
-    <w:abstractNumId w:val="22"/>
+    <w:abstractNumId w:val="24"/>
   </w:num>
   <w:num w:numId="25" w16cid:durableId="992610250">
-    <w:abstractNumId w:val="16"/>
+    <w:abstractNumId w:val="17"/>
   </w:num>
   <w:num w:numId="26" w16cid:durableId="1499223235">
     <w:abstractNumId w:val="9"/>
   </w:num>
   <w:num w:numId="27" w16cid:durableId="880824294">
-    <w:abstractNumId w:val="39"/>
+    <w:abstractNumId w:val="44"/>
   </w:num>
   <w:num w:numId="28" w16cid:durableId="1104806137">
-    <w:abstractNumId w:val="25"/>
+    <w:abstractNumId w:val="27"/>
   </w:num>
   <w:num w:numId="29" w16cid:durableId="133255289">
-    <w:abstractNumId w:val="24"/>
+    <w:abstractNumId w:val="26"/>
   </w:num>
   <w:num w:numId="30" w16cid:durableId="992949202">
-    <w:abstractNumId w:val="20"/>
+    <w:abstractNumId w:val="21"/>
   </w:num>
   <w:num w:numId="31" w16cid:durableId="1743019197">
     <w:abstractNumId w:val="10"/>
   </w:num>
   <w:num w:numId="32" w16cid:durableId="1909996480">
-    <w:abstractNumId w:val="30"/>
+    <w:abstractNumId w:val="32"/>
   </w:num>
   <w:num w:numId="33" w16cid:durableId="1367370007">
-    <w:abstractNumId w:val="37"/>
+    <w:abstractNumId w:val="41"/>
   </w:num>
   <w:num w:numId="34" w16cid:durableId="1684168392">
-    <w:abstractNumId w:val="38"/>
+    <w:abstractNumId w:val="42"/>
   </w:num>
   <w:num w:numId="35" w16cid:durableId="1440761267">
-    <w:abstractNumId w:val="14"/>
+    <w:abstractNumId w:val="15"/>
   </w:num>
   <w:num w:numId="36" w16cid:durableId="1120219605">
     <w:abstractNumId w:val="4"/>
@@ -40119,16 +46714,34 @@
     <w:abstractNumId w:val="2"/>
   </w:num>
   <w:num w:numId="38" w16cid:durableId="584458319">
-    <w:abstractNumId w:val="18"/>
+    <w:abstractNumId w:val="19"/>
   </w:num>
   <w:num w:numId="39" w16cid:durableId="47610169">
-    <w:abstractNumId w:val="31"/>
+    <w:abstractNumId w:val="33"/>
   </w:num>
   <w:num w:numId="40" w16cid:durableId="532308539">
-    <w:abstractNumId w:val="21"/>
+    <w:abstractNumId w:val="23"/>
   </w:num>
   <w:num w:numId="41" w16cid:durableId="108399781">
-    <w:abstractNumId w:val="23"/>
+    <w:abstractNumId w:val="25"/>
+  </w:num>
+  <w:num w:numId="42" w16cid:durableId="305008996">
+    <w:abstractNumId w:val="13"/>
+  </w:num>
+  <w:num w:numId="43" w16cid:durableId="145903288">
+    <w:abstractNumId w:val="22"/>
+  </w:num>
+  <w:num w:numId="44" w16cid:durableId="1694261232">
+    <w:abstractNumId w:val="43"/>
+  </w:num>
+  <w:num w:numId="45" w16cid:durableId="247689486">
+    <w:abstractNumId w:val="46"/>
+  </w:num>
+  <w:num w:numId="46" w16cid:durableId="490608360">
+    <w:abstractNumId w:val="36"/>
+  </w:num>
+  <w:num w:numId="47" w16cid:durableId="185754040">
+    <w:abstractNumId w:val="38"/>
   </w:num>
   <w:numIdMacAtCleanup w:val="38"/>
 </w:numbering>
